--- a/paper/jnca/submission/CRSHE_JNCA_manuscript.docx
+++ b/paper/jnca/submission/CRSHE_JNCA_manuscript.docx
@@ -49,7 +49,19 @@
         <w:t xml:space="preserve"> </w:t>
       </w:r>
       <w:r>
-        <w:t xml:space="preserve">IoT</w:t>
+        <w:t xml:space="preserve">Internet</w:t>
+      </w:r>
+      <w:r>
+        <w:t xml:space="preserve"> </w:t>
+      </w:r>
+      <w:r>
+        <w:t xml:space="preserve">of</w:t>
+      </w:r>
+      <w:r>
+        <w:t xml:space="preserve"> </w:t>
+      </w:r>
+      <w:r>
+        <w:t xml:space="preserve">Things</w:t>
       </w:r>
       <w:r>
         <w:t xml:space="preserve"> </w:t>
@@ -119,7 +131,7 @@
         <w:t xml:space="preserve">a</w:t>
       </w:r>
       <w:r>
-        <w:t xml:space="preserve">Department of Electrical and Computer Engineering, North South University, Dhaka, Bangladesh</w:t>
+        <w:t xml:space="preserve">Department of Electrical and Computer Engineering, North South University, Plot 15, Block B, Bashundhara R/A, Dhaka 1229, Bangladesh</w:t>
       </w:r>
     </w:p>
     <w:p>
@@ -194,13 +206,19 @@
         <w:t xml:space="preserve"> </w:t>
       </w:r>
       <w:r>
-        <w:t xml:space="preserve">tampering when all but one cloud collude. We propose CR-SHE, which combines</w:t>
-      </w:r>
-      <w:r>
-        <w:t xml:space="preserve"> </w:t>
-      </w:r>
-      <w:r>
-        <w:t xml:space="preserve">distributed point functions with BFV homomorphic encryption: each cloud</w:t>
+        <w:t xml:space="preserve">tampering by colluding clouds. We propose CR-SHE</w:t>
+      </w:r>
+      <w:r>
+        <w:t xml:space="preserve"> </w:t>
+      </w:r>
+      <w:r>
+        <w:t xml:space="preserve">(Collusion-Resilient Searchable Homomorphic Encryption), which combines</w:t>
+      </w:r>
+      <w:r>
+        <w:t xml:space="preserve"> </w:t>
+      </w:r>
+      <w:r>
+        <w:t xml:space="preserve">distributed point functions with lattice-based homomorphic encryption: each cloud</w:t>
       </w:r>
       <w:r>
         <w:t xml:space="preserve"> </w:t>
@@ -311,13 +329,13 @@
         <w:t xml:space="preserve"> </w:t>
       </w:r>
       <w:r>
-        <w:t xml:space="preserve">colluding clouds. On two real IoT datasets with 825,554</w:t>
-      </w:r>
-      <w:r>
-        <w:t xml:space="preserve"> </w:t>
-      </w:r>
-      <w:r>
-        <w:t xml:space="preserve">records, our OpenFHE implementation answers a verified range query in 0.68–1.19 s per cloud with one 132 kB ciphertext, flat</w:t>
+        <w:t xml:space="preserve">colluding clouds. On two real IoT datasets (825,554</w:t>
+      </w:r>
+      <w:r>
+        <w:t xml:space="preserve"> </w:t>
+      </w:r>
+      <w:r>
+        <w:t xml:space="preserve">records), our implementation answers a verified range query in 0.68–1.19 s per cloud with one 132 kB ciphertext, flat</w:t>
       </w:r>
       <w:r>
         <w:t xml:space="preserve"> </w:t>
@@ -365,7 +383,7 @@
         <w:t xml:space="preserve"> </w:t>
       </w:r>
       <w:r>
-        <w:t xml:space="preserve">Homomorphic encryption; Multi-cloud storage; Internet of Things; Distributed point function; Range aggregation; Privacy-preserving analytics; Verifiable computation</w:t>
+        <w:t xml:space="preserve">Homomorphic encryption; Multi-cloud storage; IoT; Distributed point function; Range aggregation; Privacy-preserving analytics; Verifiable computation</w:t>
       </w:r>
     </w:p>
     <w:bookmarkEnd w:id="20"/>
@@ -3959,7 +3977,19 @@
         <w:t xml:space="preserve"> </w:t>
       </w:r>
       <w:r>
-        <w:t xml:space="preserve">decrypts (5). No cloud sees the matched set or its size.</w:t>
+        <w:t xml:space="preserve">decrypts (5). No cloud sees the matched set or its size. Drawn by a plotting</w:t>
+      </w:r>
+      <w:r>
+        <w:t xml:space="preserve"> </w:t>
+      </w:r>
+      <w:r>
+        <w:t xml:space="preserve">script written with the assistance of a generative AI tool (see the</w:t>
+      </w:r>
+      <w:r>
+        <w:t xml:space="preserve"> </w:t>
+      </w:r>
+      <w:r>
+        <w:t xml:space="preserve">declaration before the references).</w:t>
       </w:r>
     </w:p>
     <w:p>
@@ -5927,7 +5957,7 @@
       </w:tr>
     </w:tbl>
     <w:bookmarkEnd w:id="26"/>
-    <w:bookmarkStart w:id="40" w:name="the-cr-she-construction"/>
+    <w:bookmarkStart w:id="34" w:name="the-cr-she-construction"/>
     <w:p>
       <w:pPr>
         <w:pStyle w:val="Heading1"/>
@@ -10163,7 +10193,7 @@
       </w:r>
     </w:p>
     <w:bookmarkEnd w:id="30"/>
-    <w:bookmarkStart w:id="37" w:name="X805b40961b9b7321835648ced2328e80a0d448e"/>
+    <w:bookmarkStart w:id="31" w:name="X805b40961b9b7321835648ced2328e80a0d448e"/>
     <w:p>
       <w:pPr>
         <w:pStyle w:val="Heading2"/>
@@ -12076,87 +12106,2183 @@
     </w:p>
     <w:p>
       <w:pPr>
-        <w:pStyle w:val="BodyText"/>
+        <w:pStyle w:val="TableCaption"/>
         <w:keepNext/>
       </w:pPr>
       <w:r>
-        <w:rPr>
-          <w:bCs/>
-          <w:b/>
-        </w:rPr>
-        <w:t xml:space="preserve">Algorithm 1.</w:t>
-      </w:r>
-      <w:r>
-        <w:t xml:space="preserve"> </w:t>
-      </w:r>
-      <w:r>
-        <w:t xml:space="preserve">Outsourcing at the data owner.</w:t>
+        <w:t xml:space="preserve">Algorithm 1. Outsourcing at the data owner.</w:t>
       </w:r>
     </w:p>
+    <w:tbl>
+      <w:tblPr>
+        <w:tblStyle w:val="Table"/>
+        <w:tblW w:type="pct" w:w="4800"/>
+        <w:tblLook w:firstRow="0" w:lastRow="0" w:firstColumn="0" w:lastColumn="0" w:noHBand="0" w:noVBand="0" w:val="0000"/>
+        <w:jc w:val="start"/>
+        <w:tblCaption w:val="Algorithm 1. Outsourcing at the data owner."/>
+        <w:tblBorders>
+          <w:top w:val="single" w:sz="8" w:color="000000"/>
+          <w:bottom w:val="single" w:sz="8" w:color="000000"/>
+        </w:tblBorders>
+      </w:tblPr>
+      <w:tblGrid>
+        <w:gridCol w:w="475"/>
+        <w:gridCol w:w="5227"/>
+        <w:gridCol w:w="1900"/>
+      </w:tblGrid>
+      <w:tr>
+        <w:tc>
+          <w:tcPr/>
+          <w:p>
+            <w:pPr>
+              <w:pStyle w:val="Compact"/>
+            </w:pPr>
+          </w:p>
+        </w:tc>
+        <w:tc>
+          <w:tcPr/>
+          <w:p>
+            <w:pPr>
+              <w:pStyle w:val="Compact"/>
+              <w:jc w:val="left"/>
+            </w:pPr>
+            <w:r>
+              <w:rPr>
+                <w:bCs/>
+                <w:b/>
+              </w:rPr>
+              <w:t xml:space="preserve">Input:</w:t>
+            </w:r>
+            <w:r>
+              <w:t xml:space="preserve"> </w:t>
+            </w:r>
+            <w:r>
+              <w:t xml:space="preserve">records</w:t>
+            </w:r>
+            <w:r>
+              <w:t xml:space="preserve"> </w:t>
+            </w:r>
+            <m:oMath>
+              <m:r>
+                <m:t>i</m:t>
+              </m:r>
+              <m:r>
+                <m:rPr>
+                  <m:sty m:val="p"/>
+                </m:rPr>
+                <m:t>∈</m:t>
+              </m:r>
+              <m:d>
+                <m:dPr>
+                  <m:begChr m:val="["/>
+                  <m:endChr m:val="]"/>
+                  <m:sepChr m:val=""/>
+                  <m:grow/>
+                </m:dPr>
+                <m:e>
+                  <m:sSub>
+                    <m:e>
+                      <m:r>
+                        <m:t>N</m:t>
+                      </m:r>
+                    </m:e>
+                    <m:sub>
+                      <m:r>
+                        <m:t>d</m:t>
+                      </m:r>
+                    </m:sub>
+                  </m:sSub>
+                </m:e>
+              </m:d>
+            </m:oMath>
+            <w:r>
+              <w:t xml:space="preserve"> </w:t>
+            </w:r>
+            <w:r>
+              <w:t xml:space="preserve">with tags, values</w:t>
+            </w:r>
+            <w:r>
+              <w:t xml:space="preserve"> </w:t>
+            </w:r>
+            <m:oMath>
+              <m:sSub>
+                <m:e>
+                  <m:r>
+                    <m:t>m</m:t>
+                  </m:r>
+                </m:e>
+                <m:sub>
+                  <m:r>
+                    <m:t>i</m:t>
+                  </m:r>
+                </m:sub>
+              </m:sSub>
+            </m:oMath>
+            <w:r>
+              <w:t xml:space="preserve"> </w:t>
+            </w:r>
+            <w:r>
+              <w:t xml:space="preserve">and roles</w:t>
+            </w:r>
+            <w:r>
+              <w:t xml:space="preserve"> </w:t>
+            </w:r>
+            <m:oMath>
+              <m:r>
+                <m:t>ρ</m:t>
+              </m:r>
+              <m:d>
+                <m:dPr>
+                  <m:begChr m:val="("/>
+                  <m:endChr m:val=")"/>
+                  <m:sepChr m:val=""/>
+                  <m:grow/>
+                </m:dPr>
+                <m:e>
+                  <m:r>
+                    <m:t>i</m:t>
+                  </m:r>
+                </m:e>
+              </m:d>
+              <m:r>
+                <m:rPr>
+                  <m:sty m:val="p"/>
+                </m:rPr>
+                <m:t>∈</m:t>
+              </m:r>
+              <m:d>
+                <m:dPr>
+                  <m:begChr m:val="["/>
+                  <m:endChr m:val="]"/>
+                  <m:sepChr m:val=""/>
+                  <m:grow/>
+                </m:dPr>
+                <m:e>
+                  <m:r>
+                    <m:t>R</m:t>
+                  </m:r>
+                </m:e>
+              </m:d>
+            </m:oMath>
+            <w:r>
+              <w:t xml:space="preserve">; templates</w:t>
+            </w:r>
+            <w:r>
+              <w:t xml:space="preserve"> </w:t>
+            </w:r>
+            <m:oMath>
+              <m:r>
+                <m:rPr>
+                  <m:sty m:val="p"/>
+                </m:rPr>
+                <m:t>{</m:t>
+              </m:r>
+              <m:sSub>
+                <m:e>
+                  <m:r>
+                    <m:t>w</m:t>
+                  </m:r>
+                </m:e>
+                <m:sub>
+                  <m:r>
+                    <m:t>f</m:t>
+                  </m:r>
+                </m:sub>
+              </m:sSub>
+              <m:r>
+                <m:rPr>
+                  <m:sty m:val="p"/>
+                </m:rPr>
+                <m:t>}</m:t>
+              </m:r>
+            </m:oMath>
+            <w:r>
+              <w:t xml:space="preserve">; cubes</w:t>
+            </w:r>
+            <w:r>
+              <w:t xml:space="preserve"> </w:t>
+            </w:r>
+            <m:oMath>
+              <m:d>
+                <m:dPr>
+                  <m:begChr m:val="("/>
+                  <m:endChr m:val=")"/>
+                  <m:sepChr m:val=""/>
+                  <m:grow/>
+                </m:dPr>
+                <m:e>
+                  <m:sSub>
+                    <m:e>
+                      <m:r>
+                        <m:rPr>
+                          <m:sty m:val="p"/>
+                          <m:scr m:val="script"/>
+                        </m:rPr>
+                        <m:t>F</m:t>
+                      </m:r>
+                    </m:e>
+                    <m:sub>
+                      <m:r>
+                        <m:t>1</m:t>
+                      </m:r>
+                    </m:sub>
+                  </m:sSub>
+                  <m:r>
+                    <m:rPr>
+                      <m:sty m:val="p"/>
+                    </m:rPr>
+                    <m:t>,</m:t>
+                  </m:r>
+                  <m:r>
+                    <m:rPr>
+                      <m:sty m:val="p"/>
+                    </m:rPr>
+                    <m:t>…</m:t>
+                  </m:r>
+                  <m:r>
+                    <m:rPr>
+                      <m:sty m:val="p"/>
+                    </m:rPr>
+                    <m:t>,</m:t>
+                  </m:r>
+                  <m:sSub>
+                    <m:e>
+                      <m:r>
+                        <m:rPr>
+                          <m:sty m:val="p"/>
+                          <m:scr m:val="script"/>
+                        </m:rPr>
+                        <m:t>F</m:t>
+                      </m:r>
+                    </m:e>
+                    <m:sub>
+                      <m:r>
+                        <m:t>d</m:t>
+                      </m:r>
+                    </m:sub>
+                  </m:sSub>
+                </m:e>
+              </m:d>
+            </m:oMath>
+          </w:p>
+        </w:tc>
+        <w:tc>
+          <w:tcPr/>
+          <w:p>
+            <w:pPr>
+              <w:pStyle w:val="Compact"/>
+            </w:pPr>
+          </w:p>
+        </w:tc>
+      </w:tr>
+      <w:tr>
+        <w:tc>
+          <w:tcPr/>
+          <w:p>
+            <w:pPr>
+              <w:pStyle w:val="Compact"/>
+              <w:jc w:val="left"/>
+            </w:pPr>
+            <w:r>
+              <w:t xml:space="preserve">1</w:t>
+            </w:r>
+          </w:p>
+        </w:tc>
+        <w:tc>
+          <w:tcPr/>
+          <w:p>
+            <w:pPr>
+              <w:pStyle w:val="Compact"/>
+              <w:jc w:val="left"/>
+            </w:pPr>
+            <m:oMath>
+              <m:d>
+                <m:dPr>
+                  <m:begChr m:val="("/>
+                  <m:endChr m:val=")"/>
+                  <m:sepChr m:val=""/>
+                  <m:grow/>
+                </m:dPr>
+                <m:e>
+                  <m:r>
+                    <m:t>p</m:t>
+                  </m:r>
+                  <m:r>
+                    <m:t>k</m:t>
+                  </m:r>
+                  <m:r>
+                    <m:rPr>
+                      <m:sty m:val="p"/>
+                    </m:rPr>
+                    <m:t>,</m:t>
+                  </m:r>
+                  <m:r>
+                    <m:t>s</m:t>
+                  </m:r>
+                  <m:r>
+                    <m:t>k</m:t>
+                  </m:r>
+                </m:e>
+              </m:d>
+              <m:r>
+                <m:rPr>
+                  <m:sty m:val="p"/>
+                </m:rPr>
+                <m:t>←</m:t>
+              </m:r>
+              <m:r>
+                <m:rPr>
+                  <m:sty m:val="p"/>
+                  <m:scr m:val="sans-serif"/>
+                </m:rPr>
+                <m:t>K</m:t>
+              </m:r>
+              <m:r>
+                <m:rPr>
+                  <m:sty m:val="p"/>
+                  <m:scr m:val="sans-serif"/>
+                </m:rPr>
+                <m:t>G</m:t>
+              </m:r>
+              <m:r>
+                <m:rPr>
+                  <m:sty m:val="p"/>
+                  <m:scr m:val="sans-serif"/>
+                </m:rPr>
+                <m:t>e</m:t>
+              </m:r>
+              <m:r>
+                <m:rPr>
+                  <m:sty m:val="p"/>
+                  <m:scr m:val="sans-serif"/>
+                </m:rPr>
+                <m:t>n</m:t>
+              </m:r>
+              <m:d>
+                <m:dPr>
+                  <m:begChr m:val="("/>
+                  <m:endChr m:val=")"/>
+                  <m:sepChr m:val=""/>
+                  <m:grow/>
+                </m:dPr>
+                <m:e>
+                  <m:sSup>
+                    <m:e>
+                      <m:r>
+                        <m:t>1</m:t>
+                      </m:r>
+                    </m:e>
+                    <m:sup>
+                      <m:r>
+                        <m:t>λ</m:t>
+                      </m:r>
+                    </m:sup>
+                  </m:sSup>
+                  <m:r>
+                    <m:rPr>
+                      <m:sty m:val="p"/>
+                    </m:rPr>
+                    <m:t>,</m:t>
+                  </m:r>
+                  <m:r>
+                    <m:t>p</m:t>
+                  </m:r>
+                  <m:r>
+                    <m:rPr>
+                      <m:sty m:val="p"/>
+                    </m:rPr>
+                    <m:t>,</m:t>
+                  </m:r>
+                  <m:r>
+                    <m:rPr>
+                      <m:sty m:val="p"/>
+                    </m:rPr>
+                    <m:t>ℓ</m:t>
+                  </m:r>
+                </m:e>
+              </m:d>
+            </m:oMath>
+            <w:r>
+              <w:t xml:space="preserve">;  </w:t>
+            </w:r>
+            <m:oMath>
+              <m:r>
+                <m:t>K</m:t>
+              </m:r>
+              <m:r>
+                <m:rPr>
+                  <m:sty m:val="p"/>
+                </m:rPr>
+                <m:t>′</m:t>
+              </m:r>
+              <m:r>
+                <m:rPr>
+                  <m:sty m:val="p"/>
+                </m:rPr>
+                <m:t>←</m:t>
+              </m:r>
+              <m:r>
+                <m:rPr>
+                  <m:sty m:val="p"/>
+                </m:rPr>
+                <m:t>{</m:t>
+              </m:r>
+              <m:r>
+                <m:t>0</m:t>
+              </m:r>
+              <m:r>
+                <m:rPr>
+                  <m:sty m:val="p"/>
+                </m:rPr>
+                <m:t>,</m:t>
+              </m:r>
+              <m:r>
+                <m:t>1</m:t>
+              </m:r>
+              <m:sSup>
+                <m:e>
+                  <m:r>
+                    <m:rPr>
+                      <m:sty m:val="p"/>
+                    </m:rPr>
+                    <m:t>}</m:t>
+                  </m:r>
+                </m:e>
+                <m:sup>
+                  <m:r>
+                    <m:t>λ</m:t>
+                  </m:r>
+                </m:sup>
+              </m:sSup>
+            </m:oMath>
+            <w:r>
+              <w:t xml:space="preserve">;  </w:t>
+            </w:r>
+            <m:oMath>
+              <m:r>
+                <m:t>D</m:t>
+              </m:r>
+              <m:r>
+                <m:rPr>
+                  <m:sty m:val="p"/>
+                </m:rPr>
+                <m:t>←</m:t>
+              </m:r>
+              <m:r>
+                <m:rPr>
+                  <m:sty m:val="p"/>
+                </m:rPr>
+                <m:t>∅</m:t>
+              </m:r>
+            </m:oMath>
+          </w:p>
+        </w:tc>
+        <w:tc>
+          <w:tcPr/>
+          <w:p>
+            <w:pPr>
+              <w:pStyle w:val="Compact"/>
+            </w:pPr>
+          </w:p>
+        </w:tc>
+      </w:tr>
+      <w:tr>
+        <w:tc>
+          <w:tcPr/>
+          <w:p>
+            <w:pPr>
+              <w:pStyle w:val="Compact"/>
+              <w:jc w:val="left"/>
+            </w:pPr>
+            <w:r>
+              <w:t xml:space="preserve">2</w:t>
+            </w:r>
+          </w:p>
+        </w:tc>
+        <w:tc>
+          <w:tcPr/>
+          <w:p>
+            <w:pPr>
+              <w:pStyle w:val="Compact"/>
+              <w:jc w:val="left"/>
+            </w:pPr>
+            <w:r>
+              <w:rPr>
+                <w:bCs/>
+                <w:b/>
+              </w:rPr>
+              <w:t xml:space="preserve">for all</w:t>
+            </w:r>
+            <w:r>
+              <w:t xml:space="preserve"> </w:t>
+            </w:r>
+            <w:r>
+              <w:t xml:space="preserve">keywords</w:t>
+            </w:r>
+            <w:r>
+              <w:t xml:space="preserve"> </w:t>
+            </w:r>
+            <m:oMath>
+              <m:r>
+                <m:t>w</m:t>
+              </m:r>
+            </m:oMath>
+            <w:r>
+              <w:t xml:space="preserve"> </w:t>
+            </w:r>
+            <w:r>
+              <w:t xml:space="preserve">in arrival order</w:t>
+            </w:r>
+            <w:r>
+              <w:t xml:space="preserve"> </w:t>
+            </w:r>
+            <w:r>
+              <w:rPr>
+                <w:bCs/>
+                <w:b/>
+              </w:rPr>
+              <w:t xml:space="preserve">do</w:t>
+            </w:r>
+          </w:p>
+        </w:tc>
+        <w:tc>
+          <w:tcPr/>
+          <w:p>
+            <w:pPr>
+              <w:pStyle w:val="Compact"/>
+            </w:pPr>
+          </w:p>
+        </w:tc>
+      </w:tr>
+      <w:tr>
+        <w:tc>
+          <w:tcPr/>
+          <w:p>
+            <w:pPr>
+              <w:pStyle w:val="Compact"/>
+              <w:jc w:val="left"/>
+            </w:pPr>
+            <w:r>
+              <w:t xml:space="preserve">3</w:t>
+            </w:r>
+          </w:p>
+        </w:tc>
+        <w:tc>
+          <w:tcPr/>
+          <w:p>
+            <w:pPr>
+              <w:pStyle w:val="Compact"/>
+              <w:jc w:val="left"/>
+            </w:pPr>
+            <w:r>
+              <w:t xml:space="preserve">  </w:t>
+            </w:r>
+            <w:r>
+              <w:rPr>
+                <w:bCs/>
+                <w:b/>
+              </w:rPr>
+              <w:t xml:space="preserve">if</w:t>
+            </w:r>
+            <w:r>
+              <w:t xml:space="preserve"> </w:t>
+            </w:r>
+            <m:oMath>
+              <m:r>
+                <m:t>w</m:t>
+              </m:r>
+              <m:r>
+                <m:rPr>
+                  <m:sty m:val="p"/>
+                </m:rPr>
+                <m:t>∉</m:t>
+              </m:r>
+              <m:r>
+                <m:t>D</m:t>
+              </m:r>
+            </m:oMath>
+            <w:r>
+              <w:t xml:space="preserve"> </w:t>
+            </w:r>
+            <w:r>
+              <w:rPr>
+                <w:bCs/>
+                <w:b/>
+              </w:rPr>
+              <w:t xml:space="preserve">then</w:t>
+            </w:r>
+            <w:r>
+              <w:t xml:space="preserve"> </w:t>
+            </w:r>
+            <m:oMath>
+              <m:r>
+                <m:t>D</m:t>
+              </m:r>
+              <m:d>
+                <m:dPr>
+                  <m:begChr m:val="("/>
+                  <m:endChr m:val=")"/>
+                  <m:sepChr m:val=""/>
+                  <m:grow/>
+                </m:dPr>
+                <m:e>
+                  <m:r>
+                    <m:t>w</m:t>
+                  </m:r>
+                </m:e>
+              </m:d>
+              <m:r>
+                <m:rPr>
+                  <m:sty m:val="p"/>
+                </m:rPr>
+                <m:t>←</m:t>
+              </m:r>
+              <m:d>
+                <m:dPr>
+                  <m:begChr m:val="|"/>
+                  <m:endChr m:val="|"/>
+                  <m:sepChr m:val=""/>
+                  <m:grow/>
+                </m:dPr>
+                <m:e>
+                  <m:r>
+                    <m:t>D</m:t>
+                  </m:r>
+                </m:e>
+              </m:d>
+            </m:oMath>
+          </w:p>
+        </w:tc>
+        <w:tc>
+          <w:tcPr/>
+          <w:p>
+            <w:pPr>
+              <w:pStyle w:val="Compact"/>
+              <w:jc w:val="left"/>
+            </w:pPr>
+            <w:r>
+              <w:t xml:space="preserve">▷</w:t>
+            </w:r>
+            <w:r>
+              <w:t xml:space="preserve"> </w:t>
+            </w:r>
+            <w:r>
+              <w:rPr>
+                <w:iCs/>
+                <w:i/>
+              </w:rPr>
+              <w:t xml:space="preserve">rows never move</w:t>
+            </w:r>
+          </w:p>
+        </w:tc>
+      </w:tr>
+      <w:tr>
+        <w:tc>
+          <w:tcPr/>
+          <w:p>
+            <w:pPr>
+              <w:pStyle w:val="Compact"/>
+              <w:jc w:val="left"/>
+            </w:pPr>
+            <w:r>
+              <w:t xml:space="preserve">4</w:t>
+            </w:r>
+          </w:p>
+        </w:tc>
+        <w:tc>
+          <w:tcPr/>
+          <w:p>
+            <w:pPr>
+              <w:pStyle w:val="Compact"/>
+              <w:jc w:val="left"/>
+            </w:pPr>
+            <w:r>
+              <w:rPr>
+                <w:bCs/>
+                <w:b/>
+              </w:rPr>
+              <w:t xml:space="preserve">end for</w:t>
+            </w:r>
+          </w:p>
+        </w:tc>
+        <w:tc>
+          <w:tcPr/>
+          <w:p>
+            <w:pPr>
+              <w:pStyle w:val="Compact"/>
+            </w:pPr>
+          </w:p>
+        </w:tc>
+      </w:tr>
+      <w:tr>
+        <w:tc>
+          <w:tcPr/>
+          <w:p>
+            <w:pPr>
+              <w:pStyle w:val="Compact"/>
+              <w:jc w:val="left"/>
+            </w:pPr>
+            <w:r>
+              <w:t xml:space="preserve">5</w:t>
+            </w:r>
+          </w:p>
+        </w:tc>
+        <w:tc>
+          <w:tcPr/>
+          <w:p>
+            <w:pPr>
+              <w:pStyle w:val="Compact"/>
+              <w:jc w:val="left"/>
+            </w:pPr>
+            <m:oMath>
+              <m:r>
+                <m:t>I</m:t>
+              </m:r>
+              <m:d>
+                <m:dPr>
+                  <m:begChr m:val="["/>
+                  <m:endChr m:val="]"/>
+                  <m:sepChr m:val=""/>
+                  <m:grow/>
+                </m:dPr>
+                <m:e>
+                  <m:r>
+                    <m:t>D</m:t>
+                  </m:r>
+                  <m:d>
+                    <m:dPr>
+                      <m:begChr m:val="("/>
+                      <m:endChr m:val=")"/>
+                      <m:sepChr m:val=""/>
+                      <m:grow/>
+                    </m:dPr>
+                    <m:e>
+                      <m:r>
+                        <m:t>w</m:t>
+                      </m:r>
+                    </m:e>
+                  </m:d>
+                </m:e>
+              </m:d>
+              <m:d>
+                <m:dPr>
+                  <m:begChr m:val="["/>
+                  <m:endChr m:val="]"/>
+                  <m:sepChr m:val=""/>
+                  <m:grow/>
+                </m:dPr>
+                <m:e>
+                  <m:r>
+                    <m:t>i</m:t>
+                  </m:r>
+                </m:e>
+              </m:d>
+              <m:r>
+                <m:rPr>
+                  <m:sty m:val="p"/>
+                </m:rPr>
+                <m:t>←</m:t>
+              </m:r>
+              <m:r>
+                <m:t>1</m:t>
+              </m:r>
+            </m:oMath>
+            <w:r>
+              <w:t xml:space="preserve"> </w:t>
+            </w:r>
+            <w:r>
+              <w:t xml:space="preserve">for every keyword</w:t>
+            </w:r>
+            <w:r>
+              <w:t xml:space="preserve"> </w:t>
+            </w:r>
+            <m:oMath>
+              <m:r>
+                <m:t>w</m:t>
+              </m:r>
+            </m:oMath>
+            <w:r>
+              <w:t xml:space="preserve"> </w:t>
+            </w:r>
+            <w:r>
+              <w:t xml:space="preserve">of record</w:t>
+            </w:r>
+            <w:r>
+              <w:t xml:space="preserve"> </w:t>
+            </w:r>
+            <m:oMath>
+              <m:r>
+                <m:t>i</m:t>
+              </m:r>
+            </m:oMath>
+          </w:p>
+        </w:tc>
+        <w:tc>
+          <w:tcPr/>
+          <w:p>
+            <w:pPr>
+              <w:pStyle w:val="Compact"/>
+            </w:pPr>
+          </w:p>
+        </w:tc>
+      </w:tr>
+      <w:tr>
+        <w:tc>
+          <w:tcPr/>
+          <w:p>
+            <w:pPr>
+              <w:pStyle w:val="Compact"/>
+              <w:jc w:val="left"/>
+            </w:pPr>
+            <w:r>
+              <w:t xml:space="preserve">6</w:t>
+            </w:r>
+          </w:p>
+        </w:tc>
+        <w:tc>
+          <w:tcPr/>
+          <w:p>
+            <w:pPr>
+              <w:pStyle w:val="Compact"/>
+              <w:jc w:val="left"/>
+            </w:pPr>
+            <m:oMath>
+              <m:r>
+                <m:t>K</m:t>
+              </m:r>
+              <m:sSub>
+                <m:e>
+                  <m:r>
+                    <m:rPr>
+                      <m:sty m:val="p"/>
+                    </m:rPr>
+                    <m:t>′</m:t>
+                  </m:r>
+                </m:e>
+                <m:sub>
+                  <m:r>
+                    <m:t>ρ</m:t>
+                  </m:r>
+                </m:sub>
+              </m:sSub>
+              <m:r>
+                <m:rPr>
+                  <m:sty m:val="p"/>
+                </m:rPr>
+                <m:t>←</m:t>
+              </m:r>
+              <m:sSub>
+                <m:e>
+                  <m:r>
+                    <m:t>F</m:t>
+                  </m:r>
+                </m:e>
+                <m:sub>
+                  <m:r>
+                    <m:t>K</m:t>
+                  </m:r>
+                  <m:r>
+                    <m:rPr>
+                      <m:sty m:val="p"/>
+                    </m:rPr>
+                    <m:t>′</m:t>
+                  </m:r>
+                </m:sub>
+              </m:sSub>
+              <m:d>
+                <m:dPr>
+                  <m:begChr m:val="("/>
+                  <m:endChr m:val=")"/>
+                  <m:sepChr m:val=""/>
+                  <m:grow/>
+                </m:dPr>
+                <m:e>
+                  <m:r>
+                    <m:t>ρ</m:t>
+                  </m:r>
+                </m:e>
+              </m:d>
+            </m:oMath>
+            <w:r>
+              <w:t xml:space="preserve"> </w:t>
+            </w:r>
+            <w:r>
+              <w:t xml:space="preserve">for every role</w:t>
+            </w:r>
+            <w:r>
+              <w:t xml:space="preserve"> </w:t>
+            </w:r>
+            <m:oMath>
+              <m:r>
+                <m:t>ρ</m:t>
+              </m:r>
+            </m:oMath>
+          </w:p>
+        </w:tc>
+        <w:tc>
+          <w:tcPr/>
+          <w:p>
+            <w:pPr>
+              <w:pStyle w:val="Compact"/>
+            </w:pPr>
+          </w:p>
+        </w:tc>
+      </w:tr>
+      <w:tr>
+        <w:tc>
+          <w:tcPr/>
+          <w:p>
+            <w:pPr>
+              <w:pStyle w:val="Compact"/>
+              <w:jc w:val="left"/>
+            </w:pPr>
+            <w:r>
+              <w:t xml:space="preserve">7</w:t>
+            </w:r>
+          </w:p>
+        </w:tc>
+        <w:tc>
+          <w:tcPr/>
+          <w:p>
+            <w:pPr>
+              <w:pStyle w:val="Compact"/>
+              <w:jc w:val="left"/>
+            </w:pPr>
+            <m:oMath>
+              <m:r>
+                <m:t>P</m:t>
+              </m:r>
+              <m:d>
+                <m:dPr>
+                  <m:begChr m:val="["/>
+                  <m:endChr m:val="]"/>
+                  <m:sepChr m:val=""/>
+                  <m:grow/>
+                </m:dPr>
+                <m:e>
+                  <m:r>
+                    <m:t>x</m:t>
+                  </m:r>
+                </m:e>
+              </m:d>
+              <m:d>
+                <m:dPr>
+                  <m:begChr m:val="["/>
+                  <m:endChr m:val="]"/>
+                  <m:sepChr m:val=""/>
+                  <m:grow/>
+                </m:dPr>
+                <m:e>
+                  <m:r>
+                    <m:t>c</m:t>
+                  </m:r>
+                </m:e>
+              </m:d>
+              <m:r>
+                <m:rPr>
+                  <m:sty m:val="p"/>
+                </m:rPr>
+                <m:t>←</m:t>
+              </m:r>
+            </m:oMath>
+            <w:r>
+              <w:t xml:space="preserve"> </w:t>
+            </w:r>
+            <w:r>
+              <w:t xml:space="preserve">rejection-sampled</w:t>
+            </w:r>
+            <w:r>
+              <w:t xml:space="preserve"> </w:t>
+            </w:r>
+            <m:oMath>
+              <m:r>
+                <m:t>F</m:t>
+              </m:r>
+              <m:sSub>
+                <m:e>
+                  <m:r>
+                    <m:rPr>
+                      <m:sty m:val="p"/>
+                    </m:rPr>
+                    <m:t>′</m:t>
+                  </m:r>
+                </m:e>
+                <m:sub>
+                  <m:r>
+                    <m:t>K</m:t>
+                  </m:r>
+                  <m:sSub>
+                    <m:e>
+                      <m:r>
+                        <m:rPr>
+                          <m:sty m:val="p"/>
+                        </m:rPr>
+                        <m:t>′</m:t>
+                      </m:r>
+                    </m:e>
+                    <m:sub>
+                      <m:r>
+                        <m:t>ρ</m:t>
+                      </m:r>
+                      <m:d>
+                        <m:dPr>
+                          <m:begChr m:val="("/>
+                          <m:endChr m:val=")"/>
+                          <m:sepChr m:val=""/>
+                          <m:grow/>
+                        </m:dPr>
+                        <m:e>
+                          <m:r>
+                            <m:t>c</m:t>
+                          </m:r>
+                        </m:e>
+                      </m:d>
+                    </m:sub>
+                  </m:sSub>
+                </m:sub>
+              </m:sSub>
+              <m:d>
+                <m:dPr>
+                  <m:begChr m:val="("/>
+                  <m:endChr m:val=")"/>
+                  <m:sepChr m:val=""/>
+                  <m:grow/>
+                </m:dPr>
+                <m:e>
+                  <m:r>
+                    <m:t>x</m:t>
+                  </m:r>
+                  <m:r>
+                    <m:rPr>
+                      <m:sty m:val="p"/>
+                    </m:rPr>
+                    <m:t>,</m:t>
+                  </m:r>
+                  <m:r>
+                    <m:t>c</m:t>
+                  </m:r>
+                </m:e>
+              </m:d>
+            </m:oMath>
+            <w:r>
+              <w:t xml:space="preserve">, uniform on</w:t>
+            </w:r>
+            <w:r>
+              <w:t xml:space="preserve"> </w:t>
+            </w:r>
+            <m:oMath>
+              <m:sSub>
+                <m:e>
+                  <m:r>
+                    <m:rPr>
+                      <m:sty m:val="p"/>
+                      <m:scr m:val="double-struck"/>
+                    </m:rPr>
+                    <m:t>Z</m:t>
+                  </m:r>
+                </m:e>
+                <m:sub>
+                  <m:r>
+                    <m:t>p</m:t>
+                  </m:r>
+                </m:sub>
+              </m:sSub>
+            </m:oMath>
+          </w:p>
+        </w:tc>
+        <w:tc>
+          <w:tcPr/>
+          <w:p>
+            <w:pPr>
+              <w:pStyle w:val="Compact"/>
+            </w:pPr>
+          </w:p>
+        </w:tc>
+      </w:tr>
+      <w:tr>
+        <w:tc>
+          <w:tcPr/>
+          <w:p>
+            <w:pPr>
+              <w:pStyle w:val="Compact"/>
+              <w:jc w:val="left"/>
+            </w:pPr>
+            <w:r>
+              <w:t xml:space="preserve">8</w:t>
+            </w:r>
+          </w:p>
+        </w:tc>
+        <w:tc>
+          <w:tcPr/>
+          <w:p>
+            <w:pPr>
+              <w:pStyle w:val="Compact"/>
+              <w:jc w:val="left"/>
+            </w:pPr>
+            <m:oMath>
+              <m:r>
+                <m:t>I</m:t>
+              </m:r>
+              <m:r>
+                <m:rPr>
+                  <m:sty m:val="p"/>
+                </m:rPr>
+                <m:t>′</m:t>
+              </m:r>
+              <m:r>
+                <m:rPr>
+                  <m:sty m:val="p"/>
+                </m:rPr>
+                <m:t>←</m:t>
+              </m:r>
+              <m:sSub>
+                <m:e>
+                  <m:r>
+                    <m:rPr>
+                      <m:sty m:val="p"/>
+                    </m:rPr>
+                    <m:t>p</m:t>
+                  </m:r>
+                  <m:r>
+                    <m:rPr>
+                      <m:sty m:val="p"/>
+                    </m:rPr>
+                    <m:t>a</m:t>
+                  </m:r>
+                  <m:r>
+                    <m:rPr>
+                      <m:sty m:val="p"/>
+                    </m:rPr>
+                    <m:t>c</m:t>
+                  </m:r>
+                  <m:r>
+                    <m:rPr>
+                      <m:sty m:val="p"/>
+                    </m:rPr>
+                    <m:t>k</m:t>
+                  </m:r>
+                </m:e>
+                <m:sub>
+                  <m:r>
+                    <m:t>32</m:t>
+                  </m:r>
+                </m:sub>
+              </m:sSub>
+              <m:d>
+                <m:dPr>
+                  <m:begChr m:val="("/>
+                  <m:endChr m:val=")"/>
+                  <m:sepChr m:val=""/>
+                  <m:grow/>
+                </m:dPr>
+                <m:e>
+                  <m:r>
+                    <m:t>I</m:t>
+                  </m:r>
+                </m:e>
+              </m:d>
+              <m:r>
+                <m:rPr>
+                  <m:sty m:val="p"/>
+                </m:rPr>
+                <m:t>+</m:t>
+              </m:r>
+              <m:r>
+                <m:t>P</m:t>
+              </m:r>
+              <m:r>
+                <m:t> </m:t>
+              </m:r>
+              <m:r>
+                <m:rPr>
+                  <m:sty m:val="p"/>
+                </m:rPr>
+                <m:t>mod</m:t>
+              </m:r>
+              <m:r>
+                <m:t> </m:t>
+              </m:r>
+              <m:r>
+                <m:t>p</m:t>
+              </m:r>
+            </m:oMath>
+          </w:p>
+        </w:tc>
+        <w:tc>
+          <w:tcPr/>
+          <w:p>
+            <w:pPr>
+              <w:pStyle w:val="Compact"/>
+              <w:jc w:val="left"/>
+            </w:pPr>
+            <w:r>
+              <w:t xml:space="preserve">▷</w:t>
+            </w:r>
+            <w:r>
+              <w:t xml:space="preserve"> </w:t>
+            </w:r>
+            <w:r>
+              <w:rPr>
+                <w:iCs/>
+                <w:i/>
+              </w:rPr>
+              <w:t xml:space="preserve">masked, packed index</w:t>
+            </w:r>
+          </w:p>
+        </w:tc>
+      </w:tr>
+      <w:tr>
+        <w:tc>
+          <w:tcPr/>
+          <w:p>
+            <w:pPr>
+              <w:pStyle w:val="Compact"/>
+              <w:jc w:val="left"/>
+            </w:pPr>
+            <w:r>
+              <w:t xml:space="preserve">9</w:t>
+            </w:r>
+          </w:p>
+        </w:tc>
+        <w:tc>
+          <w:tcPr/>
+          <w:p>
+            <w:pPr>
+              <w:pStyle w:val="Compact"/>
+              <w:jc w:val="left"/>
+            </w:pPr>
+            <w:r>
+              <w:rPr>
+                <w:bCs/>
+                <w:b/>
+              </w:rPr>
+              <w:t xml:space="preserve">for all</w:t>
+            </w:r>
+            <w:r>
+              <w:t xml:space="preserve"> </w:t>
+            </w:r>
+            <w:r>
+              <w:t xml:space="preserve">roles</w:t>
+            </w:r>
+            <w:r>
+              <w:t xml:space="preserve"> </w:t>
+            </w:r>
+            <m:oMath>
+              <m:r>
+                <m:t>ρ</m:t>
+              </m:r>
+            </m:oMath>
+            <w:r>
+              <w:t xml:space="preserve"> </w:t>
+            </w:r>
+            <w:r>
+              <w:t xml:space="preserve">and templates</w:t>
+            </w:r>
+            <w:r>
+              <w:t xml:space="preserve"> </w:t>
+            </w:r>
+            <m:oMath>
+              <m:r>
+                <m:t>f</m:t>
+              </m:r>
+            </m:oMath>
+            <w:r>
+              <w:t xml:space="preserve"> </w:t>
+            </w:r>
+            <w:r>
+              <w:rPr>
+                <w:bCs/>
+                <w:b/>
+              </w:rPr>
+              <w:t xml:space="preserve">do</w:t>
+            </w:r>
+          </w:p>
+        </w:tc>
+        <w:tc>
+          <w:tcPr/>
+          <w:p>
+            <w:pPr>
+              <w:pStyle w:val="Compact"/>
+            </w:pPr>
+          </w:p>
+        </w:tc>
+      </w:tr>
+      <w:tr>
+        <w:tc>
+          <w:tcPr/>
+          <w:p>
+            <w:pPr>
+              <w:pStyle w:val="Compact"/>
+              <w:jc w:val="left"/>
+            </w:pPr>
+            <w:r>
+              <w:t xml:space="preserve">10</w:t>
+            </w:r>
+          </w:p>
+        </w:tc>
+        <w:tc>
+          <w:tcPr/>
+          <w:p>
+            <w:pPr>
+              <w:pStyle w:val="Compact"/>
+              <w:jc w:val="left"/>
+            </w:pPr>
+            <w:r>
+              <w:t xml:space="preserve">  </w:t>
+            </w:r>
+            <m:oMath>
+              <m:sSubSup>
+                <m:e>
+                  <m:r>
+                    <m:t>A</m:t>
+                  </m:r>
+                </m:e>
+                <m:sub>
+                  <m:r>
+                    <m:t>f</m:t>
+                  </m:r>
+                </m:sub>
+                <m:sup>
+                  <m:r>
+                    <m:t>ρ</m:t>
+                  </m:r>
+                </m:sup>
+              </m:sSubSup>
+              <m:d>
+                <m:dPr>
+                  <m:begChr m:val="["/>
+                  <m:endChr m:val="]"/>
+                  <m:sepChr m:val=""/>
+                  <m:grow/>
+                </m:dPr>
+                <m:e>
+                  <m:r>
+                    <m:t>x</m:t>
+                  </m:r>
+                </m:e>
+              </m:d>
+              <m:r>
+                <m:rPr>
+                  <m:sty m:val="p"/>
+                </m:rPr>
+                <m:t>←</m:t>
+              </m:r>
+              <m:nary>
+                <m:naryPr>
+                  <m:chr m:val="∑"/>
+                  <m:limLoc m:val="undOvr"/>
+                  <m:subHide m:val="off"/>
+                  <m:supHide m:val="on"/>
+                </m:naryPr>
+                <m:sub>
+                  <m:r>
+                    <m:t>i</m:t>
+                  </m:r>
+                  <m:r>
+                    <m:rPr>
+                      <m:sty m:val="p"/>
+                    </m:rPr>
+                    <m:t>:</m:t>
+                  </m:r>
+                  <m:r>
+                    <m:t>ρ</m:t>
+                  </m:r>
+                  <m:d>
+                    <m:dPr>
+                      <m:begChr m:val="("/>
+                      <m:endChr m:val=")"/>
+                      <m:sepChr m:val=""/>
+                      <m:grow/>
+                    </m:dPr>
+                    <m:e>
+                      <m:r>
+                        <m:t>i</m:t>
+                      </m:r>
+                    </m:e>
+                  </m:d>
+                  <m:r>
+                    <m:rPr>
+                      <m:sty m:val="p"/>
+                    </m:rPr>
+                    <m:t>=</m:t>
+                  </m:r>
+                  <m:r>
+                    <m:t>ρ</m:t>
+                  </m:r>
+                </m:sub>
+                <m:sup>
+                  <m:r>
+                    <m:t>​</m:t>
+                  </m:r>
+                </m:sup>
+                <m:e>
+                  <m:r>
+                    <m:t>I</m:t>
+                  </m:r>
+                </m:e>
+              </m:nary>
+              <m:d>
+                <m:dPr>
+                  <m:begChr m:val="["/>
+                  <m:endChr m:val="]"/>
+                  <m:sepChr m:val=""/>
+                  <m:grow/>
+                </m:dPr>
+                <m:e>
+                  <m:r>
+                    <m:t>x</m:t>
+                  </m:r>
+                </m:e>
+              </m:d>
+              <m:d>
+                <m:dPr>
+                  <m:begChr m:val="["/>
+                  <m:endChr m:val="]"/>
+                  <m:sepChr m:val=""/>
+                  <m:grow/>
+                </m:dPr>
+                <m:e>
+                  <m:r>
+                    <m:t>i</m:t>
+                  </m:r>
+                </m:e>
+              </m:d>
+              <m:r>
+                <m:t> </m:t>
+              </m:r>
+              <m:sSub>
+                <m:e>
+                  <m:r>
+                    <m:t>w</m:t>
+                  </m:r>
+                </m:e>
+                <m:sub>
+                  <m:r>
+                    <m:t>f</m:t>
+                  </m:r>
+                </m:sub>
+              </m:sSub>
+              <m:d>
+                <m:dPr>
+                  <m:begChr m:val="["/>
+                  <m:endChr m:val="]"/>
+                  <m:sepChr m:val=""/>
+                  <m:grow/>
+                </m:dPr>
+                <m:e>
+                  <m:r>
+                    <m:t>i</m:t>
+                  </m:r>
+                </m:e>
+              </m:d>
+              <m:r>
+                <m:t> </m:t>
+              </m:r>
+              <m:sSub>
+                <m:e>
+                  <m:r>
+                    <m:t>m</m:t>
+                  </m:r>
+                </m:e>
+                <m:sub>
+                  <m:r>
+                    <m:t>i</m:t>
+                  </m:r>
+                </m:sub>
+              </m:sSub>
+            </m:oMath>
+            <w:r>
+              <w:t xml:space="preserve"> </w:t>
+            </w:r>
+            <w:r>
+              <w:t xml:space="preserve">for</w:t>
+            </w:r>
+            <w:r>
+              <w:t xml:space="preserve"> </w:t>
+            </w:r>
+            <m:oMath>
+              <m:r>
+                <m:t>x</m:t>
+              </m:r>
+              <m:r>
+                <m:rPr>
+                  <m:sty m:val="p"/>
+                </m:rPr>
+                <m:t>∈</m:t>
+              </m:r>
+              <m:d>
+                <m:dPr>
+                  <m:begChr m:val="["/>
+                  <m:endChr m:val="]"/>
+                  <m:sepChr m:val=""/>
+                  <m:grow/>
+                </m:dPr>
+                <m:e>
+                  <m:r>
+                    <m:t>N</m:t>
+                  </m:r>
+                </m:e>
+              </m:d>
+            </m:oMath>
+          </w:p>
+        </w:tc>
+        <w:tc>
+          <w:tcPr/>
+          <w:p>
+            <w:pPr>
+              <w:pStyle w:val="Compact"/>
+            </w:pPr>
+          </w:p>
+        </w:tc>
+      </w:tr>
+      <w:tr>
+        <w:tc>
+          <w:tcPr/>
+          <w:p>
+            <w:pPr>
+              <w:pStyle w:val="Compact"/>
+              <w:jc w:val="left"/>
+            </w:pPr>
+            <w:r>
+              <w:t xml:space="preserve">11</w:t>
+            </w:r>
+          </w:p>
+        </w:tc>
+        <w:tc>
+          <w:tcPr/>
+          <w:p>
+            <w:pPr>
+              <w:pStyle w:val="Compact"/>
+              <w:jc w:val="left"/>
+            </w:pPr>
+            <w:r>
+              <w:t xml:space="preserve">  </w:t>
+            </w:r>
+            <m:oMath>
+              <m:sSubSup>
+                <m:e>
+                  <m:r>
+                    <m:t>C</m:t>
+                  </m:r>
+                </m:e>
+                <m:sub>
+                  <m:r>
+                    <m:t>f</m:t>
+                  </m:r>
+                </m:sub>
+                <m:sup>
+                  <m:r>
+                    <m:t>ρ</m:t>
+                  </m:r>
+                </m:sup>
+              </m:sSubSup>
+              <m:d>
+                <m:dPr>
+                  <m:begChr m:val="["/>
+                  <m:endChr m:val="]"/>
+                  <m:sepChr m:val=""/>
+                  <m:grow/>
+                </m:dPr>
+                <m:e>
+                  <m:r>
+                    <m:t>c</m:t>
+                  </m:r>
+                </m:e>
+              </m:d>
+              <m:r>
+                <m:rPr>
+                  <m:sty m:val="p"/>
+                </m:rPr>
+                <m:t>←</m:t>
+              </m:r>
+              <m:nary>
+                <m:naryPr>
+                  <m:chr m:val="∑"/>
+                  <m:limLoc m:val="undOvr"/>
+                  <m:subHide m:val="off"/>
+                  <m:supHide m:val="on"/>
+                </m:naryPr>
+                <m:sub>
+                  <m:r>
+                    <m:t>i</m:t>
+                  </m:r>
+                  <m:r>
+                    <m:rPr>
+                      <m:sty m:val="p"/>
+                    </m:rPr>
+                    <m:t>:</m:t>
+                  </m:r>
+                  <m:r>
+                    <m:t> </m:t>
+                  </m:r>
+                  <m:r>
+                    <m:t>c</m:t>
+                  </m:r>
+                  <m:d>
+                    <m:dPr>
+                      <m:begChr m:val="("/>
+                      <m:endChr m:val=")"/>
+                      <m:sepChr m:val=""/>
+                      <m:grow/>
+                    </m:dPr>
+                    <m:e>
+                      <m:r>
+                        <m:t>i</m:t>
+                      </m:r>
+                    </m:e>
+                  </m:d>
+                  <m:r>
+                    <m:rPr>
+                      <m:sty m:val="p"/>
+                    </m:rPr>
+                    <m:t>=</m:t>
+                  </m:r>
+                  <m:r>
+                    <m:t>c</m:t>
+                  </m:r>
+                  <m:r>
+                    <m:rPr>
+                      <m:sty m:val="p"/>
+                    </m:rPr>
+                    <m:t>,</m:t>
+                  </m:r>
+                  <m:r>
+                    <m:t> </m:t>
+                  </m:r>
+                  <m:r>
+                    <m:t>ρ</m:t>
+                  </m:r>
+                  <m:d>
+                    <m:dPr>
+                      <m:begChr m:val="("/>
+                      <m:endChr m:val=")"/>
+                      <m:sepChr m:val=""/>
+                      <m:grow/>
+                    </m:dPr>
+                    <m:e>
+                      <m:r>
+                        <m:t>i</m:t>
+                      </m:r>
+                    </m:e>
+                  </m:d>
+                  <m:r>
+                    <m:rPr>
+                      <m:sty m:val="p"/>
+                    </m:rPr>
+                    <m:t>=</m:t>
+                  </m:r>
+                  <m:r>
+                    <m:t>ρ</m:t>
+                  </m:r>
+                </m:sub>
+                <m:sup>
+                  <m:r>
+                    <m:t>​</m:t>
+                  </m:r>
+                </m:sup>
+                <m:e>
+                  <m:sSub>
+                    <m:e>
+                      <m:r>
+                        <m:t>w</m:t>
+                      </m:r>
+                    </m:e>
+                    <m:sub>
+                      <m:r>
+                        <m:t>f</m:t>
+                      </m:r>
+                    </m:sub>
+                  </m:sSub>
+                </m:e>
+              </m:nary>
+              <m:d>
+                <m:dPr>
+                  <m:begChr m:val="["/>
+                  <m:endChr m:val="]"/>
+                  <m:sepChr m:val=""/>
+                  <m:grow/>
+                </m:dPr>
+                <m:e>
+                  <m:r>
+                    <m:t>i</m:t>
+                  </m:r>
+                </m:e>
+              </m:d>
+              <m:r>
+                <m:t> </m:t>
+              </m:r>
+              <m:sSub>
+                <m:e>
+                  <m:r>
+                    <m:t>m</m:t>
+                  </m:r>
+                </m:e>
+                <m:sub>
+                  <m:r>
+                    <m:t>i</m:t>
+                  </m:r>
+                </m:sub>
+              </m:sSub>
+            </m:oMath>
+            <w:r>
+              <w:t xml:space="preserve">;  </w:t>
+            </w:r>
+            <m:oMath>
+              <m:sSubSup>
+                <m:e>
+                  <m:r>
+                    <m:t>T</m:t>
+                  </m:r>
+                </m:e>
+                <m:sub>
+                  <m:r>
+                    <m:t>f</m:t>
+                  </m:r>
+                </m:sub>
+                <m:sup>
+                  <m:r>
+                    <m:t>ρ</m:t>
+                  </m:r>
+                </m:sup>
+              </m:sSubSup>
+              <m:d>
+                <m:dPr>
+                  <m:begChr m:val="["/>
+                  <m:endChr m:val="]"/>
+                  <m:sepChr m:val=""/>
+                  <m:grow/>
+                </m:dPr>
+                <m:e>
+                  <m:r>
+                    <m:t>c</m:t>
+                  </m:r>
+                </m:e>
+              </m:d>
+              <m:r>
+                <m:rPr>
+                  <m:sty m:val="p"/>
+                </m:rPr>
+                <m:t>←</m:t>
+              </m:r>
+              <m:nary>
+                <m:naryPr>
+                  <m:chr m:val="∑"/>
+                  <m:limLoc m:val="undOvr"/>
+                  <m:subHide m:val="off"/>
+                  <m:supHide m:val="on"/>
+                </m:naryPr>
+                <m:sub>
+                  <m:r>
+                    <m:t>c</m:t>
+                  </m:r>
+                  <m:r>
+                    <m:rPr>
+                      <m:sty m:val="p"/>
+                    </m:rPr>
+                    <m:t>′</m:t>
+                  </m:r>
+                  <m:r>
+                    <m:rPr>
+                      <m:sty m:val="p"/>
+                    </m:rPr>
+                    <m:t>≤</m:t>
+                  </m:r>
+                  <m:r>
+                    <m:t>c</m:t>
+                  </m:r>
+                </m:sub>
+                <m:sup>
+                  <m:r>
+                    <m:t>​</m:t>
+                  </m:r>
+                </m:sup>
+                <m:e>
+                  <m:sSubSup>
+                    <m:e>
+                      <m:r>
+                        <m:t>C</m:t>
+                      </m:r>
+                    </m:e>
+                    <m:sub>
+                      <m:r>
+                        <m:t>f</m:t>
+                      </m:r>
+                    </m:sub>
+                    <m:sup>
+                      <m:r>
+                        <m:t>ρ</m:t>
+                      </m:r>
+                    </m:sup>
+                  </m:sSubSup>
+                </m:e>
+              </m:nary>
+              <m:d>
+                <m:dPr>
+                  <m:begChr m:val="["/>
+                  <m:endChr m:val="]"/>
+                  <m:sepChr m:val=""/>
+                  <m:grow/>
+                </m:dPr>
+                <m:e>
+                  <m:r>
+                    <m:t>c</m:t>
+                  </m:r>
+                  <m:r>
+                    <m:rPr>
+                      <m:sty m:val="p"/>
+                    </m:rPr>
+                    <m:t>′</m:t>
+                  </m:r>
+                </m:e>
+              </m:d>
+            </m:oMath>
+          </w:p>
+        </w:tc>
+        <w:tc>
+          <w:tcPr/>
+          <w:p>
+            <w:pPr>
+              <w:pStyle w:val="Compact"/>
+            </w:pPr>
+          </w:p>
+        </w:tc>
+      </w:tr>
+      <w:tr>
+        <w:tc>
+          <w:tcPr/>
+          <w:p>
+            <w:pPr>
+              <w:pStyle w:val="Compact"/>
+              <w:jc w:val="left"/>
+            </w:pPr>
+            <w:r>
+              <w:t xml:space="preserve">12</w:t>
+            </w:r>
+          </w:p>
+        </w:tc>
+        <w:tc>
+          <w:tcPr/>
+          <w:p>
+            <w:pPr>
+              <w:pStyle w:val="Compact"/>
+              <w:jc w:val="left"/>
+            </w:pPr>
+            <w:r>
+              <w:t xml:space="preserve">  pack</w:t>
+            </w:r>
+            <w:r>
+              <w:t xml:space="preserve"> </w:t>
+            </w:r>
+            <m:oMath>
+              <m:sSubSup>
+                <m:e>
+                  <m:r>
+                    <m:t>A</m:t>
+                  </m:r>
+                </m:e>
+                <m:sub>
+                  <m:r>
+                    <m:t>f</m:t>
+                  </m:r>
+                </m:sub>
+                <m:sup>
+                  <m:r>
+                    <m:t>ρ</m:t>
+                  </m:r>
+                </m:sup>
+              </m:sSubSup>
+            </m:oMath>
+            <w:r>
+              <w:t xml:space="preserve">,</w:t>
+            </w:r>
+            <w:r>
+              <w:t xml:space="preserve"> </w:t>
+            </w:r>
+            <m:oMath>
+              <m:sSubSup>
+                <m:e>
+                  <m:r>
+                    <m:t>T</m:t>
+                  </m:r>
+                </m:e>
+                <m:sub>
+                  <m:r>
+                    <m:t>f</m:t>
+                  </m:r>
+                </m:sub>
+                <m:sup>
+                  <m:r>
+                    <m:t>ρ</m:t>
+                  </m:r>
+                </m:sup>
+              </m:sSubSup>
+            </m:oMath>
+            <w:r>
+              <w:t xml:space="preserve"> </w:t>
+            </w:r>
+            <w:r>
+              <w:t xml:space="preserve">and the record column in slot row 0,</w:t>
+            </w:r>
+          </w:p>
+        </w:tc>
+        <w:tc>
+          <w:tcPr/>
+          <w:p>
+            <w:pPr>
+              <w:pStyle w:val="Compact"/>
+            </w:pPr>
+          </w:p>
+        </w:tc>
+      </w:tr>
+      <w:tr>
+        <w:tc>
+          <w:tcPr/>
+          <w:p>
+            <w:pPr>
+              <w:pStyle w:val="Compact"/>
+            </w:pPr>
+          </w:p>
+        </w:tc>
+        <w:tc>
+          <w:tcPr/>
+          <w:p>
+            <w:pPr>
+              <w:pStyle w:val="Compact"/>
+              <w:jc w:val="left"/>
+            </w:pPr>
+            <w:r>
+              <w:t xml:space="preserve">    with a copy in row 1, and encrypt under</w:t>
+            </w:r>
+            <w:r>
+              <w:t xml:space="preserve"> </w:t>
+            </w:r>
+            <m:oMath>
+              <m:r>
+                <m:t>p</m:t>
+              </m:r>
+              <m:r>
+                <m:t>k</m:t>
+              </m:r>
+            </m:oMath>
+          </w:p>
+        </w:tc>
+        <w:tc>
+          <w:tcPr/>
+          <w:p>
+            <w:pPr>
+              <w:pStyle w:val="Compact"/>
+            </w:pPr>
+          </w:p>
+        </w:tc>
+      </w:tr>
+      <w:tr>
+        <w:tc>
+          <w:tcPr/>
+          <w:p>
+            <w:pPr>
+              <w:pStyle w:val="Compact"/>
+              <w:jc w:val="left"/>
+            </w:pPr>
+            <w:r>
+              <w:t xml:space="preserve">13</w:t>
+            </w:r>
+          </w:p>
+        </w:tc>
+        <w:tc>
+          <w:tcPr/>
+          <w:p>
+            <w:pPr>
+              <w:pStyle w:val="Compact"/>
+              <w:jc w:val="left"/>
+            </w:pPr>
+            <w:r>
+              <w:rPr>
+                <w:bCs/>
+                <w:b/>
+              </w:rPr>
+              <w:t xml:space="preserve">end for</w:t>
+            </w:r>
+          </w:p>
+        </w:tc>
+        <w:tc>
+          <w:tcPr/>
+          <w:p>
+            <w:pPr>
+              <w:pStyle w:val="Compact"/>
+            </w:pPr>
+          </w:p>
+        </w:tc>
+      </w:tr>
+      <w:tr>
+        <w:tc>
+          <w:tcPr/>
+          <w:p>
+            <w:pPr>
+              <w:pStyle w:val="Compact"/>
+              <w:jc w:val="left"/>
+            </w:pPr>
+            <w:r>
+              <w:t xml:space="preserve">14</w:t>
+            </w:r>
+          </w:p>
+        </w:tc>
+        <w:tc>
+          <w:tcPr/>
+          <w:p>
+            <w:pPr>
+              <w:pStyle w:val="Compact"/>
+              <w:jc w:val="left"/>
+            </w:pPr>
+            <w:r>
+              <w:rPr>
+                <w:bCs/>
+                <w:b/>
+              </w:rPr>
+              <w:t xml:space="preserve">return</w:t>
+            </w:r>
+            <w:r>
+              <w:t xml:space="preserve"> </w:t>
+            </w:r>
+            <m:oMath>
+              <m:r>
+                <m:t>I</m:t>
+              </m:r>
+              <m:r>
+                <m:rPr>
+                  <m:sty m:val="p"/>
+                </m:rPr>
+                <m:t>′</m:t>
+              </m:r>
+            </m:oMath>
+            <w:r>
+              <w:t xml:space="preserve">, ciphertexts and</w:t>
+            </w:r>
+            <w:r>
+              <w:t xml:space="preserve"> </w:t>
+            </w:r>
+            <m:oMath>
+              <m:r>
+                <m:t>p</m:t>
+              </m:r>
+              <m:r>
+                <m:t>k</m:t>
+              </m:r>
+            </m:oMath>
+            <w:r>
+              <w:t xml:space="preserve"> </w:t>
+            </w:r>
+            <w:r>
+              <w:t xml:space="preserve">to every</w:t>
+            </w:r>
+            <w:r>
+              <w:t xml:space="preserve"> </w:t>
+            </w:r>
+            <m:oMath>
+              <m:sSub>
+                <m:e>
+                  <m:r>
+                    <m:rPr>
+                      <m:nor/>
+                      <m:sty m:val="p"/>
+                    </m:rPr>
+                    <m:t>CP</m:t>
+                  </m:r>
+                </m:e>
+                <m:sub>
+                  <m:r>
+                    <m:t>j</m:t>
+                  </m:r>
+                </m:sub>
+              </m:sSub>
+            </m:oMath>
+            <w:r>
+              <w:t xml:space="preserve">;  </w:t>
+            </w:r>
+            <m:oMath>
+              <m:d>
+                <m:dPr>
+                  <m:begChr m:val="("/>
+                  <m:endChr m:val=")"/>
+                  <m:sepChr m:val=""/>
+                  <m:grow/>
+                </m:dPr>
+                <m:e>
+                  <m:r>
+                    <m:t>s</m:t>
+                  </m:r>
+                  <m:r>
+                    <m:t>k</m:t>
+                  </m:r>
+                  <m:r>
+                    <m:rPr>
+                      <m:sty m:val="p"/>
+                    </m:rPr>
+                    <m:t>,</m:t>
+                  </m:r>
+                  <m:r>
+                    <m:t>D</m:t>
+                  </m:r>
+                  <m:r>
+                    <m:rPr>
+                      <m:sty m:val="p"/>
+                    </m:rPr>
+                    <m:t>,</m:t>
+                  </m:r>
+                  <m:r>
+                    <m:t>K</m:t>
+                  </m:r>
+                  <m:sSub>
+                    <m:e>
+                      <m:r>
+                        <m:rPr>
+                          <m:sty m:val="p"/>
+                        </m:rPr>
+                        <m:t>′</m:t>
+                      </m:r>
+                    </m:e>
+                    <m:sub>
+                      <m:r>
+                        <m:t>ρ</m:t>
+                      </m:r>
+                    </m:sub>
+                  </m:sSub>
+                </m:e>
+              </m:d>
+            </m:oMath>
+            <w:r>
+              <w:t xml:space="preserve"> </w:t>
+            </w:r>
+            <w:r>
+              <w:t xml:space="preserve">to the data users of role</w:t>
+            </w:r>
+            <w:r>
+              <w:t xml:space="preserve"> </w:t>
+            </w:r>
+            <m:oMath>
+              <m:r>
+                <m:t>ρ</m:t>
+              </m:r>
+            </m:oMath>
+          </w:p>
+        </w:tc>
+        <w:tc>
+          <w:tcPr/>
+          <w:p>
+            <w:pPr>
+              <w:pStyle w:val="Compact"/>
+            </w:pPr>
+          </w:p>
+        </w:tc>
+      </w:tr>
+    </w:tbl>
+    <w:p/>
     <w:p>
       <w:pPr>
-        <w:pStyle w:val="BodyText"/>
-      </w:pPr>
-      <w:r>
-        <w:drawing>
-          <wp:inline>
-            <wp:extent cx="5526156" cy="2449613"/>
-            <wp:effectExtent b="0" l="0" r="0" t="0"/>
-            <wp:docPr descr="image" title="" id="32" name="Picture"/>
-            <a:graphic>
-              <a:graphicData uri="http://schemas.openxmlformats.org/drawingml/2006/picture">
-                <pic:pic>
-                  <pic:nvPicPr>
-                    <pic:cNvPr descr="alg_setup.png" id="33" name="Picture"/>
-                    <pic:cNvPicPr>
-                      <a:picLocks noChangeArrowheads="1" noChangeAspect="1"/>
-                    </pic:cNvPicPr>
-                  </pic:nvPicPr>
-                  <pic:blipFill>
-                    <a:blip r:embed="rId31"/>
-                    <a:stretch>
-                      <a:fillRect/>
-                    </a:stretch>
-                  </pic:blipFill>
-                  <pic:spPr bwMode="auto">
-                    <a:xfrm>
-                      <a:off x="0" y="0"/>
-                      <a:ext cx="5526156" cy="2449613"/>
-                    </a:xfrm>
-                    <a:prstGeom prst="rect">
-                      <a:avLst/>
-                    </a:prstGeom>
-                    <a:noFill/>
-                    <a:ln w="9525">
-                      <a:noFill/>
-                      <a:headEnd/>
-                      <a:tailEnd/>
-                    </a:ln>
-                  </pic:spPr>
-                </pic:pic>
-              </a:graphicData>
-            </a:graphic>
-          </wp:inline>
-        </w:drawing>
-      </w:r>
-    </w:p>
-    <w:p>
-      <w:pPr>
-        <w:pStyle w:val="BodyText"/>
+        <w:pStyle w:val="TableCaption"/>
         <w:keepNext/>
       </w:pPr>
       <w:r>
-        <w:rPr>
-          <w:bCs/>
-          <w:b/>
-        </w:rPr>
-        <w:t xml:space="preserve">Algorithm 2.</w:t>
-      </w:r>
-      <w:r>
-        <w:t xml:space="preserve"> </w:t>
-      </w:r>
-      <w:r>
-        <w:t xml:space="preserve">Verified range query. A single-keyword aggregate is the case</w:t>
+        <w:t xml:space="preserve">Algorithm 2. Verified range query. A single-keyword aggregate is the case</w:t>
       </w:r>
       <w:r>
         <w:t xml:space="preserve"> </w:t>
@@ -12222,55 +14348,2152 @@
         <w:t xml:space="preserve">.</w:t>
       </w:r>
     </w:p>
-    <w:p>
-      <w:pPr>
-        <w:pStyle w:val="BodyText"/>
-      </w:pPr>
-      <w:r>
-        <w:drawing>
-          <wp:inline>
-            <wp:extent cx="4379333" cy="2489369"/>
-            <wp:effectExtent b="0" l="0" r="0" t="0"/>
-            <wp:docPr descr="image" title="" id="35" name="Picture"/>
-            <a:graphic>
-              <a:graphicData uri="http://schemas.openxmlformats.org/drawingml/2006/picture">
-                <pic:pic>
-                  <pic:nvPicPr>
-                    <pic:cNvPr descr="alg_query.png" id="36" name="Picture"/>
-                    <pic:cNvPicPr>
-                      <a:picLocks noChangeArrowheads="1" noChangeAspect="1"/>
-                    </pic:cNvPicPr>
-                  </pic:nvPicPr>
-                  <pic:blipFill>
-                    <a:blip r:embed="rId34"/>
-                    <a:stretch>
-                      <a:fillRect/>
-                    </a:stretch>
-                  </pic:blipFill>
-                  <pic:spPr bwMode="auto">
-                    <a:xfrm>
-                      <a:off x="0" y="0"/>
-                      <a:ext cx="4379333" cy="2489369"/>
-                    </a:xfrm>
-                    <a:prstGeom prst="rect">
-                      <a:avLst/>
-                    </a:prstGeom>
-                    <a:noFill/>
-                    <a:ln w="9525">
-                      <a:noFill/>
-                      <a:headEnd/>
-                      <a:tailEnd/>
-                    </a:ln>
-                  </pic:spPr>
-                </pic:pic>
-              </a:graphicData>
-            </a:graphic>
-          </wp:inline>
-        </w:drawing>
-      </w:r>
-    </w:p>
-    <w:bookmarkEnd w:id="37"/>
-    <w:bookmarkStart w:id="38" w:name="tamper-evidence"/>
+    <w:tbl>
+      <w:tblPr>
+        <w:tblStyle w:val="Table"/>
+        <w:tblW w:type="pct" w:w="4800"/>
+        <w:tblLook w:firstRow="0" w:lastRow="0" w:firstColumn="0" w:lastColumn="0" w:noHBand="0" w:noVBand="0" w:val="0000"/>
+        <w:jc w:val="start"/>
+        <w:tblCaption w:val="Algorithm 2. Verified range query. A single-keyword aggregate is the case d=0: one key pair at \alpha_w over A_f."/>
+        <w:tblBorders>
+          <w:top w:val="single" w:sz="8" w:color="000000"/>
+          <w:bottom w:val="single" w:sz="8" w:color="000000"/>
+        </w:tblBorders>
+      </w:tblPr>
+      <w:tblGrid>
+        <w:gridCol w:w="475"/>
+        <w:gridCol w:w="5227"/>
+        <w:gridCol w:w="1900"/>
+      </w:tblGrid>
+      <w:tr>
+        <w:tc>
+          <w:tcPr/>
+          <w:p>
+            <w:pPr>
+              <w:pStyle w:val="Compact"/>
+            </w:pPr>
+          </w:p>
+        </w:tc>
+        <w:tc>
+          <w:tcPr/>
+          <w:p>
+            <w:pPr>
+              <w:pStyle w:val="Compact"/>
+              <w:jc w:val="left"/>
+            </w:pPr>
+            <w:r>
+              <w:rPr>
+                <w:bCs/>
+                <w:b/>
+              </w:rPr>
+              <w:t xml:space="preserve">Token</w:t>
+            </w:r>
+            <w:r>
+              <w:t xml:space="preserve"> </w:t>
+            </w:r>
+            <w:r>
+              <w:t xml:space="preserve">at the data user, for box</w:t>
+            </w:r>
+            <w:r>
+              <w:t xml:space="preserve"> </w:t>
+            </w:r>
+            <m:oMath>
+              <m:r>
+                <m:t>B</m:t>
+              </m:r>
+            </m:oMath>
+            <w:r>
+              <w:t xml:space="preserve"> </w:t>
+            </w:r>
+            <w:r>
+              <w:t xml:space="preserve">of a registered cube</w:t>
+            </w:r>
+          </w:p>
+        </w:tc>
+        <w:tc>
+          <w:tcPr/>
+          <w:p>
+            <w:pPr>
+              <w:pStyle w:val="Compact"/>
+            </w:pPr>
+          </w:p>
+        </w:tc>
+      </w:tr>
+      <w:tr>
+        <w:tc>
+          <w:tcPr/>
+          <w:p>
+            <w:pPr>
+              <w:pStyle w:val="Compact"/>
+              <w:jc w:val="left"/>
+            </w:pPr>
+            <w:r>
+              <w:t xml:space="preserve">1</w:t>
+            </w:r>
+          </w:p>
+        </w:tc>
+        <w:tc>
+          <w:tcPr/>
+          <w:p>
+            <w:pPr>
+              <w:pStyle w:val="Compact"/>
+              <w:jc w:val="left"/>
+            </w:pPr>
+            <m:oMath>
+              <m:sSub>
+                <m:e>
+                  <m:r>
+                    <m:t>δ</m:t>
+                  </m:r>
+                </m:e>
+                <m:sub>
+                  <m:r>
+                    <m:t>s</m:t>
+                  </m:r>
+                </m:sub>
+              </m:sSub>
+              <m:r>
+                <m:rPr>
+                  <m:sty m:val="p"/>
+                </m:rPr>
+                <m:t>←</m:t>
+              </m:r>
+              <m:sSubSup>
+                <m:e>
+                  <m:r>
+                    <m:rPr>
+                      <m:sty m:val="p"/>
+                      <m:scr m:val="double-struck"/>
+                    </m:rPr>
+                    <m:t>Z</m:t>
+                  </m:r>
+                </m:e>
+                <m:sub>
+                  <m:r>
+                    <m:t>p</m:t>
+                  </m:r>
+                </m:sub>
+                <m:sup>
+                  <m:r>
+                    <m:rPr>
+                      <m:sty m:val="p"/>
+                    </m:rPr>
+                    <m:t>*</m:t>
+                  </m:r>
+                </m:sup>
+              </m:sSubSup>
+            </m:oMath>
+          </w:p>
+        </w:tc>
+        <w:tc>
+          <w:tcPr/>
+          <w:p>
+            <w:pPr>
+              <w:pStyle w:val="Compact"/>
+              <w:jc w:val="left"/>
+            </w:pPr>
+            <w:r>
+              <w:t xml:space="preserve">▷</w:t>
+            </w:r>
+            <w:r>
+              <w:t xml:space="preserve"> </w:t>
+            </w:r>
+            <w:r>
+              <w:rPr>
+                <w:iCs/>
+                <w:i/>
+              </w:rPr>
+              <w:t xml:space="preserve">fresh per query</w:t>
+            </w:r>
+          </w:p>
+        </w:tc>
+      </w:tr>
+      <w:tr>
+        <w:tc>
+          <w:tcPr/>
+          <w:p>
+            <w:pPr>
+              <w:pStyle w:val="Compact"/>
+              <w:jc w:val="left"/>
+            </w:pPr>
+            <w:r>
+              <w:t xml:space="preserve">2</w:t>
+            </w:r>
+          </w:p>
+        </w:tc>
+        <w:tc>
+          <w:tcPr/>
+          <w:p>
+            <w:pPr>
+              <w:pStyle w:val="Compact"/>
+              <w:jc w:val="left"/>
+            </w:pPr>
+            <w:r>
+              <w:rPr>
+                <w:bCs/>
+                <w:b/>
+              </w:rPr>
+              <w:t xml:space="preserve">for all</w:t>
+            </w:r>
+            <w:r>
+              <w:t xml:space="preserve"> </w:t>
+            </w:r>
+            <m:oMath>
+              <m:r>
+                <m:t>σ</m:t>
+              </m:r>
+              <m:r>
+                <m:rPr>
+                  <m:sty m:val="p"/>
+                </m:rPr>
+                <m:t>∈</m:t>
+              </m:r>
+              <m:r>
+                <m:rPr>
+                  <m:sty m:val="p"/>
+                </m:rPr>
+                <m:t>{</m:t>
+              </m:r>
+              <m:r>
+                <m:t>0</m:t>
+              </m:r>
+              <m:r>
+                <m:rPr>
+                  <m:sty m:val="p"/>
+                </m:rPr>
+                <m:t>,</m:t>
+              </m:r>
+              <m:r>
+                <m:t>1</m:t>
+              </m:r>
+              <m:sSup>
+                <m:e>
+                  <m:r>
+                    <m:rPr>
+                      <m:sty m:val="p"/>
+                    </m:rPr>
+                    <m:t>}</m:t>
+                  </m:r>
+                </m:e>
+                <m:sup>
+                  <m:r>
+                    <m:t>d</m:t>
+                  </m:r>
+                </m:sup>
+              </m:sSup>
+            </m:oMath>
+            <w:r>
+              <w:t xml:space="preserve"> </w:t>
+            </w:r>
+            <w:r>
+              <w:rPr>
+                <w:bCs/>
+                <w:b/>
+              </w:rPr>
+              <w:t xml:space="preserve">do</w:t>
+            </w:r>
+          </w:p>
+        </w:tc>
+        <w:tc>
+          <w:tcPr/>
+          <w:p>
+            <w:pPr>
+              <w:pStyle w:val="Compact"/>
+            </w:pPr>
+          </w:p>
+        </w:tc>
+      </w:tr>
+      <w:tr>
+        <w:tc>
+          <w:tcPr/>
+          <w:p>
+            <w:pPr>
+              <w:pStyle w:val="Compact"/>
+              <w:jc w:val="left"/>
+            </w:pPr>
+            <w:r>
+              <w:t xml:space="preserve">3</w:t>
+            </w:r>
+          </w:p>
+        </w:tc>
+        <w:tc>
+          <w:tcPr/>
+          <w:p>
+            <w:pPr>
+              <w:pStyle w:val="Compact"/>
+              <w:jc w:val="left"/>
+            </w:pPr>
+            <w:r>
+              <w:t xml:space="preserve">  </w:t>
+            </w:r>
+            <m:oMath>
+              <m:r>
+                <m:t>c</m:t>
+              </m:r>
+              <m:r>
+                <m:rPr>
+                  <m:sty m:val="p"/>
+                </m:rPr>
+                <m:t>←</m:t>
+              </m:r>
+              <m:sSub>
+                <m:e>
+                  <m:r>
+                    <m:t>κ</m:t>
+                  </m:r>
+                </m:e>
+                <m:sub>
+                  <m:r>
+                    <m:t>σ</m:t>
+                  </m:r>
+                </m:sub>
+              </m:sSub>
+              <m:d>
+                <m:dPr>
+                  <m:begChr m:val="("/>
+                  <m:endChr m:val=")"/>
+                  <m:sepChr m:val=""/>
+                  <m:grow/>
+                </m:dPr>
+                <m:e>
+                  <m:r>
+                    <m:t>B</m:t>
+                  </m:r>
+                </m:e>
+              </m:d>
+            </m:oMath>
+            <w:r>
+              <w:t xml:space="preserve">;  </w:t>
+            </w:r>
+            <m:oMath>
+              <m:r>
+                <m:t>β</m:t>
+              </m:r>
+              <m:r>
+                <m:rPr>
+                  <m:sty m:val="p"/>
+                </m:rPr>
+                <m:t>←</m:t>
+              </m:r>
+              <m:sSup>
+                <m:e>
+                  <m:d>
+                    <m:dPr>
+                      <m:begChr m:val="("/>
+                      <m:endChr m:val=")"/>
+                      <m:sepChr m:val=""/>
+                      <m:grow/>
+                    </m:dPr>
+                    <m:e>
+                      <m:r>
+                        <m:rPr>
+                          <m:sty m:val="p"/>
+                        </m:rPr>
+                        <m:t>−</m:t>
+                      </m:r>
+                      <m:r>
+                        <m:t>1</m:t>
+                      </m:r>
+                    </m:e>
+                  </m:d>
+                </m:e>
+                <m:sup>
+                  <m:d>
+                    <m:dPr>
+                      <m:begChr m:val="|"/>
+                      <m:endChr m:val="|"/>
+                      <m:sepChr m:val=""/>
+                      <m:grow/>
+                    </m:dPr>
+                    <m:e>
+                      <m:r>
+                        <m:t>σ</m:t>
+                      </m:r>
+                    </m:e>
+                  </m:d>
+                </m:sup>
+              </m:sSup>
+            </m:oMath>
+          </w:p>
+        </w:tc>
+        <w:tc>
+          <w:tcPr/>
+          <w:p>
+            <w:pPr>
+              <w:pStyle w:val="Compact"/>
+            </w:pPr>
+          </w:p>
+        </w:tc>
+      </w:tr>
+      <w:tr>
+        <w:tc>
+          <w:tcPr/>
+          <w:p>
+            <w:pPr>
+              <w:pStyle w:val="Compact"/>
+              <w:jc w:val="left"/>
+            </w:pPr>
+            <w:r>
+              <w:t xml:space="preserve">4</w:t>
+            </w:r>
+          </w:p>
+        </w:tc>
+        <w:tc>
+          <w:tcPr/>
+          <w:p>
+            <w:pPr>
+              <w:pStyle w:val="Compact"/>
+              <w:jc w:val="left"/>
+            </w:pPr>
+            <w:r>
+              <w:t xml:space="preserve">  </w:t>
+            </w:r>
+            <w:r>
+              <w:rPr>
+                <w:bCs/>
+                <w:b/>
+              </w:rPr>
+              <w:t xml:space="preserve">if</w:t>
+            </w:r>
+            <w:r>
+              <w:t xml:space="preserve"> </w:t>
+            </w:r>
+            <m:oMath>
+              <m:r>
+                <m:t>c</m:t>
+              </m:r>
+            </m:oMath>
+            <w:r>
+              <w:t xml:space="preserve"> </w:t>
+            </w:r>
+            <w:r>
+              <w:t xml:space="preserve">lies outside the cube</w:t>
+            </w:r>
+            <w:r>
+              <w:t xml:space="preserve"> </w:t>
+            </w:r>
+            <w:r>
+              <w:rPr>
+                <w:bCs/>
+                <w:b/>
+              </w:rPr>
+              <w:t xml:space="preserve">then</w:t>
+            </w:r>
+            <w:r>
+              <w:t xml:space="preserve"> </w:t>
+            </w:r>
+            <m:oMath>
+              <m:r>
+                <m:t>c</m:t>
+              </m:r>
+              <m:r>
+                <m:rPr>
+                  <m:sty m:val="p"/>
+                </m:rPr>
+                <m:t>←</m:t>
+              </m:r>
+            </m:oMath>
+            <w:r>
+              <w:t xml:space="preserve"> </w:t>
+            </w:r>
+            <w:r>
+              <w:t xml:space="preserve">random cell,</w:t>
+            </w:r>
+            <w:r>
+              <w:t xml:space="preserve"> </w:t>
+            </w:r>
+            <m:oMath>
+              <m:r>
+                <m:t>β</m:t>
+              </m:r>
+              <m:r>
+                <m:rPr>
+                  <m:sty m:val="p"/>
+                </m:rPr>
+                <m:t>←</m:t>
+              </m:r>
+              <m:r>
+                <m:t>0</m:t>
+              </m:r>
+            </m:oMath>
+          </w:p>
+        </w:tc>
+        <w:tc>
+          <w:tcPr/>
+          <w:p>
+            <w:pPr>
+              <w:pStyle w:val="Compact"/>
+              <w:jc w:val="left"/>
+            </w:pPr>
+            <w:r>
+              <w:t xml:space="preserve">▷</w:t>
+            </w:r>
+            <w:r>
+              <w:t xml:space="preserve"> </w:t>
+            </w:r>
+            <w:r>
+              <w:rPr>
+                <w:iCs/>
+                <w:i/>
+              </w:rPr>
+              <w:t xml:space="preserve">dummy</w:t>
+            </w:r>
+          </w:p>
+        </w:tc>
+      </w:tr>
+      <w:tr>
+        <w:tc>
+          <w:tcPr/>
+          <w:p>
+            <w:pPr>
+              <w:pStyle w:val="Compact"/>
+              <w:jc w:val="left"/>
+            </w:pPr>
+            <w:r>
+              <w:t xml:space="preserve">5</w:t>
+            </w:r>
+          </w:p>
+        </w:tc>
+        <w:tc>
+          <w:tcPr/>
+          <w:p>
+            <w:pPr>
+              <w:pStyle w:val="Compact"/>
+              <w:jc w:val="left"/>
+            </w:pPr>
+            <w:r>
+              <w:t xml:space="preserve">  </w:t>
+            </w:r>
+            <m:oMath>
+              <m:d>
+                <m:dPr>
+                  <m:begChr m:val="("/>
+                  <m:endChr m:val=")"/>
+                  <m:sepChr m:val=""/>
+                  <m:grow/>
+                </m:dPr>
+                <m:e>
+                  <m:sSub>
+                    <m:e>
+                      <m:r>
+                        <m:t>κ</m:t>
+                      </m:r>
+                    </m:e>
+                    <m:sub>
+                      <m:r>
+                        <m:t>σ</m:t>
+                      </m:r>
+                      <m:r>
+                        <m:rPr>
+                          <m:sty m:val="p"/>
+                        </m:rPr>
+                        <m:t>,</m:t>
+                      </m:r>
+                      <m:r>
+                        <m:t>1</m:t>
+                      </m:r>
+                    </m:sub>
+                  </m:sSub>
+                  <m:r>
+                    <m:rPr>
+                      <m:sty m:val="p"/>
+                    </m:rPr>
+                    <m:t>,</m:t>
+                  </m:r>
+                  <m:r>
+                    <m:rPr>
+                      <m:sty m:val="p"/>
+                    </m:rPr>
+                    <m:t>…</m:t>
+                  </m:r>
+                  <m:r>
+                    <m:rPr>
+                      <m:sty m:val="p"/>
+                    </m:rPr>
+                    <m:t>,</m:t>
+                  </m:r>
+                  <m:sSub>
+                    <m:e>
+                      <m:r>
+                        <m:t>κ</m:t>
+                      </m:r>
+                    </m:e>
+                    <m:sub>
+                      <m:r>
+                        <m:t>σ</m:t>
+                      </m:r>
+                      <m:r>
+                        <m:rPr>
+                          <m:sty m:val="p"/>
+                        </m:rPr>
+                        <m:t>,</m:t>
+                      </m:r>
+                      <m:r>
+                        <m:t>n</m:t>
+                      </m:r>
+                    </m:sub>
+                  </m:sSub>
+                </m:e>
+              </m:d>
+              <m:r>
+                <m:rPr>
+                  <m:sty m:val="p"/>
+                </m:rPr>
+                <m:t>←</m:t>
+              </m:r>
+              <m:r>
+                <m:rPr>
+                  <m:sty m:val="p"/>
+                  <m:scr m:val="sans-serif"/>
+                </m:rPr>
+                <m:t>G</m:t>
+              </m:r>
+              <m:r>
+                <m:rPr>
+                  <m:sty m:val="p"/>
+                  <m:scr m:val="sans-serif"/>
+                </m:rPr>
+                <m:t>e</m:t>
+              </m:r>
+              <m:r>
+                <m:rPr>
+                  <m:sty m:val="p"/>
+                  <m:scr m:val="sans-serif"/>
+                </m:rPr>
+                <m:t>n</m:t>
+              </m:r>
+              <m:d>
+                <m:dPr>
+                  <m:begChr m:val="("/>
+                  <m:endChr m:val=")"/>
+                  <m:sepChr m:val=""/>
+                  <m:grow/>
+                </m:dPr>
+                <m:e>
+                  <m:sSup>
+                    <m:e>
+                      <m:r>
+                        <m:t>1</m:t>
+                      </m:r>
+                    </m:e>
+                    <m:sup>
+                      <m:r>
+                        <m:t>λ</m:t>
+                      </m:r>
+                    </m:sup>
+                  </m:sSup>
+                  <m:r>
+                    <m:rPr>
+                      <m:sty m:val="p"/>
+                    </m:rPr>
+                    <m:t>,</m:t>
+                  </m:r>
+                  <m:r>
+                    <m:t>c</m:t>
+                  </m:r>
+                  <m:r>
+                    <m:rPr>
+                      <m:sty m:val="p"/>
+                    </m:rPr>
+                    <m:t>,</m:t>
+                  </m:r>
+                  <m:r>
+                    <m:t>β</m:t>
+                  </m:r>
+                </m:e>
+              </m:d>
+            </m:oMath>
+          </w:p>
+        </w:tc>
+        <w:tc>
+          <w:tcPr/>
+          <w:p>
+            <w:pPr>
+              <w:pStyle w:val="Compact"/>
+            </w:pPr>
+          </w:p>
+        </w:tc>
+      </w:tr>
+      <w:tr>
+        <w:tc>
+          <w:tcPr/>
+          <w:p>
+            <w:pPr>
+              <w:pStyle w:val="Compact"/>
+              <w:jc w:val="left"/>
+            </w:pPr>
+            <w:r>
+              <w:t xml:space="preserve">6</w:t>
+            </w:r>
+          </w:p>
+        </w:tc>
+        <w:tc>
+          <w:tcPr/>
+          <w:p>
+            <w:pPr>
+              <w:pStyle w:val="Compact"/>
+              <w:jc w:val="left"/>
+            </w:pPr>
+            <w:r>
+              <w:t xml:space="preserve">  </w:t>
+            </w:r>
+            <m:oMath>
+              <m:d>
+                <m:dPr>
+                  <m:begChr m:val="("/>
+                  <m:endChr m:val=")"/>
+                  <m:sepChr m:val=""/>
+                  <m:grow/>
+                </m:dPr>
+                <m:e>
+                  <m:sSub>
+                    <m:e>
+                      <m:acc>
+                        <m:accPr>
+                          <m:chr m:val="̂"/>
+                        </m:accPr>
+                        <m:e>
+                          <m:r>
+                            <m:t>κ</m:t>
+                          </m:r>
+                        </m:e>
+                      </m:acc>
+                    </m:e>
+                    <m:sub>
+                      <m:r>
+                        <m:t>σ</m:t>
+                      </m:r>
+                      <m:r>
+                        <m:rPr>
+                          <m:sty m:val="p"/>
+                        </m:rPr>
+                        <m:t>,</m:t>
+                      </m:r>
+                      <m:r>
+                        <m:t>1</m:t>
+                      </m:r>
+                    </m:sub>
+                  </m:sSub>
+                  <m:r>
+                    <m:rPr>
+                      <m:sty m:val="p"/>
+                    </m:rPr>
+                    <m:t>,</m:t>
+                  </m:r>
+                  <m:r>
+                    <m:rPr>
+                      <m:sty m:val="p"/>
+                    </m:rPr>
+                    <m:t>…</m:t>
+                  </m:r>
+                  <m:r>
+                    <m:rPr>
+                      <m:sty m:val="p"/>
+                    </m:rPr>
+                    <m:t>,</m:t>
+                  </m:r>
+                  <m:sSub>
+                    <m:e>
+                      <m:acc>
+                        <m:accPr>
+                          <m:chr m:val="̂"/>
+                        </m:accPr>
+                        <m:e>
+                          <m:r>
+                            <m:t>κ</m:t>
+                          </m:r>
+                        </m:e>
+                      </m:acc>
+                    </m:e>
+                    <m:sub>
+                      <m:r>
+                        <m:t>σ</m:t>
+                      </m:r>
+                      <m:r>
+                        <m:rPr>
+                          <m:sty m:val="p"/>
+                        </m:rPr>
+                        <m:t>,</m:t>
+                      </m:r>
+                      <m:r>
+                        <m:t>n</m:t>
+                      </m:r>
+                    </m:sub>
+                  </m:sSub>
+                </m:e>
+              </m:d>
+              <m:r>
+                <m:rPr>
+                  <m:sty m:val="p"/>
+                </m:rPr>
+                <m:t>←</m:t>
+              </m:r>
+              <m:r>
+                <m:rPr>
+                  <m:sty m:val="p"/>
+                  <m:scr m:val="sans-serif"/>
+                </m:rPr>
+                <m:t>G</m:t>
+              </m:r>
+              <m:r>
+                <m:rPr>
+                  <m:sty m:val="p"/>
+                  <m:scr m:val="sans-serif"/>
+                </m:rPr>
+                <m:t>e</m:t>
+              </m:r>
+              <m:r>
+                <m:rPr>
+                  <m:sty m:val="p"/>
+                  <m:scr m:val="sans-serif"/>
+                </m:rPr>
+                <m:t>n</m:t>
+              </m:r>
+              <m:d>
+                <m:dPr>
+                  <m:begChr m:val="("/>
+                  <m:endChr m:val=")"/>
+                  <m:sepChr m:val=""/>
+                  <m:grow/>
+                </m:dPr>
+                <m:e>
+                  <m:sSup>
+                    <m:e>
+                      <m:r>
+                        <m:t>1</m:t>
+                      </m:r>
+                    </m:e>
+                    <m:sup>
+                      <m:r>
+                        <m:t>λ</m:t>
+                      </m:r>
+                    </m:sup>
+                  </m:sSup>
+                  <m:r>
+                    <m:rPr>
+                      <m:sty m:val="p"/>
+                    </m:rPr>
+                    <m:t>,</m:t>
+                  </m:r>
+                  <m:r>
+                    <m:t>c</m:t>
+                  </m:r>
+                  <m:r>
+                    <m:rPr>
+                      <m:sty m:val="p"/>
+                    </m:rPr>
+                    <m:t>,</m:t>
+                  </m:r>
+                  <m:sSub>
+                    <m:e>
+                      <m:r>
+                        <m:t>δ</m:t>
+                      </m:r>
+                    </m:e>
+                    <m:sub>
+                      <m:r>
+                        <m:t>s</m:t>
+                      </m:r>
+                    </m:sub>
+                  </m:sSub>
+                  <m:r>
+                    <m:t>β</m:t>
+                  </m:r>
+                </m:e>
+              </m:d>
+            </m:oMath>
+          </w:p>
+        </w:tc>
+        <w:tc>
+          <w:tcPr/>
+          <w:p>
+            <w:pPr>
+              <w:pStyle w:val="Compact"/>
+            </w:pPr>
+          </w:p>
+        </w:tc>
+      </w:tr>
+      <w:tr>
+        <w:tc>
+          <w:tcPr/>
+          <w:p>
+            <w:pPr>
+              <w:pStyle w:val="Compact"/>
+              <w:jc w:val="left"/>
+            </w:pPr>
+            <w:r>
+              <w:t xml:space="preserve">7</w:t>
+            </w:r>
+          </w:p>
+        </w:tc>
+        <w:tc>
+          <w:tcPr/>
+          <w:p>
+            <w:pPr>
+              <w:pStyle w:val="Compact"/>
+              <w:jc w:val="left"/>
+            </w:pPr>
+            <w:r>
+              <w:rPr>
+                <w:bCs/>
+                <w:b/>
+              </w:rPr>
+              <w:t xml:space="preserve">end for</w:t>
+            </w:r>
+          </w:p>
+        </w:tc>
+        <w:tc>
+          <w:tcPr/>
+          <w:p>
+            <w:pPr>
+              <w:pStyle w:val="Compact"/>
+            </w:pPr>
+          </w:p>
+        </w:tc>
+      </w:tr>
+      <w:tr>
+        <w:tc>
+          <w:tcPr/>
+          <w:p>
+            <w:pPr>
+              <w:pStyle w:val="Compact"/>
+              <w:jc w:val="left"/>
+            </w:pPr>
+            <w:r>
+              <w:t xml:space="preserve">8</w:t>
+            </w:r>
+          </w:p>
+        </w:tc>
+        <w:tc>
+          <w:tcPr/>
+          <w:p>
+            <w:pPr>
+              <w:pStyle w:val="Compact"/>
+              <w:jc w:val="left"/>
+            </w:pPr>
+            <w:r>
+              <w:t xml:space="preserve">send</w:t>
+            </w:r>
+            <w:r>
+              <w:t xml:space="preserve"> </w:t>
+            </w:r>
+            <m:oMath>
+              <m:r>
+                <m:rPr>
+                  <m:sty m:val="p"/>
+                </m:rPr>
+                <m:t>{</m:t>
+              </m:r>
+              <m:sSub>
+                <m:e>
+                  <m:r>
+                    <m:t>κ</m:t>
+                  </m:r>
+                </m:e>
+                <m:sub>
+                  <m:r>
+                    <m:t>σ</m:t>
+                  </m:r>
+                  <m:r>
+                    <m:rPr>
+                      <m:sty m:val="p"/>
+                    </m:rPr>
+                    <m:t>,</m:t>
+                  </m:r>
+                  <m:r>
+                    <m:t>j</m:t>
+                  </m:r>
+                </m:sub>
+              </m:sSub>
+              <m:r>
+                <m:rPr>
+                  <m:sty m:val="p"/>
+                </m:rPr>
+                <m:t>,</m:t>
+              </m:r>
+              <m:sSub>
+                <m:e>
+                  <m:acc>
+                    <m:accPr>
+                      <m:chr m:val="̂"/>
+                    </m:accPr>
+                    <m:e>
+                      <m:r>
+                        <m:t>κ</m:t>
+                      </m:r>
+                    </m:e>
+                  </m:acc>
+                </m:e>
+                <m:sub>
+                  <m:r>
+                    <m:t>σ</m:t>
+                  </m:r>
+                  <m:r>
+                    <m:rPr>
+                      <m:sty m:val="p"/>
+                    </m:rPr>
+                    <m:t>,</m:t>
+                  </m:r>
+                  <m:r>
+                    <m:t>j</m:t>
+                  </m:r>
+                </m:sub>
+              </m:sSub>
+              <m:sSub>
+                <m:e>
+                  <m:r>
+                    <m:rPr>
+                      <m:sty m:val="p"/>
+                    </m:rPr>
+                    <m:t>}</m:t>
+                  </m:r>
+                </m:e>
+                <m:sub>
+                  <m:r>
+                    <m:t>σ</m:t>
+                  </m:r>
+                </m:sub>
+              </m:sSub>
+            </m:oMath>
+            <w:r>
+              <w:t xml:space="preserve"> </w:t>
+            </w:r>
+            <w:r>
+              <w:t xml:space="preserve">to</w:t>
+            </w:r>
+            <w:r>
+              <w:t xml:space="preserve"> </w:t>
+            </w:r>
+            <m:oMath>
+              <m:sSub>
+                <m:e>
+                  <m:r>
+                    <m:rPr>
+                      <m:nor/>
+                      <m:sty m:val="p"/>
+                    </m:rPr>
+                    <m:t>CP</m:t>
+                  </m:r>
+                </m:e>
+                <m:sub>
+                  <m:r>
+                    <m:t>j</m:t>
+                  </m:r>
+                </m:sub>
+              </m:sSub>
+            </m:oMath>
+          </w:p>
+        </w:tc>
+        <w:tc>
+          <w:tcPr/>
+          <w:p>
+            <w:pPr>
+              <w:pStyle w:val="Compact"/>
+            </w:pPr>
+          </w:p>
+        </w:tc>
+      </w:tr>
+      <w:tr>
+        <w:tc>
+          <w:tcPr/>
+          <w:p>
+            <w:pPr>
+              <w:pStyle w:val="Compact"/>
+            </w:pPr>
+          </w:p>
+        </w:tc>
+        <w:tc>
+          <w:tcPr/>
+          <w:p>
+            <w:pPr>
+              <w:pStyle w:val="Compact"/>
+              <w:jc w:val="left"/>
+            </w:pPr>
+            <w:r>
+              <w:rPr>
+                <w:bCs/>
+                <w:b/>
+              </w:rPr>
+              <w:t xml:space="preserve">Answer</w:t>
+            </w:r>
+            <w:r>
+              <w:t xml:space="preserve"> </w:t>
+            </w:r>
+            <w:r>
+              <w:t xml:space="preserve">at provider</w:t>
+            </w:r>
+            <w:r>
+              <w:t xml:space="preserve"> </w:t>
+            </w:r>
+            <m:oMath>
+              <m:sSub>
+                <m:e>
+                  <m:r>
+                    <m:rPr>
+                      <m:nor/>
+                      <m:sty m:val="p"/>
+                    </m:rPr>
+                    <m:t>CP</m:t>
+                  </m:r>
+                </m:e>
+                <m:sub>
+                  <m:r>
+                    <m:t>j</m:t>
+                  </m:r>
+                </m:sub>
+              </m:sSub>
+            </m:oMath>
+          </w:p>
+        </w:tc>
+        <w:tc>
+          <w:tcPr/>
+          <w:p>
+            <w:pPr>
+              <w:pStyle w:val="Compact"/>
+            </w:pPr>
+          </w:p>
+        </w:tc>
+      </w:tr>
+      <w:tr>
+        <w:tc>
+          <w:tcPr/>
+          <w:p>
+            <w:pPr>
+              <w:pStyle w:val="Compact"/>
+              <w:jc w:val="left"/>
+            </w:pPr>
+            <w:r>
+              <w:t xml:space="preserve">9</w:t>
+            </w:r>
+          </w:p>
+        </w:tc>
+        <w:tc>
+          <w:tcPr/>
+          <w:p>
+            <w:pPr>
+              <w:pStyle w:val="Compact"/>
+              <w:jc w:val="left"/>
+            </w:pPr>
+            <m:oMath>
+              <m:sSub>
+                <m:e>
+                  <m:r>
+                    <m:t>e</m:t>
+                  </m:r>
+                </m:e>
+                <m:sub>
+                  <m:r>
+                    <m:t>j</m:t>
+                  </m:r>
+                </m:sub>
+              </m:sSub>
+              <m:r>
+                <m:rPr>
+                  <m:sty m:val="p"/>
+                </m:rPr>
+                <m:t>←</m:t>
+              </m:r>
+              <m:nary>
+                <m:naryPr>
+                  <m:chr m:val="∑"/>
+                  <m:limLoc m:val="undOvr"/>
+                  <m:subHide m:val="off"/>
+                  <m:supHide m:val="on"/>
+                </m:naryPr>
+                <m:sub>
+                  <m:r>
+                    <m:t>σ</m:t>
+                  </m:r>
+                </m:sub>
+                <m:sup>
+                  <m:r>
+                    <m:t>​</m:t>
+                  </m:r>
+                </m:sup>
+                <m:e>
+                  <m:r>
+                    <m:rPr>
+                      <m:sty m:val="p"/>
+                      <m:scr m:val="sans-serif"/>
+                    </m:rPr>
+                    <m:t>F</m:t>
+                  </m:r>
+                  <m:r>
+                    <m:rPr>
+                      <m:sty m:val="p"/>
+                      <m:scr m:val="sans-serif"/>
+                    </m:rPr>
+                    <m:t>u</m:t>
+                  </m:r>
+                  <m:r>
+                    <m:rPr>
+                      <m:sty m:val="p"/>
+                      <m:scr m:val="sans-serif"/>
+                    </m:rPr>
+                    <m:t>l</m:t>
+                  </m:r>
+                  <m:r>
+                    <m:rPr>
+                      <m:sty m:val="p"/>
+                      <m:scr m:val="sans-serif"/>
+                    </m:rPr>
+                    <m:t>l</m:t>
+                  </m:r>
+                  <m:r>
+                    <m:rPr>
+                      <m:sty m:val="p"/>
+                      <m:scr m:val="sans-serif"/>
+                    </m:rPr>
+                    <m:t>E</m:t>
+                  </m:r>
+                  <m:r>
+                    <m:rPr>
+                      <m:sty m:val="p"/>
+                      <m:scr m:val="sans-serif"/>
+                    </m:rPr>
+                    <m:t>v</m:t>
+                  </m:r>
+                  <m:r>
+                    <m:rPr>
+                      <m:sty m:val="p"/>
+                      <m:scr m:val="sans-serif"/>
+                    </m:rPr>
+                    <m:t>a</m:t>
+                  </m:r>
+                  <m:r>
+                    <m:rPr>
+                      <m:sty m:val="p"/>
+                      <m:scr m:val="sans-serif"/>
+                    </m:rPr>
+                    <m:t>l</m:t>
+                  </m:r>
+                </m:e>
+              </m:nary>
+              <m:d>
+                <m:dPr>
+                  <m:begChr m:val="("/>
+                  <m:endChr m:val=")"/>
+                  <m:sepChr m:val=""/>
+                  <m:grow/>
+                </m:dPr>
+                <m:e>
+                  <m:r>
+                    <m:t>j</m:t>
+                  </m:r>
+                  <m:r>
+                    <m:rPr>
+                      <m:sty m:val="p"/>
+                    </m:rPr>
+                    <m:t>,</m:t>
+                  </m:r>
+                  <m:sSub>
+                    <m:e>
+                      <m:r>
+                        <m:t>κ</m:t>
+                      </m:r>
+                    </m:e>
+                    <m:sub>
+                      <m:r>
+                        <m:t>σ</m:t>
+                      </m:r>
+                      <m:r>
+                        <m:rPr>
+                          <m:sty m:val="p"/>
+                        </m:rPr>
+                        <m:t>,</m:t>
+                      </m:r>
+                      <m:r>
+                        <m:t>j</m:t>
+                      </m:r>
+                    </m:sub>
+                  </m:sSub>
+                </m:e>
+              </m:d>
+            </m:oMath>
+            <w:r>
+              <w:t xml:space="preserve">;  </w:t>
+            </w:r>
+            <m:oMath>
+              <m:sSub>
+                <m:e>
+                  <m:acc>
+                    <m:accPr>
+                      <m:chr m:val="̂"/>
+                    </m:accPr>
+                    <m:e>
+                      <m:r>
+                        <m:t>e</m:t>
+                      </m:r>
+                    </m:e>
+                  </m:acc>
+                </m:e>
+                <m:sub>
+                  <m:r>
+                    <m:t>j</m:t>
+                  </m:r>
+                </m:sub>
+              </m:sSub>
+              <m:r>
+                <m:rPr>
+                  <m:sty m:val="p"/>
+                </m:rPr>
+                <m:t>←</m:t>
+              </m:r>
+              <m:nary>
+                <m:naryPr>
+                  <m:chr m:val="∑"/>
+                  <m:limLoc m:val="undOvr"/>
+                  <m:subHide m:val="off"/>
+                  <m:supHide m:val="on"/>
+                </m:naryPr>
+                <m:sub>
+                  <m:r>
+                    <m:t>σ</m:t>
+                  </m:r>
+                </m:sub>
+                <m:sup>
+                  <m:r>
+                    <m:t>​</m:t>
+                  </m:r>
+                </m:sup>
+                <m:e>
+                  <m:r>
+                    <m:rPr>
+                      <m:sty m:val="p"/>
+                      <m:scr m:val="sans-serif"/>
+                    </m:rPr>
+                    <m:t>F</m:t>
+                  </m:r>
+                  <m:r>
+                    <m:rPr>
+                      <m:sty m:val="p"/>
+                      <m:scr m:val="sans-serif"/>
+                    </m:rPr>
+                    <m:t>u</m:t>
+                  </m:r>
+                  <m:r>
+                    <m:rPr>
+                      <m:sty m:val="p"/>
+                      <m:scr m:val="sans-serif"/>
+                    </m:rPr>
+                    <m:t>l</m:t>
+                  </m:r>
+                  <m:r>
+                    <m:rPr>
+                      <m:sty m:val="p"/>
+                      <m:scr m:val="sans-serif"/>
+                    </m:rPr>
+                    <m:t>l</m:t>
+                  </m:r>
+                  <m:r>
+                    <m:rPr>
+                      <m:sty m:val="p"/>
+                      <m:scr m:val="sans-serif"/>
+                    </m:rPr>
+                    <m:t>E</m:t>
+                  </m:r>
+                  <m:r>
+                    <m:rPr>
+                      <m:sty m:val="p"/>
+                      <m:scr m:val="sans-serif"/>
+                    </m:rPr>
+                    <m:t>v</m:t>
+                  </m:r>
+                  <m:r>
+                    <m:rPr>
+                      <m:sty m:val="p"/>
+                      <m:scr m:val="sans-serif"/>
+                    </m:rPr>
+                    <m:t>a</m:t>
+                  </m:r>
+                  <m:r>
+                    <m:rPr>
+                      <m:sty m:val="p"/>
+                      <m:scr m:val="sans-serif"/>
+                    </m:rPr>
+                    <m:t>l</m:t>
+                  </m:r>
+                </m:e>
+              </m:nary>
+              <m:d>
+                <m:dPr>
+                  <m:begChr m:val="("/>
+                  <m:endChr m:val=")"/>
+                  <m:sepChr m:val=""/>
+                  <m:grow/>
+                </m:dPr>
+                <m:e>
+                  <m:r>
+                    <m:t>j</m:t>
+                  </m:r>
+                  <m:r>
+                    <m:rPr>
+                      <m:sty m:val="p"/>
+                    </m:rPr>
+                    <m:t>,</m:t>
+                  </m:r>
+                  <m:sSub>
+                    <m:e>
+                      <m:acc>
+                        <m:accPr>
+                          <m:chr m:val="̂"/>
+                        </m:accPr>
+                        <m:e>
+                          <m:r>
+                            <m:t>κ</m:t>
+                          </m:r>
+                        </m:e>
+                      </m:acc>
+                    </m:e>
+                    <m:sub>
+                      <m:r>
+                        <m:t>σ</m:t>
+                      </m:r>
+                      <m:r>
+                        <m:rPr>
+                          <m:sty m:val="p"/>
+                        </m:rPr>
+                        <m:t>,</m:t>
+                      </m:r>
+                      <m:r>
+                        <m:t>j</m:t>
+                      </m:r>
+                    </m:sub>
+                  </m:sSub>
+                </m:e>
+              </m:d>
+            </m:oMath>
+          </w:p>
+        </w:tc>
+        <w:tc>
+          <w:tcPr/>
+          <w:p>
+            <w:pPr>
+              <w:pStyle w:val="Compact"/>
+              <w:jc w:val="left"/>
+            </w:pPr>
+            <w:r>
+              <w:t xml:space="preserve">▷</w:t>
+            </w:r>
+            <w:r>
+              <w:t xml:space="preserve"> </w:t>
+            </w:r>
+            <m:oMath>
+              <m:r>
+                <m:t>O</m:t>
+              </m:r>
+              <m:d>
+                <m:dPr>
+                  <m:begChr m:val="("/>
+                  <m:endChr m:val=")"/>
+                  <m:sepChr m:val=""/>
+                  <m:grow/>
+                </m:dPr>
+                <m:e>
+                  <m:sSup>
+                    <m:e>
+                      <m:r>
+                        <m:t>2</m:t>
+                      </m:r>
+                    </m:e>
+                    <m:sup>
+                      <m:r>
+                        <m:t>d</m:t>
+                      </m:r>
+                    </m:sup>
+                  </m:sSup>
+                  <m:r>
+                    <m:t>M</m:t>
+                  </m:r>
+                </m:e>
+              </m:d>
+            </m:oMath>
+            <w:r>
+              <w:rPr>
+                <w:iCs/>
+                <w:i/>
+              </w:rPr>
+              <w:t xml:space="preserve"> </w:t>
+            </w:r>
+            <w:r>
+              <w:rPr>
+                <w:iCs/>
+                <w:i/>
+              </w:rPr>
+              <w:t xml:space="preserve">PRG</w:t>
+            </w:r>
+          </w:p>
+        </w:tc>
+      </w:tr>
+      <w:tr>
+        <w:tc>
+          <w:tcPr/>
+          <w:p>
+            <w:pPr>
+              <w:pStyle w:val="Compact"/>
+              <w:jc w:val="left"/>
+            </w:pPr>
+            <w:r>
+              <w:t xml:space="preserve">10</w:t>
+            </w:r>
+          </w:p>
+        </w:tc>
+        <w:tc>
+          <w:tcPr/>
+          <w:p>
+            <w:pPr>
+              <w:pStyle w:val="Compact"/>
+              <w:jc w:val="left"/>
+            </w:pPr>
+            <m:oMath>
+              <m:sSub>
+                <m:e>
+                  <m:r>
+                    <m:rPr>
+                      <m:nor/>
+                      <m:sty m:val="p"/>
+                    </m:rPr>
+                    <m:t>ct</m:t>
+                  </m:r>
+                </m:e>
+                <m:sub>
+                  <m:r>
+                    <m:t>j</m:t>
+                  </m:r>
+                </m:sub>
+              </m:sSub>
+              <m:r>
+                <m:rPr>
+                  <m:sty m:val="p"/>
+                </m:rPr>
+                <m:t>←</m:t>
+              </m:r>
+              <m:sSub>
+                <m:e>
+                  <m:r>
+                    <m:rPr>
+                      <m:sty m:val="p"/>
+                    </m:rPr>
+                    <m:t>⊞</m:t>
+                  </m:r>
+                </m:e>
+                <m:sub>
+                  <m:r>
+                    <m:t>c</m:t>
+                  </m:r>
+                </m:sub>
+              </m:sSub>
+              <m:sSub>
+                <m:e>
+                  <m:r>
+                    <m:t>E</m:t>
+                  </m:r>
+                </m:e>
+                <m:sub>
+                  <m:r>
+                    <m:t>j</m:t>
+                  </m:r>
+                  <m:r>
+                    <m:rPr>
+                      <m:sty m:val="p"/>
+                    </m:rPr>
+                    <m:t>,</m:t>
+                  </m:r>
+                  <m:r>
+                    <m:t>c</m:t>
+                  </m:r>
+                </m:sub>
+              </m:sSub>
+              <m:r>
+                <m:rPr>
+                  <m:sty m:val="p"/>
+                </m:rPr>
+                <m:t>⊡</m:t>
+              </m:r>
+              <m:sSub>
+                <m:e>
+                  <m:r>
+                    <m:t>T</m:t>
+                  </m:r>
+                </m:e>
+                <m:sub>
+                  <m:r>
+                    <m:t>c</m:t>
+                  </m:r>
+                </m:sub>
+              </m:sSub>
+            </m:oMath>
+            <w:r>
+              <w:t xml:space="preserve">,  </w:t>
+            </w:r>
+            <m:oMath>
+              <m:sSub>
+                <m:e>
+                  <m:r>
+                    <m:t>E</m:t>
+                  </m:r>
+                </m:e>
+                <m:sub>
+                  <m:r>
+                    <m:t>j</m:t>
+                  </m:r>
+                  <m:r>
+                    <m:rPr>
+                      <m:sty m:val="p"/>
+                    </m:rPr>
+                    <m:t>,</m:t>
+                  </m:r>
+                  <m:r>
+                    <m:t>c</m:t>
+                  </m:r>
+                </m:sub>
+              </m:sSub>
+            </m:oMath>
+            <w:r>
+              <w:t xml:space="preserve">: chunk</w:t>
+            </w:r>
+            <w:r>
+              <w:t xml:space="preserve"> </w:t>
+            </w:r>
+            <m:oMath>
+              <m:r>
+                <m:t>c</m:t>
+              </m:r>
+            </m:oMath>
+            <w:r>
+              <w:t xml:space="preserve"> </w:t>
+            </w:r>
+            <w:r>
+              <w:t xml:space="preserve">of</w:t>
+            </w:r>
+            <w:r>
+              <w:t xml:space="preserve"> </w:t>
+            </w:r>
+            <m:oMath>
+              <m:sSub>
+                <m:e>
+                  <m:r>
+                    <m:t>e</m:t>
+                  </m:r>
+                </m:e>
+                <m:sub>
+                  <m:r>
+                    <m:t>j</m:t>
+                  </m:r>
+                </m:sub>
+              </m:sSub>
+            </m:oMath>
+            <w:r>
+              <w:t xml:space="preserve"> </w:t>
+            </w:r>
+            <w:r>
+              <w:t xml:space="preserve">in row 0, of</w:t>
+            </w:r>
+            <w:r>
+              <w:t xml:space="preserve"> </w:t>
+            </w:r>
+            <m:oMath>
+              <m:sSub>
+                <m:e>
+                  <m:acc>
+                    <m:accPr>
+                      <m:chr m:val="̂"/>
+                    </m:accPr>
+                    <m:e>
+                      <m:r>
+                        <m:t>e</m:t>
+                      </m:r>
+                    </m:e>
+                  </m:acc>
+                </m:e>
+                <m:sub>
+                  <m:r>
+                    <m:t>j</m:t>
+                  </m:r>
+                </m:sub>
+              </m:sSub>
+            </m:oMath>
+            <w:r>
+              <w:t xml:space="preserve"> </w:t>
+            </w:r>
+            <w:r>
+              <w:t xml:space="preserve">in row 1</w:t>
+            </w:r>
+          </w:p>
+        </w:tc>
+        <w:tc>
+          <w:tcPr/>
+          <w:p>
+            <w:pPr>
+              <w:pStyle w:val="Compact"/>
+            </w:pPr>
+          </w:p>
+        </w:tc>
+      </w:tr>
+      <w:tr>
+        <w:tc>
+          <w:tcPr/>
+          <w:p>
+            <w:pPr>
+              <w:pStyle w:val="Compact"/>
+              <w:jc w:val="left"/>
+            </w:pPr>
+            <w:r>
+              <w:t xml:space="preserve">11</w:t>
+            </w:r>
+          </w:p>
+        </w:tc>
+        <w:tc>
+          <w:tcPr/>
+          <w:p>
+            <w:pPr>
+              <w:pStyle w:val="Compact"/>
+              <w:jc w:val="left"/>
+            </w:pPr>
+            <w:r>
+              <w:t xml:space="preserve">rotate and sum within segments; modulus-switch;</w:t>
+            </w:r>
+            <w:r>
+              <w:t xml:space="preserve"> </w:t>
+            </w:r>
+            <w:r>
+              <w:rPr>
+                <w:bCs/>
+                <w:b/>
+              </w:rPr>
+              <w:t xml:space="preserve">return</w:t>
+            </w:r>
+            <w:r>
+              <w:t xml:space="preserve"> </w:t>
+            </w:r>
+            <m:oMath>
+              <m:sSub>
+                <m:e>
+                  <m:r>
+                    <m:rPr>
+                      <m:nor/>
+                      <m:sty m:val="p"/>
+                    </m:rPr>
+                    <m:t>ct</m:t>
+                  </m:r>
+                </m:e>
+                <m:sub>
+                  <m:r>
+                    <m:t>j</m:t>
+                  </m:r>
+                </m:sub>
+              </m:sSub>
+            </m:oMath>
+          </w:p>
+        </w:tc>
+        <w:tc>
+          <w:tcPr/>
+          <w:p>
+            <w:pPr>
+              <w:pStyle w:val="Compact"/>
+              <w:jc w:val="left"/>
+            </w:pPr>
+            <w:r>
+              <w:t xml:space="preserve">▷</w:t>
+            </w:r>
+            <w:r>
+              <w:t xml:space="preserve"> </w:t>
+            </w:r>
+            <w:r>
+              <w:rPr>
+                <w:iCs/>
+                <w:i/>
+              </w:rPr>
+              <w:t xml:space="preserve">one ciphertext</w:t>
+            </w:r>
+          </w:p>
+        </w:tc>
+      </w:tr>
+      <w:tr>
+        <w:tc>
+          <w:tcPr/>
+          <w:p>
+            <w:pPr>
+              <w:pStyle w:val="Compact"/>
+            </w:pPr>
+          </w:p>
+        </w:tc>
+        <w:tc>
+          <w:tcPr/>
+          <w:p>
+            <w:pPr>
+              <w:pStyle w:val="Compact"/>
+              <w:jc w:val="left"/>
+            </w:pPr>
+            <w:r>
+              <w:rPr>
+                <w:bCs/>
+                <w:b/>
+              </w:rPr>
+              <w:t xml:space="preserve">Combine</w:t>
+            </w:r>
+            <w:r>
+              <w:t xml:space="preserve"> </w:t>
+            </w:r>
+            <w:r>
+              <w:t xml:space="preserve">at the data user</w:t>
+            </w:r>
+          </w:p>
+        </w:tc>
+        <w:tc>
+          <w:tcPr/>
+          <w:p>
+            <w:pPr>
+              <w:pStyle w:val="Compact"/>
+            </w:pPr>
+          </w:p>
+        </w:tc>
+      </w:tr>
+      <w:tr>
+        <w:tc>
+          <w:tcPr/>
+          <w:p>
+            <w:pPr>
+              <w:pStyle w:val="Compact"/>
+              <w:jc w:val="left"/>
+            </w:pPr>
+            <w:r>
+              <w:t xml:space="preserve">12</w:t>
+            </w:r>
+          </w:p>
+        </w:tc>
+        <w:tc>
+          <w:tcPr/>
+          <w:p>
+            <w:pPr>
+              <w:pStyle w:val="Compact"/>
+              <w:jc w:val="left"/>
+            </w:pPr>
+            <m:oMath>
+              <m:d>
+                <m:dPr>
+                  <m:begChr m:val="("/>
+                  <m:endChr m:val=")"/>
+                  <m:sepChr m:val=""/>
+                  <m:grow/>
+                </m:dPr>
+                <m:e>
+                  <m:r>
+                    <m:t>y</m:t>
+                  </m:r>
+                  <m:r>
+                    <m:rPr>
+                      <m:sty m:val="p"/>
+                    </m:rPr>
+                    <m:t>,</m:t>
+                  </m:r>
+                  <m:acc>
+                    <m:accPr>
+                      <m:chr m:val="̂"/>
+                    </m:accPr>
+                    <m:e>
+                      <m:r>
+                        <m:t>y</m:t>
+                      </m:r>
+                    </m:e>
+                  </m:acc>
+                </m:e>
+              </m:d>
+              <m:r>
+                <m:rPr>
+                  <m:sty m:val="p"/>
+                </m:rPr>
+                <m:t>←</m:t>
+              </m:r>
+            </m:oMath>
+            <w:r>
+              <w:t xml:space="preserve"> </w:t>
+            </w:r>
+            <w:r>
+              <w:t xml:space="preserve">slots</w:t>
+            </w:r>
+            <w:r>
+              <w:t xml:space="preserve"> </w:t>
+            </w:r>
+            <m:oMath>
+              <m:d>
+                <m:dPr>
+                  <m:begChr m:val="("/>
+                  <m:endChr m:val=")"/>
+                  <m:sepChr m:val=""/>
+                  <m:grow/>
+                </m:dPr>
+                <m:e>
+                  <m:r>
+                    <m:t>0</m:t>
+                  </m:r>
+                  <m:r>
+                    <m:rPr>
+                      <m:sty m:val="p"/>
+                    </m:rPr>
+                    <m:t>,</m:t>
+                  </m:r>
+                  <m:r>
+                    <m:rPr>
+                      <m:sty m:val="p"/>
+                    </m:rPr>
+                    <m:t>ℓ</m:t>
+                  </m:r>
+                  <m:r>
+                    <m:rPr>
+                      <m:sty m:val="p"/>
+                    </m:rPr>
+                    <m:t>/</m:t>
+                  </m:r>
+                  <m:r>
+                    <m:t>2</m:t>
+                  </m:r>
+                </m:e>
+              </m:d>
+            </m:oMath>
+            <w:r>
+              <w:t xml:space="preserve"> </w:t>
+            </w:r>
+            <w:r>
+              <w:t xml:space="preserve">of</w:t>
+            </w:r>
+            <w:r>
+              <w:t xml:space="preserve"> </w:t>
+            </w:r>
+            <m:oMath>
+              <m:r>
+                <m:rPr>
+                  <m:sty m:val="p"/>
+                  <m:scr m:val="sans-serif"/>
+                </m:rPr>
+                <m:t>D</m:t>
+              </m:r>
+              <m:r>
+                <m:rPr>
+                  <m:sty m:val="p"/>
+                  <m:scr m:val="sans-serif"/>
+                </m:rPr>
+                <m:t>e</m:t>
+              </m:r>
+              <m:r>
+                <m:rPr>
+                  <m:sty m:val="p"/>
+                  <m:scr m:val="sans-serif"/>
+                </m:rPr>
+                <m:t>c</m:t>
+              </m:r>
+              <m:d>
+                <m:dPr>
+                  <m:begChr m:val="("/>
+                  <m:endChr m:val=")"/>
+                  <m:sepChr m:val=""/>
+                  <m:grow/>
+                </m:dPr>
+                <m:e>
+                  <m:r>
+                    <m:t>s</m:t>
+                  </m:r>
+                  <m:r>
+                    <m:t>k</m:t>
+                  </m:r>
+                  <m:r>
+                    <m:rPr>
+                      <m:sty m:val="p"/>
+                    </m:rPr>
+                    <m:t>,</m:t>
+                  </m:r>
+                  <m:sSub>
+                    <m:e>
+                      <m:r>
+                        <m:rPr>
+                          <m:sty m:val="p"/>
+                        </m:rPr>
+                        <m:t>⊞</m:t>
+                      </m:r>
+                    </m:e>
+                    <m:sub>
+                      <m:r>
+                        <m:t>j</m:t>
+                      </m:r>
+                    </m:sub>
+                  </m:sSub>
+                  <m:sSub>
+                    <m:e>
+                      <m:r>
+                        <m:rPr>
+                          <m:nor/>
+                          <m:sty m:val="p"/>
+                        </m:rPr>
+                        <m:t>ct</m:t>
+                      </m:r>
+                    </m:e>
+                    <m:sub>
+                      <m:r>
+                        <m:t>j</m:t>
+                      </m:r>
+                    </m:sub>
+                  </m:sSub>
+                </m:e>
+              </m:d>
+            </m:oMath>
+          </w:p>
+        </w:tc>
+        <w:tc>
+          <w:tcPr/>
+          <w:p>
+            <w:pPr>
+              <w:pStyle w:val="Compact"/>
+            </w:pPr>
+          </w:p>
+        </w:tc>
+      </w:tr>
+      <w:tr>
+        <w:tc>
+          <w:tcPr/>
+          <w:p>
+            <w:pPr>
+              <w:pStyle w:val="Compact"/>
+              <w:jc w:val="left"/>
+            </w:pPr>
+            <w:r>
+              <w:t xml:space="preserve">13</w:t>
+            </w:r>
+          </w:p>
+        </w:tc>
+        <w:tc>
+          <w:tcPr/>
+          <w:p>
+            <w:pPr>
+              <w:pStyle w:val="Compact"/>
+              <w:jc w:val="left"/>
+            </w:pPr>
+            <w:r>
+              <w:rPr>
+                <w:bCs/>
+                <w:b/>
+              </w:rPr>
+              <w:t xml:space="preserve">if</w:t>
+            </w:r>
+            <w:r>
+              <w:t xml:space="preserve"> </w:t>
+            </w:r>
+            <m:oMath>
+              <m:acc>
+                <m:accPr>
+                  <m:chr m:val="̂"/>
+                </m:accPr>
+                <m:e>
+                  <m:r>
+                    <m:t>y</m:t>
+                  </m:r>
+                </m:e>
+              </m:acc>
+              <m:r>
+                <m:rPr>
+                  <m:sty m:val="p"/>
+                </m:rPr>
+                <m:t>≠</m:t>
+              </m:r>
+              <m:sSub>
+                <m:e>
+                  <m:r>
+                    <m:t>δ</m:t>
+                  </m:r>
+                </m:e>
+                <m:sub>
+                  <m:r>
+                    <m:t>s</m:t>
+                  </m:r>
+                </m:sub>
+              </m:sSub>
+              <m:r>
+                <m:t>y</m:t>
+              </m:r>
+            </m:oMath>
+            <w:r>
+              <w:t xml:space="preserve"> </w:t>
+            </w:r>
+            <w:r>
+              <w:rPr>
+                <w:bCs/>
+                <w:b/>
+              </w:rPr>
+              <w:t xml:space="preserve">then abort</w:t>
+            </w:r>
+          </w:p>
+        </w:tc>
+        <w:tc>
+          <w:tcPr/>
+          <w:p>
+            <w:pPr>
+              <w:pStyle w:val="Compact"/>
+              <w:jc w:val="left"/>
+            </w:pPr>
+            <w:r>
+              <w:t xml:space="preserve">▷</w:t>
+            </w:r>
+            <w:r>
+              <w:t xml:space="preserve"> </w:t>
+            </w:r>
+            <w:r>
+              <w:rPr>
+                <w:iCs/>
+                <w:i/>
+              </w:rPr>
+              <w:t xml:space="preserve">tamper evidence</w:t>
+            </w:r>
+          </w:p>
+        </w:tc>
+      </w:tr>
+      <w:tr>
+        <w:tc>
+          <w:tcPr/>
+          <w:p>
+            <w:pPr>
+              <w:pStyle w:val="Compact"/>
+              <w:jc w:val="left"/>
+            </w:pPr>
+            <w:r>
+              <w:t xml:space="preserve">14</w:t>
+            </w:r>
+          </w:p>
+        </w:tc>
+        <w:tc>
+          <w:tcPr/>
+          <w:p>
+            <w:pPr>
+              <w:pStyle w:val="Compact"/>
+              <w:jc w:val="left"/>
+            </w:pPr>
+            <w:r>
+              <w:rPr>
+                <w:bCs/>
+                <w:b/>
+              </w:rPr>
+              <w:t xml:space="preserve">return</w:t>
+            </w:r>
+            <w:r>
+              <w:t xml:space="preserve"> </w:t>
+            </w:r>
+            <m:oMath>
+              <m:r>
+                <m:t>y</m:t>
+              </m:r>
+            </m:oMath>
+          </w:p>
+        </w:tc>
+        <w:tc>
+          <w:tcPr/>
+          <w:p>
+            <w:pPr>
+              <w:pStyle w:val="Compact"/>
+            </w:pPr>
+          </w:p>
+        </w:tc>
+      </w:tr>
+    </w:tbl>
+    <w:bookmarkEnd w:id="31"/>
+    <w:bookmarkStart w:id="32" w:name="tamper-evidence"/>
     <w:p>
       <w:pPr>
         <w:pStyle w:val="Heading2"/>
@@ -14015,8 +18238,8 @@
         <w:t xml:space="preserve">through another provider set avoids.</w:t>
       </w:r>
     </w:p>
-    <w:bookmarkEnd w:id="38"/>
-    <w:bookmarkStart w:id="39" w:name="X0a47abee707a8d45fa825f65c1b5d9e5ced5ec2"/>
+    <w:bookmarkEnd w:id="32"/>
+    <w:bookmarkStart w:id="33" w:name="X0a47abee707a8d45fa825f65c1b5d9e5ced5ec2"/>
     <w:p>
       <w:pPr>
         <w:pStyle w:val="Heading2"/>
@@ -14981,9 +19204,9 @@
         <w:t xml:space="preserve">partition.</w:t>
       </w:r>
     </w:p>
-    <w:bookmarkEnd w:id="39"/>
-    <w:bookmarkEnd w:id="40"/>
-    <w:bookmarkStart w:id="41" w:name="security-analysis"/>
+    <w:bookmarkEnd w:id="33"/>
+    <w:bookmarkEnd w:id="34"/>
+    <w:bookmarkStart w:id="35" w:name="security-analysis"/>
     <w:p>
       <w:pPr>
         <w:pStyle w:val="Heading1"/>
@@ -17670,8 +21893,8 @@
         <w:t xml:space="preserve">answer-changing deviation evident.</w:t>
       </w:r>
     </w:p>
-    <w:bookmarkEnd w:id="41"/>
-    <w:bookmarkStart w:id="42" w:name="implementation-and-experimental-setup"/>
+    <w:bookmarkEnd w:id="35"/>
+    <w:bookmarkStart w:id="36" w:name="implementation-and-experimental-setup"/>
     <w:p>
       <w:pPr>
         <w:pStyle w:val="Heading1"/>
@@ -18182,8 +22405,8 @@
         <w:t xml:space="preserve">compared with each other.</w:t>
       </w:r>
     </w:p>
-    <w:bookmarkEnd w:id="42"/>
-    <w:bookmarkStart w:id="52" w:name="results-and-discussion"/>
+    <w:bookmarkEnd w:id="36"/>
+    <w:bookmarkStart w:id="46" w:name="results-and-discussion"/>
     <w:p>
       <w:pPr>
         <w:pStyle w:val="Heading1"/>
@@ -18201,7 +22424,7 @@
         <w:t xml:space="preserve">Results and discussion</w:t>
       </w:r>
     </w:p>
-    <w:bookmarkStart w:id="43" w:name="correctness"/>
+    <w:bookmarkStart w:id="37" w:name="correctness"/>
     <w:p>
       <w:pPr>
         <w:pStyle w:val="Heading2"/>
@@ -18369,8 +22592,8 @@
         <w:t xml:space="preserve">sent a byte-identical response for matched sets of size 0 and 4,999.</w:t>
       </w:r>
     </w:p>
-    <w:bookmarkEnd w:id="43"/>
-    <w:bookmarkStart w:id="44" w:name="range-aggregation-on-real-data"/>
+    <w:bookmarkEnd w:id="37"/>
+    <w:bookmarkStart w:id="38" w:name="range-aggregation-on-real-data"/>
     <w:p>
       <w:pPr>
         <w:pStyle w:val="Heading2"/>
@@ -19806,8 +24029,8 @@
         <w:t xml:space="preserve">revealing the box’s size.</w:t>
       </w:r>
     </w:p>
-    <w:bookmarkEnd w:id="44"/>
-    <w:bookmarkStart w:id="45" w:name="tamper-evidence-1"/>
+    <w:bookmarkEnd w:id="38"/>
+    <w:bookmarkStart w:id="39" w:name="tamper-evidence-1"/>
     <w:p>
       <w:pPr>
         <w:pStyle w:val="Heading2"/>
@@ -20949,8 +25172,8 @@
         <w:t xml:space="preserve">without a check returned 200 of them wrong and unflagged.</w:t>
       </w:r>
     </w:p>
-    <w:bookmarkEnd w:id="45"/>
-    <w:bookmarkStart w:id="46" w:name="single-keyword-aggregates-and-baselines"/>
+    <w:bookmarkEnd w:id="39"/>
+    <w:bookmarkStart w:id="40" w:name="single-keyword-aggregates-and-baselines"/>
     <w:p>
       <w:pPr>
         <w:pStyle w:val="Heading2"/>
@@ -21813,8 +26036,8 @@
         <w:t xml:space="preserve">generation.</w:t>
       </w:r>
     </w:p>
-    <w:bookmarkEnd w:id="46"/>
-    <w:bookmarkStart w:id="50" w:name="leakage-evaluation"/>
+    <w:bookmarkEnd w:id="40"/>
+    <w:bookmarkStart w:id="44" w:name="leakage-evaluation"/>
     <w:p>
       <w:pPr>
         <w:pStyle w:val="Heading2"/>
@@ -21917,18 +26140,18 @@
           <wp:inline>
             <wp:extent cx="5753100" cy="2179204"/>
             <wp:effectExtent b="0" l="0" r="0" t="0"/>
-            <wp:docPr descr="" title="" id="48" name="Picture"/>
+            <wp:docPr descr="" title="" id="42" name="Picture"/>
             <a:graphic>
               <a:graphicData uri="http://schemas.openxmlformats.org/drawingml/2006/picture">
                 <pic:pic>
                   <pic:nvPicPr>
-                    <pic:cNvPr descr="fig_leakage_reference.png" id="49" name="Picture"/>
+                    <pic:cNvPr descr="fig_leakage_reference.png" id="43" name="Picture"/>
                     <pic:cNvPicPr>
                       <a:picLocks noChangeArrowheads="1" noChangeAspect="1"/>
                     </pic:cNvPicPr>
                   </pic:nvPicPr>
                   <pic:blipFill>
-                    <a:blip r:embed="rId47"/>
+                    <a:blip r:embed="rId41"/>
                     <a:stretch>
                       <a:fillRect/>
                     </a:stretch>
@@ -21972,7 +26195,19 @@
         <w:t xml:space="preserve"> </w:t>
       </w:r>
       <w:r>
-        <w:t xml:space="preserve">volume-hiding and masked curves coincide with random guessing.</w:t>
+        <w:t xml:space="preserve">volume-hiding and masked curves coincide with random guessing. Plotted from the</w:t>
+      </w:r>
+      <w:r>
+        <w:t xml:space="preserve"> </w:t>
+      </w:r>
+      <w:r>
+        <w:t xml:space="preserve">measured results by a script written with the assistance of a generative AI</w:t>
+      </w:r>
+      <w:r>
+        <w:t xml:space="preserve"> </w:t>
+      </w:r>
+      <w:r>
+        <w:t xml:space="preserve">tool (see the declaration before the references).</w:t>
       </w:r>
     </w:p>
     <w:p>
@@ -23969,8 +28204,8 @@
         <w:t xml:space="preserve">withdrawn (Supplementary S6).</w:t>
       </w:r>
     </w:p>
-    <w:bookmarkEnd w:id="50"/>
-    <w:bookmarkStart w:id="51" w:name="role-scoped-access-and-deployment"/>
+    <w:bookmarkEnd w:id="44"/>
+    <w:bookmarkStart w:id="45" w:name="role-scoped-access-and-deployment"/>
     <w:p>
       <w:pPr>
         <w:pStyle w:val="Heading2"/>
@@ -24090,9 +28325,9 @@
         <w:t xml:space="preserve">52.5 ms in transport alone.</w:t>
       </w:r>
     </w:p>
-    <w:bookmarkEnd w:id="51"/>
-    <w:bookmarkEnd w:id="52"/>
-    <w:bookmarkStart w:id="53" w:name="discussion-and-limitations"/>
+    <w:bookmarkEnd w:id="45"/>
+    <w:bookmarkEnd w:id="46"/>
+    <w:bookmarkStart w:id="47" w:name="discussion-and-limitations"/>
     <w:p>
       <w:pPr>
         <w:pStyle w:val="Heading1"/>
@@ -24423,8 +28658,8 @@
         <w:t xml:space="preserve">.</w:t>
       </w:r>
     </w:p>
-    <w:bookmarkEnd w:id="53"/>
-    <w:bookmarkStart w:id="54" w:name="conclusion"/>
+    <w:bookmarkEnd w:id="47"/>
+    <w:bookmarkStart w:id="48" w:name="conclusion"/>
     <w:p>
       <w:pPr>
         <w:pStyle w:val="Heading1"/>
@@ -24597,14 +28832,14 @@
         <w:t xml:space="preserve">and support multiple data owners.</w:t>
       </w:r>
     </w:p>
-    <w:bookmarkEnd w:id="54"/>
-    <w:bookmarkStart w:id="55" w:name="credit-authorship-contribution-statement"/>
+    <w:bookmarkEnd w:id="48"/>
+    <w:bookmarkStart w:id="49" w:name="supplementary-material"/>
     <w:p>
       <w:pPr>
         <w:pStyle w:val="Heading1"/>
       </w:pPr>
       <w:r>
-        <w:t xml:space="preserve">CRediT authorship contribution statement</w:t>
+        <w:t xml:space="preserve">Supplementary material</w:t>
       </w:r>
     </w:p>
     <w:p>
@@ -24612,6 +28847,101 @@
         <w:pStyle w:val="FirstParagraph"/>
       </w:pPr>
       <w:r>
+        <w:t xml:space="preserve">The Supplementary Material (PDF) accompanies this article: S1, the full</w:t>
+      </w:r>
+      <w:r>
+        <w:t xml:space="preserve"> </w:t>
+      </w:r>
+      <w:r>
+        <w:t xml:space="preserve">argument for a homomorphic layer at</w:t>
+      </w:r>
+      <w:r>
+        <w:t xml:space="preserve"> </w:t>
+      </w:r>
+      <m:oMath>
+        <m:r>
+          <m:t>t</m:t>
+        </m:r>
+        <m:r>
+          <m:rPr>
+            <m:sty m:val="p"/>
+          </m:rPr>
+          <m:t>=</m:t>
+        </m:r>
+        <m:r>
+          <m:t>n</m:t>
+        </m:r>
+        <m:r>
+          <m:rPr>
+            <m:sty m:val="p"/>
+          </m:rPr>
+          <m:t>−</m:t>
+        </m:r>
+        <m:r>
+          <m:t>1</m:t>
+        </m:r>
+      </m:oMath>
+      <w:r>
+        <w:t xml:space="preserve">; S2, the stored-key verification</w:t>
+      </w:r>
+      <w:r>
+        <w:t xml:space="preserve"> </w:t>
+      </w:r>
+      <w:r>
+        <w:t xml:space="preserve">modes and the full proof of Theorem 2; S3 and S4, the full</w:t>
+      </w:r>
+      <w:r>
+        <w:t xml:space="preserve"> </w:t>
+      </w:r>
+      <w:r>
+        <w:t xml:space="preserve">proofs of Theorems 3 and 4; S5, dynamic ingest, the</w:t>
+      </w:r>
+      <w:r>
+        <w:t xml:space="preserve"> </w:t>
+      </w:r>
+      <w:r>
+        <w:t xml:space="preserve">complexity table and further measurements (range layouts and cube size,</w:t>
+      </w:r>
+      <w:r>
+        <w:t xml:space="preserve"> </w:t>
+      </w:r>
+      <w:r>
+        <w:t xml:space="preserve">selection latency, packing and the single-server baseline, the flexible path,</w:t>
+      </w:r>
+      <w:r>
+        <w:t xml:space="preserve"> </w:t>
+      </w:r>
+      <w:r>
+        <w:t xml:space="preserve">the packed index, deployment, communication, setup and scaling, role</w:t>
+      </w:r>
+      <w:r>
+        <w:t xml:space="preserve"> </w:t>
+      </w:r>
+      <w:r>
+        <w:t xml:space="preserve">extraction and the second dataset in the C++ prototype); and S6, the withdrawn</w:t>
+      </w:r>
+      <w:r>
+        <w:t xml:space="preserve"> </w:t>
+      </w:r>
+      <w:r>
+        <w:t xml:space="preserve">leakage figures of an earlier C++ run.</w:t>
+      </w:r>
+    </w:p>
+    <w:bookmarkEnd w:id="49"/>
+    <w:bookmarkStart w:id="50" w:name="credit-authorship-contribution-statement"/>
+    <w:p>
+      <w:pPr>
+        <w:pStyle w:val="Heading1"/>
+      </w:pPr>
+      <w:r>
+        <w:t xml:space="preserve">CRediT authorship contribution statement</w:t>
+      </w:r>
+    </w:p>
+    <w:p>
+      <w:pPr>
+        <w:pStyle w:val="FirstParagraph"/>
+      </w:pPr>
+      <w:r>
         <w:rPr>
           <w:bCs/>
           <w:b/>
@@ -24622,7 +28952,7 @@
         <w:t xml:space="preserve"> </w:t>
       </w:r>
       <w:r>
-        <w:t xml:space="preserve">Conceptualization, Methodology, Software, Formal analysis, Investigation, Validation, Writing - original draft, Writing - review and editing.</w:t>
+        <w:t xml:space="preserve">Conceptualization, Methodology, Software, Formal analysis, Investigation, Validation, Writing – original draft, Writing – review and editing.</w:t>
       </w:r>
       <w:r>
         <w:t xml:space="preserve"> </w:t>
@@ -24638,7 +28968,7 @@
         <w:t xml:space="preserve"> </w:t>
       </w:r>
       <w:r>
-        <w:t xml:space="preserve">Software, Data curation, Investigation, Writing - review and editing.</w:t>
+        <w:t xml:space="preserve">Software, Data curation, Investigation, Writing – review and editing.</w:t>
       </w:r>
       <w:r>
         <w:t xml:space="preserve"> </w:t>
@@ -24654,11 +28984,11 @@
         <w:t xml:space="preserve"> </w:t>
       </w:r>
       <w:r>
-        <w:t xml:space="preserve">Software, Data curation, Visualization, Validation, Writing - review and editing.</w:t>
+        <w:t xml:space="preserve">Software, Data curation, Visualization, Validation, Writing – review and editing.</w:t>
       </w:r>
     </w:p>
-    <w:bookmarkEnd w:id="55"/>
-    <w:bookmarkStart w:id="56" w:name="declaration-of-competing-interest"/>
+    <w:bookmarkEnd w:id="50"/>
+    <w:bookmarkStart w:id="51" w:name="declaration-of-competing-interest"/>
     <w:p>
       <w:pPr>
         <w:pStyle w:val="Heading1"/>
@@ -24687,8 +29017,8 @@
         <w:t xml:space="preserve">in this paper.</w:t>
       </w:r>
     </w:p>
-    <w:bookmarkEnd w:id="56"/>
-    <w:bookmarkStart w:id="57" w:name="funding"/>
+    <w:bookmarkEnd w:id="51"/>
+    <w:bookmarkStart w:id="52" w:name="funding"/>
     <w:p>
       <w:pPr>
         <w:pStyle w:val="Heading1"/>
@@ -24711,8 +29041,8 @@
         <w:t xml:space="preserve">public, commercial, or not-for-profit sectors.</w:t>
       </w:r>
     </w:p>
-    <w:bookmarkEnd w:id="57"/>
-    <w:bookmarkStart w:id="58" w:name="data-availability"/>
+    <w:bookmarkEnd w:id="52"/>
+    <w:bookmarkStart w:id="53" w:name="data-availability"/>
     <w:p>
       <w:pPr>
         <w:pStyle w:val="Heading1"/>
@@ -24726,29 +29056,59 @@
         <w:pStyle w:val="FirstParagraph"/>
       </w:pPr>
       <w:r>
-        <w:t xml:space="preserve">The two datasets are public (Kaggle, Environmental Sensor Telemetry Data; UCI</w:t>
-      </w:r>
-      <w:r>
-        <w:t xml:space="preserve"> </w:t>
-      </w:r>
-      <w:r>
-        <w:t xml:space="preserve">Machine Learning Repository, Beijing Multi-Site Air-Quality Data). The</w:t>
-      </w:r>
-      <w:r>
-        <w:t xml:space="preserve"> </w:t>
-      </w:r>
-      <w:r>
-        <w:t xml:space="preserve">reference implementation, benchmark scripts and result files will be made</w:t>
-      </w:r>
-      <w:r>
-        <w:t xml:space="preserve"> </w:t>
-      </w:r>
-      <w:r>
-        <w:t xml:space="preserve">available on request.</w:t>
+        <w:t xml:space="preserve">The two datasets are public: the Environmental Sensor Telemetry Data on Kaggle</w:t>
+      </w:r>
+      <w:r>
+        <w:t xml:space="preserve"> </w:t>
+      </w:r>
+      <w:r>
+        <w:t xml:space="preserve">[48]</w:t>
+      </w:r>
+      <w:r>
+        <w:t xml:space="preserve"> </w:t>
+      </w:r>
+      <w:r>
+        <w:t xml:space="preserve">and the Beijing Multi-Site Air-Quality</w:t>
+      </w:r>
+      <w:r>
+        <w:t xml:space="preserve"> </w:t>
+      </w:r>
+      <w:r>
+        <w:t xml:space="preserve">Data in the UCI Machine Learning Repository</w:t>
+      </w:r>
+      <w:r>
+        <w:t xml:space="preserve"> </w:t>
+      </w:r>
+      <w:r>
+        <w:t xml:space="preserve">[50]</w:t>
+      </w:r>
+      <w:r>
+        <w:t xml:space="preserve">. The</w:t>
+      </w:r>
+      <w:r>
+        <w:t xml:space="preserve"> </w:t>
+      </w:r>
+      <w:r>
+        <w:t xml:space="preserve">reference implementation, benchmark scripts, result files and the scripts that</w:t>
+      </w:r>
+      <w:r>
+        <w:t xml:space="preserve"> </w:t>
+      </w:r>
+      <w:r>
+        <w:t xml:space="preserve">generate every table and figure are available in a public repository</w:t>
+      </w:r>
+      <w:r>
+        <w:t xml:space="preserve"> </w:t>
+      </w:r>
+      <w:r>
+        <w:t xml:space="preserve">[51]</w:t>
+      </w:r>
+      <w:r>
+        <w:t xml:space="preserve">.</w:t>
       </w:r>
     </w:p>
-    <w:bookmarkEnd w:id="58"/>
-    <w:bookmarkStart w:id="59" w:name="X1f74eb43af444059c7518034463b6c89b1cacf4"/>
+    <w:bookmarkEnd w:id="53"/>
+    <w:bookmarkStart w:id="54" w:name="X1f74eb43af444059c7518034463b6c89b1cacf4"/>
     <w:p>
       <w:pPr>
         <w:pStyle w:val="Heading1"/>
@@ -24780,58 +29140,82 @@
         <w:t xml:space="preserve"> </w:t>
       </w:r>
       <w:r>
-        <w:t xml:space="preserve">tests and benchmark scripts, search and compare the literature, draft and edit</w:t>
-      </w:r>
-      <w:r>
-        <w:t xml:space="preserve"> </w:t>
-      </w:r>
-      <w:r>
-        <w:t xml:space="preserve">parts of the text and analysis, including the range construction, the</w:t>
-      </w:r>
-      <w:r>
-        <w:t xml:space="preserve"> </w:t>
-      </w:r>
-      <w:r>
-        <w:t xml:space="preserve">tamper-evidence mechanism, role-scoped access and their proofs, condense the</w:t>
-      </w:r>
-      <w:r>
-        <w:t xml:space="preserve"> </w:t>
-      </w:r>
-      <w:r>
-        <w:t xml:space="preserve">manuscript to its present length, and convert it to the journal’s format.</w:t>
-      </w:r>
-      <w:r>
-        <w:t xml:space="preserve"> </w:t>
-      </w:r>
-      <w:r>
-        <w:t xml:space="preserve">ChatGPT (OpenAI) and Gemini (Google) were used to edit and review intermediate</w:t>
-      </w:r>
-      <w:r>
-        <w:t xml:space="preserve"> </w:t>
-      </w:r>
-      <w:r>
-        <w:t xml:space="preserve">drafts; changes adopted from them were checked against the implementation and</w:t>
-      </w:r>
-      <w:r>
-        <w:t xml:space="preserve"> </w:t>
-      </w:r>
-      <w:r>
-        <w:t xml:space="preserve">the measured results. No image was generated or altered by a generative AI</w:t>
-      </w:r>
-      <w:r>
-        <w:t xml:space="preserve"> </w:t>
-      </w:r>
-      <w:r>
-        <w:t xml:space="preserve">tool. After using these tools, the authors reviewed and edited the content as</w:t>
-      </w:r>
-      <w:r>
-        <w:t xml:space="preserve"> </w:t>
-      </w:r>
-      <w:r>
-        <w:t xml:space="preserve">needed and take full responsibility for the content of the publication.</w:t>
+        <w:t xml:space="preserve">tests and benchmark scripts, write the plotting scripts that draw</w:t>
+      </w:r>
+      <w:r>
+        <w:t xml:space="preserve"> </w:t>
+      </w:r>
+      <w:r>
+        <w:t xml:space="preserve">Figs. 1 and 2, search and compare the literature,</w:t>
+      </w:r>
+      <w:r>
+        <w:t xml:space="preserve"> </w:t>
+      </w:r>
+      <w:r>
+        <w:t xml:space="preserve">draft and edit parts of the text and analysis, including the range</w:t>
+      </w:r>
+      <w:r>
+        <w:t xml:space="preserve"> </w:t>
+      </w:r>
+      <w:r>
+        <w:t xml:space="preserve">construction, the tamper-evidence mechanism, role-scoped access and their</w:t>
+      </w:r>
+      <w:r>
+        <w:t xml:space="preserve"> </w:t>
+      </w:r>
+      <w:r>
+        <w:t xml:space="preserve">proofs, condense the manuscript to its present length, and convert it to the</w:t>
+      </w:r>
+      <w:r>
+        <w:t xml:space="preserve"> </w:t>
+      </w:r>
+      <w:r>
+        <w:t xml:space="preserve">journal’s format. ChatGPT (OpenAI) and Gemini (Google) were used to edit and</w:t>
+      </w:r>
+      <w:r>
+        <w:t xml:space="preserve"> </w:t>
+      </w:r>
+      <w:r>
+        <w:t xml:space="preserve">review intermediate drafts; changes adopted from them were checked against the</w:t>
+      </w:r>
+      <w:r>
+        <w:t xml:space="preserve"> </w:t>
+      </w:r>
+      <w:r>
+        <w:t xml:space="preserve">implementation and the measured results. No image was generated directly by a</w:t>
+      </w:r>
+      <w:r>
+        <w:t xml:space="preserve"> </w:t>
+      </w:r>
+      <w:r>
+        <w:t xml:space="preserve">generative AI model: Fig. 1 is a schematic drawn by a script, and</w:t>
+      </w:r>
+      <w:r>
+        <w:t xml:space="preserve"> </w:t>
+      </w:r>
+      <w:r>
+        <w:t xml:space="preserve">Fig. 2 is plotted by a script directly from the measured</w:t>
+      </w:r>
+      <w:r>
+        <w:t xml:space="preserve"> </w:t>
+      </w:r>
+      <w:r>
+        <w:t xml:space="preserve">results. After using these tools, the authors reviewed and edited the content</w:t>
+      </w:r>
+      <w:r>
+        <w:t xml:space="preserve"> </w:t>
+      </w:r>
+      <w:r>
+        <w:t xml:space="preserve">as needed and take full responsibility for the content of the published</w:t>
+      </w:r>
+      <w:r>
+        <w:t xml:space="preserve"> </w:t>
+      </w:r>
+      <w:r>
+        <w:t xml:space="preserve">article.</w:t>
       </w:r>
     </w:p>
-    <w:bookmarkEnd w:id="59"/>
+    <w:bookmarkEnd w:id="54"/>
     <w:bookmarkStart w:id="118" w:name="bibliography"/>
     <w:p>
       <w:pPr>
@@ -24842,7 +29226,7 @@
       </w:r>
     </w:p>
     <w:bookmarkStart w:id="117" w:name="refs"/>
-    <w:bookmarkStart w:id="60" w:name="ref-atzori2010internet"/>
+    <w:bookmarkStart w:id="55" w:name="ref-atzori2010internet"/>
     <w:p>
       <w:pPr>
         <w:pStyle w:val="Bibliography"/>
@@ -24881,8 +29265,8 @@
         <w:t xml:space="preserve">: A survey, Computer Networks 54 (2010) 2787–2805.</w:t>
       </w:r>
     </w:p>
-    <w:bookmarkEnd w:id="60"/>
-    <w:bookmarkStart w:id="61" w:name="ref-petcu2013multicloud"/>
+    <w:bookmarkEnd w:id="55"/>
+    <w:bookmarkStart w:id="56" w:name="ref-petcu2013multicloud"/>
     <w:p>
       <w:pPr>
         <w:pStyle w:val="Bibliography"/>
@@ -24900,8 +29284,8 @@
         <w:t xml:space="preserve">D. Petcu, Multi-cloud: Expectations and current approaches, in: Proc. Int. Workshop on multi-cloud applications and federated clouds (MultiCloud), 2013, pp. 1–6.</w:t>
       </w:r>
     </w:p>
-    <w:bookmarkEnd w:id="61"/>
-    <w:bookmarkStart w:id="62" w:name="ref-grozev2014intercloud"/>
+    <w:bookmarkEnd w:id="56"/>
+    <w:bookmarkStart w:id="57" w:name="ref-grozev2014intercloud"/>
     <w:p>
       <w:pPr>
         <w:pStyle w:val="Bibliography"/>
@@ -24919,8 +29303,8 @@
         <w:t xml:space="preserve">N. Grozev and R. Buyya, Inter-cloud architectures and application brokering: Taxonomy and survey, Software: Practice and Experience 44 (2014) 369–390.</w:t>
       </w:r>
     </w:p>
-    <w:bookmarkEnd w:id="62"/>
-    <w:bookmarkStart w:id="63" w:name="ref-song2000practical"/>
+    <w:bookmarkEnd w:id="57"/>
+    <w:bookmarkStart w:id="58" w:name="ref-song2000practical"/>
     <w:p>
       <w:pPr>
         <w:pStyle w:val="Bibliography"/>
@@ -24938,8 +29322,8 @@
         <w:t xml:space="preserve">D. X. Song, D. Wagner and A. Perrig, Practical techniques for searches on encrypted data, in: Proc. IEEE symposium on security and privacy (s&amp;p), 2000, pp. 44–55.</w:t>
       </w:r>
     </w:p>
-    <w:bookmarkEnd w:id="63"/>
-    <w:bookmarkStart w:id="64" w:name="ref-curtmola2006searchable"/>
+    <w:bookmarkEnd w:id="58"/>
+    <w:bookmarkStart w:id="59" w:name="ref-curtmola2006searchable"/>
     <w:p>
       <w:pPr>
         <w:pStyle w:val="Bibliography"/>
@@ -24957,8 +29341,8 @@
         <w:t xml:space="preserve">R. Curtmola, J. Garay, S. Kamara and R. Ostrovsky, Searchable symmetric encryption: Improved definitions and efficient constructions, in: Proc. 13th ACM conference on computer and communications security (CCS), 2006, pp. 79–88.</w:t>
       </w:r>
     </w:p>
-    <w:bookmarkEnd w:id="64"/>
-    <w:bookmarkStart w:id="65" w:name="ref-islam2023keyword"/>
+    <w:bookmarkEnd w:id="59"/>
+    <w:bookmarkStart w:id="60" w:name="ref-islam2023keyword"/>
     <w:p>
       <w:pPr>
         <w:pStyle w:val="Bibliography"/>
@@ -24976,8 +29360,8 @@
         <w:t xml:space="preserve">M. Islam and R. Palit, A keyword based searching and sharing scheme on the encrypted cloud data, in: 2023 14th international conference on computing communication and networking technologies (ICCCNT), IEEE, 2023, pp. 1–6.</w:t>
       </w:r>
     </w:p>
-    <w:bookmarkEnd w:id="65"/>
-    <w:bookmarkStart w:id="66" w:name="ref-fan2012somewhat"/>
+    <w:bookmarkEnd w:id="60"/>
+    <w:bookmarkStart w:id="61" w:name="ref-fan2012somewhat"/>
     <w:p>
       <w:pPr>
         <w:pStyle w:val="Bibliography"/>
@@ -24995,8 +29379,8 @@
         <w:t xml:space="preserve">J. Fan and F. Vercauteren, Somewhat practical fully homomorphic encryption, Cryptology ePrint Archive (2012).</w:t>
       </w:r>
     </w:p>
-    <w:bookmarkEnd w:id="66"/>
-    <w:bookmarkStart w:id="68" w:name="ref-cryptoeprint:2016/421"/>
+    <w:bookmarkEnd w:id="61"/>
+    <w:bookmarkStart w:id="63" w:name="ref-cryptoeprint:2016/421"/>
     <w:p>
       <w:pPr>
         <w:pStyle w:val="Bibliography"/>
@@ -25028,7 +29412,7 @@
       <w:r>
         <w:t xml:space="preserve"> </w:t>
       </w:r>
-      <w:hyperlink r:id="rId67">
+      <w:hyperlink r:id="rId62">
         <w:r>
           <w:rPr>
             <w:rStyle w:val="Hyperlink"/>
@@ -25040,8 +29424,8 @@
         <w:t xml:space="preserve">.</w:t>
       </w:r>
     </w:p>
-    <w:bookmarkEnd w:id="68"/>
-    <w:bookmarkStart w:id="69" w:name="ref-islam2012access"/>
+    <w:bookmarkEnd w:id="63"/>
+    <w:bookmarkStart w:id="64" w:name="ref-islam2012access"/>
     <w:p>
       <w:pPr>
         <w:pStyle w:val="Bibliography"/>
@@ -25059,8 +29443,8 @@
         <w:t xml:space="preserve">M. S. Islam, M. Kuzu and M. Kantarcioglu, Access pattern disclosure on searchable encryption: Ramification, attack and mitigation, in: Proc. Network and distributed system security symposium (NDSS), 2012.</w:t>
       </w:r>
     </w:p>
-    <w:bookmarkEnd w:id="69"/>
-    <w:bookmarkStart w:id="70" w:name="ref-cash2015leakage"/>
+    <w:bookmarkEnd w:id="64"/>
+    <w:bookmarkStart w:id="65" w:name="ref-cash2015leakage"/>
     <w:p>
       <w:pPr>
         <w:pStyle w:val="Bibliography"/>
@@ -25078,8 +29462,8 @@
         <w:t xml:space="preserve">D. Cash, P. Grubbs, J. Perry and T. Ristenpart, Leakage-abuse attacks against searchable encryption, in: Proc. 22nd ACM SIGSAC conference on computer and communications security (CCS), 2015, pp. 668–679.</w:t>
       </w:r>
     </w:p>
-    <w:bookmarkEnd w:id="70"/>
-    <w:bookmarkStart w:id="71" w:name="ref-grubbs2017leakage"/>
+    <w:bookmarkEnd w:id="65"/>
+    <w:bookmarkStart w:id="66" w:name="ref-grubbs2017leakage"/>
     <w:p>
       <w:pPr>
         <w:pStyle w:val="Bibliography"/>
@@ -25097,8 +29481,8 @@
         <w:t xml:space="preserve">P. Grubbs, K. Sekniqi, V. Bindschaedler, M. Naveed and T. Ristenpart, Leakage-abuse attacks against order-revealing encryption, in: Proc. IEEE symposium on security and privacy (s&amp;p), 2017, pp. 655–672.</w:t>
       </w:r>
     </w:p>
-    <w:bookmarkEnd w:id="71"/>
-    <w:bookmarkStart w:id="72" w:name="ref-splinter"/>
+    <w:bookmarkEnd w:id="66"/>
+    <w:bookmarkStart w:id="67" w:name="ref-splinter"/>
     <w:p>
       <w:pPr>
         <w:pStyle w:val="Bibliography"/>
@@ -25116,8 +29500,8 @@
         <w:t xml:space="preserve">F. Wang, C. Yun, S. Goldwasser, V. Vaikuntanathan and M. Zaharia, Splinter: Practical private queries on public data, in: Proc. 14th USENIX symposium on networked systems design and implementation (NSDI), 2017, pp. 299–313.</w:t>
       </w:r>
     </w:p>
-    <w:bookmarkEnd w:id="72"/>
-    <w:bookmarkStart w:id="73" w:name="ref-dory"/>
+    <w:bookmarkEnd w:id="67"/>
+    <w:bookmarkStart w:id="68" w:name="ref-dory"/>
     <w:p>
       <w:pPr>
         <w:pStyle w:val="Bibliography"/>
@@ -25144,8 +29528,8 @@
         <w:t xml:space="preserve">: An encrypted search system with distributed trust, in: Proc. 14th USENIX symposium on operating systems design and implementation (OSDI), 2020, pp. 1101–1119.</w:t>
       </w:r>
     </w:p>
-    <w:bookmarkEnd w:id="73"/>
-    <w:bookmarkStart w:id="74" w:name="ref-waldo"/>
+    <w:bookmarkEnd w:id="68"/>
+    <w:bookmarkStart w:id="69" w:name="ref-waldo"/>
     <w:p>
       <w:pPr>
         <w:pStyle w:val="Bibliography"/>
@@ -25163,8 +29547,8 @@
         <w:t xml:space="preserve">E. Dauterman, M. Rathee, R. A. Popa and I. Stoica, Waldo: A private time-series database from function secret sharing, in: Proc. IEEE symposium on security and privacy (s&amp;p), 2022.</w:t>
       </w:r>
     </w:p>
-    <w:bookmarkEnd w:id="74"/>
-    <w:bookmarkStart w:id="76" w:name="ref-gupta2020obscure"/>
+    <w:bookmarkEnd w:id="69"/>
+    <w:bookmarkStart w:id="71" w:name="ref-gupta2020obscure"/>
     <w:p>
       <w:pPr>
         <w:pStyle w:val="Bibliography"/>
@@ -25184,7 +29568,7 @@
       <w:r>
         <w:t xml:space="preserve"> </w:t>
       </w:r>
-      <w:hyperlink r:id="rId75">
+      <w:hyperlink r:id="rId70">
         <w:r>
           <w:rPr>
             <w:rStyle w:val="Hyperlink"/>
@@ -25196,8 +29580,8 @@
         <w:t xml:space="preserve">.</w:t>
       </w:r>
     </w:p>
-    <w:bookmarkEnd w:id="76"/>
-    <w:bookmarkStart w:id="77" w:name="ref-gupta2019obscure"/>
+    <w:bookmarkEnd w:id="71"/>
+    <w:bookmarkStart w:id="73" w:name="ref-gupta2019obscure"/>
     <w:p>
       <w:pPr>
         <w:pStyle w:val="Bibliography"/>
@@ -25212,11 +29596,25 @@
         <w:t xml:space="preserve">	</w:t>
       </w:r>
       <w:r>
-        <w:t xml:space="preserve">P. Gupta and others, Obscure: Information-theoretic oblivious and verifiable aggregation queries, Proceedings of the VLDB Endowment (2019).</w:t>
+        <w:t xml:space="preserve">P. Gupta, Y. Li, S. Mehrotra, N. Panwar, S. Sharma and S. Almanee, Obscure: Information-theoretic oblivious and verifiable aggregation queries, Proceedings of the VLDB Endowment 12 (2019) 1030–1043,</w:t>
+      </w:r>
+      <w:r>
+        <w:t xml:space="preserve"> </w:t>
+      </w:r>
+      <w:hyperlink r:id="rId72">
+        <w:r>
+          <w:rPr>
+            <w:rStyle w:val="Hyperlink"/>
+          </w:rPr>
+          <w:t xml:space="preserve">https://doi.org/10.14778/3329772.3329779</w:t>
+        </w:r>
+      </w:hyperlink>
+      <w:r>
+        <w:t xml:space="preserve">.</w:t>
       </w:r>
     </w:p>
-    <w:bookmarkEnd w:id="77"/>
-    <w:bookmarkStart w:id="78" w:name="ref-hafiz2024private"/>
+    <w:bookmarkEnd w:id="73"/>
+    <w:bookmarkStart w:id="74" w:name="ref-hafiz2024private"/>
     <w:p>
       <w:pPr>
         <w:pStyle w:val="Bibliography"/>
@@ -25234,8 +29632,8 @@
         <w:t xml:space="preserve">S. M. Hafiz, C. Gupta, W. Wnuck, B. Vora and C.-N. Chuah, Private aggregate queries to untrusted databases, in: Network and distributed system security symposium (NDSS), 2024.</w:t>
       </w:r>
     </w:p>
-    <w:bookmarkEnd w:id="78"/>
-    <w:bookmarkStart w:id="79" w:name="ref-ho1997range"/>
+    <w:bookmarkEnd w:id="74"/>
+    <w:bookmarkStart w:id="75" w:name="ref-ho1997range"/>
     <w:p>
       <w:pPr>
         <w:pStyle w:val="Bibliography"/>
@@ -25265,8 +29663,8 @@
         <w:t xml:space="preserve">data cubes, in: Proceedings of the ACM SIGMOD international conference on management of data, 1997, pp. 73–88.</w:t>
       </w:r>
     </w:p>
-    <w:bookmarkEnd w:id="79"/>
-    <w:bookmarkStart w:id="80" w:name="ref-crow1984summed"/>
+    <w:bookmarkEnd w:id="75"/>
+    <w:bookmarkStart w:id="76" w:name="ref-crow1984summed"/>
     <w:p>
       <w:pPr>
         <w:pStyle w:val="Bibliography"/>
@@ -25284,8 +29682,8 @@
         <w:t xml:space="preserve">F. C. Crow, Summed-area tables for texture mapping, in: Proceedings of the 11th annual conference on computer graphics and interactive techniques (SIGGRAPH), 1984, pp. 207–212.</w:t>
       </w:r>
     </w:p>
-    <w:bookmarkEnd w:id="80"/>
-    <w:bookmarkStart w:id="82" w:name="ref-boyle2016function"/>
+    <w:bookmarkEnd w:id="76"/>
+    <w:bookmarkStart w:id="78" w:name="ref-boyle2016function"/>
     <w:p>
       <w:pPr>
         <w:pStyle w:val="Bibliography"/>
@@ -25305,7 +29703,7 @@
       <w:r>
         <w:t xml:space="preserve"> </w:t>
       </w:r>
-      <w:hyperlink r:id="rId81">
+      <w:hyperlink r:id="rId77">
         <w:r>
           <w:rPr>
             <w:rStyle w:val="Hyperlink"/>
@@ -25317,8 +29715,8 @@
         <w:t xml:space="preserve">.</w:t>
       </w:r>
     </w:p>
-    <w:bookmarkEnd w:id="82"/>
-    <w:bookmarkStart w:id="84" w:name="ref-espiritu2022arq"/>
+    <w:bookmarkEnd w:id="78"/>
+    <w:bookmarkStart w:id="80" w:name="ref-espiritu2022arq"/>
     <w:p>
       <w:pPr>
         <w:pStyle w:val="Bibliography"/>
@@ -25338,7 +29736,7 @@
       <w:r>
         <w:t xml:space="preserve"> </w:t>
       </w:r>
-      <w:hyperlink r:id="rId83">
+      <w:hyperlink r:id="rId79">
         <w:r>
           <w:rPr>
             <w:rStyle w:val="Hyperlink"/>
@@ -25350,8 +29748,8 @@
         <w:t xml:space="preserve">.</w:t>
       </w:r>
     </w:p>
-    <w:bookmarkEnd w:id="84"/>
-    <w:bookmarkStart w:id="85" w:name="ref-liu2025hades"/>
+    <w:bookmarkEnd w:id="80"/>
+    <w:bookmarkStart w:id="81" w:name="ref-liu2025hades"/>
     <w:p>
       <w:pPr>
         <w:pStyle w:val="Bibliography"/>
@@ -25378,8 +29776,8 @@
         <w:t xml:space="preserve">: Range-filtered private aggregation on public data, Proceedings of the VLDB Endowment 18 (2025) 2159–.</w:t>
       </w:r>
     </w:p>
-    <w:bookmarkEnd w:id="85"/>
-    <w:bookmarkStart w:id="86" w:name="ref-timecrypt"/>
+    <w:bookmarkEnd w:id="81"/>
+    <w:bookmarkStart w:id="82" w:name="ref-timecrypt"/>
     <w:p>
       <w:pPr>
         <w:pStyle w:val="Bibliography"/>
@@ -25406,8 +29804,8 @@
         <w:t xml:space="preserve">: Encrypted data stream processing at scale with cryptographic access control, in: Proc. 17th USENIX symposium on networked systems design and implementation (NSDI), 2020, pp. 835–850.</w:t>
       </w:r>
     </w:p>
-    <w:bookmarkEnd w:id="86"/>
-    <w:bookmarkStart w:id="87" w:name="ref-zeph"/>
+    <w:bookmarkEnd w:id="82"/>
+    <w:bookmarkStart w:id="83" w:name="ref-zeph"/>
     <w:p>
       <w:pPr>
         <w:pStyle w:val="Bibliography"/>
@@ -25425,8 +29823,8 @@
         <w:t xml:space="preserve">L. Burkhalter, N. Küchler, A. Viand, H. Shafagh and A. Hithnawi, Zeph: Cryptographic enforcement of end-to-end data privacy, in: Proc. 15th USENIX symposium on operating systems design and implementation (OSDI), 2021, pp. 387–404.</w:t>
       </w:r>
     </w:p>
-    <w:bookmarkEnd w:id="87"/>
-    <w:bookmarkStart w:id="88" w:name="ref-decastro2022lightweight"/>
+    <w:bookmarkEnd w:id="83"/>
+    <w:bookmarkStart w:id="84" w:name="ref-decastro2022lightweight"/>
     <w:p>
       <w:pPr>
         <w:pStyle w:val="Bibliography"/>
@@ -25444,8 +29842,8 @@
         <w:t xml:space="preserve">L. de Castro and A. Polychroniadou, Lightweight, maliciously secure verifiable function secret sharing, in: Advances in cryptology – EUROCRYPT 2022, Springer, 2022.</w:t>
       </w:r>
     </w:p>
-    <w:bookmarkEnd w:id="88"/>
-    <w:bookmarkStart w:id="89" w:name="ref-pacl"/>
+    <w:bookmarkEnd w:id="84"/>
+    <w:bookmarkStart w:id="85" w:name="ref-pacl"/>
     <w:p>
       <w:pPr>
         <w:pStyle w:val="Bibliography"/>
@@ -25463,8 +29861,8 @@
         <w:t xml:space="preserve">S. Servan-Schreiber, S. Beyzerov, E. Yablon and H. Park, Private access control for function secret sharing, in: Proc. IEEE symposium on security and privacy (s&amp;p), 2023.</w:t>
       </w:r>
     </w:p>
-    <w:bookmarkEnd w:id="89"/>
-    <w:bookmarkStart w:id="90" w:name="ref-ji2023finegrained"/>
+    <w:bookmarkEnd w:id="85"/>
+    <w:bookmarkStart w:id="87" w:name="ref-ji2023finegrained"/>
     <w:p>
       <w:pPr>
         <w:pStyle w:val="Bibliography"/>
@@ -25479,11 +29877,25 @@
         <w:t xml:space="preserve">	</w:t>
       </w:r>
       <w:r>
-        <w:t xml:space="preserve">K. Ji and others, Fine-grained policy constraints for distributed point function, IACR Cryptology ePrint Archive, 2023.</w:t>
+        <w:t xml:space="preserve">K. Ji, B. Zhang and K. Ren, Fine-grained policy constraints for distributed point function, Cryptology ePrint Archive, Paper 2023/1672, 2023,</w:t>
+      </w:r>
+      <w:r>
+        <w:t xml:space="preserve"> </w:t>
+      </w:r>
+      <w:hyperlink r:id="rId86">
+        <w:r>
+          <w:rPr>
+            <w:rStyle w:val="Hyperlink"/>
+          </w:rPr>
+          <w:t xml:space="preserve">https://eprint.iacr.org/2023/1672</w:t>
+        </w:r>
+      </w:hyperlink>
+      <w:r>
+        <w:t xml:space="preserve">.</w:t>
       </w:r>
     </w:p>
-    <w:bookmarkEnd w:id="90"/>
-    <w:bookmarkStart w:id="91" w:name="ref-choudhuri2024vehss"/>
+    <w:bookmarkEnd w:id="87"/>
+    <w:bookmarkStart w:id="89" w:name="ref-choudhuri2024vehss"/>
     <w:p>
       <w:pPr>
         <w:pStyle w:val="Bibliography"/>
@@ -25498,11 +29910,25 @@
         <w:t xml:space="preserve">	</w:t>
       </w:r>
       <w:r>
-        <w:t xml:space="preserve">A. R. Choudhuri and others, Homomorphic secret sharing with verifiable evaluation, 2024.</w:t>
+        <w:t xml:space="preserve">A. R. Choudhuri, A. Goel, A. Hegde and A. Jain, Homomorphic secret sharing with verifiable evaluation, in: Theory of cryptography conference (TCC), Springer, 2024,</w:t>
+      </w:r>
+      <w:r>
+        <w:t xml:space="preserve"> </w:t>
+      </w:r>
+      <w:hyperlink r:id="rId88">
+        <w:r>
+          <w:rPr>
+            <w:rStyle w:val="Hyperlink"/>
+          </w:rPr>
+          <w:t xml:space="preserve">https://doi.org/10.1007/978-3-031-78023-3_20</w:t>
+        </w:r>
+      </w:hyperlink>
+      <w:r>
+        <w:t xml:space="preserve">.</w:t>
       </w:r>
     </w:p>
-    <w:bookmarkEnd w:id="91"/>
-    <w:bookmarkStart w:id="93" w:name="ref-li2026silent"/>
+    <w:bookmarkEnd w:id="89"/>
+    <w:bookmarkStart w:id="91" w:name="ref-li2026silent"/>
     <w:p>
       <w:pPr>
         <w:pStyle w:val="Bibliography"/>
@@ -25522,7 +29948,7 @@
       <w:r>
         <w:t xml:space="preserve"> </w:t>
       </w:r>
-      <w:hyperlink r:id="rId92">
+      <w:hyperlink r:id="rId90">
         <w:r>
           <w:rPr>
             <w:rStyle w:val="Hyperlink"/>
@@ -25534,8 +29960,8 @@
         <w:t xml:space="preserve">.</w:t>
       </w:r>
     </w:p>
-    <w:bookmarkEnd w:id="93"/>
-    <w:bookmarkStart w:id="94" w:name="ref-damgard2012spdz"/>
+    <w:bookmarkEnd w:id="91"/>
+    <w:bookmarkStart w:id="92" w:name="ref-damgard2012spdz"/>
     <w:p>
       <w:pPr>
         <w:pStyle w:val="Bibliography"/>
@@ -25553,8 +29979,8 @@
         <w:t xml:space="preserve">I. Damgård, V. Pastro, N. Smart and S. Zakarias, Multiparty computation from somewhat homomorphic encryption, in: Advances in cryptology – CRYPTO 2012, 2012, pp. 643–662.</w:t>
       </w:r>
     </w:p>
-    <w:bookmarkEnd w:id="94"/>
-    <w:bookmarkStart w:id="95" w:name="ref-chor1998private"/>
+    <w:bookmarkEnd w:id="92"/>
+    <w:bookmarkStart w:id="93" w:name="ref-chor1998private"/>
     <w:p>
       <w:pPr>
         <w:pStyle w:val="Bibliography"/>
@@ -25572,8 +29998,8 @@
         <w:t xml:space="preserve">B. Chor, E. Kushilevitz, O. Goldreich and M. Sudan, Private information retrieval, Journal of the ACM 45 (1998) 965–981.</w:t>
       </w:r>
     </w:p>
-    <w:bookmarkEnd w:id="95"/>
-    <w:bookmarkStart w:id="96" w:name="ref-beimel2000reducing"/>
+    <w:bookmarkEnd w:id="93"/>
+    <w:bookmarkStart w:id="94" w:name="ref-beimel2000reducing"/>
     <w:p>
       <w:pPr>
         <w:pStyle w:val="Bibliography"/>
@@ -25603,8 +30029,8 @@
         <w:t xml:space="preserve">with preprocessing, in: Advances in cryptology – CRYPTO 2000, Springer, 2000, pp. 55–73.</w:t>
       </w:r>
     </w:p>
-    <w:bookmarkEnd w:id="96"/>
-    <w:bookmarkStart w:id="97" w:name="ref-corrigan2020private"/>
+    <w:bookmarkEnd w:id="94"/>
+    <w:bookmarkStart w:id="95" w:name="ref-corrigan2020private"/>
     <w:p>
       <w:pPr>
         <w:pStyle w:val="Bibliography"/>
@@ -25622,8 +30048,8 @@
         <w:t xml:space="preserve">H. Corrigan-Gibbs and D. Kogan, Private information retrieval with sublinear online time, in: Advances in cryptology – EUROCRYPT 2020, Springer, 2020.</w:t>
       </w:r>
     </w:p>
-    <w:bookmarkEnd w:id="97"/>
-    <w:bookmarkStart w:id="98" w:name="ref-angel2018pir"/>
+    <w:bookmarkEnd w:id="95"/>
+    <w:bookmarkStart w:id="96" w:name="ref-angel2018pir"/>
     <w:p>
       <w:pPr>
         <w:pStyle w:val="Bibliography"/>
@@ -25653,8 +30079,8 @@
         <w:t xml:space="preserve">with compressed queries and amortized query processing, in: Proc. IEEE symposium on security and privacy (s&amp;p), 2018.</w:t>
       </w:r>
     </w:p>
-    <w:bookmarkEnd w:id="98"/>
-    <w:bookmarkStart w:id="99" w:name="ref-menon2022spiral"/>
+    <w:bookmarkEnd w:id="96"/>
+    <w:bookmarkStart w:id="97" w:name="ref-menon2022spiral"/>
     <w:p>
       <w:pPr>
         <w:pStyle w:val="Bibliography"/>
@@ -25705,8 +30131,8 @@
         <w:t xml:space="preserve">composition, in: Proc. IEEE symposium on security and privacy (s&amp;p), 2022.</w:t>
       </w:r>
     </w:p>
-    <w:bookmarkEnd w:id="99"/>
-    <w:bookmarkStart w:id="100" w:name="ref-kamara2019computationally"/>
+    <w:bookmarkEnd w:id="97"/>
+    <w:bookmarkStart w:id="98" w:name="ref-kamara2019computationally"/>
     <w:p>
       <w:pPr>
         <w:pStyle w:val="Bibliography"/>
@@ -25724,8 +30150,8 @@
         <w:t xml:space="preserve">S. Kamara and T. Moataz, Computationally volume-hiding structured encryption, in: Advances in cryptology – EUROCRYPT 2019, Springer, 2019.</w:t>
       </w:r>
     </w:p>
-    <w:bookmarkEnd w:id="100"/>
-    <w:bookmarkStart w:id="101" w:name="ref-patel2019mitigating"/>
+    <w:bookmarkEnd w:id="98"/>
+    <w:bookmarkStart w:id="99" w:name="ref-patel2019mitigating"/>
     <w:p>
       <w:pPr>
         <w:pStyle w:val="Bibliography"/>
@@ -25743,8 +30169,8 @@
         <w:t xml:space="preserve">S. Patel, G. Persiano, K. Yeo and M. Yung, Mitigating leakage in secure cloud-hosted data structures: Volume-hiding for multi-maps via hashing, in: Proc. ACM SIGSAC conference on computer and communications security (CCS), 2019.</w:t>
       </w:r>
     </w:p>
-    <w:bookmarkEnd w:id="101"/>
-    <w:bookmarkStart w:id="102" w:name="ref-xu2021privacy"/>
+    <w:bookmarkEnd w:id="99"/>
+    <w:bookmarkStart w:id="100" w:name="ref-xu2021privacy"/>
     <w:p>
       <w:pPr>
         <w:pStyle w:val="Bibliography"/>
@@ -25762,8 +30188,8 @@
         <w:t xml:space="preserve">W. Xu, J. Zhang, Y. Yuan and Z. Li, Privacy-preserving multi-cloud based dynamic symmetric searchable encryption, in: 2021 2nd international conference on computer communication and network security (CCNS), IEEE, 2021, pp. 176–181.</w:t>
       </w:r>
     </w:p>
-    <w:bookmarkEnd w:id="102"/>
-    <w:bookmarkStart w:id="103" w:name="ref-xu2023symmetric"/>
+    <w:bookmarkEnd w:id="100"/>
+    <w:bookmarkStart w:id="101" w:name="ref-xu2023symmetric"/>
     <w:p>
       <w:pPr>
         <w:pStyle w:val="Bibliography"/>
@@ -25781,8 +30207,8 @@
         <w:t xml:space="preserve">W. Xu, J. Zhang, Y. Yuan and X. Wang, Symmetric searchable encryption with supporting search pattern and access pattern protection in multi-cloud, Concurrency and Computation: Practice and Experience 35 (2023) e7651.</w:t>
       </w:r>
     </w:p>
-    <w:bookmarkEnd w:id="103"/>
-    <w:bookmarkStart w:id="104" w:name="ref-wang2020shamc"/>
+    <w:bookmarkEnd w:id="101"/>
+    <w:bookmarkStart w:id="102" w:name="ref-wang2020shamc"/>
     <w:p>
       <w:pPr>
         <w:pStyle w:val="Bibliography"/>
@@ -25800,8 +30226,8 @@
         <w:t xml:space="preserve">L. Wang, Z. Yang and X. Song, SHAMC: A secure and highly available database system in multi-cloud environment, Future Generation Computer Systems 105 (2020) 873–883.</w:t>
       </w:r>
     </w:p>
-    <w:bookmarkEnd w:id="104"/>
-    <w:bookmarkStart w:id="105" w:name="ref-goldreich2019construct"/>
+    <w:bookmarkEnd w:id="102"/>
+    <w:bookmarkStart w:id="103" w:name="ref-goldreich2019construct"/>
     <w:p>
       <w:pPr>
         <w:pStyle w:val="Bibliography"/>
@@ -25819,8 +30245,8 @@
         <w:t xml:space="preserve">O. Goldreich, S. Goldwasser and S. Micali, How to construct random functions, in: Providing sound foundations for cryptography: On the work of shafi goldwasser and silvio micali, 2019, pp. 241–264.</w:t>
       </w:r>
     </w:p>
-    <w:bookmarkEnd w:id="105"/>
-    <w:bookmarkStart w:id="106" w:name="ref-gilboa2014distributed"/>
+    <w:bookmarkEnd w:id="103"/>
+    <w:bookmarkStart w:id="104" w:name="ref-gilboa2014distributed"/>
     <w:p>
       <w:pPr>
         <w:pStyle w:val="Bibliography"/>
@@ -25838,8 +30264,8 @@
         <w:t xml:space="preserve">N. Gilboa and Y. Ishai, Distributed point functions and their applications, in: Annual international conference on the theory and applications of cryptographic techniques, Springer, 2014, pp. 640–658.</w:t>
       </w:r>
     </w:p>
-    <w:bookmarkEnd w:id="106"/>
-    <w:bookmarkStart w:id="107" w:name="ref-boyle2015function"/>
+    <w:bookmarkEnd w:id="104"/>
+    <w:bookmarkStart w:id="105" w:name="ref-boyle2015function"/>
     <w:p>
       <w:pPr>
         <w:pStyle w:val="Bibliography"/>
@@ -25857,8 +30283,8 @@
         <w:t xml:space="preserve">E. Boyle, N. Gilboa and Y. Ishai, Function secret sharing, in: Advances in cryptology – EUROCRYPT 2015, Springer, 2015, pp. 337–367.</w:t>
       </w:r>
     </w:p>
-    <w:bookmarkEnd w:id="107"/>
-    <w:bookmarkStart w:id="108" w:name="ref-halevi2014algorithms"/>
+    <w:bookmarkEnd w:id="105"/>
+    <w:bookmarkStart w:id="106" w:name="ref-halevi2014algorithms"/>
     <w:p>
       <w:pPr>
         <w:pStyle w:val="Bibliography"/>
@@ -25885,8 +30311,8 @@
         <w:t xml:space="preserve">, in: Advances in cryptology – CRYPTO 2014, Springer, 2014, pp. 554–571.</w:t>
       </w:r>
     </w:p>
-    <w:bookmarkEnd w:id="108"/>
-    <w:bookmarkStart w:id="109" w:name="ref-dicrescenzo2000single"/>
+    <w:bookmarkEnd w:id="106"/>
+    <w:bookmarkStart w:id="107" w:name="ref-dicrescenzo2000single"/>
     <w:p>
       <w:pPr>
         <w:pStyle w:val="Bibliography"/>
@@ -25904,8 +30330,8 @@
         <w:t xml:space="preserve">G. Di Crescenzo, T. Malkin and R. Ostrovsky, Single database private information retrieval implies oblivious transfer, in: Advances in cryptology – EUROCRYPT 2000, Springer, 2000, pp. 122–138.</w:t>
       </w:r>
     </w:p>
-    <w:bookmarkEnd w:id="109"/>
-    <w:bookmarkStart w:id="110" w:name="ref-kushilevitz1997replication"/>
+    <w:bookmarkEnd w:id="107"/>
+    <w:bookmarkStart w:id="108" w:name="ref-kushilevitz1997replication"/>
     <w:p>
       <w:pPr>
         <w:pStyle w:val="Bibliography"/>
@@ -25923,8 +30349,8 @@
         <w:t xml:space="preserve">E. Kushilevitz and R. Ostrovsky, Replication is not needed: Single database, computationally-private information retrieval, in: Proceedings of the 38th annual symposium on foundations of computer science (FOCS), IEEE, 1997, pp. 364–373.</w:t>
       </w:r>
     </w:p>
-    <w:bookmarkEnd w:id="110"/>
-    <w:bookmarkStart w:id="111" w:name="ref-openfhe"/>
+    <w:bookmarkEnd w:id="108"/>
+    <w:bookmarkStart w:id="109" w:name="ref-openfhe"/>
     <w:p>
       <w:pPr>
         <w:pStyle w:val="Bibliography"/>
@@ -25939,7 +30365,7 @@
         <w:t xml:space="preserve">	</w:t>
       </w:r>
       <w:r>
-        <w:t xml:space="preserve">A. Al Badawi, J. Bates, F. Bergamaschi, D. B. Cousins and others,</w:t>
+        <w:t xml:space="preserve">A. Al Badawi, J. Bates, F. Bergamaschi, D. B. Cousins, S. Erabelli, N. Genise, S. Halevi, H. Hunt, A. Kim, Y. Lee, Z. Liu, D. Micciancio, I. Quah, Y. Polyakov, S. R. V., K. Rohloff, J. Saylor, D. Suponitsky, M. Triplett, V. Vaikuntanathan and V. Zucca,</w:t>
       </w:r>
       <w:r>
         <w:t xml:space="preserve"> </w:t>
@@ -25951,8 +30377,8 @@
         <w:t xml:space="preserve">: Open-source fully homomorphic encryption library, in: Proc. 10th workshop on encrypted computing &amp; applied homomorphic cryptography (WAHC), 2022, pp. 53–63.</w:t>
       </w:r>
     </w:p>
-    <w:bookmarkEnd w:id="111"/>
-    <w:bookmarkStart w:id="112" w:name="ref-stafford_2020_environmental"/>
+    <w:bookmarkEnd w:id="109"/>
+    <w:bookmarkStart w:id="110" w:name="ref-stafford_2020_environmental"/>
     <w:p>
       <w:pPr>
         <w:pStyle w:val="Bibliography"/>
@@ -25967,11 +30393,11 @@
         <w:t xml:space="preserve">	</w:t>
       </w:r>
       <w:r>
-        <w:t xml:space="preserve">G. A. Stafford, [Dataset] environmental sensor telemetry data, Kaggle Datasets, 2020.</w:t>
+        <w:t xml:space="preserve">[dataset] G. A. Stafford, Environmental sensor telemetry data, Kaggle Datasets, 2020.</w:t>
       </w:r>
     </w:p>
-    <w:bookmarkEnd w:id="112"/>
-    <w:bookmarkStart w:id="114" w:name="ref-zhang2017cautionary"/>
+    <w:bookmarkEnd w:id="110"/>
+    <w:bookmarkStart w:id="112" w:name="ref-zhang2017cautionary"/>
     <w:p>
       <w:pPr>
         <w:pStyle w:val="Bibliography"/>
@@ -26000,7 +30426,7 @@
       <w:r>
         <w:t xml:space="preserve"> </w:t>
       </w:r>
-      <w:hyperlink r:id="rId113">
+      <w:hyperlink r:id="rId111">
         <w:r>
           <w:rPr>
             <w:rStyle w:val="Hyperlink"/>
@@ -26012,8 +30438,8 @@
         <w:t xml:space="preserve">.</w:t>
       </w:r>
     </w:p>
-    <w:bookmarkEnd w:id="114"/>
-    <w:bookmarkStart w:id="116" w:name="ref-chen2019beijing"/>
+    <w:bookmarkEnd w:id="112"/>
+    <w:bookmarkStart w:id="114" w:name="ref-chen2019beijing"/>
     <w:p>
       <w:pPr>
         <w:pStyle w:val="Bibliography"/>
@@ -26028,7 +30454,7 @@
         <w:t xml:space="preserve">	</w:t>
       </w:r>
       <w:r>
-        <w:t xml:space="preserve">S. Chen, [Dataset]</w:t>
+        <w:t xml:space="preserve">[dataset] S. Chen,</w:t>
       </w:r>
       <w:r>
         <w:t xml:space="preserve"> </w:t>
@@ -26038,6 +30464,48 @@
       </w:r>
       <w:r>
         <w:t xml:space="preserve">eijing multi-site air quality, UCI Machine Learning Repository, 2019,</w:t>
+      </w:r>
+      <w:r>
+        <w:t xml:space="preserve"> </w:t>
+      </w:r>
+      <w:hyperlink r:id="rId113">
+        <w:r>
+          <w:rPr>
+            <w:rStyle w:val="Hyperlink"/>
+          </w:rPr>
+          <w:t xml:space="preserve">https://doi.org/10.24432/C5RK5G</w:t>
+        </w:r>
+      </w:hyperlink>
+      <w:r>
+        <w:t xml:space="preserve">.</w:t>
+      </w:r>
+    </w:p>
+    <w:bookmarkEnd w:id="114"/>
+    <w:bookmarkStart w:id="116" w:name="ref-crshe_artifact"/>
+    <w:p>
+      <w:pPr>
+        <w:pStyle w:val="Bibliography"/>
+      </w:pPr>
+      <w:r>
+        <w:t xml:space="preserve">[51]</w:t>
+      </w:r>
+      <w:r>
+        <w:t xml:space="preserve"> </w:t>
+      </w:r>
+      <w:r>
+        <w:t xml:space="preserve">	</w:t>
+      </w:r>
+      <w:r>
+        <w:t xml:space="preserve">[software] M. M. Islam, M. Ahmed and M. R. Z. Anik,</w:t>
+      </w:r>
+      <w:r>
+        <w:t xml:space="preserve"> </w:t>
+      </w:r>
+      <w:r>
+        <w:t xml:space="preserve">CR-SHE</w:t>
+      </w:r>
+      <w:r>
+        <w:t xml:space="preserve">: Reference implementation, benchmark scripts and results, GitHub repository, 2026,</w:t>
       </w:r>
       <w:r>
         <w:t xml:space="preserve"> </w:t>
@@ -26047,7 +30515,7 @@
           <w:rPr>
             <w:rStyle w:val="Hyperlink"/>
           </w:rPr>
-          <w:t xml:space="preserve">https://doi.org/10.24432/C5RK5G</w:t>
+          <w:t xml:space="preserve">https://github.com/mazharulmd/Collusion-Resilient-Searchable-Homomorphic-Encryption-MultiCloud</w:t>
         </w:r>
       </w:hyperlink>
       <w:r>
@@ -26803,6 +31271,7 @@
     <w:basedOn w:val="BodyTextChar"/>
     <w:rPr>
       <w:color w:themeColor="accent1" w:val="4F81BD"/>
+      <w:u w:val="none"/>
     </w:rPr>
   </w:style>
   <w:style w:styleId="TOCHeading" w:type="paragraph">

--- a/paper/jnca/submission/CRSHE_JNCA_manuscript.docx
+++ b/paper/jnca/submission/CRSHE_JNCA_manuscript.docx
@@ -944,7 +944,13 @@
         <w:t xml:space="preserve"> </w:t>
       </w:r>
       <w:r>
-        <w:t xml:space="preserve">cloud, and its size never leaves the client. Our contributions are:</w:t>
+        <w:t xml:space="preserve">cloud, and its size never leaves the client. The main contributions of this</w:t>
+      </w:r>
+      <w:r>
+        <w:t xml:space="preserve"> </w:t>
+      </w:r>
+      <w:r>
+        <w:t xml:space="preserve">paper are as follows:</w:t>
       </w:r>
     </w:p>
     <w:p>
@@ -959,25 +965,30 @@
           <w:bCs/>
           <w:b/>
         </w:rPr>
-        <w:t xml:space="preserve">One-round oblivious range aggregation</w:t>
-      </w:r>
-      <w:r>
-        <w:t xml:space="preserve"> </w:t>
-      </w:r>
-      <w:r>
-        <w:t xml:space="preserve">(Section 4.5).</w:t>
-      </w:r>
-      <w:r>
-        <w:t xml:space="preserve"> </w:t>
-      </w:r>
-      <w:r>
-        <w:t xml:space="preserve">The owner stores encrypted summed-area tables of registered data cubes; any</w:t>
-      </w:r>
-      <w:r>
-        <w:t xml:space="preserve"> </w:t>
-      </w:r>
-      <w:r>
-        <w:t xml:space="preserve">box becomes</w:t>
+        <w:t xml:space="preserve">One-round oblivious range aggregation.</w:t>
+      </w:r>
+      <w:r>
+        <w:t xml:space="preserve"> </w:t>
+      </w:r>
+      <w:r>
+        <w:t xml:space="preserve">The owner stores</w:t>
+      </w:r>
+      <w:r>
+        <w:t xml:space="preserve"> </w:t>
+      </w:r>
+      <w:r>
+        <w:t xml:space="preserve">encrypted summed-area tables of registered data cubes, and any</w:t>
+      </w:r>
+      <w:r>
+        <w:t xml:space="preserve"> </w:t>
+      </w:r>
+      <m:oMath>
+        <m:r>
+          <m:t>d</m:t>
+        </m:r>
+      </m:oMath>
+      <w:r>
+        <w:t xml:space="preserve">-dimensional box becomes</w:t>
       </w:r>
       <w:r>
         <w:t xml:space="preserve"> </w:t>
@@ -1000,19 +1011,25 @@
         <w:t xml:space="preserve"> </w:t>
       </w:r>
       <w:r>
-        <w:t xml:space="preserve">DPF keys with signed outputs at its corners, padded with</w:t>
-      </w:r>
-      <w:r>
-        <w:t xml:space="preserve"> </w:t>
-      </w:r>
-      <w:r>
-        <w:t xml:space="preserve">dummy keys so that boxes at the cube’s edge look like interior ones. Provider</w:t>
-      </w:r>
-      <w:r>
-        <w:t xml:space="preserve"> </w:t>
-      </w:r>
-      <w:r>
-        <w:t xml:space="preserve">work and the response do not depend on the range or on the record count.</w:t>
+        <w:t xml:space="preserve">DPF keys with signed outputs at its corners,</w:t>
+      </w:r>
+      <w:r>
+        <w:t xml:space="preserve"> </w:t>
+      </w:r>
+      <w:r>
+        <w:t xml:space="preserve">padded with dummy keys so that boxes at the cube’s edge look like interior</w:t>
+      </w:r>
+      <w:r>
+        <w:t xml:space="preserve"> </w:t>
+      </w:r>
+      <w:r>
+        <w:t xml:space="preserve">ones. Provider work and the response depend neither on the range nor on the</w:t>
+      </w:r>
+      <w:r>
+        <w:t xml:space="preserve"> </w:t>
+      </w:r>
+      <w:r>
+        <w:t xml:space="preserve">record count.</w:t>
       </w:r>
     </w:p>
     <w:p>
@@ -1027,13 +1044,19 @@
           <w:bCs/>
           <w:b/>
         </w:rPr>
-        <w:t xml:space="preserve">Tamper evidence from a per-query secret</w:t>
-      </w:r>
-      <w:r>
-        <w:t xml:space="preserve"> </w:t>
-      </w:r>
-      <w:r>
-        <w:t xml:space="preserve">(Section 4.6). A second key set carries a scalar</w:t>
+        <w:t xml:space="preserve">Tamper evidence from a per-query secret.</w:t>
+      </w:r>
+      <w:r>
+        <w:t xml:space="preserve"> </w:t>
+      </w:r>
+      <w:r>
+        <w:t xml:space="preserve">A second key set</w:t>
+      </w:r>
+      <w:r>
+        <w:t xml:space="preserve"> </w:t>
+      </w:r>
+      <w:r>
+        <w:t xml:space="preserve">carries a scalar</w:t>
       </w:r>
       <w:r>
         <w:t xml:space="preserve"> </w:t>
@@ -1056,19 +1079,13 @@
         <w:t xml:space="preserve"> </w:t>
       </w:r>
       <w:r>
-        <w:t xml:space="preserve">drawn</w:t>
-      </w:r>
-      <w:r>
-        <w:t xml:space="preserve"> </w:t>
-      </w:r>
-      <w:r>
-        <w:t xml:space="preserve">afresh for each query, so a client accepts a wrong answer with probability at</w:t>
-      </w:r>
-      <w:r>
-        <w:t xml:space="preserve"> </w:t>
-      </w:r>
-      <w:r>
-        <w:t xml:space="preserve">most</w:t>
+        <w:t xml:space="preserve">drawn afresh for each query, so the client accepts</w:t>
+      </w:r>
+      <w:r>
+        <w:t xml:space="preserve"> </w:t>
+      </w:r>
+      <w:r>
+        <w:t xml:space="preserve">a wrong answer with probability at most</w:t>
       </w:r>
       <w:r>
         <w:t xml:space="preserve"> </w:t>
@@ -1110,7 +1127,13 @@
         <w:t xml:space="preserve"> </w:t>
       </w:r>
       <w:r>
-        <w:t xml:space="preserve">plus the DPF advantage, whatever up to</w:t>
+        <w:t xml:space="preserve">plus the DPF advantage,</w:t>
+      </w:r>
+      <w:r>
+        <w:t xml:space="preserve"> </w:t>
+      </w:r>
+      <w:r>
+        <w:t xml:space="preserve">whatever up to</w:t>
       </w:r>
       <w:r>
         <w:t xml:space="preserve"> </w:t>
@@ -1133,13 +1156,13 @@
         <w:t xml:space="preserve"> </w:t>
       </w:r>
       <w:r>
-        <w:t xml:space="preserve">deviating clouds</w:t>
-      </w:r>
-      <w:r>
-        <w:t xml:space="preserve"> </w:t>
-      </w:r>
-      <w:r>
-        <w:t xml:space="preserve">compute, with no stored key and no extra homomorphic product.</w:t>
+        <w:t xml:space="preserve">deviating clouds compute, with no stored key and no extra</w:t>
+      </w:r>
+      <w:r>
+        <w:t xml:space="preserve"> </w:t>
+      </w:r>
+      <w:r>
+        <w:t xml:space="preserve">homomorphic product.</w:t>
       </w:r>
     </w:p>
     <w:p>
@@ -1154,25 +1177,25 @@
           <w:bCs/>
           <w:b/>
         </w:rPr>
-        <w:t xml:space="preserve">Role-scoped access without interaction</w:t>
-      </w:r>
-      <w:r>
-        <w:t xml:space="preserve"> </w:t>
-      </w:r>
-      <w:r>
-        <w:t xml:space="preserve">(Section 4.7),</w:t>
-      </w:r>
-      <w:r>
-        <w:t xml:space="preserve"> </w:t>
-      </w:r>
-      <w:r>
-        <w:t xml:space="preserve">confining each user to its own role’s records through role-filtered columns</w:t>
-      </w:r>
-      <w:r>
-        <w:t xml:space="preserve"> </w:t>
-      </w:r>
-      <w:r>
-        <w:t xml:space="preserve">and role-specific mask keys.</w:t>
+        <w:t xml:space="preserve">Role-scoped access without interaction.</w:t>
+      </w:r>
+      <w:r>
+        <w:t xml:space="preserve"> </w:t>
+      </w:r>
+      <w:r>
+        <w:t xml:space="preserve">Role-filtered columns</w:t>
+      </w:r>
+      <w:r>
+        <w:t xml:space="preserve"> </w:t>
+      </w:r>
+      <w:r>
+        <w:t xml:space="preserve">and role-specific mask keys confine each user to its own role’s records,</w:t>
+      </w:r>
+      <w:r>
+        <w:t xml:space="preserve"> </w:t>
+      </w:r>
+      <w:r>
+        <w:t xml:space="preserve">without any exchange between providers.</w:t>
       </w:r>
     </w:p>
     <w:p>
@@ -1187,13 +1210,13 @@
           <w:bCs/>
           <w:b/>
         </w:rPr>
-        <w:t xml:space="preserve">Security analysis</w:t>
-      </w:r>
-      <w:r>
-        <w:t xml:space="preserve"> </w:t>
-      </w:r>
-      <w:r>
-        <w:t xml:space="preserve">(Section 5): simulation-based</w:t>
+        <w:t xml:space="preserve">Security analysis and implementation on real IoT data.</w:t>
+      </w:r>
+      <w:r>
+        <w:t xml:space="preserve"> </w:t>
+      </w:r>
+      <w:r>
+        <w:t xml:space="preserve">We prove</w:t>
       </w:r>
       <w:r>
         <w:t xml:space="preserve"> </w:t>
@@ -1222,13 +1245,13 @@
         <w:t xml:space="preserve"> </w:t>
       </w:r>
       <w:r>
-        <w:t xml:space="preserve">colluding semi-honest clouds, and a reduction</w:t>
-      </w:r>
-      <w:r>
-        <w:t xml:space="preserve"> </w:t>
-      </w:r>
-      <w:r>
-        <w:t xml:space="preserve">showing why a homomorphic layer is needed at</w:t>
+        <w:t xml:space="preserve">colluding semi-honest clouds and show why a</w:t>
+      </w:r>
+      <w:r>
+        <w:t xml:space="preserve"> </w:t>
+      </w:r>
+      <w:r>
+        <w:t xml:space="preserve">homomorphic layer is needed at</w:t>
       </w:r>
       <w:r>
         <w:t xml:space="preserve"> </w:t>
@@ -1260,46 +1283,25 @@
         <w:t xml:space="preserve"> </w:t>
       </w:r>
       <w:r>
-        <w:t xml:space="preserve">without interaction</w:t>
-      </w:r>
-      <w:r>
-        <w:t xml:space="preserve"> </w:t>
-      </w:r>
-      <w:r>
-        <w:t xml:space="preserve">(Proposition 1).</w:t>
-      </w:r>
-    </w:p>
-    <w:p>
-      <w:pPr>
-        <w:numPr>
-          <w:ilvl w:val="0"/>
-          <w:numId w:val="1001"/>
-        </w:numPr>
-      </w:pPr>
-      <w:r>
-        <w:rPr>
-          <w:bCs/>
-          <w:b/>
-        </w:rPr>
-        <w:t xml:space="preserve">Evaluation on two real IoT datasets</w:t>
-      </w:r>
-      <w:r>
-        <w:t xml:space="preserve"> </w:t>
-      </w:r>
-      <w:r>
-        <w:t xml:space="preserve">with 825,554 records</w:t>
-      </w:r>
-      <w:r>
-        <w:t xml:space="preserve"> </w:t>
-      </w:r>
-      <w:r>
-        <w:t xml:space="preserve">(Section 7): range queries on cubes built from both, injected</w:t>
-      </w:r>
-      <w:r>
-        <w:t xml:space="preserve"> </w:t>
-      </w:r>
-      <w:r>
-        <w:t xml:space="preserve">tampering on every path, and a frequency attack against padding baselines.</w:t>
+        <w:t xml:space="preserve">without interaction. A C++ prototype and</w:t>
+      </w:r>
+      <w:r>
+        <w:t xml:space="preserve"> </w:t>
+      </w:r>
+      <w:r>
+        <w:t xml:space="preserve">an OpenFHE-based reference implementation are evaluated on two real IoT</w:t>
+      </w:r>
+      <w:r>
+        <w:t xml:space="preserve"> </w:t>
+      </w:r>
+      <w:r>
+        <w:t xml:space="preserve">datasets with 825,554 records, covering range queries, injected tampering,</w:t>
+      </w:r>
+      <w:r>
+        <w:t xml:space="preserve"> </w:t>
+      </w:r>
+      <w:r>
+        <w:t xml:space="preserve">role confinement and a frequency attack against padding baselines.</w:t>
       </w:r>
     </w:p>
     <w:p>
@@ -1307,37 +1309,55 @@
         <w:pStyle w:val="FirstParagraph"/>
       </w:pPr>
       <w:r>
-        <w:t xml:space="preserve">Section 2 reviews related work, Section 3</w:t>
-      </w:r>
-      <w:r>
-        <w:t xml:space="preserve"> </w:t>
-      </w:r>
-      <w:r>
-        <w:t xml:space="preserve">gives the system and threat model, Section 4 the</w:t>
-      </w:r>
-      <w:r>
-        <w:t xml:space="preserve"> </w:t>
-      </w:r>
-      <w:r>
-        <w:t xml:space="preserve">construction, Section 5 the security analysis,</w:t>
-      </w:r>
-      <w:r>
-        <w:t xml:space="preserve"> </w:t>
-      </w:r>
-      <w:r>
-        <w:t xml:space="preserve">Sections 6 and 7 the implementation and results,</w:t>
-      </w:r>
-      <w:r>
-        <w:t xml:space="preserve"> </w:t>
-      </w:r>
-      <w:r>
-        <w:t xml:space="preserve">and Section 8 discusses limitations. Full proofs and further</w:t>
-      </w:r>
-      <w:r>
-        <w:t xml:space="preserve"> </w:t>
-      </w:r>
-      <w:r>
-        <w:t xml:space="preserve">experiments are in the Supplementary Material.</w:t>
+        <w:t xml:space="preserve">The remainder of this paper is organized as follows.</w:t>
+      </w:r>
+      <w:r>
+        <w:t xml:space="preserve"> </w:t>
+      </w:r>
+      <w:r>
+        <w:t xml:space="preserve">Section 2 reviews related work. Section 3</w:t>
+      </w:r>
+      <w:r>
+        <w:t xml:space="preserve"> </w:t>
+      </w:r>
+      <w:r>
+        <w:t xml:space="preserve">presents the system model, the threat model and the cryptographic</w:t>
+      </w:r>
+      <w:r>
+        <w:t xml:space="preserve"> </w:t>
+      </w:r>
+      <w:r>
+        <w:t xml:space="preserve">preliminaries. Section 4 describes the CR-SHE</w:t>
+      </w:r>
+      <w:r>
+        <w:t xml:space="preserve"> </w:t>
+      </w:r>
+      <w:r>
+        <w:t xml:space="preserve">construction, and Section 5 analyses its security.</w:t>
+      </w:r>
+      <w:r>
+        <w:t xml:space="preserve"> </w:t>
+      </w:r>
+      <w:r>
+        <w:t xml:space="preserve">Section 6 describes the implementation and the experimental</w:t>
+      </w:r>
+      <w:r>
+        <w:t xml:space="preserve"> </w:t>
+      </w:r>
+      <w:r>
+        <w:t xml:space="preserve">setup, and Section 7 presents and discusses the results.</w:t>
+      </w:r>
+      <w:r>
+        <w:t xml:space="preserve"> </w:t>
+      </w:r>
+      <w:r>
+        <w:t xml:space="preserve">Finally, Section 8 concludes the paper. Full proofs and</w:t>
+      </w:r>
+      <w:r>
+        <w:t xml:space="preserve"> </w:t>
+      </w:r>
+      <w:r>
+        <w:t xml:space="preserve">additional experiments are provided in the Supplementary Material.</w:t>
       </w:r>
     </w:p>
     <w:bookmarkEnd w:id="21"/>
@@ -2317,26 +2337,7 @@
         <w:keepNext/>
       </w:pPr>
       <w:r>
-        <w:t xml:space="preserve">Table 1. CR-SHE against distributed-trust and encrypted-analytics systems.</w:t>
-      </w:r>
-      <w:r>
-        <w:t xml:space="preserve"> </w:t>
-      </w:r>
-      <w:r>
-        <w:rPr>
-          <w:iCs/>
-          <w:i/>
-        </w:rPr>
-        <w:t xml:space="preserve">Oblivious analytics</w:t>
-      </w:r>
-      <w:r>
-        <w:t xml:space="preserve">: the servers learn neither which records feed the</w:t>
-      </w:r>
-      <w:r>
-        <w:t xml:space="preserve"> </w:t>
-      </w:r>
-      <w:r>
-        <w:t xml:space="preserve">aggregate nor how many. ✓ supported,</w:t>
+        <w:t xml:space="preserve">Table 1. Comparison with related systems (✓ supported,</w:t>
       </w:r>
       <w:r>
         <w:t xml:space="preserve"> </w:t>
@@ -2370,13 +2371,7 @@
         <w:t xml:space="preserve"> </w:t>
       </w:r>
       <w:r>
-        <w:t xml:space="preserve">not</w:t>
-      </w:r>
-      <w:r>
-        <w:t xml:space="preserve"> </w:t>
-      </w:r>
-      <w:r>
-        <w:t xml:space="preserve">supported.</w:t>
+        <w:t xml:space="preserve">not supported).</w:t>
       </w:r>
     </w:p>
     <w:tbl>
@@ -2385,7 +2380,7 @@
         <w:tblW w:type="auto" w:w="0"/>
         <w:tblLook w:firstRow="1" w:lastRow="0" w:firstColumn="0" w:lastColumn="0" w:noHBand="0" w:noVBand="0" w:val="0020"/>
         <w:jc w:val="start"/>
-        <w:tblCaption w:val="Table 1. CR-SHE against distributed-trust and encrypted-analytics systems. Oblivious analytics: the servers learn neither which records feed the aggregate nor how many. ✓ supported, \circ partial, \times not supported."/>
+        <w:tblCaption w:val="Table 1. Comparison with related systems (✓ supported, \circ partial, \times not supported)."/>
         <w:tblBorders>
           <w:top w:val="single" w:sz="8" w:color="000000"/>
           <w:bottom w:val="single" w:sz="8" w:color="000000"/>
@@ -3854,7 +3849,51 @@
         <w:t xml:space="preserve"> </w:t>
       </w:r>
       <w:r>
-        <w:t xml:space="preserve">delegated decryption, issue queries and combine responses (Fig. 1).</w:t>
+        <w:t xml:space="preserve">delegated decryption, issue queries and combine responses. In</w:t>
+      </w:r>
+      <w:r>
+        <w:t xml:space="preserve"> </w:t>
+      </w:r>
+      <w:r>
+        <w:t xml:space="preserve">Fig. 1, the owner replicates a masked index and encrypted columns</w:t>
+      </w:r>
+      <w:r>
+        <w:t xml:space="preserve"> </w:t>
+      </w:r>
+      <w:r>
+        <w:t xml:space="preserve">to</w:t>
+      </w:r>
+      <w:r>
+        <w:t xml:space="preserve"> </w:t>
+      </w:r>
+      <m:oMath>
+        <m:r>
+          <m:t>n</m:t>
+        </m:r>
+      </m:oMath>
+      <w:r>
+        <w:t xml:space="preserve"> </w:t>
+      </w:r>
+      <w:r>
+        <w:t xml:space="preserve">clouds (1); a query is split into DPF keys, one set per cloud (2); each</w:t>
+      </w:r>
+      <w:r>
+        <w:t xml:space="preserve"> </w:t>
+      </w:r>
+      <w:r>
+        <w:t xml:space="preserve">cloud aggregates obliviously over its own share (3) and returns one ciphertext</w:t>
+      </w:r>
+      <w:r>
+        <w:t xml:space="preserve"> </w:t>
+      </w:r>
+      <w:r>
+        <w:t xml:space="preserve">carrying the value and a check value (4); and the user combines, verifies and</w:t>
+      </w:r>
+      <w:r>
+        <w:t xml:space="preserve"> </w:t>
+      </w:r>
+      <w:r>
+        <w:t xml:space="preserve">decrypts (5). No cloud sees the matched set or its size.</w:t>
       </w:r>
       <w:r>
         <w:t xml:space="preserve"> </w:t>
@@ -3939,57 +3978,7 @@
         <w:pStyle w:val="ImageCaption"/>
       </w:pPr>
       <w:r>
-        <w:t xml:space="preserve">Fig. 1. Overview of CR-SHE. The owner replicates a masked index and encrypted</w:t>
-      </w:r>
-      <w:r>
-        <w:t xml:space="preserve"> </w:t>
-      </w:r>
-      <w:r>
-        <w:t xml:space="preserve">columns to</w:t>
-      </w:r>
-      <w:r>
-        <w:t xml:space="preserve"> </w:t>
-      </w:r>
-      <m:oMath>
-        <m:r>
-          <m:t>n</m:t>
-        </m:r>
-      </m:oMath>
-      <w:r>
-        <w:t xml:space="preserve"> </w:t>
-      </w:r>
-      <w:r>
-        <w:t xml:space="preserve">clouds (1). A query is split into DPF keys, one set per cloud</w:t>
-      </w:r>
-      <w:r>
-        <w:t xml:space="preserve"> </w:t>
-      </w:r>
-      <w:r>
-        <w:t xml:space="preserve">(2); each cloud aggregates obliviously over its own share (3) and returns one</w:t>
-      </w:r>
-      <w:r>
-        <w:t xml:space="preserve"> </w:t>
-      </w:r>
-      <w:r>
-        <w:t xml:space="preserve">ciphertext carrying value and check value (4); the user combines, verifies and</w:t>
-      </w:r>
-      <w:r>
-        <w:t xml:space="preserve"> </w:t>
-      </w:r>
-      <w:r>
-        <w:t xml:space="preserve">decrypts (5). No cloud sees the matched set or its size. Drawn by a plotting</w:t>
-      </w:r>
-      <w:r>
-        <w:t xml:space="preserve"> </w:t>
-      </w:r>
-      <w:r>
-        <w:t xml:space="preserve">script written with the assistance of a generative AI tool (see the</w:t>
-      </w:r>
-      <w:r>
-        <w:t xml:space="preserve"> </w:t>
-      </w:r>
-      <w:r>
-        <w:t xml:space="preserve">declaration before the references).</w:t>
+        <w:t xml:space="preserve">Fig. 1. CR-SHE system architecture. Drawn with an AI-assisted script.</w:t>
       </w:r>
     </w:p>
     <w:p>
@@ -11718,7 +11707,82 @@
         <w:t xml:space="preserve"> </w:t>
       </w:r>
       <w:r>
-        <w:t xml:space="preserve">aggregate in slot 0 (Algorithm 2). The cost per provider is</w:t>
+        <w:t xml:space="preserve">aggregate in slot 0 (Algorithm 2; a single-keyword aggregate is</w:t>
+      </w:r>
+      <w:r>
+        <w:t xml:space="preserve"> </w:t>
+      </w:r>
+      <w:r>
+        <w:t xml:space="preserve">the special case</w:t>
+      </w:r>
+      <w:r>
+        <w:t xml:space="preserve"> </w:t>
+      </w:r>
+      <m:oMath>
+        <m:r>
+          <m:t>d</m:t>
+        </m:r>
+        <m:r>
+          <m:rPr>
+            <m:sty m:val="p"/>
+          </m:rPr>
+          <m:t>=</m:t>
+        </m:r>
+        <m:r>
+          <m:t>0</m:t>
+        </m:r>
+      </m:oMath>
+      <w:r>
+        <w:t xml:space="preserve">, one key pair at</w:t>
+      </w:r>
+      <w:r>
+        <w:t xml:space="preserve"> </w:t>
+      </w:r>
+      <m:oMath>
+        <m:sSub>
+          <m:e>
+            <m:r>
+              <m:t>α</m:t>
+            </m:r>
+          </m:e>
+          <m:sub>
+            <m:r>
+              <m:t>w</m:t>
+            </m:r>
+          </m:sub>
+        </m:sSub>
+      </m:oMath>
+      <w:r>
+        <w:t xml:space="preserve"> </w:t>
+      </w:r>
+      <w:r>
+        <w:t xml:space="preserve">over</w:t>
+      </w:r>
+      <w:r>
+        <w:t xml:space="preserve"> </w:t>
+      </w:r>
+      <m:oMath>
+        <m:sSub>
+          <m:e>
+            <m:r>
+              <m:t>A</m:t>
+            </m:r>
+          </m:e>
+          <m:sub>
+            <m:r>
+              <m:t>f</m:t>
+            </m:r>
+          </m:sub>
+        </m:sSub>
+      </m:oMath>
+      <w:r>
+        <w:t xml:space="preserve">). The cost per</w:t>
+      </w:r>
+      <w:r>
+        <w:t xml:space="preserve"> </w:t>
+      </w:r>
+      <w:r>
+        <w:t xml:space="preserve">provider is</w:t>
       </w:r>
       <w:r>
         <w:t xml:space="preserve"> </w:t>
@@ -14282,70 +14346,7 @@
         <w:keepNext/>
       </w:pPr>
       <w:r>
-        <w:t xml:space="preserve">Algorithm 2. Verified range query. A single-keyword aggregate is the case</w:t>
-      </w:r>
-      <w:r>
-        <w:t xml:space="preserve"> </w:t>
-      </w:r>
-      <m:oMath>
-        <m:r>
-          <m:t>d</m:t>
-        </m:r>
-        <m:r>
-          <m:rPr>
-            <m:sty m:val="p"/>
-          </m:rPr>
-          <m:t>=</m:t>
-        </m:r>
-        <m:r>
-          <m:t>0</m:t>
-        </m:r>
-      </m:oMath>
-      <w:r>
-        <w:t xml:space="preserve">: one key pair at</w:t>
-      </w:r>
-      <w:r>
-        <w:t xml:space="preserve"> </w:t>
-      </w:r>
-      <m:oMath>
-        <m:sSub>
-          <m:e>
-            <m:r>
-              <m:t>α</m:t>
-            </m:r>
-          </m:e>
-          <m:sub>
-            <m:r>
-              <m:t>w</m:t>
-            </m:r>
-          </m:sub>
-        </m:sSub>
-      </m:oMath>
-      <w:r>
-        <w:t xml:space="preserve"> </w:t>
-      </w:r>
-      <w:r>
-        <w:t xml:space="preserve">over</w:t>
-      </w:r>
-      <w:r>
-        <w:t xml:space="preserve"> </w:t>
-      </w:r>
-      <m:oMath>
-        <m:sSub>
-          <m:e>
-            <m:r>
-              <m:t>A</m:t>
-            </m:r>
-          </m:e>
-          <m:sub>
-            <m:r>
-              <m:t>f</m:t>
-            </m:r>
-          </m:sub>
-        </m:sSub>
-      </m:oMath>
-      <w:r>
-        <w:t xml:space="preserve">.</w:t>
+        <w:t xml:space="preserve">Algorithm 2. Verified range query.</w:t>
       </w:r>
     </w:p>
     <w:tbl>
@@ -14354,7 +14355,7 @@
         <w:tblW w:type="pct" w:w="4800"/>
         <w:tblLook w:firstRow="0" w:lastRow="0" w:firstColumn="0" w:lastColumn="0" w:noHBand="0" w:noVBand="0" w:val="0000"/>
         <w:jc w:val="start"/>
-        <w:tblCaption w:val="Algorithm 2. Verified range query. A single-keyword aggregate is the case d=0: one key pair at \alpha_w over A_f."/>
+        <w:tblCaption w:val="Algorithm 2. Verified range query."/>
         <w:tblBorders>
           <w:top w:val="single" w:sz="8" w:color="000000"/>
           <w:bottom w:val="single" w:sz="8" w:color="000000"/>
@@ -21894,7 +21895,7 @@
       </w:r>
     </w:p>
     <w:bookmarkEnd w:id="35"/>
-    <w:bookmarkStart w:id="36" w:name="implementation-and-experimental-setup"/>
+    <w:bookmarkStart w:id="39" w:name="implementation-and-experimental-setup"/>
     <w:p>
       <w:pPr>
         <w:pStyle w:val="Heading1"/>
@@ -22356,6 +22357,85 @@
       <w:r>
         <w:t xml:space="preserve">4,624,070 postings. Both aggregate temperature in hundredths of a degree.</w:t>
       </w:r>
+      <w:r>
+        <w:t xml:space="preserve"> </w:t>
+      </w:r>
+      <w:r>
+        <w:t xml:space="preserve">Their posting lists are heavy-tailed (Fig. 2): most tags are</w:t>
+      </w:r>
+      <w:r>
+        <w:t xml:space="preserve"> </w:t>
+      </w:r>
+      <w:r>
+        <w:t xml:space="preserve">time buckets holding tens of records (median 35 and 12), while device, site,</w:t>
+      </w:r>
+      <w:r>
+        <w:t xml:space="preserve"> </w:t>
+      </w:r>
+      <w:r>
+        <w:t xml:space="preserve">flag and band tags hold up to 404,702 and 98,878 records, which is what</w:t>
+      </w:r>
+      <w:r>
+        <w:t xml:space="preserve"> </w:t>
+      </w:r>
+      <w:r>
+        <w:t xml:space="preserve">makes posting-list lengths identifying (Section 7.5).</w:t>
+      </w:r>
+    </w:p>
+    <w:p>
+      <w:pPr>
+        <w:pStyle w:val="CaptionedFigure"/>
+      </w:pPr>
+      <w:r>
+        <w:drawing>
+          <wp:inline>
+            <wp:extent cx="3119357" cy="2110153"/>
+            <wp:effectExtent b="0" l="0" r="0" t="0"/>
+            <wp:docPr descr="" title="" id="37" name="Picture"/>
+            <a:graphic>
+              <a:graphicData uri="http://schemas.openxmlformats.org/drawingml/2006/picture">
+                <pic:pic>
+                  <pic:nvPicPr>
+                    <pic:cNvPr descr="fig_postings.png" id="38" name="Picture"/>
+                    <pic:cNvPicPr>
+                      <a:picLocks noChangeArrowheads="1" noChangeAspect="1"/>
+                    </pic:cNvPicPr>
+                  </pic:nvPicPr>
+                  <pic:blipFill>
+                    <a:blip r:embed="rId36"/>
+                    <a:stretch>
+                      <a:fillRect/>
+                    </a:stretch>
+                  </pic:blipFill>
+                  <pic:spPr bwMode="auto">
+                    <a:xfrm>
+                      <a:off x="0" y="0"/>
+                      <a:ext cx="3119357" cy="2110153"/>
+                    </a:xfrm>
+                    <a:prstGeom prst="rect">
+                      <a:avLst/>
+                    </a:prstGeom>
+                    <a:noFill/>
+                    <a:ln w="9525">
+                      <a:noFill/>
+                      <a:headEnd/>
+                      <a:tailEnd/>
+                    </a:ln>
+                  </pic:spPr>
+                </pic:pic>
+              </a:graphicData>
+            </a:graphic>
+          </wp:inline>
+        </w:drawing>
+      </w:r>
+    </w:p>
+    <w:p>
+      <w:pPr>
+        <w:pStyle w:val="ImageCaption"/>
+      </w:pPr>
+      <w:r>
+        <w:t xml:space="preserve">Fig. 2. Posting-list length distribution of the two datasets. Plotted with an AI-assisted script.</w:t>
+      </w:r>
     </w:p>
     <w:p>
       <w:pPr>
@@ -22390,23 +22470,23 @@
         <w:t xml:space="preserve"> </w:t>
       </w:r>
       <w:r>
-        <w:t xml:space="preserve">vCPUs; one thread, medians of 5–21 runs. Every table is generated from the</w:t>
-      </w:r>
-      <w:r>
-        <w:t xml:space="preserve"> </w:t>
-      </w:r>
-      <w:r>
-        <w:t xml:space="preserve">result files by a script, and latencies from different machines are not</w:t>
-      </w:r>
-      <w:r>
-        <w:t xml:space="preserve"> </w:t>
-      </w:r>
-      <w:r>
-        <w:t xml:space="preserve">compared with each other.</w:t>
+        <w:t xml:space="preserve">vCPUs; one thread, medians of 5–21 runs. Every table and figure is generated</w:t>
+      </w:r>
+      <w:r>
+        <w:t xml:space="preserve"> </w:t>
+      </w:r>
+      <w:r>
+        <w:t xml:space="preserve">from the result files by a script, and latencies from different machines are</w:t>
+      </w:r>
+      <w:r>
+        <w:t xml:space="preserve"> </w:t>
+      </w:r>
+      <w:r>
+        <w:t xml:space="preserve">not compared with each other.</w:t>
       </w:r>
     </w:p>
-    <w:bookmarkEnd w:id="36"/>
-    <w:bookmarkStart w:id="46" w:name="results-and-discussion"/>
+    <w:bookmarkEnd w:id="39"/>
+    <w:bookmarkStart w:id="68" w:name="results-and-discussion"/>
     <w:p>
       <w:pPr>
         <w:pStyle w:val="Heading1"/>
@@ -22424,7 +22504,7 @@
         <w:t xml:space="preserve">Results and discussion</w:t>
       </w:r>
     </w:p>
-    <w:bookmarkStart w:id="37" w:name="correctness"/>
+    <w:bookmarkStart w:id="40" w:name="correctness"/>
     <w:p>
       <w:pPr>
         <w:pStyle w:val="Heading2"/>
@@ -22592,8 +22672,8 @@
         <w:t xml:space="preserve">sent a byte-identical response for matched sets of size 0 and 4,999.</w:t>
       </w:r>
     </w:p>
-    <w:bookmarkEnd w:id="37"/>
-    <w:bookmarkStart w:id="38" w:name="range-aggregation-on-real-data"/>
+    <w:bookmarkEnd w:id="40"/>
+    <w:bookmarkStart w:id="47" w:name="range-aggregation-on-real-data"/>
     <w:p>
       <w:pPr>
         <w:pStyle w:val="Heading2"/>
@@ -22802,3333 +22882,13 @@
         <w:t xml:space="preserve"> </w:t>
       </w:r>
       <w:r>
-        <w:t xml:space="preserve">receives 8 keys, or 16 verified. Table 3 reports the</w:t>
-      </w:r>
-      <w:r>
-        <w:t xml:space="preserve"> </w:t>
-      </w:r>
-      <w:r>
-        <w:t xml:space="preserve">per-provider cost.</w:t>
-      </w:r>
-    </w:p>
-    <w:p>
-      <w:pPr>
-        <w:pStyle w:val="TableCaption"/>
-        <w:keepNext/>
-      </w:pPr>
-      <w:r>
-        <w:t xml:space="preserve">Table 3. Range aggregation per provider on cubes built from the real datasets,</w:t>
-      </w:r>
-      <w:r>
-        <w:t xml:space="preserve"> </w:t>
-      </w:r>
-      <w:r>
-        <w:t xml:space="preserve">against window length</w:t>
-      </w:r>
-      <w:r>
-        <w:t xml:space="preserve"> </w:t>
-      </w:r>
-      <m:oMath>
-        <m:r>
-          <m:t>L</m:t>
-        </m:r>
-      </m:oMath>
-      <w:r>
-        <w:t xml:space="preserve">;</w:t>
-      </w:r>
-      <w:r>
-        <w:t xml:space="preserve"> </w:t>
-      </w:r>
-      <m:oMath>
-        <m:r>
-          <m:t>d</m:t>
-        </m:r>
-        <m:r>
-          <m:rPr>
-            <m:sty m:val="p"/>
-          </m:rPr>
-          <m:t>=</m:t>
-        </m:r>
-        <m:r>
-          <m:t>3</m:t>
-        </m:r>
-      </m:oMath>
-      <w:r>
-        <w:t xml:space="preserve">, two templates. Every query returns</w:t>
-      </w:r>
-      <w:r>
-        <w:t xml:space="preserve"> </w:t>
-      </w:r>
-      <w:r>
-        <w:t xml:space="preserve">132,081 B; uplink per provider is 2,760 and 2,624 B combined,</w:t>
-      </w:r>
-      <w:r>
-        <w:t xml:space="preserve"> </w:t>
-      </w:r>
-      <w:r>
-        <w:t xml:space="preserve">5,520 and 5,248 B verified.</w:t>
-      </w:r>
-    </w:p>
-    <w:tbl>
-      <w:tblPr>
-        <w:tblStyle w:val="Table"/>
-        <w:tblW w:type="auto" w:w="0"/>
-        <w:tblLook w:firstRow="1" w:lastRow="0" w:firstColumn="0" w:lastColumn="0" w:noHBand="0" w:noVBand="0" w:val="0020"/>
-        <w:jc w:val="start"/>
-        <w:tblCaption w:val="Table 3. Range aggregation per provider on cubes built from the real datasets, against window length L; d=3, two templates. Every query returns 132,081 B; uplink per provider is 2,760 and 2,624 B combined, 5,520 and 5,248 B verified."/>
-        <w:tblBorders>
-          <w:top w:val="single" w:sz="8" w:color="000000"/>
-          <w:bottom w:val="single" w:sz="8" w:color="000000"/>
-        </w:tblBorders>
-      </w:tblPr>
-      <w:tblGrid>
-        <w:gridCol w:w="1980"/>
-        <w:gridCol w:w="1980"/>
-        <w:gridCol w:w="1980"/>
-        <w:gridCol w:w="1980"/>
-      </w:tblGrid>
-      <w:tr>
-        <w:trPr>
-          <w:tblHeader w:val="true"/>
-        </w:trPr>
-        <w:tc>
-          <w:tcPr>
-            <w:tcBorders>
-              <w:bottom w:val="single" w:sz="4" w:color="000000"/>
-            </w:tcBorders>
-          </w:tcPr>
-          <w:p>
-            <w:pPr>
-              <w:pStyle w:val="Compact"/>
-              <w:jc w:val="left"/>
-            </w:pPr>
-            <m:oMath>
-              <m:r>
-                <m:t>L</m:t>
-              </m:r>
-            </m:oMath>
-          </w:p>
-        </w:tc>
-        <w:tc>
-          <w:tcPr>
-            <w:tcBorders>
-              <w:bottom w:val="single" w:sz="4" w:color="000000"/>
-            </w:tcBorders>
-          </w:tcPr>
-          <w:p>
-            <w:pPr>
-              <w:pStyle w:val="Compact"/>
-              <w:jc w:val="center"/>
-            </w:pPr>
-            <w:r>
-              <w:t xml:space="preserve">Combined total (ms)</w:t>
-            </w:r>
-          </w:p>
-        </w:tc>
-        <w:tc>
-          <w:tcPr>
-            <w:tcBorders>
-              <w:bottom w:val="single" w:sz="4" w:color="000000"/>
-            </w:tcBorders>
-          </w:tcPr>
-          <w:p>
-            <w:pPr>
-              <w:pStyle w:val="Compact"/>
-              <w:jc w:val="center"/>
-            </w:pPr>
-            <w:r>
-              <w:t xml:space="preserve">Verified: DPF eval (ms)</w:t>
-            </w:r>
-          </w:p>
-        </w:tc>
-        <w:tc>
-          <w:tcPr>
-            <w:tcBorders>
-              <w:bottom w:val="single" w:sz="4" w:color="000000"/>
-            </w:tcBorders>
-          </w:tcPr>
-          <w:p>
-            <w:pPr>
-              <w:pStyle w:val="Compact"/>
-              <w:jc w:val="center"/>
-            </w:pPr>
-            <w:r>
-              <w:t xml:space="preserve">Verified total (ms)</w:t>
-            </w:r>
-          </w:p>
-        </w:tc>
-      </w:tr>
-      <w:tr>
-        <w:tc>
-          <w:tcPr>
-            <w:gridSpan w:val="4"/>
-          </w:tcPr>
-          <w:p>
-            <w:pPr>
-              <w:pStyle w:val="Compact"/>
-              <w:jc w:val="left"/>
-            </w:pPr>
-            <w:r>
-              <w:rPr>
-                <w:iCs/>
-                <w:i/>
-              </w:rPr>
-              <w:t xml:space="preserve">Primary corpus, device</w:t>
-            </w:r>
-            <w:r>
-              <w:rPr>
-                <w:iCs/>
-                <w:i/>
-              </w:rPr>
-              <w:t xml:space="preserve"> </w:t>
-            </w:r>
-            <m:oMath>
-              <m:r>
-                <m:rPr>
-                  <m:sty m:val="p"/>
-                </m:rPr>
-                <m:t>×</m:t>
-              </m:r>
-            </m:oMath>
-            <w:r>
-              <w:rPr>
-                <w:iCs/>
-                <w:i/>
-              </w:rPr>
-              <w:t xml:space="preserve"> </w:t>
-            </w:r>
-            <w:r>
-              <w:rPr>
-                <w:iCs/>
-                <w:i/>
-              </w:rPr>
-              <w:t xml:space="preserve">minute</w:t>
-            </w:r>
-            <w:r>
-              <w:rPr>
-                <w:iCs/>
-                <w:i/>
-              </w:rPr>
-              <w:t xml:space="preserve"> </w:t>
-            </w:r>
-            <m:oMath>
-              <m:r>
-                <m:rPr>
-                  <m:sty m:val="p"/>
-                </m:rPr>
-                <m:t>×</m:t>
-              </m:r>
-            </m:oMath>
-            <w:r>
-              <w:rPr>
-                <w:iCs/>
-                <w:i/>
-              </w:rPr>
-              <w:t xml:space="preserve"> </w:t>
-            </w:r>
-            <w:r>
-              <w:rPr>
-                <w:iCs/>
-                <w:i/>
-              </w:rPr>
-              <w:t xml:space="preserve">CO band:</w:t>
-            </w:r>
-            <w:r>
-              <w:rPr>
-                <w:iCs/>
-                <w:i/>
-              </w:rPr>
-              <w:t xml:space="preserve"> </w:t>
-            </w:r>
-            <m:oMath>
-              <m:r>
-                <m:t>3</m:t>
-              </m:r>
-              <m:r>
-                <m:rPr>
-                  <m:sty m:val="p"/>
-                </m:rPr>
-                <m:t>×</m:t>
-              </m:r>
-              <m:r>
-                <m:rPr>
-                  <m:nor/>
-                  <m:sty m:val="p"/>
-                </m:rPr>
-                <m:t>11,523</m:t>
-              </m:r>
-              <m:r>
-                <m:rPr>
-                  <m:sty m:val="p"/>
-                </m:rPr>
-                <m:t>×</m:t>
-              </m:r>
-              <m:r>
-                <m:t>10</m:t>
-              </m:r>
-            </m:oMath>
-            <w:r>
-              <w:rPr>
-                <w:iCs/>
-                <w:i/>
-              </w:rPr>
-              <w:t xml:space="preserve">,</w:t>
-            </w:r>
-            <w:r>
-              <w:rPr>
-                <w:iCs/>
-                <w:i/>
-              </w:rPr>
-              <w:t xml:space="preserve"> </w:t>
-            </w:r>
-            <m:oMath>
-              <m:r>
-                <m:t>M</m:t>
-              </m:r>
-              <m:r>
-                <m:rPr>
-                  <m:sty m:val="p"/>
-                </m:rPr>
-                <m:t>=</m:t>
-              </m:r>
-              <m:r>
-                <m:rPr>
-                  <m:nor/>
-                  <m:sty m:val="p"/>
-                </m:rPr>
-                <m:t>345,690</m:t>
-              </m:r>
-            </m:oMath>
-          </w:p>
-        </w:tc>
-      </w:tr>
-      <w:tr>
-        <w:tc>
-          <w:tcPr/>
-          <w:p>
-            <w:pPr>
-              <w:pStyle w:val="Compact"/>
-              <w:jc w:val="left"/>
-            </w:pPr>
-            <w:r>
-              <w:t xml:space="preserve">1 min</w:t>
-            </w:r>
-          </w:p>
-        </w:tc>
-        <w:tc>
-          <w:tcPr/>
-          <w:p>
-            <w:pPr>
-              <w:pStyle w:val="Compact"/>
-              <w:jc w:val="center"/>
-            </w:pPr>
-            <w:r>
-              <w:t xml:space="preserve">772.2</w:t>
-            </w:r>
-          </w:p>
-        </w:tc>
-        <w:tc>
-          <w:tcPr/>
-          <w:p>
-            <w:pPr>
-              <w:pStyle w:val="Compact"/>
-              <w:jc w:val="center"/>
-            </w:pPr>
-            <w:r>
-              <w:t xml:space="preserve">854.5</w:t>
-            </w:r>
-          </w:p>
-        </w:tc>
-        <w:tc>
-          <w:tcPr/>
-          <w:p>
-            <w:pPr>
-              <w:pStyle w:val="Compact"/>
-              <w:jc w:val="center"/>
-            </w:pPr>
-            <w:r>
-              <w:t xml:space="preserve">1188.9</w:t>
-            </w:r>
-          </w:p>
-        </w:tc>
-      </w:tr>
-      <w:tr>
-        <w:tc>
-          <w:tcPr/>
-          <w:p>
-            <w:pPr>
-              <w:pStyle w:val="Compact"/>
-              <w:jc w:val="left"/>
-            </w:pPr>
-            <w:r>
-              <w:t xml:space="preserve">60 min</w:t>
-            </w:r>
-          </w:p>
-        </w:tc>
-        <w:tc>
-          <w:tcPr/>
-          <w:p>
-            <w:pPr>
-              <w:pStyle w:val="Compact"/>
-              <w:jc w:val="center"/>
-            </w:pPr>
-            <w:r>
-              <w:t xml:space="preserve">787.3</w:t>
-            </w:r>
-          </w:p>
-        </w:tc>
-        <w:tc>
-          <w:tcPr/>
-          <w:p>
-            <w:pPr>
-              <w:pStyle w:val="Compact"/>
-              <w:jc w:val="center"/>
-            </w:pPr>
-            <w:r>
-              <w:t xml:space="preserve">850.5</w:t>
-            </w:r>
-          </w:p>
-        </w:tc>
-        <w:tc>
-          <w:tcPr/>
-          <w:p>
-            <w:pPr>
-              <w:pStyle w:val="Compact"/>
-              <w:jc w:val="center"/>
-            </w:pPr>
-            <w:r>
-              <w:t xml:space="preserve">1188.7</w:t>
-            </w:r>
-          </w:p>
-        </w:tc>
-      </w:tr>
-      <w:tr>
-        <w:tc>
-          <w:tcPr/>
-          <w:p>
-            <w:pPr>
-              <w:pStyle w:val="Compact"/>
-              <w:jc w:val="left"/>
-            </w:pPr>
-            <w:r>
-              <w:t xml:space="preserve">240 min</w:t>
-            </w:r>
-          </w:p>
-        </w:tc>
-        <w:tc>
-          <w:tcPr/>
-          <w:p>
-            <w:pPr>
-              <w:pStyle w:val="Compact"/>
-              <w:jc w:val="center"/>
-            </w:pPr>
-            <w:r>
-              <w:t xml:space="preserve">788.3</w:t>
-            </w:r>
-          </w:p>
-        </w:tc>
-        <w:tc>
-          <w:tcPr/>
-          <w:p>
-            <w:pPr>
-              <w:pStyle w:val="Compact"/>
-              <w:jc w:val="center"/>
-            </w:pPr>
-            <w:r>
-              <w:t xml:space="preserve">848.3</w:t>
-            </w:r>
-          </w:p>
-        </w:tc>
-        <w:tc>
-          <w:tcPr/>
-          <w:p>
-            <w:pPr>
-              <w:pStyle w:val="Compact"/>
-              <w:jc w:val="center"/>
-            </w:pPr>
-            <w:r>
-              <w:t xml:space="preserve">1185.8</w:t>
-            </w:r>
-          </w:p>
-        </w:tc>
-      </w:tr>
-      <w:tr>
-        <w:tc>
-          <w:tcPr/>
-          <w:p>
-            <w:pPr>
-              <w:pStyle w:val="Compact"/>
-              <w:jc w:val="left"/>
-            </w:pPr>
-            <w:r>
-              <w:t xml:space="preserve">1,440 min</w:t>
-            </w:r>
-          </w:p>
-        </w:tc>
-        <w:tc>
-          <w:tcPr/>
-          <w:p>
-            <w:pPr>
-              <w:pStyle w:val="Compact"/>
-              <w:jc w:val="center"/>
-            </w:pPr>
-            <w:r>
-              <w:t xml:space="preserve">767.8</w:t>
-            </w:r>
-          </w:p>
-        </w:tc>
-        <w:tc>
-          <w:tcPr/>
-          <w:p>
-            <w:pPr>
-              <w:pStyle w:val="Compact"/>
-              <w:jc w:val="center"/>
-            </w:pPr>
-            <w:r>
-              <w:t xml:space="preserve">870.4</w:t>
-            </w:r>
-          </w:p>
-        </w:tc>
-        <w:tc>
-          <w:tcPr/>
-          <w:p>
-            <w:pPr>
-              <w:pStyle w:val="Compact"/>
-              <w:jc w:val="center"/>
-            </w:pPr>
-            <w:r>
-              <w:t xml:space="preserve">1187.7</w:t>
-            </w:r>
-          </w:p>
-        </w:tc>
-      </w:tr>
-      <w:tr>
-        <w:tc>
-          <w:tcPr/>
-          <w:p>
-            <w:pPr>
-              <w:pStyle w:val="Compact"/>
-              <w:jc w:val="left"/>
-            </w:pPr>
-            <w:r>
-              <w:t xml:space="preserve">11,523 min</w:t>
-            </w:r>
-          </w:p>
-        </w:tc>
-        <w:tc>
-          <w:tcPr/>
-          <w:p>
-            <w:pPr>
-              <w:pStyle w:val="Compact"/>
-              <w:jc w:val="center"/>
-            </w:pPr>
-            <w:r>
-              <w:t xml:space="preserve">771.7</w:t>
-            </w:r>
-          </w:p>
-        </w:tc>
-        <w:tc>
-          <w:tcPr/>
-          <w:p>
-            <w:pPr>
-              <w:pStyle w:val="Compact"/>
-              <w:jc w:val="center"/>
-            </w:pPr>
-            <w:r>
-              <w:t xml:space="preserve">848.2</w:t>
-            </w:r>
-          </w:p>
-        </w:tc>
-        <w:tc>
-          <w:tcPr/>
-          <w:p>
-            <w:pPr>
-              <w:pStyle w:val="Compact"/>
-              <w:jc w:val="center"/>
-            </w:pPr>
-            <w:r>
-              <w:t xml:space="preserve">1189.6</w:t>
-            </w:r>
-          </w:p>
-        </w:tc>
-      </w:tr>
-      <w:tr>
-        <w:tc>
-          <w:tcPr>
-            <w:gridSpan w:val="4"/>
-          </w:tcPr>
-          <w:p>
-            <w:pPr>
-              <w:pStyle w:val="Compact"/>
-              <w:jc w:val="left"/>
-            </w:pPr>
-            <w:r>
-              <w:rPr>
-                <w:iCs/>
-                <w:i/>
-              </w:rPr>
-              <w:t xml:space="preserve">Second corpus, site</w:t>
-            </w:r>
-            <w:r>
-              <w:rPr>
-                <w:iCs/>
-                <w:i/>
-              </w:rPr>
-              <w:t xml:space="preserve"> </w:t>
-            </w:r>
-            <m:oMath>
-              <m:r>
-                <m:rPr>
-                  <m:sty m:val="p"/>
-                </m:rPr>
-                <m:t>×</m:t>
-              </m:r>
-            </m:oMath>
-            <w:r>
-              <w:rPr>
-                <w:iCs/>
-                <w:i/>
-              </w:rPr>
-              <w:t xml:space="preserve"> </w:t>
-            </w:r>
-            <w:r>
-              <w:rPr>
-                <w:iCs/>
-                <w:i/>
-              </w:rPr>
-              <w:t xml:space="preserve">day</w:t>
-            </w:r>
-            <w:r>
-              <w:rPr>
-                <w:iCs/>
-                <w:i/>
-              </w:rPr>
-              <w:t xml:space="preserve"> </w:t>
-            </w:r>
-            <m:oMath>
-              <m:r>
-                <m:rPr>
-                  <m:sty m:val="p"/>
-                </m:rPr>
-                <m:t>×</m:t>
-              </m:r>
-            </m:oMath>
-            <w:r>
-              <w:rPr>
-                <w:iCs/>
-                <w:i/>
-              </w:rPr>
-              <w:t xml:space="preserve"> </w:t>
-            </w:r>
-            <w:r>
-              <w:rPr>
-                <w:iCs/>
-                <w:i/>
-              </w:rPr>
-              <w:t xml:space="preserve">PM</w:t>
-            </w:r>
-            <w:r>
-              <w:rPr>
-                <w:vertAlign w:val="subscript"/>
-                <w:iCs/>
-                <w:i/>
-              </w:rPr>
-              <w:t xml:space="preserve">2.5</w:t>
-            </w:r>
-            <w:r>
-              <w:rPr>
-                <w:iCs/>
-                <w:i/>
-              </w:rPr>
-              <w:t xml:space="preserve"> </w:t>
-            </w:r>
-            <w:r>
-              <w:rPr>
-                <w:iCs/>
-                <w:i/>
-              </w:rPr>
-              <w:t xml:space="preserve">band:</w:t>
-            </w:r>
-            <w:r>
-              <w:rPr>
-                <w:iCs/>
-                <w:i/>
-              </w:rPr>
-              <w:t xml:space="preserve"> </w:t>
-            </w:r>
-            <m:oMath>
-              <m:r>
-                <m:t>12</m:t>
-              </m:r>
-              <m:r>
-                <m:rPr>
-                  <m:sty m:val="p"/>
-                </m:rPr>
-                <m:t>×</m:t>
-              </m:r>
-              <m:r>
-                <m:rPr>
-                  <m:nor/>
-                  <m:sty m:val="p"/>
-                </m:rPr>
-                <m:t>1,461</m:t>
-              </m:r>
-              <m:r>
-                <m:rPr>
-                  <m:sty m:val="p"/>
-                </m:rPr>
-                <m:t>×</m:t>
-              </m:r>
-              <m:r>
-                <m:t>11</m:t>
-              </m:r>
-            </m:oMath>
-            <w:r>
-              <w:rPr>
-                <w:iCs/>
-                <w:i/>
-              </w:rPr>
-              <w:t xml:space="preserve">,</w:t>
-            </w:r>
-            <w:r>
-              <w:rPr>
-                <w:iCs/>
-                <w:i/>
-              </w:rPr>
-              <w:t xml:space="preserve"> </w:t>
-            </w:r>
-            <m:oMath>
-              <m:r>
-                <m:t>M</m:t>
-              </m:r>
-              <m:r>
-                <m:rPr>
-                  <m:sty m:val="p"/>
-                </m:rPr>
-                <m:t>=</m:t>
-              </m:r>
-              <m:r>
-                <m:rPr>
-                  <m:nor/>
-                  <m:sty m:val="p"/>
-                </m:rPr>
-                <m:t>192,852</m:t>
-              </m:r>
-            </m:oMath>
-          </w:p>
-        </w:tc>
-      </w:tr>
-      <w:tr>
-        <w:tc>
-          <w:tcPr/>
-          <w:p>
-            <w:pPr>
-              <w:pStyle w:val="Compact"/>
-              <w:jc w:val="left"/>
-            </w:pPr>
-            <w:r>
-              <w:t xml:space="preserve">1 d</w:t>
-            </w:r>
-          </w:p>
-        </w:tc>
-        <w:tc>
-          <w:tcPr/>
-          <w:p>
-            <w:pPr>
-              <w:pStyle w:val="Compact"/>
-              <w:jc w:val="center"/>
-            </w:pPr>
-            <w:r>
-              <w:t xml:space="preserve">443.8</w:t>
-            </w:r>
-          </w:p>
-        </w:tc>
-        <w:tc>
-          <w:tcPr/>
-          <w:p>
-            <w:pPr>
-              <w:pStyle w:val="Compact"/>
-              <w:jc w:val="center"/>
-            </w:pPr>
-            <w:r>
-              <w:t xml:space="preserve">546.8</w:t>
-            </w:r>
-          </w:p>
-        </w:tc>
-        <w:tc>
-          <w:tcPr/>
-          <w:p>
-            <w:pPr>
-              <w:pStyle w:val="Compact"/>
-              <w:jc w:val="center"/>
-            </w:pPr>
-            <w:r>
-              <w:t xml:space="preserve">768.4</w:t>
-            </w:r>
-          </w:p>
-        </w:tc>
-      </w:tr>
-      <w:tr>
-        <w:tc>
-          <w:tcPr/>
-          <w:p>
-            <w:pPr>
-              <w:pStyle w:val="Compact"/>
-              <w:jc w:val="left"/>
-            </w:pPr>
-            <w:r>
-              <w:t xml:space="preserve">7 d</w:t>
-            </w:r>
-          </w:p>
-        </w:tc>
-        <w:tc>
-          <w:tcPr/>
-          <w:p>
-            <w:pPr>
-              <w:pStyle w:val="Compact"/>
-              <w:jc w:val="center"/>
-            </w:pPr>
-            <w:r>
-              <w:t xml:space="preserve">443.8</w:t>
-            </w:r>
-          </w:p>
-        </w:tc>
-        <w:tc>
-          <w:tcPr/>
-          <w:p>
-            <w:pPr>
-              <w:pStyle w:val="Compact"/>
-              <w:jc w:val="center"/>
-            </w:pPr>
-            <w:r>
-              <w:t xml:space="preserve">541.5</w:t>
-            </w:r>
-          </w:p>
-        </w:tc>
-        <w:tc>
-          <w:tcPr/>
-          <w:p>
-            <w:pPr>
-              <w:pStyle w:val="Compact"/>
-              <w:jc w:val="center"/>
-            </w:pPr>
-            <w:r>
-              <w:t xml:space="preserve">758.1</w:t>
-            </w:r>
-          </w:p>
-        </w:tc>
-      </w:tr>
-      <w:tr>
-        <w:tc>
-          <w:tcPr/>
-          <w:p>
-            <w:pPr>
-              <w:pStyle w:val="Compact"/>
-              <w:jc w:val="left"/>
-            </w:pPr>
-            <w:r>
-              <w:t xml:space="preserve">30 d</w:t>
-            </w:r>
-          </w:p>
-        </w:tc>
-        <w:tc>
-          <w:tcPr/>
-          <w:p>
-            <w:pPr>
-              <w:pStyle w:val="Compact"/>
-              <w:jc w:val="center"/>
-            </w:pPr>
-            <w:r>
-              <w:t xml:space="preserve">482.3</w:t>
-            </w:r>
-          </w:p>
-        </w:tc>
-        <w:tc>
-          <w:tcPr/>
-          <w:p>
-            <w:pPr>
-              <w:pStyle w:val="Compact"/>
-              <w:jc w:val="center"/>
-            </w:pPr>
-            <w:r>
-              <w:t xml:space="preserve">537.5</w:t>
-            </w:r>
-          </w:p>
-        </w:tc>
-        <w:tc>
-          <w:tcPr/>
-          <w:p>
-            <w:pPr>
-              <w:pStyle w:val="Compact"/>
-              <w:jc w:val="center"/>
-            </w:pPr>
-            <w:r>
-              <w:t xml:space="preserve">763.4</w:t>
-            </w:r>
-          </w:p>
-        </w:tc>
-      </w:tr>
-      <w:tr>
-        <w:tc>
-          <w:tcPr/>
-          <w:p>
-            <w:pPr>
-              <w:pStyle w:val="Compact"/>
-              <w:jc w:val="left"/>
-            </w:pPr>
-            <w:r>
-              <w:t xml:space="preserve">365 d</w:t>
-            </w:r>
-          </w:p>
-        </w:tc>
-        <w:tc>
-          <w:tcPr/>
-          <w:p>
-            <w:pPr>
-              <w:pStyle w:val="Compact"/>
-              <w:jc w:val="center"/>
-            </w:pPr>
-            <w:r>
-              <w:t xml:space="preserve">480.7</w:t>
-            </w:r>
-          </w:p>
-        </w:tc>
-        <w:tc>
-          <w:tcPr/>
-          <w:p>
-            <w:pPr>
-              <w:pStyle w:val="Compact"/>
-              <w:jc w:val="center"/>
-            </w:pPr>
-            <w:r>
-              <w:t xml:space="preserve">533.5</w:t>
-            </w:r>
-          </w:p>
-        </w:tc>
-        <w:tc>
-          <w:tcPr/>
-          <w:p>
-            <w:pPr>
-              <w:pStyle w:val="Compact"/>
-              <w:jc w:val="center"/>
-            </w:pPr>
-            <w:r>
-              <w:t xml:space="preserve">682.2</w:t>
-            </w:r>
-          </w:p>
-        </w:tc>
-      </w:tr>
-      <w:tr>
-        <w:tc>
-          <w:tcPr/>
-          <w:p>
-            <w:pPr>
-              <w:pStyle w:val="Compact"/>
-              <w:jc w:val="left"/>
-            </w:pPr>
-            <w:r>
-              <w:t xml:space="preserve">1,461 d</w:t>
-            </w:r>
-          </w:p>
-        </w:tc>
-        <w:tc>
-          <w:tcPr/>
-          <w:p>
-            <w:pPr>
-              <w:pStyle w:val="Compact"/>
-              <w:jc w:val="center"/>
-            </w:pPr>
-            <w:r>
-              <w:t xml:space="preserve">443.5</w:t>
-            </w:r>
-          </w:p>
-        </w:tc>
-        <w:tc>
-          <w:tcPr/>
-          <w:p>
-            <w:pPr>
-              <w:pStyle w:val="Compact"/>
-              <w:jc w:val="center"/>
-            </w:pPr>
-            <w:r>
-              <w:t xml:space="preserve">535.0</w:t>
-            </w:r>
-          </w:p>
-        </w:tc>
-        <w:tc>
-          <w:tcPr/>
-          <w:p>
-            <w:pPr>
-              <w:pStyle w:val="Compact"/>
-              <w:jc w:val="center"/>
-            </w:pPr>
-            <w:r>
-              <w:t xml:space="preserve">763.5</w:t>
-            </w:r>
-          </w:p>
-        </w:tc>
-      </w:tr>
-    </w:tbl>
-    <w:p>
-      <w:pPr>
-        <w:pStyle w:val="BodyText"/>
-      </w:pPr>
-      <w:r>
-        <w:rPr>
-          <w:iCs/>
-          <w:i/>
-        </w:rPr>
-        <w:t xml:space="preserve">Cost does not depend on the range.</w:t>
-      </w:r>
-      <w:r>
-        <w:t xml:space="preserve"> </w:t>
-      </w:r>
-      <w:r>
-        <w:t xml:space="preserve">A verified query costs 1.19 s per</w:t>
-      </w:r>
-      <w:r>
-        <w:t xml:space="preserve"> </w:t>
-      </w:r>
-      <w:r>
-        <w:t xml:space="preserve">provider on the telemetry cube and 0.68–0.77 s on the Beijing cube, and a</w:t>
-      </w:r>
-      <w:r>
-        <w:t xml:space="preserve"> </w:t>
-      </w:r>
-      <w:r>
-        <w:t xml:space="preserve">combined query 0.77–0.79 s and 0.44–0.48 s, with no trend in</w:t>
-      </w:r>
-      <w:r>
-        <w:t xml:space="preserve"> </w:t>
-      </w:r>
-      <m:oMath>
-        <m:r>
-          <m:t>L</m:t>
-        </m:r>
-      </m:oMath>
-      <w:r>
-        <w:t xml:space="preserve"> </w:t>
-      </w:r>
-      <w:r>
-        <w:t xml:space="preserve">from one window to the whole timeline. A box at the cube’s origin, with seven</w:t>
-      </w:r>
-      <w:r>
-        <w:t xml:space="preserve"> </w:t>
-      </w:r>
-      <w:r>
-        <w:t xml:space="preserve">of its eight corners dummies, costs the same (1,192.6 and 758.9 ms</w:t>
-      </w:r>
-      <w:r>
-        <w:t xml:space="preserve"> </w:t>
-      </w:r>
-      <w:r>
-        <w:t xml:space="preserve">verified). Every response is one 132,081 B ciphertext, and the data user</w:t>
-      </w:r>
-      <w:r>
-        <w:t xml:space="preserve"> </w:t>
-      </w:r>
-      <w:r>
-        <w:t xml:space="preserve">spends 1.1–1.9 ms combining, checking and decrypting.</w:t>
-      </w:r>
-    </w:p>
-    <w:p>
-      <w:pPr>
-        <w:pStyle w:val="BodyText"/>
-      </w:pPr>
-      <w:r>
-        <w:rPr>
-          <w:iCs/>
-          <w:i/>
-        </w:rPr>
-        <w:t xml:space="preserve">Verification costs one key set, not a layout.</w:t>
-      </w:r>
-      <w:r>
-        <w:t xml:space="preserve"> </w:t>
-      </w:r>
-      <w:r>
-        <w:t xml:space="preserve">The verified layout</w:t>
-      </w:r>
-      <w:r>
-        <w:t xml:space="preserve"> </w:t>
-      </w:r>
-      <w:r>
-        <w:t xml:space="preserve">stores the same ciphertexts as the combined one, a copy of the table in place</w:t>
-      </w:r>
-      <w:r>
-        <w:t xml:space="preserve"> </w:t>
-      </w:r>
-      <w:r>
-        <w:t xml:space="preserve">of a MAC row, and performs the same homomorphic products; it adds a second set</w:t>
-      </w:r>
-      <w:r>
-        <w:t xml:space="preserve"> </w:t>
-      </w:r>
-      <w:r>
-        <w:t xml:space="preserve">of keys and its full-domain evaluation. On a synthetic cube of the same</w:t>
-      </w:r>
-      <w:r>
-        <w:t xml:space="preserve"> </w:t>
-      </w:r>
-      <w:r>
-        <w:t xml:space="preserve">dimensions it costs 1.6–1.9 times the combined layout and less than half</w:t>
-      </w:r>
-      <w:r>
-        <w:t xml:space="preserve"> </w:t>
-      </w:r>
-      <w:r>
-        <w:t xml:space="preserve">the per-corner layout (3.24–3.44 s), which stores the table eight times</w:t>
-      </w:r>
-      <w:r>
-        <w:t xml:space="preserve"> </w:t>
-      </w:r>
-      <w:r>
-        <w:t xml:space="preserve">and still misses deviations at the queried corner (Supplementary S5). Range</w:t>
-      </w:r>
-      <w:r>
-        <w:t xml:space="preserve"> </w:t>
-      </w:r>
-      <w:r>
-        <w:t xml:space="preserve">cost grows linearly with the cube: 34.7, 129.3 and 1,356.0 ms per</w:t>
-      </w:r>
-      <w:r>
-        <w:t xml:space="preserve"> </w:t>
-      </w:r>
-      <w:r>
-        <w:t xml:space="preserve">provider for</w:t>
-      </w:r>
-      <w:r>
-        <w:t xml:space="preserve"> </w:t>
-      </w:r>
-      <m:oMath>
-        <m:sSup>
-          <m:e>
-            <m:r>
-              <m:t>10</m:t>
-            </m:r>
-          </m:e>
-          <m:sup>
-            <m:r>
-              <m:t>4</m:t>
-            </m:r>
-          </m:sup>
-        </m:sSup>
-      </m:oMath>
-      <w:r>
-        <w:t xml:space="preserve">, about</w:t>
-      </w:r>
-      <w:r>
-        <w:t xml:space="preserve"> </w:t>
-      </w:r>
-      <m:oMath>
-        <m:sSup>
-          <m:e>
-            <m:r>
-              <m:t>10</m:t>
-            </m:r>
-          </m:e>
-          <m:sup>
-            <m:r>
-              <m:t>5</m:t>
-            </m:r>
-          </m:sup>
-        </m:sSup>
-      </m:oMath>
-      <w:r>
-        <w:t xml:space="preserve"> </w:t>
-      </w:r>
-      <w:r>
-        <w:t xml:space="preserve">and</w:t>
-      </w:r>
-      <w:r>
-        <w:t xml:space="preserve"> </w:t>
-      </w:r>
-      <m:oMath>
-        <m:sSup>
-          <m:e>
-            <m:r>
-              <m:t>10</m:t>
-            </m:r>
-          </m:e>
-          <m:sup>
-            <m:r>
-              <m:t>6</m:t>
-            </m:r>
-          </m:sup>
-        </m:sSup>
-      </m:oMath>
-      <w:r>
-        <w:t xml:space="preserve"> </w:t>
-      </w:r>
-      <w:r>
-        <w:t xml:space="preserve">cells in the combined layout, so</w:t>
-      </w:r>
-      <w:r>
-        <w:t xml:space="preserve"> </w:t>
-      </w:r>
-      <w:r>
-        <w:t xml:space="preserve">cube size, not record count or range length, is what a deployment provisions.</w:t>
-      </w:r>
-    </w:p>
-    <w:p>
-      <w:pPr>
-        <w:pStyle w:val="BodyText"/>
-      </w:pPr>
-      <w:r>
-        <w:rPr>
-          <w:iCs/>
-          <w:i/>
-        </w:rPr>
-        <w:t xml:space="preserve">The trust split pays on the uplink.</w:t>
-      </w:r>
-      <w:r>
-        <w:t xml:space="preserve"> </w:t>
-      </w:r>
-      <w:r>
-        <w:t xml:space="preserve">A single server holding the same</w:t>
-      </w:r>
-      <w:r>
-        <w:t xml:space="preserve"> </w:t>
-      </w:r>
-      <w:r>
-        <w:t xml:space="preserve">encrypted tables needs no non-collusion assumption but an encrypted query as</w:t>
-      </w:r>
-      <w:r>
-        <w:t xml:space="preserve"> </w:t>
-      </w:r>
-      <w:r>
-        <w:t xml:space="preserve">long as the table: 44.4 MB and 25.0 MB for the two cubes (computed from</w:t>
-      </w:r>
-      <w:r>
-        <w:t xml:space="preserve"> </w:t>
-      </w:r>
-      <w:r>
-        <w:t xml:space="preserve">the measured ciphertext size), against 5.5 and 5.2 kB of DPF keys per</w:t>
-      </w:r>
-      <w:r>
-        <w:t xml:space="preserve"> </w:t>
-      </w:r>
-      <w:r>
-        <w:t xml:space="preserve">provider verified, four orders of magnitude, which is the regime of a thin or</w:t>
-      </w:r>
-      <w:r>
-        <w:t xml:space="preserve"> </w:t>
-      </w:r>
-      <w:r>
-        <w:t xml:space="preserve">metered IoT client. Answering the same box through single-tag aggregates would</w:t>
-      </w:r>
-      <w:r>
-        <w:t xml:space="preserve"> </w:t>
-      </w:r>
-      <w:r>
-        <w:t xml:space="preserve">need one query per cell, 1,200 for a 240-minute window over five bands,</w:t>
-      </w:r>
-      <w:r>
-        <w:t xml:space="preserve"> </w:t>
-      </w:r>
-      <w:r>
-        <w:t xml:space="preserve">revealing the box’s size.</w:t>
-      </w:r>
-    </w:p>
-    <w:bookmarkEnd w:id="38"/>
-    <w:bookmarkStart w:id="39" w:name="tamper-evidence-1"/>
-    <w:p>
-      <w:pPr>
-        <w:pStyle w:val="Heading2"/>
-      </w:pPr>
-      <w:r>
-        <w:rPr>
-          <w:rStyle w:val="SectionNumber"/>
-        </w:rPr>
-        <w:t xml:space="preserve">7.3</w:t>
-      </w:r>
-      <w:r>
-        <w:tab/>
-      </w:r>
-      <w:r>
-        <w:t xml:space="preserve">Tamper evidence</w:t>
-      </w:r>
-    </w:p>
-    <w:p>
-      <w:pPr>
-        <w:pStyle w:val="FirstParagraph"/>
-      </w:pPr>
-      <w:r>
-        <w:t xml:space="preserve">Table 4 injects five provider deviations, 200 trials each, into</w:t>
-      </w:r>
-      <w:r>
-        <w:t xml:space="preserve"> </w:t>
-      </w:r>
-      <w:r>
-        <w:t xml:space="preserve">every path and verification mode; one provider deviates and the other is</w:t>
-      </w:r>
-      <w:r>
-        <w:t xml:space="preserve"> </w:t>
-      </w:r>
-      <w:r>
-        <w:t xml:space="preserve">honest. The last deviation is the strongest we can stage: the provider</w:t>
-      </w:r>
-      <w:r>
-        <w:t xml:space="preserve"> </w:t>
-      </w:r>
-      <w:r>
-        <w:t xml:space="preserve">perturbs exactly the point the query reads, as if it knew the query.</w:t>
-      </w:r>
-    </w:p>
-    <w:p>
-      <w:pPr>
-        <w:pStyle w:val="TableCaption"/>
-        <w:keepNext/>
-      </w:pPr>
-      <w:r>
-        <w:t xml:space="preserve">Table 4. Detected / undetected-and-wrong over 200 trials per cell. Deviations:</w:t>
-      </w:r>
-      <w:r>
-        <w:t xml:space="preserve"> </w:t>
-      </w:r>
-      <w:r>
-        <w:t xml:space="preserve">a constant added to the value slot; the share plus a uniform vector; the share</w:t>
-      </w:r>
-      <w:r>
-        <w:t xml:space="preserve"> </w:t>
-      </w:r>
-      <w:r>
-        <w:t xml:space="preserve">scaled by</w:t>
-      </w:r>
-      <w:r>
-        <w:t xml:space="preserve"> </w:t>
-      </w:r>
-      <m:oMath>
-        <m:r>
-          <m:t>k</m:t>
-        </m:r>
-      </m:oMath>
-      <w:r>
-        <w:t xml:space="preserve">; the share plus</w:t>
-      </w:r>
-      <w:r>
-        <w:t xml:space="preserve"> </w:t>
-      </w:r>
-      <m:oMath>
-        <m:r>
-          <m:t>c</m:t>
-        </m:r>
-        <m:r>
-          <m:t> </m:t>
-        </m:r>
-        <m:sSub>
-          <m:e>
-            <m:r>
-              <m:t>u</m:t>
-            </m:r>
-          </m:e>
-          <m:sub>
-            <m:r>
-              <m:t>x</m:t>
-            </m:r>
-          </m:sub>
-        </m:sSub>
-      </m:oMath>
-      <w:r>
-        <w:t xml:space="preserve"> </w:t>
-      </w:r>
-      <w:r>
-        <w:t xml:space="preserve">at a random point; the same at the</w:t>
-      </w:r>
-      <w:r>
-        <w:t xml:space="preserve"> </w:t>
-      </w:r>
-      <w:r>
-        <w:t xml:space="preserve">queried point. Trials not counted were undetected but left the answer correct</w:t>
-      </w:r>
-      <w:r>
-        <w:t xml:space="preserve"> </w:t>
-      </w:r>
-      <w:r>
-        <w:t xml:space="preserve">(the perturbed row was empty).</w:t>
-      </w:r>
-    </w:p>
-    <w:tbl>
-      <w:tblPr>
-        <w:tblStyle w:val="Table"/>
-        <w:tblW w:type="auto" w:w="0"/>
-        <w:tblLook w:firstRow="1" w:lastRow="0" w:firstColumn="0" w:lastColumn="0" w:noHBand="0" w:noVBand="0" w:val="0020"/>
-        <w:jc w:val="start"/>
-        <w:tblCaption w:val="Table 4. Detected / undetected-and-wrong over 200 trials per cell. Deviations: a constant added to the value slot; the share plus a uniform vector; the share scaled by k; the share plus c\,u_x at a random point; the same at the queried point. Trials not counted were undetected but left the answer correct (the perturbed row was empty)."/>
-        <w:tblBorders>
-          <w:top w:val="single" w:sz="8" w:color="000000"/>
-          <w:bottom w:val="single" w:sz="8" w:color="000000"/>
-        </w:tblBorders>
-      </w:tblPr>
-      <w:tblGrid>
-        <w:gridCol w:w="1131"/>
-        <w:gridCol w:w="1131"/>
-        <w:gridCol w:w="1131"/>
-        <w:gridCol w:w="1131"/>
-        <w:gridCol w:w="1131"/>
-        <w:gridCol w:w="1131"/>
-        <w:gridCol w:w="1131"/>
-      </w:tblGrid>
-      <w:tr>
-        <w:trPr>
-          <w:tblHeader w:val="true"/>
-        </w:trPr>
-        <w:tc>
-          <w:tcPr>
-            <w:tcBorders>
-              <w:bottom w:val="single" w:sz="4" w:color="000000"/>
-            </w:tcBorders>
-          </w:tcPr>
-          <w:p>
-            <w:pPr>
-              <w:pStyle w:val="Compact"/>
-              <w:jc w:val="left"/>
-            </w:pPr>
-            <w:r>
-              <w:t xml:space="preserve">Path</w:t>
-            </w:r>
-          </w:p>
-        </w:tc>
-        <w:tc>
-          <w:tcPr>
-            <w:tcBorders>
-              <w:bottom w:val="single" w:sz="4" w:color="000000"/>
-            </w:tcBorders>
-          </w:tcPr>
-          <w:p>
-            <w:pPr>
-              <w:pStyle w:val="Compact"/>
-              <w:jc w:val="left"/>
-            </w:pPr>
-            <w:r>
-              <w:t xml:space="preserve">Check</w:t>
-            </w:r>
-          </w:p>
-        </w:tc>
-        <w:tc>
-          <w:tcPr>
-            <w:tcBorders>
-              <w:bottom w:val="single" w:sz="4" w:color="000000"/>
-            </w:tcBorders>
-          </w:tcPr>
-          <w:p>
-            <w:pPr>
-              <w:pStyle w:val="Compact"/>
-              <w:jc w:val="center"/>
-            </w:pPr>
-            <w:r>
-              <w:t xml:space="preserve">Constant</w:t>
-            </w:r>
-          </w:p>
-        </w:tc>
-        <w:tc>
-          <w:tcPr>
-            <w:tcBorders>
-              <w:bottom w:val="single" w:sz="4" w:color="000000"/>
-            </w:tcBorders>
-          </w:tcPr>
-          <w:p>
-            <w:pPr>
-              <w:pStyle w:val="Compact"/>
-              <w:jc w:val="center"/>
-            </w:pPr>
-            <w:r>
-              <w:t xml:space="preserve">Uniform</w:t>
-            </w:r>
-          </w:p>
-        </w:tc>
-        <w:tc>
-          <w:tcPr>
-            <w:tcBorders>
-              <w:bottom w:val="single" w:sz="4" w:color="000000"/>
-            </w:tcBorders>
-          </w:tcPr>
-          <w:p>
-            <w:pPr>
-              <w:pStyle w:val="Compact"/>
-              <w:jc w:val="center"/>
-            </w:pPr>
-            <w:r>
-              <w:t xml:space="preserve">Scale</w:t>
-            </w:r>
-          </w:p>
-        </w:tc>
-        <w:tc>
-          <w:tcPr>
-            <w:tcBorders>
-              <w:bottom w:val="single" w:sz="4" w:color="000000"/>
-            </w:tcBorders>
-          </w:tcPr>
-          <w:p>
-            <w:pPr>
-              <w:pStyle w:val="Compact"/>
-              <w:jc w:val="center"/>
-            </w:pPr>
-            <w:r>
-              <w:t xml:space="preserve">Random pt</w:t>
-            </w:r>
-          </w:p>
-        </w:tc>
-        <w:tc>
-          <w:tcPr>
-            <w:tcBorders>
-              <w:bottom w:val="single" w:sz="4" w:color="000000"/>
-            </w:tcBorders>
-          </w:tcPr>
-          <w:p>
-            <w:pPr>
-              <w:pStyle w:val="Compact"/>
-              <w:jc w:val="center"/>
-            </w:pPr>
-            <w:r>
-              <w:t xml:space="preserve">Queried pt</w:t>
-            </w:r>
-          </w:p>
-        </w:tc>
-      </w:tr>
-      <w:tr>
-        <w:tc>
-          <w:tcPr/>
-          <w:p>
-            <w:pPr>
-              <w:pStyle w:val="Compact"/>
-              <w:jc w:val="left"/>
-            </w:pPr>
-            <w:r>
-              <w:t xml:space="preserve">Fast</w:t>
-            </w:r>
-          </w:p>
-        </w:tc>
-        <w:tc>
-          <w:tcPr/>
-          <w:p>
-            <w:pPr>
-              <w:pStyle w:val="Compact"/>
-              <w:jc w:val="left"/>
-            </w:pPr>
-            <w:r>
-              <w:t xml:space="preserve">one key</w:t>
-            </w:r>
-          </w:p>
-        </w:tc>
-        <w:tc>
-          <w:tcPr/>
-          <w:p>
-            <w:pPr>
-              <w:pStyle w:val="Compact"/>
-              <w:jc w:val="center"/>
-            </w:pPr>
-            <w:r>
-              <w:t xml:space="preserve">200/0</w:t>
-            </w:r>
-          </w:p>
-        </w:tc>
-        <w:tc>
-          <w:tcPr/>
-          <w:p>
-            <w:pPr>
-              <w:pStyle w:val="Compact"/>
-              <w:jc w:val="center"/>
-            </w:pPr>
-            <w:r>
-              <w:t xml:space="preserve">0/200</w:t>
-            </w:r>
-          </w:p>
-        </w:tc>
-        <w:tc>
-          <w:tcPr/>
-          <w:p>
-            <w:pPr>
-              <w:pStyle w:val="Compact"/>
-              <w:jc w:val="center"/>
-            </w:pPr>
-            <w:r>
-              <w:t xml:space="preserve">0/200</w:t>
-            </w:r>
-          </w:p>
-        </w:tc>
-        <w:tc>
-          <w:tcPr/>
-          <w:p>
-            <w:pPr>
-              <w:pStyle w:val="Compact"/>
-              <w:jc w:val="center"/>
-            </w:pPr>
-            <w:r>
-              <w:t xml:space="preserve">0/177</w:t>
-            </w:r>
-          </w:p>
-        </w:tc>
-        <w:tc>
-          <w:tcPr/>
-          <w:p>
-            <w:pPr>
-              <w:pStyle w:val="Compact"/>
-              <w:jc w:val="center"/>
-            </w:pPr>
-            <w:r>
-              <w:t xml:space="preserve">0/200</w:t>
-            </w:r>
-          </w:p>
-        </w:tc>
-      </w:tr>
-      <w:tr>
-        <w:tc>
-          <w:tcPr/>
-          <w:p>
-            <w:pPr>
-              <w:pStyle w:val="Compact"/>
-            </w:pPr>
-          </w:p>
-        </w:tc>
-        <w:tc>
-          <w:tcPr/>
-          <w:p>
-            <w:pPr>
-              <w:pStyle w:val="Compact"/>
-              <w:jc w:val="left"/>
-            </w:pPr>
-            <w:r>
-              <w:t xml:space="preserve">per-row keys</w:t>
-            </w:r>
-          </w:p>
-        </w:tc>
-        <w:tc>
-          <w:tcPr/>
-          <w:p>
-            <w:pPr>
-              <w:pStyle w:val="Compact"/>
-              <w:jc w:val="center"/>
-            </w:pPr>
-            <w:r>
-              <w:t xml:space="preserve">200/0</w:t>
-            </w:r>
-          </w:p>
-        </w:tc>
-        <w:tc>
-          <w:tcPr/>
-          <w:p>
-            <w:pPr>
-              <w:pStyle w:val="Compact"/>
-              <w:jc w:val="center"/>
-            </w:pPr>
-            <w:r>
-              <w:t xml:space="preserve">200/0</w:t>
-            </w:r>
-          </w:p>
-        </w:tc>
-        <w:tc>
-          <w:tcPr/>
-          <w:p>
-            <w:pPr>
-              <w:pStyle w:val="Compact"/>
-              <w:jc w:val="center"/>
-            </w:pPr>
-            <w:r>
-              <w:t xml:space="preserve">200/0</w:t>
-            </w:r>
-          </w:p>
-        </w:tc>
-        <w:tc>
-          <w:tcPr/>
-          <w:p>
-            <w:pPr>
-              <w:pStyle w:val="Compact"/>
-              <w:jc w:val="center"/>
-            </w:pPr>
-            <w:r>
-              <w:t xml:space="preserve">182/0</w:t>
-            </w:r>
-          </w:p>
-        </w:tc>
-        <w:tc>
-          <w:tcPr/>
-          <w:p>
-            <w:pPr>
-              <w:pStyle w:val="Compact"/>
-              <w:jc w:val="center"/>
-            </w:pPr>
-            <w:r>
-              <w:t xml:space="preserve">0/200</w:t>
-            </w:r>
-          </w:p>
-        </w:tc>
-      </w:tr>
-      <w:tr>
-        <w:tc>
-          <w:tcPr/>
-          <w:p>
-            <w:pPr>
-              <w:pStyle w:val="Compact"/>
-            </w:pPr>
-          </w:p>
-        </w:tc>
-        <w:tc>
-          <w:tcPr/>
-          <w:p>
-            <w:pPr>
-              <w:pStyle w:val="Compact"/>
-              <w:jc w:val="left"/>
-            </w:pPr>
-            <w:r>
-              <w:t xml:space="preserve">session</w:t>
-            </w:r>
-          </w:p>
-        </w:tc>
-        <w:tc>
-          <w:tcPr/>
-          <w:p>
-            <w:pPr>
-              <w:pStyle w:val="Compact"/>
-              <w:jc w:val="center"/>
-            </w:pPr>
-            <w:r>
-              <w:t xml:space="preserve">200/0</w:t>
-            </w:r>
-          </w:p>
-        </w:tc>
-        <w:tc>
-          <w:tcPr/>
-          <w:p>
-            <w:pPr>
-              <w:pStyle w:val="Compact"/>
-              <w:jc w:val="center"/>
-            </w:pPr>
-            <w:r>
-              <w:t xml:space="preserve">200/0</w:t>
-            </w:r>
-          </w:p>
-        </w:tc>
-        <w:tc>
-          <w:tcPr/>
-          <w:p>
-            <w:pPr>
-              <w:pStyle w:val="Compact"/>
-              <w:jc w:val="center"/>
-            </w:pPr>
-            <w:r>
-              <w:t xml:space="preserve">200/0</w:t>
-            </w:r>
-          </w:p>
-        </w:tc>
-        <w:tc>
-          <w:tcPr/>
-          <w:p>
-            <w:pPr>
-              <w:pStyle w:val="Compact"/>
-              <w:jc w:val="center"/>
-            </w:pPr>
-            <w:r>
-              <w:t xml:space="preserve">168/0</w:t>
-            </w:r>
-          </w:p>
-        </w:tc>
-        <w:tc>
-          <w:tcPr/>
-          <w:p>
-            <w:pPr>
-              <w:pStyle w:val="Compact"/>
-              <w:jc w:val="center"/>
-            </w:pPr>
-            <w:r>
-              <w:t xml:space="preserve">200/0</w:t>
-            </w:r>
-          </w:p>
-        </w:tc>
-      </w:tr>
-      <w:tr>
-        <w:tc>
-          <w:tcPr/>
-          <w:p>
-            <w:pPr>
-              <w:pStyle w:val="Compact"/>
-              <w:jc w:val="left"/>
-            </w:pPr>
-            <w:r>
-              <w:t xml:space="preserve">Range</w:t>
-            </w:r>
-          </w:p>
-        </w:tc>
-        <w:tc>
-          <w:tcPr/>
-          <w:p>
-            <w:pPr>
-              <w:pStyle w:val="Compact"/>
-              <w:jc w:val="left"/>
-            </w:pPr>
-            <w:r>
-              <w:t xml:space="preserve">one key</w:t>
-            </w:r>
-          </w:p>
-        </w:tc>
-        <w:tc>
-          <w:tcPr/>
-          <w:p>
-            <w:pPr>
-              <w:pStyle w:val="Compact"/>
-              <w:jc w:val="center"/>
-            </w:pPr>
-            <w:r>
-              <w:t xml:space="preserve">200/0</w:t>
-            </w:r>
-          </w:p>
-        </w:tc>
-        <w:tc>
-          <w:tcPr/>
-          <w:p>
-            <w:pPr>
-              <w:pStyle w:val="Compact"/>
-              <w:jc w:val="center"/>
-            </w:pPr>
-            <w:r>
-              <w:t xml:space="preserve">0/200</w:t>
-            </w:r>
-          </w:p>
-        </w:tc>
-        <w:tc>
-          <w:tcPr/>
-          <w:p>
-            <w:pPr>
-              <w:pStyle w:val="Compact"/>
-              <w:jc w:val="center"/>
-            </w:pPr>
-            <w:r>
-              <w:t xml:space="preserve">0/200</w:t>
-            </w:r>
-          </w:p>
-        </w:tc>
-        <w:tc>
-          <w:tcPr/>
-          <w:p>
-            <w:pPr>
-              <w:pStyle w:val="Compact"/>
-              <w:jc w:val="center"/>
-            </w:pPr>
-            <w:r>
-              <w:t xml:space="preserve">0/200</w:t>
-            </w:r>
-          </w:p>
-        </w:tc>
-        <w:tc>
-          <w:tcPr/>
-          <w:p>
-            <w:pPr>
-              <w:pStyle w:val="Compact"/>
-              <w:jc w:val="center"/>
-            </w:pPr>
-            <w:r>
-              <w:t xml:space="preserve">0/200</w:t>
-            </w:r>
-          </w:p>
-        </w:tc>
-      </w:tr>
-      <w:tr>
-        <w:tc>
-          <w:tcPr/>
-          <w:p>
-            <w:pPr>
-              <w:pStyle w:val="Compact"/>
-            </w:pPr>
-          </w:p>
-        </w:tc>
-        <w:tc>
-          <w:tcPr/>
-          <w:p>
-            <w:pPr>
-              <w:pStyle w:val="Compact"/>
-              <w:jc w:val="left"/>
-            </w:pPr>
-            <w:r>
-              <w:t xml:space="preserve">per-cell keys</w:t>
-            </w:r>
-          </w:p>
-        </w:tc>
-        <w:tc>
-          <w:tcPr/>
-          <w:p>
-            <w:pPr>
-              <w:pStyle w:val="Compact"/>
-              <w:jc w:val="center"/>
-            </w:pPr>
-            <w:r>
-              <w:t xml:space="preserve">200/0</w:t>
-            </w:r>
-          </w:p>
-        </w:tc>
-        <w:tc>
-          <w:tcPr/>
-          <w:p>
-            <w:pPr>
-              <w:pStyle w:val="Compact"/>
-              <w:jc w:val="center"/>
-            </w:pPr>
-            <w:r>
-              <w:t xml:space="preserve">200/0</w:t>
-            </w:r>
-          </w:p>
-        </w:tc>
-        <w:tc>
-          <w:tcPr/>
-          <w:p>
-            <w:pPr>
-              <w:pStyle w:val="Compact"/>
-              <w:jc w:val="center"/>
-            </w:pPr>
-            <w:r>
-              <w:t xml:space="preserve">200/0</w:t>
-            </w:r>
-          </w:p>
-        </w:tc>
-        <w:tc>
-          <w:tcPr/>
-          <w:p>
-            <w:pPr>
-              <w:pStyle w:val="Compact"/>
-              <w:jc w:val="center"/>
-            </w:pPr>
-            <w:r>
-              <w:t xml:space="preserve">200/0</w:t>
-            </w:r>
-          </w:p>
-        </w:tc>
-        <w:tc>
-          <w:tcPr/>
-          <w:p>
-            <w:pPr>
-              <w:pStyle w:val="Compact"/>
-              <w:jc w:val="center"/>
-            </w:pPr>
-            <w:r>
-              <w:t xml:space="preserve">0/200</w:t>
-            </w:r>
-          </w:p>
-        </w:tc>
-      </w:tr>
-      <w:tr>
-        <w:tc>
-          <w:tcPr/>
-          <w:p>
-            <w:pPr>
-              <w:pStyle w:val="Compact"/>
-            </w:pPr>
-          </w:p>
-        </w:tc>
-        <w:tc>
-          <w:tcPr/>
-          <w:p>
-            <w:pPr>
-              <w:pStyle w:val="Compact"/>
-              <w:jc w:val="left"/>
-            </w:pPr>
-            <w:r>
-              <w:t xml:space="preserve">session</w:t>
-            </w:r>
-          </w:p>
-        </w:tc>
-        <w:tc>
-          <w:tcPr/>
-          <w:p>
-            <w:pPr>
-              <w:pStyle w:val="Compact"/>
-              <w:jc w:val="center"/>
-            </w:pPr>
-            <w:r>
-              <w:t xml:space="preserve">200/0</w:t>
-            </w:r>
-          </w:p>
-        </w:tc>
-        <w:tc>
-          <w:tcPr/>
-          <w:p>
-            <w:pPr>
-              <w:pStyle w:val="Compact"/>
-              <w:jc w:val="center"/>
-            </w:pPr>
-            <w:r>
-              <w:t xml:space="preserve">200/0</w:t>
-            </w:r>
-          </w:p>
-        </w:tc>
-        <w:tc>
-          <w:tcPr/>
-          <w:p>
-            <w:pPr>
-              <w:pStyle w:val="Compact"/>
-              <w:jc w:val="center"/>
-            </w:pPr>
-            <w:r>
-              <w:t xml:space="preserve">200/0</w:t>
-            </w:r>
-          </w:p>
-        </w:tc>
-        <w:tc>
-          <w:tcPr/>
-          <w:p>
-            <w:pPr>
-              <w:pStyle w:val="Compact"/>
-              <w:jc w:val="center"/>
-            </w:pPr>
-            <w:r>
-              <w:t xml:space="preserve">200/0</w:t>
-            </w:r>
-          </w:p>
-        </w:tc>
-        <w:tc>
-          <w:tcPr/>
-          <w:p>
-            <w:pPr>
-              <w:pStyle w:val="Compact"/>
-              <w:jc w:val="center"/>
-            </w:pPr>
-            <w:r>
-              <w:t xml:space="preserve">200/0</w:t>
-            </w:r>
-          </w:p>
-        </w:tc>
-      </w:tr>
-      <w:tr>
-        <w:tc>
-          <w:tcPr/>
-          <w:p>
-            <w:pPr>
-              <w:pStyle w:val="Compact"/>
-              <w:jc w:val="left"/>
-            </w:pPr>
-            <w:r>
-              <w:t xml:space="preserve">Flexible</w:t>
-            </w:r>
-          </w:p>
-        </w:tc>
-        <w:tc>
-          <w:tcPr/>
-          <w:p>
-            <w:pPr>
-              <w:pStyle w:val="Compact"/>
-              <w:jc w:val="left"/>
-            </w:pPr>
-            <w:r>
-              <w:t xml:space="preserve">one key</w:t>
-            </w:r>
-          </w:p>
-        </w:tc>
-        <w:tc>
-          <w:tcPr/>
-          <w:p>
-            <w:pPr>
-              <w:pStyle w:val="Compact"/>
-              <w:jc w:val="center"/>
-            </w:pPr>
-            <w:r>
-              <w:t xml:space="preserve">200/0</w:t>
-            </w:r>
-          </w:p>
-        </w:tc>
-        <w:tc>
-          <w:tcPr/>
-          <w:p>
-            <w:pPr>
-              <w:pStyle w:val="Compact"/>
-              <w:jc w:val="center"/>
-            </w:pPr>
-            <w:r>
-              <w:t xml:space="preserve">0/200</w:t>
-            </w:r>
-          </w:p>
-        </w:tc>
-        <w:tc>
-          <w:tcPr/>
-          <w:p>
-            <w:pPr>
-              <w:pStyle w:val="Compact"/>
-              <w:jc w:val="center"/>
-            </w:pPr>
-            <w:r>
-              <w:t xml:space="preserve">0/200</w:t>
-            </w:r>
-          </w:p>
-        </w:tc>
-        <w:tc>
-          <w:tcPr/>
-          <w:p>
-            <w:pPr>
-              <w:pStyle w:val="Compact"/>
-              <w:jc w:val="center"/>
-            </w:pPr>
-            <w:r>
-              <w:t xml:space="preserve">0/200</w:t>
-            </w:r>
-          </w:p>
-        </w:tc>
-        <w:tc>
-          <w:tcPr/>
-          <w:p>
-            <w:pPr>
-              <w:pStyle w:val="Compact"/>
-              <w:jc w:val="center"/>
-            </w:pPr>
-            <w:r>
-              <w:t xml:space="preserve">0/200</w:t>
-            </w:r>
-          </w:p>
-        </w:tc>
-      </w:tr>
-      <w:tr>
-        <w:tc>
-          <w:tcPr/>
-          <w:p>
-            <w:pPr>
-              <w:pStyle w:val="Compact"/>
-            </w:pPr>
-          </w:p>
-        </w:tc>
-        <w:tc>
-          <w:tcPr/>
-          <w:p>
-            <w:pPr>
-              <w:pStyle w:val="Compact"/>
-              <w:jc w:val="left"/>
-            </w:pPr>
-            <w:r>
-              <w:t xml:space="preserve">session</w:t>
-            </w:r>
-          </w:p>
-        </w:tc>
-        <w:tc>
-          <w:tcPr/>
-          <w:p>
-            <w:pPr>
-              <w:pStyle w:val="Compact"/>
-              <w:jc w:val="center"/>
-            </w:pPr>
-            <w:r>
-              <w:t xml:space="preserve">200/0</w:t>
-            </w:r>
-          </w:p>
-        </w:tc>
-        <w:tc>
-          <w:tcPr/>
-          <w:p>
-            <w:pPr>
-              <w:pStyle w:val="Compact"/>
-              <w:jc w:val="center"/>
-            </w:pPr>
-            <w:r>
-              <w:t xml:space="preserve">200/0</w:t>
-            </w:r>
-          </w:p>
-        </w:tc>
-        <w:tc>
-          <w:tcPr/>
-          <w:p>
-            <w:pPr>
-              <w:pStyle w:val="Compact"/>
-              <w:jc w:val="center"/>
-            </w:pPr>
-            <w:r>
-              <w:t xml:space="preserve">200/0</w:t>
-            </w:r>
-          </w:p>
-        </w:tc>
-        <w:tc>
-          <w:tcPr/>
-          <w:p>
-            <w:pPr>
-              <w:pStyle w:val="Compact"/>
-              <w:jc w:val="center"/>
-            </w:pPr>
-            <w:r>
-              <w:t xml:space="preserve">200/0</w:t>
-            </w:r>
-          </w:p>
-        </w:tc>
-        <w:tc>
-          <w:tcPr/>
-          <w:p>
-            <w:pPr>
-              <w:pStyle w:val="Compact"/>
-              <w:jc w:val="center"/>
-            </w:pPr>
-            <w:r>
-              <w:t xml:space="preserve">200/0</w:t>
-            </w:r>
-          </w:p>
-        </w:tc>
-      </w:tr>
-      <w:tr>
-        <w:tc>
-          <w:tcPr/>
-          <w:p>
-            <w:pPr>
-              <w:pStyle w:val="Compact"/>
-              <w:jc w:val="left"/>
-            </w:pPr>
-            <w:r>
-              <w:t xml:space="preserve">Retrieval</w:t>
-            </w:r>
-          </w:p>
-        </w:tc>
-        <w:tc>
-          <w:tcPr/>
-          <w:p>
-            <w:pPr>
-              <w:pStyle w:val="Compact"/>
-              <w:jc w:val="left"/>
-            </w:pPr>
-            <w:r>
-              <w:t xml:space="preserve">width check</w:t>
-            </w:r>
-          </w:p>
-        </w:tc>
-        <w:tc>
-          <w:tcPr/>
-          <w:p>
-            <w:pPr>
-              <w:pStyle w:val="Compact"/>
-              <w:jc w:val="center"/>
-            </w:pPr>
-            <w:r>
-              <w:t xml:space="preserve">0/200</w:t>
-            </w:r>
-          </w:p>
-        </w:tc>
-        <w:tc>
-          <w:tcPr/>
-          <w:p>
-            <w:pPr>
-              <w:pStyle w:val="Compact"/>
-              <w:jc w:val="center"/>
-            </w:pPr>
-            <w:r>
-              <w:t xml:space="preserve">200/0</w:t>
-            </w:r>
-          </w:p>
-        </w:tc>
-        <w:tc>
-          <w:tcPr/>
-          <w:p>
-            <w:pPr>
-              <w:pStyle w:val="Compact"/>
-              <w:jc w:val="center"/>
-            </w:pPr>
-            <w:r>
-              <w:t xml:space="preserve">200/0</w:t>
-            </w:r>
-          </w:p>
-        </w:tc>
-        <w:tc>
-          <w:tcPr/>
-          <w:p>
-            <w:pPr>
-              <w:pStyle w:val="Compact"/>
-              <w:jc w:val="center"/>
-            </w:pPr>
-            <w:r>
-              <w:t xml:space="preserve">200/0</w:t>
-            </w:r>
-          </w:p>
-        </w:tc>
-        <w:tc>
-          <w:tcPr/>
-          <w:p>
-            <w:pPr>
-              <w:pStyle w:val="Compact"/>
-              <w:jc w:val="center"/>
-            </w:pPr>
-            <w:r>
-              <w:t xml:space="preserve">200/0</w:t>
-            </w:r>
-          </w:p>
-        </w:tc>
-      </w:tr>
-      <w:tr>
-        <w:tc>
-          <w:tcPr/>
-          <w:p>
-            <w:pPr>
-              <w:pStyle w:val="Compact"/>
-            </w:pPr>
-          </w:p>
-        </w:tc>
-        <w:tc>
-          <w:tcPr/>
-          <w:p>
-            <w:pPr>
-              <w:pStyle w:val="Compact"/>
-              <w:jc w:val="left"/>
-            </w:pPr>
-            <w:r>
-              <w:t xml:space="preserve">session</w:t>
-            </w:r>
-          </w:p>
-        </w:tc>
-        <w:tc>
-          <w:tcPr/>
-          <w:p>
-            <w:pPr>
-              <w:pStyle w:val="Compact"/>
-              <w:jc w:val="center"/>
-            </w:pPr>
-            <w:r>
-              <w:t xml:space="preserve">200/0</w:t>
-            </w:r>
-          </w:p>
-        </w:tc>
-        <w:tc>
-          <w:tcPr/>
-          <w:p>
-            <w:pPr>
-              <w:pStyle w:val="Compact"/>
-              <w:jc w:val="center"/>
-            </w:pPr>
-            <w:r>
-              <w:t xml:space="preserve">200/0</w:t>
-            </w:r>
-          </w:p>
-        </w:tc>
-        <w:tc>
-          <w:tcPr/>
-          <w:p>
-            <w:pPr>
-              <w:pStyle w:val="Compact"/>
-              <w:jc w:val="center"/>
-            </w:pPr>
-            <w:r>
-              <w:t xml:space="preserve">200/0</w:t>
-            </w:r>
-          </w:p>
-        </w:tc>
-        <w:tc>
-          <w:tcPr/>
-          <w:p>
-            <w:pPr>
-              <w:pStyle w:val="Compact"/>
-              <w:jc w:val="center"/>
-            </w:pPr>
-            <w:r>
-              <w:t xml:space="preserve">200/0</w:t>
-            </w:r>
-          </w:p>
-        </w:tc>
-        <w:tc>
-          <w:tcPr/>
-          <w:p>
-            <w:pPr>
-              <w:pStyle w:val="Compact"/>
-              <w:jc w:val="center"/>
-            </w:pPr>
-            <w:r>
-              <w:t xml:space="preserve">200/0</w:t>
-            </w:r>
-          </w:p>
-        </w:tc>
-      </w:tr>
-    </w:tbl>
-    <w:p>
-      <w:pPr>
-        <w:pStyle w:val="BodyText"/>
-      </w:pPr>
-      <w:r>
-        <w:t xml:space="preserve">A single stored key catches only the inconsistent constant: every consistent</w:t>
-      </w:r>
-      <w:r>
-        <w:t xml:space="preserve"> </w:t>
-      </w:r>
-      <w:r>
-        <w:t xml:space="preserve">substitution was accepted with a wrong answer on every path. Per-position keys</w:t>
-      </w:r>
-      <w:r>
-        <w:t xml:space="preserve"> </w:t>
-      </w:r>
-      <w:r>
-        <w:t xml:space="preserve">catch every deviation except the one aimed at the queried point, which passed</w:t>
-      </w:r>
-      <w:r>
-        <w:t xml:space="preserve"> </w:t>
-      </w:r>
-      <w:r>
-        <w:t xml:space="preserve">200 times out of 200 on the keyword and range paths. The session check</w:t>
-      </w:r>
-      <w:r>
-        <w:t xml:space="preserve"> </w:t>
-      </w:r>
-      <w:r>
-        <w:t xml:space="preserve">detected every deviation that changed the answer: across the 4,000 session</w:t>
-      </w:r>
-      <w:r>
-        <w:t xml:space="preserve"> </w:t>
-      </w:r>
-      <w:r>
-        <w:t xml:space="preserve">trials no wrong answer was accepted. On both real cubes it also flagged all 250</w:t>
-      </w:r>
-      <w:r>
-        <w:t xml:space="preserve"> </w:t>
-      </w:r>
-      <w:r>
-        <w:t xml:space="preserve">tampered range queries (five deviations, fifty each), while the combined layout</w:t>
-      </w:r>
-      <w:r>
-        <w:t xml:space="preserve"> </w:t>
-      </w:r>
-      <w:r>
-        <w:t xml:space="preserve">without a check returned 200 of them wrong and unflagged.</w:t>
-      </w:r>
-    </w:p>
-    <w:bookmarkEnd w:id="39"/>
-    <w:bookmarkStart w:id="40" w:name="single-keyword-aggregates-and-baselines"/>
-    <w:p>
-      <w:pPr>
-        <w:pStyle w:val="Heading2"/>
-      </w:pPr>
-      <w:r>
-        <w:rPr>
-          <w:rStyle w:val="SectionNumber"/>
-        </w:rPr>
-        <w:t xml:space="preserve">7.4</w:t>
-      </w:r>
-      <w:r>
-        <w:tab/>
-      </w:r>
-      <w:r>
-        <w:t xml:space="preserve">Single-keyword aggregates and baselines</w:t>
-      </w:r>
-    </w:p>
-    <w:p>
-      <w:pPr>
-        <w:pStyle w:val="FirstParagraph"/>
-      </w:pPr>
-      <w:r>
-        <w:t xml:space="preserve">In the C++ prototype a keyword aggregate costs 38.8–39.2 ms per provider</w:t>
-      </w:r>
-      <w:r>
-        <w:t xml:space="preserve"> </w:t>
-      </w:r>
-      <w:r>
-        <w:t xml:space="preserve">across a</w:t>
-      </w:r>
-      <w:r>
-        <w:t xml:space="preserve"> </w:t>
-      </w:r>
-      <m:oMath>
-        <m:r>
-          <m:t>405</m:t>
-        </m:r>
-        <m:r>
-          <m:rPr>
-            <m:sty m:val="p"/>
-          </m:rPr>
-          <m:t>×</m:t>
-        </m:r>
-      </m:oMath>
-      <w:r>
-        <w:t xml:space="preserve"> </w:t>
-      </w:r>
-      <w:r>
-        <w:t xml:space="preserve">range of record counts,</w:t>
-      </w:r>
-      <w:r>
-        <w:t xml:space="preserve"> </w:t>
-      </w:r>
-      <m:oMath>
-        <m:sSub>
-          <m:e>
-            <m:r>
-              <m:t>N</m:t>
-            </m:r>
-          </m:e>
-          <m:sub>
-            <m:r>
-              <m:t>d</m:t>
-            </m:r>
-          </m:sub>
-        </m:sSub>
-        <m:r>
-          <m:rPr>
-            <m:sty m:val="p"/>
-          </m:rPr>
-          <m:t>=</m:t>
-        </m:r>
-        <m:sSup>
-          <m:e>
-            <m:r>
-              <m:t>10</m:t>
-            </m:r>
-          </m:e>
-          <m:sup>
-            <m:r>
-              <m:t>3</m:t>
-            </m:r>
-          </m:sup>
-        </m:sSup>
-      </m:oMath>
-      <w:r>
-        <w:t xml:space="preserve"> </w:t>
-      </w:r>
-      <w:r>
-        <w:t xml:space="preserve">to 405,184, because</w:t>
-      </w:r>
-      <w:r>
-        <w:t xml:space="preserve"> </w:t>
-      </w:r>
-      <w:r>
-        <w:t xml:space="preserve">the precomputed column removes</w:t>
-      </w:r>
-      <w:r>
-        <w:t xml:space="preserve"> </w:t>
-      </w:r>
-      <m:oMath>
-        <m:sSub>
-          <m:e>
-            <m:r>
-              <m:t>N</m:t>
-            </m:r>
-          </m:e>
-          <m:sub>
-            <m:r>
-              <m:t>d</m:t>
-            </m:r>
-          </m:sub>
-        </m:sSub>
-      </m:oMath>
-      <w:r>
-        <w:t xml:space="preserve"> </w:t>
-      </w:r>
-      <w:r>
-        <w:t xml:space="preserve">from the query. Table 5</w:t>
-      </w:r>
-      <w:r>
-        <w:t xml:space="preserve"> </w:t>
-      </w:r>
-      <w:r>
-        <w:t xml:space="preserve">places it against baselines on the telemetry data for a tag with the median</w:t>
-      </w:r>
-      <w:r>
-        <w:t xml:space="preserve"> </w:t>
-      </w:r>
-      <m:oMath>
-        <m:d>
-          <m:dPr>
-            <m:begChr m:val="|"/>
-            <m:endChr m:val="|"/>
-            <m:sepChr m:val=""/>
-            <m:grow/>
-          </m:dPr>
-          <m:e>
-            <m:r>
-              <m:t>S</m:t>
-            </m:r>
-          </m:e>
-        </m:d>
-        <m:r>
-          <m:rPr>
-            <m:sty m:val="p"/>
-          </m:rPr>
-          <m:t>=</m:t>
-        </m:r>
-        <m:r>
-          <m:t>35</m:t>
-        </m:r>
-      </m:oMath>
-      <w:r>
-        <w:t xml:space="preserve">. The DORY-style search-only baseline costs</w:t>
-      </w:r>
-      <w:r>
-        <w:t xml:space="preserve"> </w:t>
-      </w:r>
-      <m:oMath>
-        <m:r>
-          <m:t>3.3</m:t>
-        </m:r>
-        <m:r>
-          <m:rPr>
-            <m:sty m:val="p"/>
-          </m:rPr>
-          <m:t>×</m:t>
-        </m:r>
-      </m:oMath>
-      <w:r>
-        <w:t xml:space="preserve"> </w:t>
-      </w:r>
-      <w:r>
-        <w:t xml:space="preserve">more because it</w:t>
-      </w:r>
-      <w:r>
-        <w:t xml:space="preserve"> </w:t>
-      </w:r>
-      <w:r>
-        <w:t xml:space="preserve">materialises the selection vector; a faithful homomorphic equality scan needs</w:t>
-      </w:r>
-      <w:r>
-        <w:t xml:space="preserve"> </w:t>
-      </w:r>
-      <w:r>
-        <w:t xml:space="preserve">depth 17 and costs</w:t>
-      </w:r>
-      <w:r>
-        <w:t xml:space="preserve"> </w:t>
-      </w:r>
-      <m:oMath>
-        <m:r>
-          <m:t>617</m:t>
-        </m:r>
-        <m:r>
-          <m:rPr>
-            <m:sty m:val="p"/>
-          </m:rPr>
-          <m:t>×</m:t>
-        </m:r>
-      </m:oMath>
-      <w:r>
-        <w:t xml:space="preserve"> </w:t>
-      </w:r>
-      <w:r>
-        <w:t xml:space="preserve">more, consistent with the fifteen hours HADES</w:t>
-      </w:r>
-      <w:r>
-        <w:t xml:space="preserve"> </w:t>
-      </w:r>
-      <w:r>
-        <w:t xml:space="preserve">reports for a million encrypted records.</w:t>
-      </w:r>
-    </w:p>
-    <w:p>
-      <w:pPr>
-        <w:pStyle w:val="TableCaption"/>
-        <w:keepNext/>
-      </w:pPr>
-      <w:r>
-        <w:t xml:space="preserve">Table 5. Single-keyword aggregate against baselines, telemetry data,</w:t>
-      </w:r>
-      <w:r>
-        <w:t xml:space="preserve"> </w:t>
-      </w:r>
-      <m:oMath>
-        <m:sSub>
-          <m:e>
-            <m:r>
-              <m:t>N</m:t>
-            </m:r>
-          </m:e>
-          <m:sub>
-            <m:r>
-              <m:t>d</m:t>
-            </m:r>
-          </m:sub>
-        </m:sSub>
-        <m:r>
-          <m:rPr>
-            <m:sty m:val="p"/>
-          </m:rPr>
-          <m:t>=</m:t>
-        </m:r>
-        <m:sSup>
-          <m:e>
-            <m:r>
-              <m:t>10</m:t>
-            </m:r>
-          </m:e>
-          <m:sup>
-            <m:r>
-              <m:t>5</m:t>
-            </m:r>
-          </m:sup>
-        </m:sSup>
-      </m:oMath>
-      <w:r>
-        <w:t xml:space="preserve">, C++, median</w:t>
-      </w:r>
-      <w:r>
-        <w:t xml:space="preserve"> </w:t>
-      </w:r>
-      <m:oMath>
-        <m:d>
-          <m:dPr>
-            <m:begChr m:val="|"/>
-            <m:endChr m:val="|"/>
-            <m:sepChr m:val=""/>
-            <m:grow/>
-          </m:dPr>
-          <m:e>
-            <m:r>
-              <m:t>S</m:t>
-            </m:r>
-          </m:e>
-        </m:d>
-        <m:r>
-          <m:rPr>
-            <m:sty m:val="p"/>
-          </m:rPr>
-          <m:t>=</m:t>
-        </m:r>
-        <m:r>
-          <m:t>35</m:t>
-        </m:r>
-      </m:oMath>
-      <w:r>
-        <w:t xml:space="preserve">;</w:t>
-      </w:r>
-      <w:r>
-        <w:t xml:space="preserve"> </w:t>
-      </w:r>
-      <m:oMath>
-        <m:r>
-          <m:rPr>
-            <m:sty m:val="p"/>
-          </m:rPr>
-          <m:t>†</m:t>
-        </m:r>
-      </m:oMath>
-      <w:r>
-        <w:t xml:space="preserve"> </w:t>
-      </w:r>
-      <w:r>
-        <w:t xml:space="preserve">marks an extrapolated value.</w:t>
-      </w:r>
-    </w:p>
-    <w:tbl>
-      <w:tblPr>
-        <w:tblStyle w:val="Table"/>
-        <w:tblW w:type="auto" w:w="0"/>
-        <w:tblLook w:firstRow="1" w:lastRow="0" w:firstColumn="0" w:lastColumn="0" w:noHBand="0" w:noVBand="0" w:val="0020"/>
-        <w:jc w:val="start"/>
-        <w:tblCaption w:val="Table 5. Single-keyword aggregate against baselines, telemetry data, N_d=10^5, C++, median |S|=35; \dagger marks an extrapolated value."/>
-        <w:tblBorders>
-          <w:top w:val="single" w:sz="8" w:color="000000"/>
-          <w:bottom w:val="single" w:sz="8" w:color="000000"/>
-        </w:tblBorders>
-      </w:tblPr>
-      <w:tblGrid>
-        <w:gridCol w:w="1980"/>
-        <w:gridCol w:w="1980"/>
-        <w:gridCol w:w="1980"/>
-        <w:gridCol w:w="1980"/>
-      </w:tblGrid>
-      <w:tr>
-        <w:trPr>
-          <w:tblHeader w:val="true"/>
-        </w:trPr>
-        <w:tc>
-          <w:tcPr>
-            <w:tcBorders>
-              <w:bottom w:val="single" w:sz="4" w:color="000000"/>
-            </w:tcBorders>
-          </w:tcPr>
-          <w:p>
-            <w:pPr>
-              <w:pStyle w:val="Compact"/>
-              <w:jc w:val="left"/>
-            </w:pPr>
-            <w:r>
-              <w:t xml:space="preserve">System</w:t>
-            </w:r>
-          </w:p>
-        </w:tc>
-        <w:tc>
-          <w:tcPr>
-            <w:tcBorders>
-              <w:bottom w:val="single" w:sz="4" w:color="000000"/>
-            </w:tcBorders>
-          </w:tcPr>
-          <w:p>
-            <w:pPr>
-              <w:pStyle w:val="Compact"/>
-              <w:jc w:val="center"/>
-            </w:pPr>
-            <w:r>
-              <w:t xml:space="preserve">Server (ms)</w:t>
-            </w:r>
-          </w:p>
-        </w:tc>
-        <w:tc>
-          <w:tcPr>
-            <w:tcBorders>
-              <w:bottom w:val="single" w:sz="4" w:color="000000"/>
-            </w:tcBorders>
-          </w:tcPr>
-          <w:p>
-            <w:pPr>
-              <w:pStyle w:val="Compact"/>
-              <w:jc w:val="center"/>
-            </w:pPr>
-            <w:r>
-              <w:t xml:space="preserve">Downlink (B)</w:t>
-            </w:r>
-          </w:p>
-        </w:tc>
-        <w:tc>
-          <w:tcPr>
-            <w:tcBorders>
-              <w:bottom w:val="single" w:sz="4" w:color="000000"/>
-            </w:tcBorders>
-          </w:tcPr>
-          <w:p>
-            <w:pPr>
-              <w:pStyle w:val="Compact"/>
-              <w:jc w:val="left"/>
-            </w:pPr>
-            <w:r>
-              <w:t xml:space="preserve">Leakage to the server(s)</w:t>
-            </w:r>
-          </w:p>
-        </w:tc>
-      </w:tr>
-      <w:tr>
-        <w:tc>
-          <w:tcPr/>
-          <w:p>
-            <w:pPr>
-              <w:pStyle w:val="Compact"/>
-              <w:jc w:val="left"/>
-            </w:pPr>
-            <w:r>
-              <w:t xml:space="preserve">Plaintext scan</w:t>
-            </w:r>
-          </w:p>
-        </w:tc>
-        <w:tc>
-          <w:tcPr/>
-          <w:p>
-            <w:pPr>
-              <w:pStyle w:val="Compact"/>
-              <w:jc w:val="center"/>
-            </w:pPr>
-            <w:r>
-              <w:t xml:space="preserve">&lt;0.001</w:t>
-            </w:r>
-          </w:p>
-        </w:tc>
-        <w:tc>
-          <w:tcPr/>
-          <w:p>
-            <w:pPr>
-              <w:pStyle w:val="Compact"/>
-              <w:jc w:val="center"/>
-            </w:pPr>
-            <w:r>
-              <w:t xml:space="preserve">8</w:t>
-            </w:r>
-          </w:p>
-        </w:tc>
-        <w:tc>
-          <w:tcPr/>
-          <w:p>
-            <w:pPr>
-              <w:pStyle w:val="Compact"/>
-              <w:jc w:val="left"/>
-            </w:pPr>
-            <w:r>
-              <w:t xml:space="preserve">everything</w:t>
-            </w:r>
-          </w:p>
-        </w:tc>
-      </w:tr>
-      <w:tr>
-        <w:tc>
-          <w:tcPr/>
-          <w:p>
-            <w:pPr>
-              <w:pStyle w:val="Compact"/>
-              <w:jc w:val="left"/>
-            </w:pPr>
-            <w:r>
-              <w:t xml:space="preserve">SSE, 1 server</w:t>
-            </w:r>
-          </w:p>
-        </w:tc>
-        <w:tc>
-          <w:tcPr/>
-          <w:p>
-            <w:pPr>
-              <w:pStyle w:val="Compact"/>
-              <w:jc w:val="center"/>
-            </w:pPr>
-            <w:r>
-              <w:t xml:space="preserve">&lt;0.001</w:t>
-            </w:r>
-          </w:p>
-        </w:tc>
-        <w:tc>
-          <w:tcPr/>
-          <w:p>
-            <w:pPr>
-              <w:pStyle w:val="Compact"/>
-              <w:jc w:val="center"/>
-            </w:pPr>
-            <w:r>
-              <w:t xml:space="preserve">560</w:t>
-            </w:r>
-          </w:p>
-        </w:tc>
-        <w:tc>
-          <w:tcPr/>
-          <w:p>
-            <w:pPr>
-              <w:pStyle w:val="Compact"/>
-              <w:jc w:val="left"/>
-            </w:pPr>
-            <w:r>
-              <w:t xml:space="preserve">search and access pattern,</w:t>
-            </w:r>
-            <w:r>
-              <w:t xml:space="preserve"> </w:t>
-            </w:r>
-            <m:oMath>
-              <m:d>
-                <m:dPr>
-                  <m:begChr m:val="|"/>
-                  <m:endChr m:val="|"/>
-                  <m:sepChr m:val=""/>
-                  <m:grow/>
-                </m:dPr>
-                <m:e>
-                  <m:r>
-                    <m:t>S</m:t>
-                  </m:r>
-                </m:e>
-              </m:d>
-            </m:oMath>
-          </w:p>
-        </w:tc>
-      </w:tr>
-      <w:tr>
-        <w:tc>
-          <w:tcPr/>
-          <w:p>
-            <w:pPr>
-              <w:pStyle w:val="Compact"/>
-              <w:jc w:val="left"/>
-            </w:pPr>
-            <w:r>
-              <w:t xml:space="preserve">Path ORAM</w:t>
-            </w:r>
-          </w:p>
-        </w:tc>
-        <w:tc>
-          <w:tcPr/>
-          <w:p>
-            <w:pPr>
-              <w:pStyle w:val="Compact"/>
-              <w:jc w:val="center"/>
-            </w:pPr>
-            <w:r>
-              <w:t xml:space="preserve">0.059</w:t>
-            </w:r>
-            <w:r>
-              <w:rPr>
-                <w:vertAlign w:val="superscript"/>
-              </w:rPr>
-              <w:t xml:space="preserve">†</w:t>
-            </w:r>
-          </w:p>
-        </w:tc>
-        <w:tc>
-          <w:tcPr/>
-          <w:p>
-            <w:pPr>
-              <w:pStyle w:val="Compact"/>
-              <w:jc w:val="center"/>
-            </w:pPr>
-            <w:r>
-              <w:t xml:space="preserve">373,248</w:t>
-            </w:r>
-          </w:p>
-        </w:tc>
-        <w:tc>
-          <w:tcPr/>
-          <w:p>
-            <w:pPr>
-              <w:pStyle w:val="Compact"/>
-              <w:jc w:val="left"/>
-            </w:pPr>
-            <m:oMath>
-              <m:d>
-                <m:dPr>
-                  <m:begChr m:val="|"/>
-                  <m:endChr m:val="|"/>
-                  <m:sepChr m:val=""/>
-                  <m:grow/>
-                </m:dPr>
-                <m:e>
-                  <m:r>
-                    <m:t>S</m:t>
-                  </m:r>
-                </m:e>
-              </m:d>
-            </m:oMath>
-            <w:r>
-              <w:t xml:space="preserve">, via access count</w:t>
-            </w:r>
-          </w:p>
-        </w:tc>
-      </w:tr>
-      <w:tr>
-        <w:tc>
-          <w:tcPr/>
-          <w:p>
-            <w:pPr>
-              <w:pStyle w:val="Compact"/>
-              <w:jc w:val="left"/>
-            </w:pPr>
-            <w:r>
-              <w:t xml:space="preserve">DORY-style search</w:t>
-            </w:r>
-          </w:p>
-        </w:tc>
-        <w:tc>
-          <w:tcPr/>
-          <w:p>
-            <w:pPr>
-              <w:pStyle w:val="Compact"/>
-              <w:jc w:val="center"/>
-            </w:pPr>
-            <w:r>
-              <w:t xml:space="preserve">130.4</w:t>
-            </w:r>
-          </w:p>
-        </w:tc>
-        <w:tc>
-          <w:tcPr/>
-          <w:p>
-            <w:pPr>
-              <w:pStyle w:val="Compact"/>
-              <w:jc w:val="center"/>
-            </w:pPr>
-            <w:r>
-              <w:t xml:space="preserve">800,000</w:t>
-            </w:r>
-          </w:p>
-        </w:tc>
-        <w:tc>
-          <w:tcPr/>
-          <w:p>
-            <w:pPr>
-              <w:pStyle w:val="Compact"/>
-              <w:jc w:val="left"/>
-            </w:pPr>
-            <w:r>
-              <w:t xml:space="preserve">none; no analytics</w:t>
-            </w:r>
-          </w:p>
-        </w:tc>
-      </w:tr>
-      <w:tr>
-        <w:tc>
-          <w:tcPr/>
-          <w:p>
-            <w:pPr>
-              <w:pStyle w:val="Compact"/>
-              <w:jc w:val="left"/>
-            </w:pPr>
-            <w:r>
-              <w:t xml:space="preserve">FHE equality scan</w:t>
-            </w:r>
-          </w:p>
-        </w:tc>
-        <w:tc>
-          <w:tcPr/>
-          <w:p>
-            <w:pPr>
-              <w:pStyle w:val="Compact"/>
-              <w:jc w:val="center"/>
-            </w:pPr>
-            <w:r>
-              <w:t xml:space="preserve">24,157</w:t>
-            </w:r>
-            <w:r>
-              <w:rPr>
-                <w:vertAlign w:val="superscript"/>
-              </w:rPr>
-              <w:t xml:space="preserve">†</w:t>
-            </w:r>
-          </w:p>
-        </w:tc>
-        <w:tc>
-          <w:tcPr/>
-          <w:p>
-            <w:pPr>
-              <w:pStyle w:val="Compact"/>
-              <w:jc w:val="center"/>
-            </w:pPr>
-            <w:r>
-              <w:t xml:space="preserve">n/a</w:t>
-            </w:r>
-          </w:p>
-        </w:tc>
-        <w:tc>
-          <w:tcPr/>
-          <w:p>
-            <w:pPr>
-              <w:pStyle w:val="Compact"/>
-              <w:jc w:val="left"/>
-            </w:pPr>
-            <w:r>
-              <w:t xml:space="preserve">none; 1 server</w:t>
-            </w:r>
-          </w:p>
-        </w:tc>
-      </w:tr>
-      <w:tr>
-        <w:tc>
-          <w:tcPr/>
-          <w:p>
-            <w:pPr>
-              <w:pStyle w:val="Compact"/>
-              <w:jc w:val="left"/>
-            </w:pPr>
-            <w:r>
-              <w:rPr>
-                <w:bCs/>
-                <w:b/>
-              </w:rPr>
-              <w:t xml:space="preserve">CR-SHE, keyword</w:t>
-            </w:r>
-          </w:p>
-        </w:tc>
-        <w:tc>
-          <w:tcPr/>
-          <w:p>
-            <w:pPr>
-              <w:pStyle w:val="Compact"/>
-              <w:jc w:val="center"/>
-            </w:pPr>
-            <w:r>
-              <w:rPr>
-                <w:bCs/>
-                <w:b/>
-              </w:rPr>
-              <w:t xml:space="preserve">39.2</w:t>
-            </w:r>
-          </w:p>
-        </w:tc>
-        <w:tc>
-          <w:tcPr/>
-          <w:p>
-            <w:pPr>
-              <w:pStyle w:val="Compact"/>
-              <w:jc w:val="center"/>
-            </w:pPr>
-            <w:r>
-              <w:rPr>
-                <w:bCs/>
-                <w:b/>
-              </w:rPr>
-              <w:t xml:space="preserve">525,950</w:t>
-            </w:r>
-          </w:p>
-        </w:tc>
-        <w:tc>
-          <w:tcPr/>
-          <w:p>
-            <w:pPr>
-              <w:pStyle w:val="Compact"/>
-              <w:jc w:val="left"/>
-            </w:pPr>
-            <w:r>
-              <w:t xml:space="preserve">class(</w:t>
-            </w:r>
-            <w:r>
-              <w:rPr>
-                <w:iCs/>
-                <w:i/>
-              </w:rPr>
-              <w:t xml:space="preserve">q</w:t>
-            </w:r>
-            <w:r>
-              <w:t xml:space="preserve">) only</w:t>
-            </w:r>
-          </w:p>
-        </w:tc>
-      </w:tr>
-    </w:tbl>
-    <w:p>
-      <w:pPr>
-        <w:pStyle w:val="BodyText"/>
-      </w:pPr>
-      <w:r>
-        <w:t xml:space="preserve">In the reference implementation the packed response halves provider work and</w:t>
-      </w:r>
-      <w:r>
-        <w:t xml:space="preserve"> </w:t>
-      </w:r>
-      <w:r>
-        <w:t xml:space="preserve">downlink: a single template falls from 53.0 to 23.5 ms at</w:t>
-      </w:r>
-      <w:r>
-        <w:t xml:space="preserve"> </w:t>
-      </w:r>
-      <m:oMath>
-        <m:r>
-          <m:t>N</m:t>
-        </m:r>
-        <m:r>
-          <m:rPr>
-            <m:sty m:val="p"/>
-          </m:rPr>
-          <m:t>=</m:t>
-        </m:r>
-        <m:r>
-          <m:rPr>
-            <m:nor/>
-            <m:sty m:val="p"/>
-          </m:rPr>
-          <m:t>11,580</m:t>
-        </m:r>
-      </m:oMath>
-      <w:r>
-        <w:t xml:space="preserve">,</w:t>
-      </w:r>
-      <w:r>
-        <w:t xml:space="preserve"> </w:t>
-      </w:r>
-      <w:r>
-        <w:t xml:space="preserve">and four templates fit in one compressed 132,081 B ciphertext in</w:t>
-      </w:r>
-      <w:r>
-        <w:t xml:space="preserve"> </w:t>
-      </w:r>
-      <w:r>
-        <w:t xml:space="preserve">32.7 ms, against 194.9 ms and 2,104,088 B for four unpacked</w:t>
-      </w:r>
-      <w:r>
-        <w:t xml:space="preserve"> </w:t>
-      </w:r>
-      <w:r>
-        <w:t xml:space="preserve">responses. A single server holding the same columns (baseline vi) costs 42.6</w:t>
-      </w:r>
-      <w:r>
-        <w:t xml:space="preserve"> </w:t>
-      </w:r>
-      <w:r>
-        <w:t xml:space="preserve">and 92.5 ms at the two tag domains, 1.8 and 2.9 times one CR-SHE</w:t>
-      </w:r>
-      <w:r>
-        <w:t xml:space="preserve"> </w:t>
-      </w:r>
-      <w:r>
-        <w:t xml:space="preserve">provider, but two providers together spend 47.0 and 62.8 ms, so in total</w:t>
-      </w:r>
-      <w:r>
-        <w:t xml:space="preserve"> </w:t>
-      </w:r>
-      <w:r>
-        <w:t xml:space="preserve">server work the trust split is not cheaper. Its case rests on the client: the</w:t>
-      </w:r>
-      <w:r>
-        <w:t xml:space="preserve"> </w:t>
-      </w:r>
-      <w:r>
-        <w:t xml:space="preserve">single server’s query is 789,033 and 2,367,099 B of fresh</w:t>
-      </w:r>
-      <w:r>
-        <w:t xml:space="preserve"> </w:t>
-      </w:r>
-      <w:r>
-        <w:t xml:space="preserve">ciphertexts against a 260 or 294 B DPF key per provider, and 14.6 and</w:t>
-      </w:r>
-      <w:r>
-        <w:t xml:space="preserve"> </w:t>
-      </w:r>
-      <w:r>
-        <w:t xml:space="preserve">67.5 ms of client encryption against 0.54 and 0.62 ms of key</w:t>
-      </w:r>
-      <w:r>
-        <w:t xml:space="preserve"> </w:t>
-      </w:r>
-      <w:r>
-        <w:t xml:space="preserve">generation.</w:t>
-      </w:r>
-    </w:p>
-    <w:bookmarkEnd w:id="40"/>
-    <w:bookmarkStart w:id="44" w:name="leakage-evaluation"/>
-    <w:p>
-      <w:pPr>
-        <w:pStyle w:val="Heading2"/>
-      </w:pPr>
-      <w:r>
-        <w:rPr>
-          <w:rStyle w:val="SectionNumber"/>
-        </w:rPr>
-        <w:t xml:space="preserve">7.5</w:t>
-      </w:r>
-      <w:r>
-        <w:tab/>
-      </w:r>
-      <w:r>
-        <w:t xml:space="preserve">Leakage evaluation</w:t>
-      </w:r>
-    </w:p>
-    <w:p>
-      <w:pPr>
-        <w:pStyle w:val="FirstParagraph"/>
-      </w:pPr>
-      <w:r>
-        <w:t xml:space="preserve">We mount a frequency and volume leakage-abuse attack</w:t>
-      </w:r>
-      <w:r>
-        <w:t xml:space="preserve"> </w:t>
-      </w:r>
-      <w:r>
-        <w:t xml:space="preserve">[9, 10]</w:t>
-      </w:r>
-      <w:r>
-        <w:t xml:space="preserve"> </w:t>
-      </w:r>
-      <w:r>
-        <w:t xml:space="preserve">against four representations of the</w:t>
-      </w:r>
-      <w:r>
-        <w:t xml:space="preserve"> </w:t>
-      </w:r>
-      <w:r>
-        <w:t xml:space="preserve">index: unmasked, whose rows expose every posting-list length; padded to the</w:t>
-      </w:r>
-      <w:r>
-        <w:t xml:space="preserve"> </w:t>
-      </w:r>
-      <w:r>
-        <w:t xml:space="preserve">next power of two; volume-hiding, every row padded to the longest; and the</w:t>
-      </w:r>
-      <w:r>
-        <w:t xml:space="preserve"> </w:t>
-      </w:r>
-      <w:r>
-        <w:t xml:space="preserve">masked index (2), with row statistics computed under the real PRF.</w:t>
-      </w:r>
-      <w:r>
-        <w:t xml:space="preserve"> </w:t>
-      </w:r>
-      <w:r>
-        <w:t xml:space="preserve">The adversary’s auxiliary knowledge is the tag frequencies of a similar</w:t>
-      </w:r>
-      <w:r>
-        <w:t xml:space="preserve"> </w:t>
-      </w:r>
-      <w:r>
-        <w:t xml:space="preserve">deployment, modelled by thinning the true lengths to a fraction</w:t>
-      </w:r>
-      <w:r>
-        <w:t xml:space="preserve"> </w:t>
-      </w:r>
-      <m:oMath>
-        <m:r>
-          <m:t>f</m:t>
-        </m:r>
-      </m:oMath>
-      <w:r>
-        <w:t xml:space="preserve"> </w:t>
-      </w:r>
-      <w:r>
-        <w:t xml:space="preserve">of the</w:t>
-      </w:r>
-      <w:r>
-        <w:t xml:space="preserve"> </w:t>
-      </w:r>
-      <w:r>
-        <w:t xml:space="preserve">records; it assigns each row to the tag of nearest auxiliary frequency,</w:t>
-      </w:r>
-      <w:r>
-        <w:t xml:space="preserve"> </w:t>
-      </w:r>
-      <w:r>
-        <w:t xml:space="preserve">breaking ties at random (Fig. 2, Table 6).</w:t>
+        <w:t xml:space="preserve">receives 8 keys, or 16 verified. Fig. 3 breaks the</w:t>
+      </w:r>
+      <w:r>
+        <w:t xml:space="preserve"> </w:t>
+      </w:r>
+      <w:r>
+        <w:t xml:space="preserve">per-provider cost into DPF evaluation and the homomorphic part.</w:t>
       </w:r>
     </w:p>
     <w:p>
@@ -26145,7 +22905,7 @@
               <a:graphicData uri="http://schemas.openxmlformats.org/drawingml/2006/picture">
                 <pic:pic>
                   <pic:nvPicPr>
-                    <pic:cNvPr descr="fig_leakage_reference.png" id="43" name="Picture"/>
+                    <pic:cNvPr descr="fig_range_real.png" id="43" name="Picture"/>
                     <pic:cNvPicPr>
                       <a:picLocks noChangeArrowheads="1" noChangeAspect="1"/>
                     </pic:cNvPicPr>
@@ -26183,31 +22943,703 @@
         <w:pStyle w:val="ImageCaption"/>
       </w:pPr>
       <w:r>
-        <w:t xml:space="preserve">Fig. 2. Share of tags re-identified against the adversary’s auxiliary</w:t>
-      </w:r>
-      <w:r>
-        <w:t xml:space="preserve"> </w:t>
-      </w:r>
-      <w:r>
-        <w:t xml:space="preserve">knowledge, four index representations, both datasets (log scales). The</w:t>
-      </w:r>
-      <w:r>
-        <w:t xml:space="preserve"> </w:t>
-      </w:r>
-      <w:r>
-        <w:t xml:space="preserve">volume-hiding and masked curves coincide with random guessing. Plotted from the</w:t>
-      </w:r>
-      <w:r>
-        <w:t xml:space="preserve"> </w:t>
-      </w:r>
-      <w:r>
-        <w:t xml:space="preserve">measured results by a script written with the assistance of a generative AI</w:t>
-      </w:r>
-      <w:r>
-        <w:t xml:space="preserve"> </w:t>
-      </w:r>
-      <w:r>
-        <w:t xml:space="preserve">tool (see the declaration before the references).</w:t>
+        <w:t xml:space="preserve">Fig. 3. Per-provider range-query cost on the real cubes. Plotted with an AI-assisted script.</w:t>
+      </w:r>
+    </w:p>
+    <w:p>
+      <w:pPr>
+        <w:pStyle w:val="BodyText"/>
+      </w:pPr>
+      <w:r>
+        <w:rPr>
+          <w:iCs/>
+          <w:i/>
+        </w:rPr>
+        <w:t xml:space="preserve">Cost does not depend on the range.</w:t>
+      </w:r>
+      <w:r>
+        <w:t xml:space="preserve"> </w:t>
+      </w:r>
+      <w:r>
+        <w:t xml:space="preserve">A verified query costs 1.19 s per</w:t>
+      </w:r>
+      <w:r>
+        <w:t xml:space="preserve"> </w:t>
+      </w:r>
+      <w:r>
+        <w:t xml:space="preserve">provider on the telemetry cube and 0.68–0.77 s on the Beijing cube, and a</w:t>
+      </w:r>
+      <w:r>
+        <w:t xml:space="preserve"> </w:t>
+      </w:r>
+      <w:r>
+        <w:t xml:space="preserve">combined query 0.77–0.79 s and 0.44–0.48 s, with no trend in</w:t>
+      </w:r>
+      <w:r>
+        <w:t xml:space="preserve"> </w:t>
+      </w:r>
+      <m:oMath>
+        <m:r>
+          <m:t>L</m:t>
+        </m:r>
+      </m:oMath>
+      <w:r>
+        <w:t xml:space="preserve"> </w:t>
+      </w:r>
+      <w:r>
+        <w:t xml:space="preserve">from one window to the whole timeline. DPF evaluation is the larger share,</w:t>
+      </w:r>
+      <w:r>
+        <w:t xml:space="preserve"> </w:t>
+      </w:r>
+      <w:r>
+        <w:t xml:space="preserve">because every key is expanded over all</w:t>
+      </w:r>
+      <w:r>
+        <w:t xml:space="preserve"> </w:t>
+      </w:r>
+      <m:oMath>
+        <m:r>
+          <m:t>M</m:t>
+        </m:r>
+      </m:oMath>
+      <w:r>
+        <w:t xml:space="preserve"> </w:t>
+      </w:r>
+      <w:r>
+        <w:t xml:space="preserve">cells, and verification adds a</w:t>
+      </w:r>
+      <w:r>
+        <w:t xml:space="preserve"> </w:t>
+      </w:r>
+      <w:r>
+        <w:t xml:space="preserve">second key set rather than more homomorphic work. A box at the cube’s origin,</w:t>
+      </w:r>
+      <w:r>
+        <w:t xml:space="preserve"> </w:t>
+      </w:r>
+      <w:r>
+        <w:t xml:space="preserve">with seven of its eight corners dummies, costs the same (1,192.6 and</w:t>
+      </w:r>
+      <w:r>
+        <w:t xml:space="preserve"> </w:t>
+      </w:r>
+      <w:r>
+        <w:t xml:space="preserve">758.9 ms verified). Every response is one 132,081 B ciphertext, and the</w:t>
+      </w:r>
+      <w:r>
+        <w:t xml:space="preserve"> </w:t>
+      </w:r>
+      <w:r>
+        <w:t xml:space="preserve">data user spends 1.1–1.9 ms combining, checking and decrypting.</w:t>
+      </w:r>
+    </w:p>
+    <w:p>
+      <w:pPr>
+        <w:pStyle w:val="BodyText"/>
+      </w:pPr>
+      <w:r>
+        <w:rPr>
+          <w:iCs/>
+          <w:i/>
+        </w:rPr>
+        <w:t xml:space="preserve">Verification costs one key set, not a layout.</w:t>
+      </w:r>
+      <w:r>
+        <w:t xml:space="preserve"> </w:t>
+      </w:r>
+      <w:r>
+        <w:t xml:space="preserve">The verified layout</w:t>
+      </w:r>
+      <w:r>
+        <w:t xml:space="preserve"> </w:t>
+      </w:r>
+      <w:r>
+        <w:t xml:space="preserve">stores the same ciphertexts as the combined one and performs the same</w:t>
+      </w:r>
+      <w:r>
+        <w:t xml:space="preserve"> </w:t>
+      </w:r>
+      <w:r>
+        <w:t xml:space="preserve">homomorphic products. On a synthetic cube of the telemetry dimensions it costs</w:t>
+      </w:r>
+      <w:r>
+        <w:t xml:space="preserve"> </w:t>
+      </w:r>
+      <w:r>
+        <w:t xml:space="preserve">1.6–1.9 times the combined layout and less than half the per-corner</w:t>
+      </w:r>
+      <w:r>
+        <w:t xml:space="preserve"> </w:t>
+      </w:r>
+      <w:r>
+        <w:t xml:space="preserve">layout (3.24–3.44 s), which stores the table eight times and still misses</w:t>
+      </w:r>
+      <w:r>
+        <w:t xml:space="preserve"> </w:t>
+      </w:r>
+      <w:r>
+        <w:t xml:space="preserve">deviations at the queried corner (Fig. 4, left). Range</w:t>
+      </w:r>
+      <w:r>
+        <w:t xml:space="preserve"> </w:t>
+      </w:r>
+      <w:r>
+        <w:t xml:space="preserve">cost grows linearly with the cube: 34.7, 129.3 and 1,356.0 ms per</w:t>
+      </w:r>
+      <w:r>
+        <w:t xml:space="preserve"> </w:t>
+      </w:r>
+      <w:r>
+        <w:t xml:space="preserve">provider for</w:t>
+      </w:r>
+      <w:r>
+        <w:t xml:space="preserve"> </w:t>
+      </w:r>
+      <m:oMath>
+        <m:sSup>
+          <m:e>
+            <m:r>
+              <m:t>10</m:t>
+            </m:r>
+          </m:e>
+          <m:sup>
+            <m:r>
+              <m:t>4</m:t>
+            </m:r>
+          </m:sup>
+        </m:sSup>
+      </m:oMath>
+      <w:r>
+        <w:t xml:space="preserve">, about</w:t>
+      </w:r>
+      <w:r>
+        <w:t xml:space="preserve"> </w:t>
+      </w:r>
+      <m:oMath>
+        <m:sSup>
+          <m:e>
+            <m:r>
+              <m:t>10</m:t>
+            </m:r>
+          </m:e>
+          <m:sup>
+            <m:r>
+              <m:t>5</m:t>
+            </m:r>
+          </m:sup>
+        </m:sSup>
+      </m:oMath>
+      <w:r>
+        <w:t xml:space="preserve"> </w:t>
+      </w:r>
+      <w:r>
+        <w:t xml:space="preserve">and</w:t>
+      </w:r>
+      <w:r>
+        <w:t xml:space="preserve"> </w:t>
+      </w:r>
+      <m:oMath>
+        <m:sSup>
+          <m:e>
+            <m:r>
+              <m:t>10</m:t>
+            </m:r>
+          </m:e>
+          <m:sup>
+            <m:r>
+              <m:t>6</m:t>
+            </m:r>
+          </m:sup>
+        </m:sSup>
+      </m:oMath>
+      <w:r>
+        <w:t xml:space="preserve"> </w:t>
+      </w:r>
+      <w:r>
+        <w:t xml:space="preserve">cells (right), so cube size, not</w:t>
+      </w:r>
+      <w:r>
+        <w:t xml:space="preserve"> </w:t>
+      </w:r>
+      <w:r>
+        <w:t xml:space="preserve">record count or range length, is what a deployment provisions.</w:t>
+      </w:r>
+    </w:p>
+    <w:p>
+      <w:pPr>
+        <w:pStyle w:val="CaptionedFigure"/>
+      </w:pPr>
+      <w:r>
+        <w:drawing>
+          <wp:inline>
+            <wp:extent cx="5753100" cy="2092036"/>
+            <wp:effectExtent b="0" l="0" r="0" t="0"/>
+            <wp:docPr descr="" title="" id="45" name="Picture"/>
+            <a:graphic>
+              <a:graphicData uri="http://schemas.openxmlformats.org/drawingml/2006/picture">
+                <pic:pic>
+                  <pic:nvPicPr>
+                    <pic:cNvPr descr="fig_range_layouts.png" id="46" name="Picture"/>
+                    <pic:cNvPicPr>
+                      <a:picLocks noChangeArrowheads="1" noChangeAspect="1"/>
+                    </pic:cNvPicPr>
+                  </pic:nvPicPr>
+                  <pic:blipFill>
+                    <a:blip r:embed="rId44"/>
+                    <a:stretch>
+                      <a:fillRect/>
+                    </a:stretch>
+                  </pic:blipFill>
+                  <pic:spPr bwMode="auto">
+                    <a:xfrm>
+                      <a:off x="0" y="0"/>
+                      <a:ext cx="5753100" cy="2092036"/>
+                    </a:xfrm>
+                    <a:prstGeom prst="rect">
+                      <a:avLst/>
+                    </a:prstGeom>
+                    <a:noFill/>
+                    <a:ln w="9525">
+                      <a:noFill/>
+                      <a:headEnd/>
+                      <a:tailEnd/>
+                    </a:ln>
+                  </pic:spPr>
+                </pic:pic>
+              </a:graphicData>
+            </a:graphic>
+          </wp:inline>
+        </w:drawing>
+      </w:r>
+    </w:p>
+    <w:p>
+      <w:pPr>
+        <w:pStyle w:val="ImageCaption"/>
+      </w:pPr>
+      <w:r>
+        <w:t xml:space="preserve">Fig. 4. Range layouts against window length (left) and cost against cube size</w:t>
+      </w:r>
+      <w:r>
+        <w:t xml:space="preserve"> </w:t>
+      </w:r>
+      <w:r>
+        <w:t xml:space="preserve">(right). Plotted with an AI-assisted script.</w:t>
+      </w:r>
+    </w:p>
+    <w:bookmarkEnd w:id="47"/>
+    <w:bookmarkStart w:id="51" w:name="tamper-evidence-1"/>
+    <w:p>
+      <w:pPr>
+        <w:pStyle w:val="Heading2"/>
+      </w:pPr>
+      <w:r>
+        <w:rPr>
+          <w:rStyle w:val="SectionNumber"/>
+        </w:rPr>
+        <w:t xml:space="preserve">7.3</w:t>
+      </w:r>
+      <w:r>
+        <w:tab/>
+      </w:r>
+      <w:r>
+        <w:t xml:space="preserve">Tamper evidence</w:t>
+      </w:r>
+    </w:p>
+    <w:p>
+      <w:pPr>
+        <w:pStyle w:val="FirstParagraph"/>
+      </w:pPr>
+      <w:r>
+        <w:t xml:space="preserve">Fig. 5 injects five provider deviations, 200 trials each, into</w:t>
+      </w:r>
+      <w:r>
+        <w:t xml:space="preserve"> </w:t>
+      </w:r>
+      <w:r>
+        <w:t xml:space="preserve">every path and verification mode; one provider deviates and the other is</w:t>
+      </w:r>
+      <w:r>
+        <w:t xml:space="preserve"> </w:t>
+      </w:r>
+      <w:r>
+        <w:t xml:space="preserve">honest. The deviations add a constant to the value slot, a uniform vector to</w:t>
+      </w:r>
+      <w:r>
+        <w:t xml:space="preserve"> </w:t>
+      </w:r>
+      <w:r>
+        <w:t xml:space="preserve">the share, scale the share, perturb a random point, and perturb exactly the</w:t>
+      </w:r>
+      <w:r>
+        <w:t xml:space="preserve"> </w:t>
+      </w:r>
+      <w:r>
+        <w:t xml:space="preserve">point the query reads, as if the provider knew the query. A single stored key</w:t>
+      </w:r>
+      <w:r>
+        <w:t xml:space="preserve"> </w:t>
+      </w:r>
+      <w:r>
+        <w:t xml:space="preserve">catches only the inconsistent constant: every consistent substitution was</w:t>
+      </w:r>
+      <w:r>
+        <w:t xml:space="preserve"> </w:t>
+      </w:r>
+      <w:r>
+        <w:t xml:space="preserve">accepted with a wrong answer on every path. Per-position keys catch every</w:t>
+      </w:r>
+      <w:r>
+        <w:t xml:space="preserve"> </w:t>
+      </w:r>
+      <w:r>
+        <w:t xml:space="preserve">deviation except the one aimed at the queried point, which passed 200 times</w:t>
+      </w:r>
+      <w:r>
+        <w:t xml:space="preserve"> </w:t>
+      </w:r>
+      <w:r>
+        <w:t xml:space="preserve">out of 200 on the keyword and range paths. The session check detected every</w:t>
+      </w:r>
+      <w:r>
+        <w:t xml:space="preserve"> </w:t>
+      </w:r>
+      <w:r>
+        <w:t xml:space="preserve">deviation that changed the answer: across the 4,000 session trials no wrong</w:t>
+      </w:r>
+      <w:r>
+        <w:t xml:space="preserve"> </w:t>
+      </w:r>
+      <w:r>
+        <w:t xml:space="preserve">answer was accepted, and the undetected keyword trials perturbed an empty row,</w:t>
+      </w:r>
+      <w:r>
+        <w:t xml:space="preserve"> </w:t>
+      </w:r>
+      <w:r>
+        <w:t xml:space="preserve">so their answers were correct. On both real cubes it also flagged all 250</w:t>
+      </w:r>
+      <w:r>
+        <w:t xml:space="preserve"> </w:t>
+      </w:r>
+      <w:r>
+        <w:t xml:space="preserve">tampered range queries, while the combined layout without a check returned 200</w:t>
+      </w:r>
+      <w:r>
+        <w:t xml:space="preserve"> </w:t>
+      </w:r>
+      <w:r>
+        <w:t xml:space="preserve">of them wrong and unflagged.</w:t>
+      </w:r>
+    </w:p>
+    <w:p>
+      <w:pPr>
+        <w:pStyle w:val="CaptionedFigure"/>
+      </w:pPr>
+      <w:r>
+        <w:drawing>
+          <wp:inline>
+            <wp:extent cx="4220307" cy="2844120"/>
+            <wp:effectExtent b="0" l="0" r="0" t="0"/>
+            <wp:docPr descr="" title="" id="49" name="Picture"/>
+            <a:graphic>
+              <a:graphicData uri="http://schemas.openxmlformats.org/drawingml/2006/picture">
+                <pic:pic>
+                  <pic:nvPicPr>
+                    <pic:cNvPr descr="fig_tamper.png" id="50" name="Picture"/>
+                    <pic:cNvPicPr>
+                      <a:picLocks noChangeArrowheads="1" noChangeAspect="1"/>
+                    </pic:cNvPicPr>
+                  </pic:nvPicPr>
+                  <pic:blipFill>
+                    <a:blip r:embed="rId48"/>
+                    <a:stretch>
+                      <a:fillRect/>
+                    </a:stretch>
+                  </pic:blipFill>
+                  <pic:spPr bwMode="auto">
+                    <a:xfrm>
+                      <a:off x="0" y="0"/>
+                      <a:ext cx="4220307" cy="2844120"/>
+                    </a:xfrm>
+                    <a:prstGeom prst="rect">
+                      <a:avLst/>
+                    </a:prstGeom>
+                    <a:noFill/>
+                    <a:ln w="9525">
+                      <a:noFill/>
+                      <a:headEnd/>
+                      <a:tailEnd/>
+                    </a:ln>
+                  </pic:spPr>
+                </pic:pic>
+              </a:graphicData>
+            </a:graphic>
+          </wp:inline>
+        </w:drawing>
+      </w:r>
+    </w:p>
+    <w:p>
+      <w:pPr>
+        <w:pStyle w:val="ImageCaption"/>
+      </w:pPr>
+      <w:r>
+        <w:t xml:space="preserve">Fig. 5. Injected provider deviations: detected / accepted with a wrong</w:t>
+      </w:r>
+      <w:r>
+        <w:t xml:space="preserve"> </w:t>
+      </w:r>
+      <w:r>
+        <w:t xml:space="preserve">answer, of 200 trials. Plotted with an AI-assisted script.</w:t>
+      </w:r>
+    </w:p>
+    <w:bookmarkEnd w:id="51"/>
+    <w:bookmarkStart w:id="58" w:name="single-keyword-aggregates-and-baselines"/>
+    <w:p>
+      <w:pPr>
+        <w:pStyle w:val="Heading2"/>
+      </w:pPr>
+      <w:r>
+        <w:rPr>
+          <w:rStyle w:val="SectionNumber"/>
+        </w:rPr>
+        <w:t xml:space="preserve">7.4</w:t>
+      </w:r>
+      <w:r>
+        <w:tab/>
+      </w:r>
+      <w:r>
+        <w:t xml:space="preserve">Single-keyword aggregates and baselines</w:t>
+      </w:r>
+    </w:p>
+    <w:p>
+      <w:pPr>
+        <w:pStyle w:val="FirstParagraph"/>
+      </w:pPr>
+      <w:r>
+        <w:t xml:space="preserve">In the C++ prototype a keyword aggregate costs 38.8–39.2 ms per provider</w:t>
+      </w:r>
+      <w:r>
+        <w:t xml:space="preserve"> </w:t>
+      </w:r>
+      <w:r>
+        <w:t xml:space="preserve">across a</w:t>
+      </w:r>
+      <w:r>
+        <w:t xml:space="preserve"> </w:t>
+      </w:r>
+      <m:oMath>
+        <m:r>
+          <m:t>405</m:t>
+        </m:r>
+        <m:r>
+          <m:rPr>
+            <m:sty m:val="p"/>
+          </m:rPr>
+          <m:t>×</m:t>
+        </m:r>
+      </m:oMath>
+      <w:r>
+        <w:t xml:space="preserve"> </w:t>
+      </w:r>
+      <w:r>
+        <w:t xml:space="preserve">range of record counts, because the precomputed column</w:t>
+      </w:r>
+      <w:r>
+        <w:t xml:space="preserve"> </w:t>
+      </w:r>
+      <w:r>
+        <w:t xml:space="preserve">removes</w:t>
+      </w:r>
+      <w:r>
+        <w:t xml:space="preserve"> </w:t>
+      </w:r>
+      <m:oMath>
+        <m:sSub>
+          <m:e>
+            <m:r>
+              <m:t>N</m:t>
+            </m:r>
+          </m:e>
+          <m:sub>
+            <m:r>
+              <m:t>d</m:t>
+            </m:r>
+          </m:sub>
+        </m:sSub>
+      </m:oMath>
+      <w:r>
+        <w:t xml:space="preserve"> </w:t>
+      </w:r>
+      <w:r>
+        <w:t xml:space="preserve">from the query, while a single-round variant that contracts the</w:t>
+      </w:r>
+      <w:r>
+        <w:t xml:space="preserve"> </w:t>
+      </w:r>
+      <w:r>
+        <w:t xml:space="preserve">masked index row by row grows to 1,378.2 ms at the full dataset</w:t>
+      </w:r>
+      <w:r>
+        <w:t xml:space="preserve"> </w:t>
+      </w:r>
+      <w:r>
+        <w:t xml:space="preserve">(Fig. 6). Table 3 places the keyword</w:t>
+      </w:r>
+      <w:r>
+        <w:t xml:space="preserve"> </w:t>
+      </w:r>
+      <w:r>
+        <w:t xml:space="preserve">aggregate against baselines for a tag with the median</w:t>
+      </w:r>
+      <w:r>
+        <w:t xml:space="preserve"> </w:t>
+      </w:r>
+      <m:oMath>
+        <m:d>
+          <m:dPr>
+            <m:begChr m:val="|"/>
+            <m:endChr m:val="|"/>
+            <m:sepChr m:val=""/>
+            <m:grow/>
+          </m:dPr>
+          <m:e>
+            <m:r>
+              <m:t>S</m:t>
+            </m:r>
+          </m:e>
+        </m:d>
+        <m:r>
+          <m:rPr>
+            <m:sty m:val="p"/>
+          </m:rPr>
+          <m:t>=</m:t>
+        </m:r>
+        <m:r>
+          <m:t>35</m:t>
+        </m:r>
+      </m:oMath>
+      <w:r>
+        <w:t xml:space="preserve">. The DORY-style</w:t>
+      </w:r>
+      <w:r>
+        <w:t xml:space="preserve"> </w:t>
+      </w:r>
+      <w:r>
+        <w:t xml:space="preserve">search-only baseline costs</w:t>
+      </w:r>
+      <w:r>
+        <w:t xml:space="preserve"> </w:t>
+      </w:r>
+      <m:oMath>
+        <m:r>
+          <m:t>3.3</m:t>
+        </m:r>
+        <m:r>
+          <m:rPr>
+            <m:sty m:val="p"/>
+          </m:rPr>
+          <m:t>×</m:t>
+        </m:r>
+      </m:oMath>
+      <w:r>
+        <w:t xml:space="preserve"> </w:t>
+      </w:r>
+      <w:r>
+        <w:t xml:space="preserve">more because it materialises the</w:t>
+      </w:r>
+      <w:r>
+        <w:t xml:space="preserve"> </w:t>
+      </w:r>
+      <w:r>
+        <w:t xml:space="preserve">selection vector; a faithful homomorphic equality scan needs depth 17 and costs</w:t>
+      </w:r>
+      <w:r>
+        <w:t xml:space="preserve"> </w:t>
+      </w:r>
+      <m:oMath>
+        <m:r>
+          <m:t>617</m:t>
+        </m:r>
+        <m:r>
+          <m:rPr>
+            <m:sty m:val="p"/>
+          </m:rPr>
+          <m:t>×</m:t>
+        </m:r>
+      </m:oMath>
+      <w:r>
+        <w:t xml:space="preserve"> </w:t>
+      </w:r>
+      <w:r>
+        <w:t xml:space="preserve">more, consistent with the fifteen hours HADES reports for a million</w:t>
+      </w:r>
+      <w:r>
+        <w:t xml:space="preserve"> </w:t>
+      </w:r>
+      <w:r>
+        <w:t xml:space="preserve">encrypted records.</w:t>
+      </w:r>
+    </w:p>
+    <w:p>
+      <w:pPr>
+        <w:pStyle w:val="CaptionedFigure"/>
+      </w:pPr>
+      <w:r>
+        <w:drawing>
+          <wp:inline>
+            <wp:extent cx="3119357" cy="2110153"/>
+            <wp:effectExtent b="0" l="0" r="0" t="0"/>
+            <wp:docPr descr="" title="" id="53" name="Picture"/>
+            <a:graphic>
+              <a:graphicData uri="http://schemas.openxmlformats.org/drawingml/2006/picture">
+                <pic:pic>
+                  <pic:nvPicPr>
+                    <pic:cNvPr descr="fig_cpp_keyword.png" id="54" name="Picture"/>
+                    <pic:cNvPicPr>
+                      <a:picLocks noChangeArrowheads="1" noChangeAspect="1"/>
+                    </pic:cNvPicPr>
+                  </pic:nvPicPr>
+                  <pic:blipFill>
+                    <a:blip r:embed="rId52"/>
+                    <a:stretch>
+                      <a:fillRect/>
+                    </a:stretch>
+                  </pic:blipFill>
+                  <pic:spPr bwMode="auto">
+                    <a:xfrm>
+                      <a:off x="0" y="0"/>
+                      <a:ext cx="3119357" cy="2110153"/>
+                    </a:xfrm>
+                    <a:prstGeom prst="rect">
+                      <a:avLst/>
+                    </a:prstGeom>
+                    <a:noFill/>
+                    <a:ln w="9525">
+                      <a:noFill/>
+                      <a:headEnd/>
+                      <a:tailEnd/>
+                    </a:ln>
+                  </pic:spPr>
+                </pic:pic>
+              </a:graphicData>
+            </a:graphic>
+          </wp:inline>
+        </w:drawing>
+      </w:r>
+    </w:p>
+    <w:p>
+      <w:pPr>
+        <w:pStyle w:val="ImageCaption"/>
+      </w:pPr>
+      <w:r>
+        <w:t xml:space="preserve">Fig. 6. Keyword aggregate against record count, telemetry data, C++</w:t>
+      </w:r>
+      <w:r>
+        <w:t xml:space="preserve"> </w:t>
+      </w:r>
+      <w:r>
+        <w:t xml:space="preserve">prototype. Plotted with an AI-assisted script.</w:t>
       </w:r>
     </w:p>
     <w:p>
@@ -26216,36 +23648,59 @@
         <w:keepNext/>
       </w:pPr>
       <w:r>
-        <w:t xml:space="preserve">Table 6. Tag re-identification by class under perfect auxiliary knowledge</w:t>
-      </w:r>
-      <w:r>
-        <w:t xml:space="preserve"> </w:t>
-      </w:r>
-      <w:r>
-        <w:t xml:space="preserve">(</w:t>
-      </w:r>
-      <m:oMath>
-        <m:r>
-          <m:t>f</m:t>
-        </m:r>
+        <w:t xml:space="preserve">Table 3. Keyword aggregate against baselines (</w:t>
+      </w:r>
+      <m:oMath>
+        <m:sSub>
+          <m:e>
+            <m:r>
+              <m:t>N</m:t>
+            </m:r>
+          </m:e>
+          <m:sub>
+            <m:r>
+              <m:t>d</m:t>
+            </m:r>
+          </m:sub>
+        </m:sSub>
         <m:r>
           <m:rPr>
             <m:sty m:val="p"/>
           </m:rPr>
           <m:t>=</m:t>
         </m:r>
-        <m:r>
-          <m:t>1</m:t>
-        </m:r>
-      </m:oMath>
-      <w:r>
-        <w:t xml:space="preserve">). In the masked column the attack’s guesses all fall on the longest</w:t>
-      </w:r>
-      <w:r>
-        <w:t xml:space="preserve"> </w:t>
-      </w:r>
-      <w:r>
-        <w:t xml:space="preserve">posting list, so one tag per dataset is matched by default.</w:t>
+        <m:sSup>
+          <m:e>
+            <m:r>
+              <m:t>10</m:t>
+            </m:r>
+          </m:e>
+          <m:sup>
+            <m:r>
+              <m:t>5</m:t>
+            </m:r>
+          </m:sup>
+        </m:sSup>
+      </m:oMath>
+      <w:r>
+        <w:t xml:space="preserve">, C++;</w:t>
+      </w:r>
+      <w:r>
+        <w:t xml:space="preserve"> </w:t>
+      </w:r>
+      <m:oMath>
+        <m:r>
+          <m:rPr>
+            <m:sty m:val="p"/>
+          </m:rPr>
+          <m:t>†</m:t>
+        </m:r>
+      </m:oMath>
+      <w:r>
+        <w:t xml:space="preserve"> </w:t>
+      </w:r>
+      <w:r>
+        <w:t xml:space="preserve">extrapolated).</w:t>
       </w:r>
     </w:p>
     <w:tbl>
@@ -26254,7 +23709,1005 @@
         <w:tblW w:type="auto" w:w="0"/>
         <w:tblLook w:firstRow="1" w:lastRow="0" w:firstColumn="0" w:lastColumn="0" w:noHBand="0" w:noVBand="0" w:val="0020"/>
         <w:jc w:val="start"/>
-        <w:tblCaption w:val="Table 6. Tag re-identification by class under perfect auxiliary knowledge (f=1). In the masked column the attack’s guesses all fall on the longest posting list, so one tag per dataset is matched by default."/>
+        <w:tblCaption w:val="Table 3. Keyword aggregate against baselines (N_d=10^5, C++; \dagger extrapolated)."/>
+        <w:tblBorders>
+          <w:top w:val="single" w:sz="8" w:color="000000"/>
+          <w:bottom w:val="single" w:sz="8" w:color="000000"/>
+        </w:tblBorders>
+      </w:tblPr>
+      <w:tblGrid>
+        <w:gridCol w:w="1980"/>
+        <w:gridCol w:w="1980"/>
+        <w:gridCol w:w="1980"/>
+        <w:gridCol w:w="1980"/>
+      </w:tblGrid>
+      <w:tr>
+        <w:trPr>
+          <w:tblHeader w:val="true"/>
+        </w:trPr>
+        <w:tc>
+          <w:tcPr>
+            <w:tcBorders>
+              <w:bottom w:val="single" w:sz="4" w:color="000000"/>
+            </w:tcBorders>
+          </w:tcPr>
+          <w:p>
+            <w:pPr>
+              <w:pStyle w:val="Compact"/>
+              <w:jc w:val="left"/>
+            </w:pPr>
+            <w:r>
+              <w:t xml:space="preserve">System</w:t>
+            </w:r>
+          </w:p>
+        </w:tc>
+        <w:tc>
+          <w:tcPr>
+            <w:tcBorders>
+              <w:bottom w:val="single" w:sz="4" w:color="000000"/>
+            </w:tcBorders>
+          </w:tcPr>
+          <w:p>
+            <w:pPr>
+              <w:pStyle w:val="Compact"/>
+              <w:jc w:val="center"/>
+            </w:pPr>
+            <w:r>
+              <w:t xml:space="preserve">Server (ms)</w:t>
+            </w:r>
+          </w:p>
+        </w:tc>
+        <w:tc>
+          <w:tcPr>
+            <w:tcBorders>
+              <w:bottom w:val="single" w:sz="4" w:color="000000"/>
+            </w:tcBorders>
+          </w:tcPr>
+          <w:p>
+            <w:pPr>
+              <w:pStyle w:val="Compact"/>
+              <w:jc w:val="center"/>
+            </w:pPr>
+            <w:r>
+              <w:t xml:space="preserve">Downlink (B)</w:t>
+            </w:r>
+          </w:p>
+        </w:tc>
+        <w:tc>
+          <w:tcPr>
+            <w:tcBorders>
+              <w:bottom w:val="single" w:sz="4" w:color="000000"/>
+            </w:tcBorders>
+          </w:tcPr>
+          <w:p>
+            <w:pPr>
+              <w:pStyle w:val="Compact"/>
+              <w:jc w:val="left"/>
+            </w:pPr>
+            <w:r>
+              <w:t xml:space="preserve">Leakage to the server(s)</w:t>
+            </w:r>
+          </w:p>
+        </w:tc>
+      </w:tr>
+      <w:tr>
+        <w:tc>
+          <w:tcPr/>
+          <w:p>
+            <w:pPr>
+              <w:pStyle w:val="Compact"/>
+              <w:jc w:val="left"/>
+            </w:pPr>
+            <w:r>
+              <w:t xml:space="preserve">Plaintext scan</w:t>
+            </w:r>
+          </w:p>
+        </w:tc>
+        <w:tc>
+          <w:tcPr/>
+          <w:p>
+            <w:pPr>
+              <w:pStyle w:val="Compact"/>
+              <w:jc w:val="center"/>
+            </w:pPr>
+            <w:r>
+              <w:t xml:space="preserve">&lt;0.001</w:t>
+            </w:r>
+          </w:p>
+        </w:tc>
+        <w:tc>
+          <w:tcPr/>
+          <w:p>
+            <w:pPr>
+              <w:pStyle w:val="Compact"/>
+              <w:jc w:val="center"/>
+            </w:pPr>
+            <w:r>
+              <w:t xml:space="preserve">8</w:t>
+            </w:r>
+          </w:p>
+        </w:tc>
+        <w:tc>
+          <w:tcPr/>
+          <w:p>
+            <w:pPr>
+              <w:pStyle w:val="Compact"/>
+              <w:jc w:val="left"/>
+            </w:pPr>
+            <w:r>
+              <w:t xml:space="preserve">everything</w:t>
+            </w:r>
+          </w:p>
+        </w:tc>
+      </w:tr>
+      <w:tr>
+        <w:tc>
+          <w:tcPr/>
+          <w:p>
+            <w:pPr>
+              <w:pStyle w:val="Compact"/>
+              <w:jc w:val="left"/>
+            </w:pPr>
+            <w:r>
+              <w:t xml:space="preserve">SSE, 1 server</w:t>
+            </w:r>
+          </w:p>
+        </w:tc>
+        <w:tc>
+          <w:tcPr/>
+          <w:p>
+            <w:pPr>
+              <w:pStyle w:val="Compact"/>
+              <w:jc w:val="center"/>
+            </w:pPr>
+            <w:r>
+              <w:t xml:space="preserve">&lt;0.001</w:t>
+            </w:r>
+          </w:p>
+        </w:tc>
+        <w:tc>
+          <w:tcPr/>
+          <w:p>
+            <w:pPr>
+              <w:pStyle w:val="Compact"/>
+              <w:jc w:val="center"/>
+            </w:pPr>
+            <w:r>
+              <w:t xml:space="preserve">560</w:t>
+            </w:r>
+          </w:p>
+        </w:tc>
+        <w:tc>
+          <w:tcPr/>
+          <w:p>
+            <w:pPr>
+              <w:pStyle w:val="Compact"/>
+              <w:jc w:val="left"/>
+            </w:pPr>
+            <w:r>
+              <w:t xml:space="preserve">search and access pattern,</w:t>
+            </w:r>
+            <w:r>
+              <w:t xml:space="preserve"> </w:t>
+            </w:r>
+            <m:oMath>
+              <m:d>
+                <m:dPr>
+                  <m:begChr m:val="|"/>
+                  <m:endChr m:val="|"/>
+                  <m:sepChr m:val=""/>
+                  <m:grow/>
+                </m:dPr>
+                <m:e>
+                  <m:r>
+                    <m:t>S</m:t>
+                  </m:r>
+                </m:e>
+              </m:d>
+            </m:oMath>
+          </w:p>
+        </w:tc>
+      </w:tr>
+      <w:tr>
+        <w:tc>
+          <w:tcPr/>
+          <w:p>
+            <w:pPr>
+              <w:pStyle w:val="Compact"/>
+              <w:jc w:val="left"/>
+            </w:pPr>
+            <w:r>
+              <w:t xml:space="preserve">Path ORAM</w:t>
+            </w:r>
+          </w:p>
+        </w:tc>
+        <w:tc>
+          <w:tcPr/>
+          <w:p>
+            <w:pPr>
+              <w:pStyle w:val="Compact"/>
+              <w:jc w:val="center"/>
+            </w:pPr>
+            <w:r>
+              <w:t xml:space="preserve">0.059</w:t>
+            </w:r>
+            <w:r>
+              <w:rPr>
+                <w:vertAlign w:val="superscript"/>
+              </w:rPr>
+              <w:t xml:space="preserve">†</w:t>
+            </w:r>
+          </w:p>
+        </w:tc>
+        <w:tc>
+          <w:tcPr/>
+          <w:p>
+            <w:pPr>
+              <w:pStyle w:val="Compact"/>
+              <w:jc w:val="center"/>
+            </w:pPr>
+            <w:r>
+              <w:t xml:space="preserve">373,248</w:t>
+            </w:r>
+          </w:p>
+        </w:tc>
+        <w:tc>
+          <w:tcPr/>
+          <w:p>
+            <w:pPr>
+              <w:pStyle w:val="Compact"/>
+              <w:jc w:val="left"/>
+            </w:pPr>
+            <m:oMath>
+              <m:d>
+                <m:dPr>
+                  <m:begChr m:val="|"/>
+                  <m:endChr m:val="|"/>
+                  <m:sepChr m:val=""/>
+                  <m:grow/>
+                </m:dPr>
+                <m:e>
+                  <m:r>
+                    <m:t>S</m:t>
+                  </m:r>
+                </m:e>
+              </m:d>
+            </m:oMath>
+            <w:r>
+              <w:t xml:space="preserve">, via access count</w:t>
+            </w:r>
+          </w:p>
+        </w:tc>
+      </w:tr>
+      <w:tr>
+        <w:tc>
+          <w:tcPr/>
+          <w:p>
+            <w:pPr>
+              <w:pStyle w:val="Compact"/>
+              <w:jc w:val="left"/>
+            </w:pPr>
+            <w:r>
+              <w:t xml:space="preserve">DORY-style search</w:t>
+            </w:r>
+          </w:p>
+        </w:tc>
+        <w:tc>
+          <w:tcPr/>
+          <w:p>
+            <w:pPr>
+              <w:pStyle w:val="Compact"/>
+              <w:jc w:val="center"/>
+            </w:pPr>
+            <w:r>
+              <w:t xml:space="preserve">130.4</w:t>
+            </w:r>
+          </w:p>
+        </w:tc>
+        <w:tc>
+          <w:tcPr/>
+          <w:p>
+            <w:pPr>
+              <w:pStyle w:val="Compact"/>
+              <w:jc w:val="center"/>
+            </w:pPr>
+            <w:r>
+              <w:t xml:space="preserve">800,000</w:t>
+            </w:r>
+          </w:p>
+        </w:tc>
+        <w:tc>
+          <w:tcPr/>
+          <w:p>
+            <w:pPr>
+              <w:pStyle w:val="Compact"/>
+              <w:jc w:val="left"/>
+            </w:pPr>
+            <w:r>
+              <w:t xml:space="preserve">none; no analytics</w:t>
+            </w:r>
+          </w:p>
+        </w:tc>
+      </w:tr>
+      <w:tr>
+        <w:tc>
+          <w:tcPr/>
+          <w:p>
+            <w:pPr>
+              <w:pStyle w:val="Compact"/>
+              <w:jc w:val="left"/>
+            </w:pPr>
+            <w:r>
+              <w:t xml:space="preserve">FHE equality scan</w:t>
+            </w:r>
+          </w:p>
+        </w:tc>
+        <w:tc>
+          <w:tcPr/>
+          <w:p>
+            <w:pPr>
+              <w:pStyle w:val="Compact"/>
+              <w:jc w:val="center"/>
+            </w:pPr>
+            <w:r>
+              <w:t xml:space="preserve">24,157</w:t>
+            </w:r>
+            <w:r>
+              <w:rPr>
+                <w:vertAlign w:val="superscript"/>
+              </w:rPr>
+              <w:t xml:space="preserve">†</w:t>
+            </w:r>
+          </w:p>
+        </w:tc>
+        <w:tc>
+          <w:tcPr/>
+          <w:p>
+            <w:pPr>
+              <w:pStyle w:val="Compact"/>
+              <w:jc w:val="center"/>
+            </w:pPr>
+            <w:r>
+              <w:t xml:space="preserve">n/a</w:t>
+            </w:r>
+          </w:p>
+        </w:tc>
+        <w:tc>
+          <w:tcPr/>
+          <w:p>
+            <w:pPr>
+              <w:pStyle w:val="Compact"/>
+              <w:jc w:val="left"/>
+            </w:pPr>
+            <w:r>
+              <w:t xml:space="preserve">none; 1 server</w:t>
+            </w:r>
+          </w:p>
+        </w:tc>
+      </w:tr>
+      <w:tr>
+        <w:tc>
+          <w:tcPr/>
+          <w:p>
+            <w:pPr>
+              <w:pStyle w:val="Compact"/>
+              <w:jc w:val="left"/>
+            </w:pPr>
+            <w:r>
+              <w:rPr>
+                <w:bCs/>
+                <w:b/>
+              </w:rPr>
+              <w:t xml:space="preserve">CR-SHE, keyword</w:t>
+            </w:r>
+          </w:p>
+        </w:tc>
+        <w:tc>
+          <w:tcPr/>
+          <w:p>
+            <w:pPr>
+              <w:pStyle w:val="Compact"/>
+              <w:jc w:val="center"/>
+            </w:pPr>
+            <w:r>
+              <w:rPr>
+                <w:bCs/>
+                <w:b/>
+              </w:rPr>
+              <w:t xml:space="preserve">39.2</w:t>
+            </w:r>
+          </w:p>
+        </w:tc>
+        <w:tc>
+          <w:tcPr/>
+          <w:p>
+            <w:pPr>
+              <w:pStyle w:val="Compact"/>
+              <w:jc w:val="center"/>
+            </w:pPr>
+            <w:r>
+              <w:rPr>
+                <w:bCs/>
+                <w:b/>
+              </w:rPr>
+              <w:t xml:space="preserve">525,950</w:t>
+            </w:r>
+          </w:p>
+        </w:tc>
+        <w:tc>
+          <w:tcPr/>
+          <w:p>
+            <w:pPr>
+              <w:pStyle w:val="Compact"/>
+              <w:jc w:val="left"/>
+            </w:pPr>
+            <w:r>
+              <w:t xml:space="preserve">class(</w:t>
+            </w:r>
+            <w:r>
+              <w:rPr>
+                <w:iCs/>
+                <w:i/>
+              </w:rPr>
+              <w:t xml:space="preserve">q</w:t>
+            </w:r>
+            <w:r>
+              <w:t xml:space="preserve">) only</w:t>
+            </w:r>
+          </w:p>
+        </w:tc>
+      </w:tr>
+    </w:tbl>
+    <w:p>
+      <w:pPr>
+        <w:pStyle w:val="BodyText"/>
+      </w:pPr>
+      <w:r>
+        <w:rPr>
+          <w:iCs/>
+          <w:i/>
+        </w:rPr>
+        <w:t xml:space="preserve">Packing and the single-server alternative.</w:t>
+      </w:r>
+      <w:r>
+        <w:t xml:space="preserve"> </w:t>
+      </w:r>
+      <w:r>
+        <w:t xml:space="preserve">In the reference</w:t>
+      </w:r>
+      <w:r>
+        <w:t xml:space="preserve"> </w:t>
+      </w:r>
+      <w:r>
+        <w:t xml:space="preserve">implementation the packed response halves provider work and downlink: a single</w:t>
+      </w:r>
+      <w:r>
+        <w:t xml:space="preserve"> </w:t>
+      </w:r>
+      <w:r>
+        <w:t xml:space="preserve">template falls from 53.0 to 23.5 ms at</w:t>
+      </w:r>
+      <w:r>
+        <w:t xml:space="preserve"> </w:t>
+      </w:r>
+      <m:oMath>
+        <m:r>
+          <m:t>N</m:t>
+        </m:r>
+        <m:r>
+          <m:rPr>
+            <m:sty m:val="p"/>
+          </m:rPr>
+          <m:t>=</m:t>
+        </m:r>
+        <m:r>
+          <m:rPr>
+            <m:nor/>
+            <m:sty m:val="p"/>
+          </m:rPr>
+          <m:t>11,580</m:t>
+        </m:r>
+      </m:oMath>
+      <w:r>
+        <w:t xml:space="preserve">, and four templates</w:t>
+      </w:r>
+      <w:r>
+        <w:t xml:space="preserve"> </w:t>
+      </w:r>
+      <w:r>
+        <w:t xml:space="preserve">fit in one compressed 132,081 B ciphertext in 32.7 ms, against</w:t>
+      </w:r>
+      <w:r>
+        <w:t xml:space="preserve"> </w:t>
+      </w:r>
+      <w:r>
+        <w:t xml:space="preserve">194.9 ms and 2,104,088 B for four unpacked responses</w:t>
+      </w:r>
+      <w:r>
+        <w:t xml:space="preserve"> </w:t>
+      </w:r>
+      <w:r>
+        <w:t xml:space="preserve">(Fig. 7, left). A single server holding the same columns</w:t>
+      </w:r>
+      <w:r>
+        <w:t xml:space="preserve"> </w:t>
+      </w:r>
+      <w:r>
+        <w:t xml:space="preserve">costs 42.6 and 92.5 ms at the two tag domains, 1.8 and 2.9 times one</w:t>
+      </w:r>
+      <w:r>
+        <w:t xml:space="preserve"> </w:t>
+      </w:r>
+      <w:r>
+        <w:t xml:space="preserve">CR-SHE provider, but two providers together spend 47.0 and 62.8 ms, so in</w:t>
+      </w:r>
+      <w:r>
+        <w:t xml:space="preserve"> </w:t>
+      </w:r>
+      <w:r>
+        <w:t xml:space="preserve">total server work the trust split is not cheaper. Its case rests on the client</w:t>
+      </w:r>
+      <w:r>
+        <w:t xml:space="preserve"> </w:t>
+      </w:r>
+      <w:r>
+        <w:t xml:space="preserve">(right): the single server’s query is 789,033 and 2,367,099 B of</w:t>
+      </w:r>
+      <w:r>
+        <w:t xml:space="preserve"> </w:t>
+      </w:r>
+      <w:r>
+        <w:t xml:space="preserve">fresh ciphertexts against a 260 or 294 B DPF key per provider, and for the</w:t>
+      </w:r>
+      <w:r>
+        <w:t xml:space="preserve"> </w:t>
+      </w:r>
+      <w:r>
+        <w:t xml:space="preserve">range cubes 44.4 and 25.0 MB (computed from the measured ciphertext size)</w:t>
+      </w:r>
+      <w:r>
+        <w:t xml:space="preserve"> </w:t>
+      </w:r>
+      <w:r>
+        <w:t xml:space="preserve">against 5.5 and 5.2 kB of keys, three to four orders of magnitude, the</w:t>
+      </w:r>
+      <w:r>
+        <w:t xml:space="preserve"> </w:t>
+      </w:r>
+      <w:r>
+        <w:t xml:space="preserve">regime of a thin or metered IoT client.</w:t>
+      </w:r>
+    </w:p>
+    <w:p>
+      <w:pPr>
+        <w:pStyle w:val="CaptionedFigure"/>
+      </w:pPr>
+      <w:r>
+        <w:drawing>
+          <wp:inline>
+            <wp:extent cx="5753100" cy="2179204"/>
+            <wp:effectExtent b="0" l="0" r="0" t="0"/>
+            <wp:docPr descr="" title="" id="56" name="Picture"/>
+            <a:graphic>
+              <a:graphicData uri="http://schemas.openxmlformats.org/drawingml/2006/picture">
+                <pic:pic>
+                  <pic:nvPicPr>
+                    <pic:cNvPr descr="fig_trust_split.png" id="57" name="Picture"/>
+                    <pic:cNvPicPr>
+                      <a:picLocks noChangeArrowheads="1" noChangeAspect="1"/>
+                    </pic:cNvPicPr>
+                  </pic:nvPicPr>
+                  <pic:blipFill>
+                    <a:blip r:embed="rId55"/>
+                    <a:stretch>
+                      <a:fillRect/>
+                    </a:stretch>
+                  </pic:blipFill>
+                  <pic:spPr bwMode="auto">
+                    <a:xfrm>
+                      <a:off x="0" y="0"/>
+                      <a:ext cx="5753100" cy="2179204"/>
+                    </a:xfrm>
+                    <a:prstGeom prst="rect">
+                      <a:avLst/>
+                    </a:prstGeom>
+                    <a:noFill/>
+                    <a:ln w="9525">
+                      <a:noFill/>
+                      <a:headEnd/>
+                      <a:tailEnd/>
+                    </a:ln>
+                  </pic:spPr>
+                </pic:pic>
+              </a:graphicData>
+            </a:graphic>
+          </wp:inline>
+        </w:drawing>
+      </w:r>
+    </w:p>
+    <w:p>
+      <w:pPr>
+        <w:pStyle w:val="ImageCaption"/>
+      </w:pPr>
+      <w:r>
+        <w:t xml:space="preserve">Fig. 7. Keyword-aggregate cost by response layout (left) and query upload</w:t>
+      </w:r>
+      <w:r>
+        <w:t xml:space="preserve"> </w:t>
+      </w:r>
+      <w:r>
+        <w:t xml:space="preserve">against a single server (right). Plotted with an AI-assisted script.</w:t>
+      </w:r>
+    </w:p>
+    <w:bookmarkEnd w:id="58"/>
+    <w:bookmarkStart w:id="65" w:name="masked-index-cost-and-leakage"/>
+    <w:p>
+      <w:pPr>
+        <w:pStyle w:val="Heading2"/>
+      </w:pPr>
+      <w:r>
+        <w:rPr>
+          <w:rStyle w:val="SectionNumber"/>
+        </w:rPr>
+        <w:t xml:space="preserve">7.5</w:t>
+      </w:r>
+      <w:r>
+        <w:tab/>
+      </w:r>
+      <w:r>
+        <w:t xml:space="preserve">Masked index: cost and leakage</w:t>
+      </w:r>
+    </w:p>
+    <w:p>
+      <w:pPr>
+        <w:pStyle w:val="FirstParagraph"/>
+      </w:pPr>
+      <w:r>
+        <w:rPr>
+          <w:iCs/>
+          <w:i/>
+        </w:rPr>
+        <w:t xml:space="preserve">Cost.</w:t>
+      </w:r>
+      <w:r>
+        <w:t xml:space="preserve"> </w:t>
+      </w:r>
+      <w:r>
+        <w:t xml:space="preserve">Packing 32 membership bits per word divides the masked index by</w:t>
+      </w:r>
+      <w:r>
+        <w:t xml:space="preserve"> </w:t>
+      </w:r>
+      <w:r>
+        <w:t xml:space="preserve">exactly 32 and makes retrieval 19 to 27 times faster at</w:t>
+      </w:r>
+      <w:r>
+        <w:t xml:space="preserve"> </w:t>
+      </w:r>
+      <m:oMath>
+        <m:sSub>
+          <m:e>
+            <m:r>
+              <m:t>N</m:t>
+            </m:r>
+          </m:e>
+          <m:sub>
+            <m:r>
+              <m:t>d</m:t>
+            </m:r>
+          </m:sub>
+        </m:sSub>
+        <m:r>
+          <m:rPr>
+            <m:sty m:val="p"/>
+          </m:rPr>
+          <m:t>=</m:t>
+        </m:r>
+        <m:sSup>
+          <m:e>
+            <m:r>
+              <m:t>10</m:t>
+            </m:r>
+          </m:e>
+          <m:sup>
+            <m:r>
+              <m:t>4</m:t>
+            </m:r>
+          </m:sup>
+        </m:sSup>
+      </m:oMath>
+      <w:r>
+        <w:t xml:space="preserve"> </w:t>
+      </w:r>
+      <w:r>
+        <w:t xml:space="preserve">and</w:t>
+      </w:r>
+      <w:r>
+        <w:t xml:space="preserve"> </w:t>
+      </w:r>
+      <m:oMath>
+        <m:r>
+          <m:t>2</m:t>
+        </m:r>
+        <m:r>
+          <m:rPr>
+            <m:sty m:val="p"/>
+          </m:rPr>
+          <m:t>×</m:t>
+        </m:r>
+        <m:sSup>
+          <m:e>
+            <m:r>
+              <m:t>10</m:t>
+            </m:r>
+          </m:e>
+          <m:sup>
+            <m:r>
+              <m:t>4</m:t>
+            </m:r>
+          </m:sup>
+        </m:sSup>
+      </m:oMath>
+      <w:r>
+        <w:t xml:space="preserve">, where both layouts fit in memory (Fig. 8).</w:t>
+      </w:r>
+      <w:r>
+        <w:t xml:space="preserve"> </w:t>
+      </w:r>
+      <w:r>
+        <w:t xml:space="preserve">At the full 405,184 records the packed index is 1.17 GB per provider,</w:t>
+      </w:r>
+      <w:r>
+        <w:t xml:space="preserve"> </w:t>
+      </w:r>
+      <w:r>
+        <w:t xml:space="preserve">against 37.5 GB unpacked (computed), and a retrieval takes 1.10 s and</w:t>
+      </w:r>
+      <w:r>
+        <w:t xml:space="preserve"> </w:t>
+      </w:r>
+      <w:r>
+        <w:t xml:space="preserve">returns 101,296 B.</w:t>
+      </w:r>
+    </w:p>
+    <w:p>
+      <w:pPr>
+        <w:pStyle w:val="CaptionedFigure"/>
+      </w:pPr>
+      <w:r>
+        <w:drawing>
+          <wp:inline>
+            <wp:extent cx="5753100" cy="2004868"/>
+            <wp:effectExtent b="0" l="0" r="0" t="0"/>
+            <wp:docPr descr="" title="" id="60" name="Picture"/>
+            <a:graphic>
+              <a:graphicData uri="http://schemas.openxmlformats.org/drawingml/2006/picture">
+                <pic:pic>
+                  <pic:nvPicPr>
+                    <pic:cNvPr descr="fig_packed_index.png" id="61" name="Picture"/>
+                    <pic:cNvPicPr>
+                      <a:picLocks noChangeArrowheads="1" noChangeAspect="1"/>
+                    </pic:cNvPicPr>
+                  </pic:nvPicPr>
+                  <pic:blipFill>
+                    <a:blip r:embed="rId59"/>
+                    <a:stretch>
+                      <a:fillRect/>
+                    </a:stretch>
+                  </pic:blipFill>
+                  <pic:spPr bwMode="auto">
+                    <a:xfrm>
+                      <a:off x="0" y="0"/>
+                      <a:ext cx="5753100" cy="2004868"/>
+                    </a:xfrm>
+                    <a:prstGeom prst="rect">
+                      <a:avLst/>
+                    </a:prstGeom>
+                    <a:noFill/>
+                    <a:ln w="9525">
+                      <a:noFill/>
+                      <a:headEnd/>
+                      <a:tailEnd/>
+                    </a:ln>
+                  </pic:spPr>
+                </pic:pic>
+              </a:graphicData>
+            </a:graphic>
+          </wp:inline>
+        </w:drawing>
+      </w:r>
+    </w:p>
+    <w:p>
+      <w:pPr>
+        <w:pStyle w:val="ImageCaption"/>
+      </w:pPr>
+      <w:r>
+        <w:t xml:space="preserve">Fig. 8. Masked-index size and retrieval time, packed and unpacked. Plotted with an AI-assisted script.</w:t>
+      </w:r>
+    </w:p>
+    <w:p>
+      <w:pPr>
+        <w:pStyle w:val="BodyText"/>
+      </w:pPr>
+      <w:r>
+        <w:rPr>
+          <w:iCs/>
+          <w:i/>
+        </w:rPr>
+        <w:t xml:space="preserve">Leakage.</w:t>
+      </w:r>
+      <w:r>
+        <w:t xml:space="preserve"> </w:t>
+      </w:r>
+      <w:r>
+        <w:t xml:space="preserve">We mount a frequency and volume leakage-abuse attack</w:t>
+      </w:r>
+      <w:r>
+        <w:t xml:space="preserve"> </w:t>
+      </w:r>
+      <w:r>
+        <w:t xml:space="preserve">[9, 10]</w:t>
+      </w:r>
+      <w:r>
+        <w:t xml:space="preserve"> </w:t>
+      </w:r>
+      <w:r>
+        <w:t xml:space="preserve">against four representations of the</w:t>
+      </w:r>
+      <w:r>
+        <w:t xml:space="preserve"> </w:t>
+      </w:r>
+      <w:r>
+        <w:t xml:space="preserve">index: unmasked, whose rows expose every posting-list length; padded to the</w:t>
+      </w:r>
+      <w:r>
+        <w:t xml:space="preserve"> </w:t>
+      </w:r>
+      <w:r>
+        <w:t xml:space="preserve">next power of two; volume-hiding, every row padded to the longest; and the</w:t>
+      </w:r>
+      <w:r>
+        <w:t xml:space="preserve"> </w:t>
+      </w:r>
+      <w:r>
+        <w:t xml:space="preserve">masked index (2), with row statistics computed under the real PRF.</w:t>
+      </w:r>
+      <w:r>
+        <w:t xml:space="preserve"> </w:t>
+      </w:r>
+      <w:r>
+        <w:t xml:space="preserve">The adversary’s auxiliary knowledge is the tag frequencies of a similar</w:t>
+      </w:r>
+      <w:r>
+        <w:t xml:space="preserve"> </w:t>
+      </w:r>
+      <w:r>
+        <w:t xml:space="preserve">deployment, modelled by thinning the true lengths to a fraction</w:t>
+      </w:r>
+      <w:r>
+        <w:t xml:space="preserve"> </w:t>
+      </w:r>
+      <m:oMath>
+        <m:r>
+          <m:t>f</m:t>
+        </m:r>
+      </m:oMath>
+      <w:r>
+        <w:t xml:space="preserve"> </w:t>
+      </w:r>
+      <w:r>
+        <w:t xml:space="preserve">of the</w:t>
+      </w:r>
+      <w:r>
+        <w:t xml:space="preserve"> </w:t>
+      </w:r>
+      <w:r>
+        <w:t xml:space="preserve">records; it assigns each row to the tag of nearest auxiliary frequency,</w:t>
+      </w:r>
+      <w:r>
+        <w:t xml:space="preserve"> </w:t>
+      </w:r>
+      <w:r>
+        <w:t xml:space="preserve">breaking ties at random (Fig. 9, Table 4).</w:t>
+      </w:r>
+    </w:p>
+    <w:p>
+      <w:pPr>
+        <w:pStyle w:val="CaptionedFigure"/>
+      </w:pPr>
+      <w:r>
+        <w:drawing>
+          <wp:inline>
+            <wp:extent cx="5753100" cy="2179204"/>
+            <wp:effectExtent b="0" l="0" r="0" t="0"/>
+            <wp:docPr descr="" title="" id="63" name="Picture"/>
+            <a:graphic>
+              <a:graphicData uri="http://schemas.openxmlformats.org/drawingml/2006/picture">
+                <pic:pic>
+                  <pic:nvPicPr>
+                    <pic:cNvPr descr="fig_leakage_reference.png" id="64" name="Picture"/>
+                    <pic:cNvPicPr>
+                      <a:picLocks noChangeArrowheads="1" noChangeAspect="1"/>
+                    </pic:cNvPicPr>
+                  </pic:nvPicPr>
+                  <pic:blipFill>
+                    <a:blip r:embed="rId62"/>
+                    <a:stretch>
+                      <a:fillRect/>
+                    </a:stretch>
+                  </pic:blipFill>
+                  <pic:spPr bwMode="auto">
+                    <a:xfrm>
+                      <a:off x="0" y="0"/>
+                      <a:ext cx="5753100" cy="2179204"/>
+                    </a:xfrm>
+                    <a:prstGeom prst="rect">
+                      <a:avLst/>
+                    </a:prstGeom>
+                    <a:noFill/>
+                    <a:ln w="9525">
+                      <a:noFill/>
+                      <a:headEnd/>
+                      <a:tailEnd/>
+                    </a:ln>
+                  </pic:spPr>
+                </pic:pic>
+              </a:graphicData>
+            </a:graphic>
+          </wp:inline>
+        </w:drawing>
+      </w:r>
+    </w:p>
+    <w:p>
+      <w:pPr>
+        <w:pStyle w:val="ImageCaption"/>
+      </w:pPr>
+      <w:r>
+        <w:t xml:space="preserve">Fig. 9. Tags re-identified against the adversary’s auxiliary knowledge.</w:t>
+      </w:r>
+      <w:r>
+        <w:t xml:space="preserve"> </w:t>
+      </w:r>
+      <w:r>
+        <w:t xml:space="preserve">Plotted with an AI-assisted script.</w:t>
+      </w:r>
+    </w:p>
+    <w:p>
+      <w:pPr>
+        <w:pStyle w:val="TableCaption"/>
+        <w:keepNext/>
+      </w:pPr>
+      <w:r>
+        <w:t xml:space="preserve">Table 4. Tag re-identification by class at</w:t>
+      </w:r>
+      <w:r>
+        <w:t xml:space="preserve"> </w:t>
+      </w:r>
+      <m:oMath>
+        <m:r>
+          <m:t>f</m:t>
+        </m:r>
+        <m:r>
+          <m:rPr>
+            <m:sty m:val="p"/>
+          </m:rPr>
+          <m:t>=</m:t>
+        </m:r>
+        <m:r>
+          <m:t>1</m:t>
+        </m:r>
+      </m:oMath>
+      <w:r>
+        <w:t xml:space="preserve">.</w:t>
+      </w:r>
+    </w:p>
+    <w:tbl>
+      <w:tblPr>
+        <w:tblStyle w:val="Table"/>
+        <w:tblW w:type="auto" w:w="0"/>
+        <w:tblLook w:firstRow="1" w:lastRow="0" w:firstColumn="0" w:lastColumn="0" w:noHBand="0" w:noVBand="0" w:val="0020"/>
+        <w:jc w:val="start"/>
+        <w:tblCaption w:val="Table 4. Tag re-identification by class at f=1."/>
         <w:tblBorders>
           <w:top w:val="single" w:sz="8" w:color="000000"/>
           <w:bottom w:val="single" w:sz="8" w:color="000000"/>
@@ -28189,23 +26642,29 @@
         <w:t xml:space="preserve"> </w:t>
       </w:r>
       <w:r>
-        <w:t xml:space="preserve">a plaintext bitmap. Higher figures from an</w:t>
-      </w:r>
-      <w:r>
-        <w:t xml:space="preserve"> </w:t>
-      </w:r>
-      <w:r>
-        <w:t xml:space="preserve">earlier run in our C++ prototype exceed this length-only bound and are</w:t>
-      </w:r>
-      <w:r>
-        <w:t xml:space="preserve"> </w:t>
-      </w:r>
-      <w:r>
-        <w:t xml:space="preserve">withdrawn (Supplementary S6).</w:t>
+        <w:t xml:space="preserve">a plaintext bitmap. In the masked column</w:t>
+      </w:r>
+      <w:r>
+        <w:t xml:space="preserve"> </w:t>
+      </w:r>
+      <w:r>
+        <w:t xml:space="preserve">the attack’s guesses all fall on the longest posting list, so one tag per</w:t>
+      </w:r>
+      <w:r>
+        <w:t xml:space="preserve"> </w:t>
+      </w:r>
+      <w:r>
+        <w:t xml:space="preserve">dataset is matched by default. Higher figures from an earlier run in our C++</w:t>
+      </w:r>
+      <w:r>
+        <w:t xml:space="preserve"> </w:t>
+      </w:r>
+      <w:r>
+        <w:t xml:space="preserve">prototype exceed this length-only bound and are withdrawn (Supplementary S6).</w:t>
       </w:r>
     </w:p>
-    <w:bookmarkEnd w:id="44"/>
-    <w:bookmarkStart w:id="45" w:name="role-scoped-access-and-deployment"/>
+    <w:bookmarkEnd w:id="65"/>
+    <w:bookmarkStart w:id="66" w:name="role-scoped-access-and-deployment"/>
     <w:p>
       <w:pPr>
         <w:pStyle w:val="Heading2"/>
@@ -28325,24 +26784,23 @@
         <w:t xml:space="preserve">52.5 ms in transport alone.</w:t>
       </w:r>
     </w:p>
-    <w:bookmarkEnd w:id="45"/>
-    <w:bookmarkEnd w:id="46"/>
-    <w:bookmarkStart w:id="47" w:name="discussion-and-limitations"/>
+    <w:bookmarkEnd w:id="66"/>
+    <w:bookmarkStart w:id="67" w:name="discussion"/>
     <w:p>
       <w:pPr>
-        <w:pStyle w:val="Heading1"/>
+        <w:pStyle w:val="Heading2"/>
       </w:pPr>
       <w:r>
         <w:rPr>
           <w:rStyle w:val="SectionNumber"/>
         </w:rPr>
-        <w:t xml:space="preserve">8</w:t>
+        <w:t xml:space="preserve">7.7</w:t>
       </w:r>
       <w:r>
         <w:tab/>
       </w:r>
       <w:r>
-        <w:t xml:space="preserve">Discussion and limitations</w:t>
+        <w:t xml:space="preserve">Discussion</w:t>
       </w:r>
     </w:p>
     <w:p>
@@ -28386,106 +26844,320 @@
       <w:r>
         <w:t xml:space="preserve">old choice between a cheap unverifiable layout and an expensive per-corner one.</w:t>
       </w:r>
+      <w:r>
+        <w:t xml:space="preserve"> </w:t>
+      </w:r>
+      <w:r>
+        <w:rPr>
+          <w:iCs/>
+          <w:i/>
+        </w:rPr>
+        <w:t xml:space="preserve">Relation to prior art.</w:t>
+      </w:r>
+      <w:r>
+        <w:t xml:space="preserve"> </w:t>
+      </w:r>
+      <w:r>
+        <w:t xml:space="preserve">The</w:t>
+      </w:r>
+      <w:r>
+        <w:t xml:space="preserve"> </w:t>
+      </w:r>
+      <m:oMath>
+        <m:sSup>
+          <m:e>
+            <m:r>
+              <m:t>2</m:t>
+            </m:r>
+          </m:e>
+          <m:sup>
+            <m:r>
+              <m:t>d</m:t>
+            </m:r>
+          </m:sup>
+        </m:sSup>
+      </m:oMath>
+      <w:r>
+        <w:t xml:space="preserve"> </w:t>
+      </w:r>
+      <w:r>
+        <w:t xml:space="preserve">box decomposition</w:t>
+      </w:r>
+      <w:r>
+        <w:t xml:space="preserve"> </w:t>
+      </w:r>
+      <w:r>
+        <w:t xml:space="preserve">[20]</w:t>
+      </w:r>
+      <w:r>
+        <w:t xml:space="preserve">, the one-time-padded index</w:t>
+      </w:r>
+      <w:r>
+        <w:t xml:space="preserve"> </w:t>
+      </w:r>
+      <w:r>
+        <w:t xml:space="preserve">[13]</w:t>
+      </w:r>
+      <w:r>
+        <w:t xml:space="preserve"> </w:t>
+      </w:r>
+      <w:r>
+        <w:t xml:space="preserve">and the</w:t>
+      </w:r>
+      <w:r>
+        <w:t xml:space="preserve"> </w:t>
+      </w:r>
+      <w:r>
+        <w:t xml:space="preserve">client-chosen one-time MAC key</w:t>
+      </w:r>
+      <w:r>
+        <w:t xml:space="preserve"> </w:t>
+      </w:r>
+      <w:r>
+        <w:t xml:space="preserve">[29]</w:t>
+      </w:r>
+      <w:r>
+        <w:t xml:space="preserve"> </w:t>
+      </w:r>
+      <w:r>
+        <w:t xml:space="preserve">each have a precursor; our</w:t>
+      </w:r>
+      <w:r>
+        <w:t xml:space="preserve"> </w:t>
+      </w:r>
+      <w:r>
+        <w:t xml:space="preserve">contribution is their composition into one-round, verifiable range analytics</w:t>
+      </w:r>
+      <w:r>
+        <w:t xml:space="preserve"> </w:t>
+      </w:r>
+      <w:r>
+        <w:t xml:space="preserve">over owner-encrypted replicas at</w:t>
+      </w:r>
+      <w:r>
+        <w:t xml:space="preserve"> </w:t>
+      </w:r>
+      <m:oMath>
+        <m:r>
+          <m:t>t</m:t>
+        </m:r>
+        <m:r>
+          <m:rPr>
+            <m:sty m:val="p"/>
+          </m:rPr>
+          <m:t>=</m:t>
+        </m:r>
+        <m:r>
+          <m:t>n</m:t>
+        </m:r>
+        <m:r>
+          <m:rPr>
+            <m:sty m:val="p"/>
+          </m:rPr>
+          <m:t>−</m:t>
+        </m:r>
+        <m:r>
+          <m:t>1</m:t>
+        </m:r>
+      </m:oMath>
+      <w:r>
+        <w:t xml:space="preserve">, which none of the systems in</w:t>
+      </w:r>
+      <w:r>
+        <w:t xml:space="preserve"> </w:t>
+      </w:r>
+      <w:r>
+        <w:t xml:space="preserve">Table 1 provides.</w:t>
+      </w:r>
+    </w:p>
+    <w:bookmarkEnd w:id="67"/>
+    <w:bookmarkEnd w:id="68"/>
+    <w:bookmarkStart w:id="69" w:name="conclusion"/>
+    <w:p>
+      <w:pPr>
+        <w:pStyle w:val="Heading1"/>
+      </w:pPr>
+      <w:r>
+        <w:rPr>
+          <w:rStyle w:val="SectionNumber"/>
+        </w:rPr>
+        <w:t xml:space="preserve">8</w:t>
+      </w:r>
+      <w:r>
+        <w:tab/>
+      </w:r>
+      <w:r>
+        <w:t xml:space="preserve">Conclusion</w:t>
+      </w:r>
+    </w:p>
+    <w:p>
+      <w:pPr>
+        <w:pStyle w:val="FirstParagraph"/>
+      </w:pPr>
+      <w:r>
+        <w:t xml:space="preserve">IoT analytics are range aggregates over time, place and value, and the data</w:t>
+      </w:r>
+      <w:r>
+        <w:t xml:space="preserve"> </w:t>
+      </w:r>
+      <w:r>
+        <w:t xml:space="preserve">behind them increasingly sit encrypted across several clouds. CR-SHE answers</w:t>
+      </w:r>
+      <w:r>
+        <w:t xml:space="preserve"> </w:t>
+      </w:r>
+      <w:r>
+        <w:t xml:space="preserve">such aggregates in one round over data encrypted under one owner’s key, hiding</w:t>
+      </w:r>
+      <w:r>
+        <w:t xml:space="preserve"> </w:t>
+      </w:r>
+      <w:r>
+        <w:t xml:space="preserve">the range, the matched records, their number and the result from any coalition</w:t>
+      </w:r>
+      <w:r>
+        <w:t xml:space="preserve"> </w:t>
+      </w:r>
+      <w:r>
+        <w:t xml:space="preserve">of up to</w:t>
+      </w:r>
+      <w:r>
+        <w:t xml:space="preserve"> </w:t>
+      </w:r>
+      <m:oMath>
+        <m:r>
+          <m:t>n</m:t>
+        </m:r>
+        <m:r>
+          <m:rPr>
+            <m:sty m:val="p"/>
+          </m:rPr>
+          <m:t>−</m:t>
+        </m:r>
+        <m:r>
+          <m:t>1</m:t>
+        </m:r>
+      </m:oMath>
+      <w:r>
+        <w:t xml:space="preserve"> </w:t>
+      </w:r>
+      <w:r>
+        <w:t xml:space="preserve">clouds that never communicate. Encrypted summed-area tables turn</w:t>
+      </w:r>
+      <w:r>
+        <w:t xml:space="preserve"> </w:t>
+      </w:r>
+      <w:r>
+        <w:t xml:space="preserve">any box into</w:t>
+      </w:r>
+      <w:r>
+        <w:t xml:space="preserve"> </w:t>
+      </w:r>
+      <m:oMath>
+        <m:sSup>
+          <m:e>
+            <m:r>
+              <m:t>2</m:t>
+            </m:r>
+          </m:e>
+          <m:sup>
+            <m:r>
+              <m:t>d</m:t>
+            </m:r>
+          </m:sup>
+        </m:sSup>
+      </m:oMath>
+      <w:r>
+        <w:t xml:space="preserve"> </w:t>
+      </w:r>
+      <w:r>
+        <w:t xml:space="preserve">padded point keys, oblivious homomorphic aggregation keeps</w:t>
+      </w:r>
+      <w:r>
+        <w:t xml:space="preserve"> </w:t>
+      </w:r>
+      <w:r>
+        <w:t xml:space="preserve">the matched set from ever being assembled, a secret scalar drawn per query</w:t>
+      </w:r>
+      <w:r>
+        <w:t xml:space="preserve"> </w:t>
+      </w:r>
+      <w:r>
+        <w:t xml:space="preserve">makes tampering evident at no extra homomorphic cost, and role-scoped columns</w:t>
+      </w:r>
+      <w:r>
+        <w:t xml:space="preserve"> </w:t>
+      </w:r>
+      <w:r>
+        <w:t xml:space="preserve">confine each user to its own records. On two real IoT datasets a verified</w:t>
+      </w:r>
+      <w:r>
+        <w:t xml:space="preserve"> </w:t>
+      </w:r>
+      <w:r>
+        <w:t xml:space="preserve">range query costs 0.68–1.19 s per cloud with a fixed 132 kB response</w:t>
+      </w:r>
+      <w:r>
+        <w:t xml:space="preserve"> </w:t>
+      </w:r>
+      <w:r>
+        <w:t xml:space="preserve">and kilobytes of upload, no tampered answer was accepted, and a frequency</w:t>
+      </w:r>
+      <w:r>
+        <w:t xml:space="preserve"> </w:t>
+      </w:r>
+      <w:r>
+        <w:t xml:space="preserve">attack fell to random guessing where power-of-two padding did not.</w:t>
+      </w:r>
     </w:p>
     <w:p>
       <w:pPr>
         <w:pStyle w:val="BodyText"/>
       </w:pPr>
       <w:r>
-        <w:rPr>
-          <w:iCs/>
-          <w:i/>
-        </w:rPr>
-        <w:t xml:space="preserve">Scope of the evaluation.</w:t>
-      </w:r>
-      <w:r>
-        <w:t xml:space="preserve"> </w:t>
-      </w:r>
-      <w:r>
-        <w:t xml:space="preserve">Range aggregation, the session check and</w:t>
-      </w:r>
-      <w:r>
-        <w:t xml:space="preserve"> </w:t>
-      </w:r>
-      <w:r>
-        <w:t xml:space="preserve">role-scoped access run in a single-threaded reference implementation, so</w:t>
-      </w:r>
-      <w:r>
-        <w:t xml:space="preserve"> </w:t>
-      </w:r>
-      <w:r>
-        <w:t xml:space="preserve">absolute latencies are those of an unoptimised driver; the C++ prototype covers</w:t>
-      </w:r>
-      <w:r>
-        <w:t xml:space="preserve"> </w:t>
-      </w:r>
-      <w:r>
-        <w:t xml:space="preserve">the single-keyword path. The deployment ran over loopback, so wide-area</w:t>
-      </w:r>
-      <w:r>
-        <w:t xml:space="preserve"> </w:t>
-      </w:r>
-      <w:r>
-        <w:t xml:space="preserve">latency and stragglers were not measured. No system in</w:t>
-      </w:r>
-      <w:r>
-        <w:t xml:space="preserve"> </w:t>
-      </w:r>
-      <w:r>
-        <w:t xml:space="preserve">Table 1 was run on the same data and hardware.</w:t>
-      </w:r>
-    </w:p>
-    <w:p>
-      <w:pPr>
-        <w:pStyle w:val="BodyText"/>
-      </w:pPr>
-      <w:r>
-        <w:rPr>
-          <w:iCs/>
-          <w:i/>
-        </w:rPr>
-        <w:t xml:space="preserve">Expressiveness and adversary.</w:t>
-      </w:r>
-      <w:r>
-        <w:t xml:space="preserve"> </w:t>
-      </w:r>
-      <w:r>
-        <w:t xml:space="preserve">One-round ranges apply to registered cubes</w:t>
-      </w:r>
-      <w:r>
-        <w:t xml:space="preserve"> </w:t>
-      </w:r>
-      <w:r>
-        <w:t xml:space="preserve">whose total stays below</w:t>
-      </w:r>
-      <w:r>
-        <w:t xml:space="preserve"> </w:t>
-      </w:r>
-      <m:oMath>
-        <m:r>
-          <m:t>p</m:t>
-        </m:r>
-      </m:oMath>
-      <w:r>
-        <w:t xml:space="preserve">; other predicates use the two-round flexible path,</w:t>
-      </w:r>
-      <w:r>
-        <w:t xml:space="preserve"> </w:t>
-      </w:r>
-      <w:r>
-        <w:t xml:space="preserve">and cube updates are not implemented. Privacy is proved for semi-honest</w:t>
-      </w:r>
-      <w:r>
-        <w:t xml:space="preserve"> </w:t>
-      </w:r>
-      <w:r>
-        <w:t xml:space="preserve">providers; tamper evidence covers arbitrary deviation without output delivery,</w:t>
-      </w:r>
-      <w:r>
-        <w:t xml:space="preserve"> </w:t>
-      </w:r>
-      <w:r>
-        <w:t xml:space="preserve">and role confinement assumes providers enforce the policy. For</w:t>
+        <w:t xml:space="preserve">The work has two main limitations. First, range aggregation, the session check</w:t>
+      </w:r>
+      <w:r>
+        <w:t xml:space="preserve"> </w:t>
+      </w:r>
+      <w:r>
+        <w:t xml:space="preserve">and role-scoped access were measured in a single-threaded reference</w:t>
+      </w:r>
+      <w:r>
+        <w:t xml:space="preserve"> </w:t>
+      </w:r>
+      <w:r>
+        <w:t xml:space="preserve">implementation with providers on one host, so the absolute latencies are those</w:t>
+      </w:r>
+      <w:r>
+        <w:t xml:space="preserve"> </w:t>
+      </w:r>
+      <w:r>
+        <w:t xml:space="preserve">of an unoptimised driver and wide-area effects were not measured. Second,</w:t>
+      </w:r>
+      <w:r>
+        <w:t xml:space="preserve"> </w:t>
+      </w:r>
+      <w:r>
+        <w:t xml:space="preserve">one-round ranges apply only to cubes registered in advance whose totals stay</w:t>
+      </w:r>
+      <w:r>
+        <w:t xml:space="preserve"> </w:t>
+      </w:r>
+      <w:r>
+        <w:t xml:space="preserve">below the plaintext modulus, and privacy is proved for semi-honest providers.</w:t>
+      </w:r>
+      <w:r>
+        <w:t xml:space="preserve"> </w:t>
+      </w:r>
+      <w:r>
+        <w:t xml:space="preserve">Future work will port the range path to native code, evaluate cross-region</w:t>
+      </w:r>
+      <w:r>
+        <w:t xml:space="preserve"> </w:t>
+      </w:r>
+      <w:r>
+        <w:t xml:space="preserve">deployments, add succinct multi-party DPFs for</w:t>
       </w:r>
       <w:r>
         <w:t xml:space="preserve"> </w:t>
@@ -28508,173 +27180,23 @@
         <w:t xml:space="preserve"> </w:t>
       </w:r>
       <w:r>
-        <w:t xml:space="preserve">our DPF is</w:t>
-      </w:r>
-      <w:r>
-        <w:t xml:space="preserve"> </w:t>
-      </w:r>
-      <w:r>
-        <w:t xml:space="preserve">non-succinct, so key-size claims are for</w:t>
-      </w:r>
-      <w:r>
-        <w:t xml:space="preserve"> </w:t>
-      </w:r>
-      <m:oMath>
-        <m:r>
-          <m:t>n</m:t>
-        </m:r>
-        <m:r>
-          <m:rPr>
-            <m:sty m:val="p"/>
-          </m:rPr>
-          <m:t>=</m:t>
-        </m:r>
-        <m:r>
-          <m:t>2</m:t>
-        </m:r>
-      </m:oMath>
-      <w:r>
-        <w:t xml:space="preserve">.</w:t>
+        <w:t xml:space="preserve">and support multiple data</w:t>
+      </w:r>
+      <w:r>
+        <w:t xml:space="preserve"> </w:t>
+      </w:r>
+      <w:r>
+        <w:t xml:space="preserve">owners.</w:t>
       </w:r>
     </w:p>
-    <w:p>
-      <w:pPr>
-        <w:pStyle w:val="BodyText"/>
-      </w:pPr>
-      <w:r>
-        <w:rPr>
-          <w:iCs/>
-          <w:i/>
-        </w:rPr>
-        <w:t xml:space="preserve">Prior art.</w:t>
-      </w:r>
-      <w:r>
-        <w:t xml:space="preserve"> </w:t>
-      </w:r>
-      <w:r>
-        <w:t xml:space="preserve">The</w:t>
-      </w:r>
-      <w:r>
-        <w:t xml:space="preserve"> </w:t>
-      </w:r>
-      <m:oMath>
-        <m:sSup>
-          <m:e>
-            <m:r>
-              <m:t>2</m:t>
-            </m:r>
-          </m:e>
-          <m:sup>
-            <m:r>
-              <m:t>d</m:t>
-            </m:r>
-          </m:sup>
-        </m:sSup>
-      </m:oMath>
-      <w:r>
-        <w:t xml:space="preserve"> </w:t>
-      </w:r>
-      <w:r>
-        <w:t xml:space="preserve">box decomposition</w:t>
-      </w:r>
-      <w:r>
-        <w:t xml:space="preserve"> </w:t>
-      </w:r>
-      <w:r>
-        <w:t xml:space="preserve">[20]</w:t>
-      </w:r>
-      <w:r>
-        <w:t xml:space="preserve">, the</w:t>
-      </w:r>
-      <w:r>
-        <w:t xml:space="preserve"> </w:t>
-      </w:r>
-      <w:r>
-        <w:t xml:space="preserve">one-time-padded index</w:t>
-      </w:r>
-      <w:r>
-        <w:t xml:space="preserve"> </w:t>
-      </w:r>
-      <w:r>
-        <w:t xml:space="preserve">[13]</w:t>
-      </w:r>
-      <w:r>
-        <w:t xml:space="preserve"> </w:t>
-      </w:r>
-      <w:r>
-        <w:t xml:space="preserve">and the client-chosen one-time MAC key</w:t>
-      </w:r>
-      <w:r>
-        <w:t xml:space="preserve"> </w:t>
-      </w:r>
-      <w:r>
-        <w:t xml:space="preserve">[29]</w:t>
-      </w:r>
-      <w:r>
-        <w:t xml:space="preserve"> </w:t>
-      </w:r>
-      <w:r>
-        <w:t xml:space="preserve">each have a precursor; our contribution is their</w:t>
-      </w:r>
-      <w:r>
-        <w:t xml:space="preserve"> </w:t>
-      </w:r>
-      <w:r>
-        <w:t xml:space="preserve">composition into one-round, verifiable range analytics over owner-encrypted</w:t>
-      </w:r>
-      <w:r>
-        <w:t xml:space="preserve"> </w:t>
-      </w:r>
-      <w:r>
-        <w:t xml:space="preserve">replicas at</w:t>
-      </w:r>
-      <w:r>
-        <w:t xml:space="preserve"> </w:t>
-      </w:r>
-      <m:oMath>
-        <m:r>
-          <m:t>t</m:t>
-        </m:r>
-        <m:r>
-          <m:rPr>
-            <m:sty m:val="p"/>
-          </m:rPr>
-          <m:t>=</m:t>
-        </m:r>
-        <m:r>
-          <m:t>n</m:t>
-        </m:r>
-        <m:r>
-          <m:rPr>
-            <m:sty m:val="p"/>
-          </m:rPr>
-          <m:t>−</m:t>
-        </m:r>
-        <m:r>
-          <m:t>1</m:t>
-        </m:r>
-      </m:oMath>
-      <w:r>
-        <w:t xml:space="preserve">.</w:t>
-      </w:r>
-    </w:p>
-    <w:bookmarkEnd w:id="47"/>
-    <w:bookmarkStart w:id="48" w:name="conclusion"/>
+    <w:bookmarkEnd w:id="69"/>
+    <w:bookmarkStart w:id="70" w:name="supplementary-material"/>
     <w:p>
       <w:pPr>
         <w:pStyle w:val="Heading1"/>
       </w:pPr>
       <w:r>
-        <w:rPr>
-          <w:rStyle w:val="SectionNumber"/>
-        </w:rPr>
-        <w:t xml:space="preserve">9</w:t>
-      </w:r>
-      <w:r>
-        <w:tab/>
-      </w:r>
-      <w:r>
-        <w:t xml:space="preserve">Conclusion</w:t>
+        <w:t xml:space="preserve">Supplementary material</w:t>
       </w:r>
     </w:p>
     <w:p>
@@ -28682,36 +27204,27 @@
         <w:pStyle w:val="FirstParagraph"/>
       </w:pPr>
       <w:r>
-        <w:t xml:space="preserve">IoT analytics are range aggregates over time, place and value, and the data</w:t>
-      </w:r>
-      <w:r>
-        <w:t xml:space="preserve"> </w:t>
-      </w:r>
-      <w:r>
-        <w:t xml:space="preserve">behind them increasingly sit encrypted across several clouds. CR-SHE answers</w:t>
-      </w:r>
-      <w:r>
-        <w:t xml:space="preserve"> </w:t>
-      </w:r>
-      <w:r>
-        <w:t xml:space="preserve">such aggregates in one round over data encrypted under one owner’s key, hiding</w:t>
-      </w:r>
-      <w:r>
-        <w:t xml:space="preserve"> </w:t>
-      </w:r>
-      <w:r>
-        <w:t xml:space="preserve">the range, the matched records, their number and the result from any coalition</w:t>
-      </w:r>
-      <w:r>
-        <w:t xml:space="preserve"> </w:t>
-      </w:r>
-      <w:r>
-        <w:t xml:space="preserve">of up to</w:t>
-      </w:r>
-      <w:r>
-        <w:t xml:space="preserve"> </w:t>
-      </w:r>
-      <m:oMath>
+        <w:t xml:space="preserve">The Supplementary Material (PDF) accompanies this article: S1, the full</w:t>
+      </w:r>
+      <w:r>
+        <w:t xml:space="preserve"> </w:t>
+      </w:r>
+      <w:r>
+        <w:t xml:space="preserve">argument for a homomorphic layer at</w:t>
+      </w:r>
+      <w:r>
+        <w:t xml:space="preserve"> </w:t>
+      </w:r>
+      <m:oMath>
+        <m:r>
+          <m:t>t</m:t>
+        </m:r>
+        <m:r>
+          <m:rPr>
+            <m:sty m:val="p"/>
+          </m:rPr>
+          <m:t>=</m:t>
+        </m:r>
         <m:r>
           <m:t>n</m:t>
         </m:r>
@@ -28726,120 +27239,59 @@
         </m:r>
       </m:oMath>
       <w:r>
-        <w:t xml:space="preserve"> </w:t>
-      </w:r>
-      <w:r>
-        <w:t xml:space="preserve">clouds that never communicate. Encrypted summed-area tables turn</w:t>
-      </w:r>
-      <w:r>
-        <w:t xml:space="preserve"> </w:t>
-      </w:r>
-      <w:r>
-        <w:t xml:space="preserve">any box into</w:t>
-      </w:r>
-      <w:r>
-        <w:t xml:space="preserve"> </w:t>
-      </w:r>
-      <m:oMath>
-        <m:sSup>
-          <m:e>
-            <m:r>
-              <m:t>2</m:t>
-            </m:r>
-          </m:e>
-          <m:sup>
-            <m:r>
-              <m:t>d</m:t>
-            </m:r>
-          </m:sup>
-        </m:sSup>
-      </m:oMath>
-      <w:r>
-        <w:t xml:space="preserve"> </w:t>
-      </w:r>
-      <w:r>
-        <w:t xml:space="preserve">padded point keys, oblivious homomorphic aggregation keeps</w:t>
-      </w:r>
-      <w:r>
-        <w:t xml:space="preserve"> </w:t>
-      </w:r>
-      <w:r>
-        <w:t xml:space="preserve">the matched set from ever being assembled, a secret scalar drawn per query</w:t>
-      </w:r>
-      <w:r>
-        <w:t xml:space="preserve"> </w:t>
-      </w:r>
-      <w:r>
-        <w:t xml:space="preserve">makes tampering evident at no extra homomorphic cost, and role-scoped columns</w:t>
-      </w:r>
-      <w:r>
-        <w:t xml:space="preserve"> </w:t>
-      </w:r>
-      <w:r>
-        <w:t xml:space="preserve">confine each user to its own records. On two real IoT datasets a verified</w:t>
-      </w:r>
-      <w:r>
-        <w:t xml:space="preserve"> </w:t>
-      </w:r>
-      <w:r>
-        <w:t xml:space="preserve">range query costs 0.68–1.19 s per cloud with a fixed 132 kB response</w:t>
-      </w:r>
-      <w:r>
-        <w:t xml:space="preserve"> </w:t>
-      </w:r>
-      <w:r>
-        <w:t xml:space="preserve">and kilobytes of upload, no tampered answer was accepted, and a frequency</w:t>
-      </w:r>
-      <w:r>
-        <w:t xml:space="preserve"> </w:t>
-      </w:r>
-      <w:r>
-        <w:t xml:space="preserve">attack fell to random guessing where power-of-two padding did not. Future work</w:t>
-      </w:r>
-      <w:r>
-        <w:t xml:space="preserve"> </w:t>
-      </w:r>
-      <w:r>
-        <w:t xml:space="preserve">will port the range path to native code, evaluate cross-region deployments,</w:t>
-      </w:r>
-      <w:r>
-        <w:t xml:space="preserve"> </w:t>
-      </w:r>
-      <w:r>
-        <w:t xml:space="preserve">add succinct multi-party DPFs for</w:t>
-      </w:r>
-      <w:r>
-        <w:t xml:space="preserve"> </w:t>
-      </w:r>
-      <m:oMath>
-        <m:r>
-          <m:t>n</m:t>
-        </m:r>
-        <m:r>
-          <m:rPr>
-            <m:sty m:val="p"/>
-          </m:rPr>
-          <m:t>&gt;</m:t>
-        </m:r>
-        <m:r>
-          <m:t>2</m:t>
-        </m:r>
-      </m:oMath>
-      <w:r>
-        <w:t xml:space="preserve"> </w:t>
-      </w:r>
-      <w:r>
-        <w:t xml:space="preserve">and support multiple data owners.</w:t>
+        <w:t xml:space="preserve">; S2, the stored-key verification</w:t>
+      </w:r>
+      <w:r>
+        <w:t xml:space="preserve"> </w:t>
+      </w:r>
+      <w:r>
+        <w:t xml:space="preserve">modes and the full proof of Theorem 2; S3 and S4, the full</w:t>
+      </w:r>
+      <w:r>
+        <w:t xml:space="preserve"> </w:t>
+      </w:r>
+      <w:r>
+        <w:t xml:space="preserve">proofs of Theorems 3 and 4; S5, dynamic ingest, the</w:t>
+      </w:r>
+      <w:r>
+        <w:t xml:space="preserve"> </w:t>
+      </w:r>
+      <w:r>
+        <w:t xml:space="preserve">complexity table and further measurements (range layouts and cube size,</w:t>
+      </w:r>
+      <w:r>
+        <w:t xml:space="preserve"> </w:t>
+      </w:r>
+      <w:r>
+        <w:t xml:space="preserve">selection latency, packing and the single-server baseline, the flexible path,</w:t>
+      </w:r>
+      <w:r>
+        <w:t xml:space="preserve"> </w:t>
+      </w:r>
+      <w:r>
+        <w:t xml:space="preserve">the packed index, deployment, communication, setup and scaling, role</w:t>
+      </w:r>
+      <w:r>
+        <w:t xml:space="preserve"> </w:t>
+      </w:r>
+      <w:r>
+        <w:t xml:space="preserve">extraction and the second dataset in the C++ prototype); and S6, the withdrawn</w:t>
+      </w:r>
+      <w:r>
+        <w:t xml:space="preserve"> </w:t>
+      </w:r>
+      <w:r>
+        <w:t xml:space="preserve">leakage figures of an earlier C++ run.</w:t>
       </w:r>
     </w:p>
-    <w:bookmarkEnd w:id="48"/>
-    <w:bookmarkStart w:id="49" w:name="supplementary-material"/>
+    <w:bookmarkEnd w:id="70"/>
+    <w:bookmarkStart w:id="71" w:name="credit-authorship-contribution-statement"/>
     <w:p>
       <w:pPr>
         <w:pStyle w:val="Heading1"/>
       </w:pPr>
       <w:r>
-        <w:t xml:space="preserve">Supplementary material</w:t>
+        <w:t xml:space="preserve">CRediT authorship contribution statement</w:t>
       </w:r>
     </w:p>
     <w:p>
@@ -28847,94 +27299,59 @@
         <w:pStyle w:val="FirstParagraph"/>
       </w:pPr>
       <w:r>
-        <w:t xml:space="preserve">The Supplementary Material (PDF) accompanies this article: S1, the full</w:t>
-      </w:r>
-      <w:r>
-        <w:t xml:space="preserve"> </w:t>
-      </w:r>
-      <w:r>
-        <w:t xml:space="preserve">argument for a homomorphic layer at</w:t>
-      </w:r>
-      <w:r>
-        <w:t xml:space="preserve"> </w:t>
-      </w:r>
-      <m:oMath>
-        <m:r>
-          <m:t>t</m:t>
-        </m:r>
-        <m:r>
-          <m:rPr>
-            <m:sty m:val="p"/>
-          </m:rPr>
-          <m:t>=</m:t>
-        </m:r>
-        <m:r>
-          <m:t>n</m:t>
-        </m:r>
-        <m:r>
-          <m:rPr>
-            <m:sty m:val="p"/>
-          </m:rPr>
-          <m:t>−</m:t>
-        </m:r>
-        <m:r>
-          <m:t>1</m:t>
-        </m:r>
-      </m:oMath>
-      <w:r>
-        <w:t xml:space="preserve">; S2, the stored-key verification</w:t>
-      </w:r>
-      <w:r>
-        <w:t xml:space="preserve"> </w:t>
-      </w:r>
-      <w:r>
-        <w:t xml:space="preserve">modes and the full proof of Theorem 2; S3 and S4, the full</w:t>
-      </w:r>
-      <w:r>
-        <w:t xml:space="preserve"> </w:t>
-      </w:r>
-      <w:r>
-        <w:t xml:space="preserve">proofs of Theorems 3 and 4; S5, dynamic ingest, the</w:t>
-      </w:r>
-      <w:r>
-        <w:t xml:space="preserve"> </w:t>
-      </w:r>
-      <w:r>
-        <w:t xml:space="preserve">complexity table and further measurements (range layouts and cube size,</w:t>
-      </w:r>
-      <w:r>
-        <w:t xml:space="preserve"> </w:t>
-      </w:r>
-      <w:r>
-        <w:t xml:space="preserve">selection latency, packing and the single-server baseline, the flexible path,</w:t>
-      </w:r>
-      <w:r>
-        <w:t xml:space="preserve"> </w:t>
-      </w:r>
-      <w:r>
-        <w:t xml:space="preserve">the packed index, deployment, communication, setup and scaling, role</w:t>
-      </w:r>
-      <w:r>
-        <w:t xml:space="preserve"> </w:t>
-      </w:r>
-      <w:r>
-        <w:t xml:space="preserve">extraction and the second dataset in the C++ prototype); and S6, the withdrawn</w:t>
-      </w:r>
-      <w:r>
-        <w:t xml:space="preserve"> </w:t>
-      </w:r>
-      <w:r>
-        <w:t xml:space="preserve">leakage figures of an earlier C++ run.</w:t>
+        <w:rPr>
+          <w:bCs/>
+          <w:b/>
+        </w:rPr>
+        <w:t xml:space="preserve">Md Mazharul Islam:</w:t>
+      </w:r>
+      <w:r>
+        <w:t xml:space="preserve"> </w:t>
+      </w:r>
+      <w:r>
+        <w:t xml:space="preserve">Conceptualization, Methodology, Software, Formal analysis, Investigation, Validation, Writing – original draft, Writing – review and editing.</w:t>
+      </w:r>
+      <w:r>
+        <w:t xml:space="preserve"> </w:t>
+      </w:r>
+      <w:r>
+        <w:rPr>
+          <w:bCs/>
+          <w:b/>
+        </w:rPr>
+        <w:t xml:space="preserve">Mubasshir Ahmed:</w:t>
+      </w:r>
+      <w:r>
+        <w:t xml:space="preserve"> </w:t>
+      </w:r>
+      <w:r>
+        <w:t xml:space="preserve">Software, Data curation, Investigation, Writing – review and editing.</w:t>
+      </w:r>
+      <w:r>
+        <w:t xml:space="preserve"> </w:t>
+      </w:r>
+      <w:r>
+        <w:rPr>
+          <w:bCs/>
+          <w:b/>
+        </w:rPr>
+        <w:t xml:space="preserve">Md Redowan Zaman Anik:</w:t>
+      </w:r>
+      <w:r>
+        <w:t xml:space="preserve"> </w:t>
+      </w:r>
+      <w:r>
+        <w:t xml:space="preserve">Software, Data curation, Visualization, Validation, Writing – review and editing.</w:t>
       </w:r>
     </w:p>
-    <w:bookmarkEnd w:id="49"/>
-    <w:bookmarkStart w:id="50" w:name="credit-authorship-contribution-statement"/>
+    <w:bookmarkEnd w:id="71"/>
+    <w:bookmarkStart w:id="72" w:name="declaration-of-competing-interest"/>
     <w:p>
       <w:pPr>
         <w:pStyle w:val="Heading1"/>
       </w:pPr>
       <w:r>
-        <w:t xml:space="preserve">CRediT authorship contribution statement</w:t>
+        <w:t xml:space="preserve">Declaration of competing interest</w:t>
       </w:r>
     </w:p>
     <w:p>
@@ -28942,59 +27359,29 @@
         <w:pStyle w:val="FirstParagraph"/>
       </w:pPr>
       <w:r>
-        <w:rPr>
-          <w:bCs/>
-          <w:b/>
-        </w:rPr>
-        <w:t xml:space="preserve">Md Mazharul Islam:</w:t>
-      </w:r>
-      <w:r>
-        <w:t xml:space="preserve"> </w:t>
-      </w:r>
-      <w:r>
-        <w:t xml:space="preserve">Conceptualization, Methodology, Software, Formal analysis, Investigation, Validation, Writing – original draft, Writing – review and editing.</w:t>
-      </w:r>
-      <w:r>
-        <w:t xml:space="preserve"> </w:t>
-      </w:r>
-      <w:r>
-        <w:rPr>
-          <w:bCs/>
-          <w:b/>
-        </w:rPr>
-        <w:t xml:space="preserve">Mubasshir Ahmed:</w:t>
-      </w:r>
-      <w:r>
-        <w:t xml:space="preserve"> </w:t>
-      </w:r>
-      <w:r>
-        <w:t xml:space="preserve">Software, Data curation, Investigation, Writing – review and editing.</w:t>
-      </w:r>
-      <w:r>
-        <w:t xml:space="preserve"> </w:t>
-      </w:r>
-      <w:r>
-        <w:rPr>
-          <w:bCs/>
-          <w:b/>
-        </w:rPr>
-        <w:t xml:space="preserve">Md Redowan Zaman Anik:</w:t>
-      </w:r>
-      <w:r>
-        <w:t xml:space="preserve"> </w:t>
-      </w:r>
-      <w:r>
-        <w:t xml:space="preserve">Software, Data curation, Visualization, Validation, Writing – review and editing.</w:t>
+        <w:t xml:space="preserve">The authors declare that they have no known competing financial interests or</w:t>
+      </w:r>
+      <w:r>
+        <w:t xml:space="preserve"> </w:t>
+      </w:r>
+      <w:r>
+        <w:t xml:space="preserve">personal relationships that could have appeared to influence the work reported</w:t>
+      </w:r>
+      <w:r>
+        <w:t xml:space="preserve"> </w:t>
+      </w:r>
+      <w:r>
+        <w:t xml:space="preserve">in this paper.</w:t>
       </w:r>
     </w:p>
-    <w:bookmarkEnd w:id="50"/>
-    <w:bookmarkStart w:id="51" w:name="declaration-of-competing-interest"/>
+    <w:bookmarkEnd w:id="72"/>
+    <w:bookmarkStart w:id="73" w:name="funding"/>
     <w:p>
       <w:pPr>
         <w:pStyle w:val="Heading1"/>
       </w:pPr>
       <w:r>
-        <w:t xml:space="preserve">Declaration of competing interest</w:t>
+        <w:t xml:space="preserve">Funding</w:t>
       </w:r>
     </w:p>
     <w:p>
@@ -29002,29 +27389,23 @@
         <w:pStyle w:val="FirstParagraph"/>
       </w:pPr>
       <w:r>
-        <w:t xml:space="preserve">The authors declare that they have no known competing financial interests or</w:t>
-      </w:r>
-      <w:r>
-        <w:t xml:space="preserve"> </w:t>
-      </w:r>
-      <w:r>
-        <w:t xml:space="preserve">personal relationships that could have appeared to influence the work reported</w:t>
-      </w:r>
-      <w:r>
-        <w:t xml:space="preserve"> </w:t>
-      </w:r>
-      <w:r>
-        <w:t xml:space="preserve">in this paper.</w:t>
+        <w:t xml:space="preserve">This research did not receive any specific grant from funding agencies in the</w:t>
+      </w:r>
+      <w:r>
+        <w:t xml:space="preserve"> </w:t>
+      </w:r>
+      <w:r>
+        <w:t xml:space="preserve">public, commercial, or not-for-profit sectors.</w:t>
       </w:r>
     </w:p>
-    <w:bookmarkEnd w:id="51"/>
-    <w:bookmarkStart w:id="52" w:name="funding"/>
+    <w:bookmarkEnd w:id="73"/>
+    <w:bookmarkStart w:id="74" w:name="data-availability"/>
     <w:p>
       <w:pPr>
         <w:pStyle w:val="Heading1"/>
       </w:pPr>
       <w:r>
-        <w:t xml:space="preserve">Funding</w:t>
+        <w:t xml:space="preserve">Data availability</w:t>
       </w:r>
     </w:p>
     <w:p>
@@ -29032,23 +27413,68 @@
         <w:pStyle w:val="FirstParagraph"/>
       </w:pPr>
       <w:r>
-        <w:t xml:space="preserve">This research did not receive any specific grant from funding agencies in the</w:t>
-      </w:r>
-      <w:r>
-        <w:t xml:space="preserve"> </w:t>
-      </w:r>
-      <w:r>
-        <w:t xml:space="preserve">public, commercial, or not-for-profit sectors.</w:t>
+        <w:t xml:space="preserve">The two datasets are public: the Environmental Sensor Telemetry Data on Kaggle</w:t>
+      </w:r>
+      <w:r>
+        <w:t xml:space="preserve"> </w:t>
+      </w:r>
+      <w:r>
+        <w:t xml:space="preserve">[48]</w:t>
+      </w:r>
+      <w:r>
+        <w:t xml:space="preserve"> </w:t>
+      </w:r>
+      <w:r>
+        <w:t xml:space="preserve">and the Beijing Multi-Site Air-Quality</w:t>
+      </w:r>
+      <w:r>
+        <w:t xml:space="preserve"> </w:t>
+      </w:r>
+      <w:r>
+        <w:t xml:space="preserve">Data in the UCI Machine Learning Repository</w:t>
+      </w:r>
+      <w:r>
+        <w:t xml:space="preserve"> </w:t>
+      </w:r>
+      <w:r>
+        <w:t xml:space="preserve">[50]</w:t>
+      </w:r>
+      <w:r>
+        <w:t xml:space="preserve">. The</w:t>
+      </w:r>
+      <w:r>
+        <w:t xml:space="preserve"> </w:t>
+      </w:r>
+      <w:r>
+        <w:t xml:space="preserve">reference implementation, benchmark scripts and result files are not yet</w:t>
+      </w:r>
+      <w:r>
+        <w:t xml:space="preserve"> </w:t>
+      </w:r>
+      <w:r>
+        <w:t xml:space="preserve">public; they will be made available by the corresponding author on reasonable</w:t>
+      </w:r>
+      <w:r>
+        <w:t xml:space="preserve"> </w:t>
+      </w:r>
+      <w:r>
+        <w:t xml:space="preserve">request.</w:t>
       </w:r>
     </w:p>
-    <w:bookmarkEnd w:id="52"/>
-    <w:bookmarkStart w:id="53" w:name="data-availability"/>
+    <w:bookmarkEnd w:id="74"/>
+    <w:bookmarkStart w:id="75" w:name="X1f74eb43af444059c7518034463b6c89b1cacf4"/>
     <w:p>
       <w:pPr>
         <w:pStyle w:val="Heading1"/>
       </w:pPr>
       <w:r>
-        <w:t xml:space="preserve">Data availability</w:t>
+        <w:t xml:space="preserve">Declaration of generative AI and AI-assisted technologies in the</w:t>
+      </w:r>
+      <w:r>
+        <w:t xml:space="preserve"> </w:t>
+      </w:r>
+      <w:r>
+        <w:t xml:space="preserve">manuscript preparation process</w:t>
       </w:r>
     </w:p>
     <w:p>
@@ -29056,177 +27482,99 @@
         <w:pStyle w:val="FirstParagraph"/>
       </w:pPr>
       <w:r>
-        <w:t xml:space="preserve">The two datasets are public: the Environmental Sensor Telemetry Data on Kaggle</w:t>
-      </w:r>
-      <w:r>
-        <w:t xml:space="preserve"> </w:t>
-      </w:r>
-      <w:r>
-        <w:t xml:space="preserve">[48]</w:t>
-      </w:r>
-      <w:r>
-        <w:t xml:space="preserve"> </w:t>
-      </w:r>
-      <w:r>
-        <w:t xml:space="preserve">and the Beijing Multi-Site Air-Quality</w:t>
-      </w:r>
-      <w:r>
-        <w:t xml:space="preserve"> </w:t>
-      </w:r>
-      <w:r>
-        <w:t xml:space="preserve">Data in the UCI Machine Learning Repository</w:t>
-      </w:r>
-      <w:r>
-        <w:t xml:space="preserve"> </w:t>
-      </w:r>
-      <w:r>
-        <w:t xml:space="preserve">[50]</w:t>
-      </w:r>
-      <w:r>
-        <w:t xml:space="preserve">. The</w:t>
-      </w:r>
-      <w:r>
-        <w:t xml:space="preserve"> </w:t>
-      </w:r>
-      <w:r>
-        <w:t xml:space="preserve">reference implementation, benchmark scripts, result files and the scripts that</w:t>
-      </w:r>
-      <w:r>
-        <w:t xml:space="preserve"> </w:t>
-      </w:r>
-      <w:r>
-        <w:t xml:space="preserve">generate every table and figure are available in a public repository</w:t>
-      </w:r>
-      <w:r>
-        <w:t xml:space="preserve"> </w:t>
-      </w:r>
-      <w:r>
-        <w:t xml:space="preserve">[51]</w:t>
-      </w:r>
-      <w:r>
-        <w:t xml:space="preserve">.</w:t>
+        <w:t xml:space="preserve">During the preparation of this work the authors used three AI assistants.</w:t>
+      </w:r>
+      <w:r>
+        <w:t xml:space="preserve"> </w:t>
+      </w:r>
+      <w:r>
+        <w:t xml:space="preserve">Claude (Anthropic) was used to develop the reference implementation with its</w:t>
+      </w:r>
+      <w:r>
+        <w:t xml:space="preserve"> </w:t>
+      </w:r>
+      <w:r>
+        <w:t xml:space="preserve">tests and benchmark scripts, write the scripts that draw all figures, search</w:t>
+      </w:r>
+      <w:r>
+        <w:t xml:space="preserve"> </w:t>
+      </w:r>
+      <w:r>
+        <w:t xml:space="preserve">and compare the literature,</w:t>
+      </w:r>
+      <w:r>
+        <w:t xml:space="preserve"> </w:t>
+      </w:r>
+      <w:r>
+        <w:t xml:space="preserve">draft and edit parts of the text and analysis, including the range</w:t>
+      </w:r>
+      <w:r>
+        <w:t xml:space="preserve"> </w:t>
+      </w:r>
+      <w:r>
+        <w:t xml:space="preserve">construction, the tamper-evidence mechanism, role-scoped access and their</w:t>
+      </w:r>
+      <w:r>
+        <w:t xml:space="preserve"> </w:t>
+      </w:r>
+      <w:r>
+        <w:t xml:space="preserve">proofs, condense the manuscript to its present length, and convert it to the</w:t>
+      </w:r>
+      <w:r>
+        <w:t xml:space="preserve"> </w:t>
+      </w:r>
+      <w:r>
+        <w:t xml:space="preserve">journal’s format. ChatGPT (OpenAI) and Gemini (Google) were used to edit and</w:t>
+      </w:r>
+      <w:r>
+        <w:t xml:space="preserve"> </w:t>
+      </w:r>
+      <w:r>
+        <w:t xml:space="preserve">review intermediate drafts; changes adopted from them were checked against the</w:t>
+      </w:r>
+      <w:r>
+        <w:t xml:space="preserve"> </w:t>
+      </w:r>
+      <w:r>
+        <w:t xml:space="preserve">implementation and the measured results. No image was generated directly by a</w:t>
+      </w:r>
+      <w:r>
+        <w:t xml:space="preserve"> </w:t>
+      </w:r>
+      <w:r>
+        <w:t xml:space="preserve">generative AI model: Fig. 1 is a schematic drawn by a script, and</w:t>
+      </w:r>
+      <w:r>
+        <w:t xml:space="preserve"> </w:t>
+      </w:r>
+      <w:r>
+        <w:t xml:space="preserve">every other figure is plotted by a script directly from the measured results. After using these tools, the authors reviewed and edited the content</w:t>
+      </w:r>
+      <w:r>
+        <w:t xml:space="preserve"> </w:t>
+      </w:r>
+      <w:r>
+        <w:t xml:space="preserve">as needed and take full responsibility for the content of the published</w:t>
+      </w:r>
+      <w:r>
+        <w:t xml:space="preserve"> </w:t>
+      </w:r>
+      <w:r>
+        <w:t xml:space="preserve">article.</w:t>
       </w:r>
     </w:p>
-    <w:bookmarkEnd w:id="53"/>
-    <w:bookmarkStart w:id="54" w:name="X1f74eb43af444059c7518034463b6c89b1cacf4"/>
+    <w:bookmarkEnd w:id="75"/>
+    <w:bookmarkStart w:id="137" w:name="bibliography"/>
     <w:p>
       <w:pPr>
         <w:pStyle w:val="Heading1"/>
       </w:pPr>
       <w:r>
-        <w:t xml:space="preserve">Declaration of generative AI and AI-assisted technologies in the</w:t>
-      </w:r>
-      <w:r>
-        <w:t xml:space="preserve"> </w:t>
-      </w:r>
-      <w:r>
-        <w:t xml:space="preserve">manuscript preparation process</w:t>
+        <w:t xml:space="preserve">References</w:t>
       </w:r>
     </w:p>
-    <w:p>
-      <w:pPr>
-        <w:pStyle w:val="FirstParagraph"/>
-      </w:pPr>
-      <w:r>
-        <w:t xml:space="preserve">During the preparation of this work the authors used three AI assistants.</w:t>
-      </w:r>
-      <w:r>
-        <w:t xml:space="preserve"> </w:t>
-      </w:r>
-      <w:r>
-        <w:t xml:space="preserve">Claude (Anthropic) was used to develop the reference implementation with its</w:t>
-      </w:r>
-      <w:r>
-        <w:t xml:space="preserve"> </w:t>
-      </w:r>
-      <w:r>
-        <w:t xml:space="preserve">tests and benchmark scripts, write the plotting scripts that draw</w:t>
-      </w:r>
-      <w:r>
-        <w:t xml:space="preserve"> </w:t>
-      </w:r>
-      <w:r>
-        <w:t xml:space="preserve">Figs. 1 and 2, search and compare the literature,</w:t>
-      </w:r>
-      <w:r>
-        <w:t xml:space="preserve"> </w:t>
-      </w:r>
-      <w:r>
-        <w:t xml:space="preserve">draft and edit parts of the text and analysis, including the range</w:t>
-      </w:r>
-      <w:r>
-        <w:t xml:space="preserve"> </w:t>
-      </w:r>
-      <w:r>
-        <w:t xml:space="preserve">construction, the tamper-evidence mechanism, role-scoped access and their</w:t>
-      </w:r>
-      <w:r>
-        <w:t xml:space="preserve"> </w:t>
-      </w:r>
-      <w:r>
-        <w:t xml:space="preserve">proofs, condense the manuscript to its present length, and convert it to the</w:t>
-      </w:r>
-      <w:r>
-        <w:t xml:space="preserve"> </w:t>
-      </w:r>
-      <w:r>
-        <w:t xml:space="preserve">journal’s format. ChatGPT (OpenAI) and Gemini (Google) were used to edit and</w:t>
-      </w:r>
-      <w:r>
-        <w:t xml:space="preserve"> </w:t>
-      </w:r>
-      <w:r>
-        <w:t xml:space="preserve">review intermediate drafts; changes adopted from them were checked against the</w:t>
-      </w:r>
-      <w:r>
-        <w:t xml:space="preserve"> </w:t>
-      </w:r>
-      <w:r>
-        <w:t xml:space="preserve">implementation and the measured results. No image was generated directly by a</w:t>
-      </w:r>
-      <w:r>
-        <w:t xml:space="preserve"> </w:t>
-      </w:r>
-      <w:r>
-        <w:t xml:space="preserve">generative AI model: Fig. 1 is a schematic drawn by a script, and</w:t>
-      </w:r>
-      <w:r>
-        <w:t xml:space="preserve"> </w:t>
-      </w:r>
-      <w:r>
-        <w:t xml:space="preserve">Fig. 2 is plotted by a script directly from the measured</w:t>
-      </w:r>
-      <w:r>
-        <w:t xml:space="preserve"> </w:t>
-      </w:r>
-      <w:r>
-        <w:t xml:space="preserve">results. After using these tools, the authors reviewed and edited the content</w:t>
-      </w:r>
-      <w:r>
-        <w:t xml:space="preserve"> </w:t>
-      </w:r>
-      <w:r>
-        <w:t xml:space="preserve">as needed and take full responsibility for the content of the published</w:t>
-      </w:r>
-      <w:r>
-        <w:t xml:space="preserve"> </w:t>
-      </w:r>
-      <w:r>
-        <w:t xml:space="preserve">article.</w:t>
-      </w:r>
-    </w:p>
-    <w:bookmarkEnd w:id="54"/>
-    <w:bookmarkStart w:id="118" w:name="bibliography"/>
-    <w:p>
-      <w:pPr>
-        <w:pStyle w:val="Heading1"/>
-      </w:pPr>
-      <w:r>
-        <w:t xml:space="preserve">References</w:t>
-      </w:r>
-    </w:p>
-    <w:bookmarkStart w:id="117" w:name="refs"/>
-    <w:bookmarkStart w:id="55" w:name="ref-atzori2010internet"/>
+    <w:bookmarkStart w:id="136" w:name="refs"/>
+    <w:bookmarkStart w:id="76" w:name="ref-atzori2010internet"/>
     <w:p>
       <w:pPr>
         <w:pStyle w:val="Bibliography"/>
@@ -29265,8 +27613,8 @@
         <w:t xml:space="preserve">: A survey, Computer Networks 54 (2010) 2787–2805.</w:t>
       </w:r>
     </w:p>
-    <w:bookmarkEnd w:id="55"/>
-    <w:bookmarkStart w:id="56" w:name="ref-petcu2013multicloud"/>
+    <w:bookmarkEnd w:id="76"/>
+    <w:bookmarkStart w:id="77" w:name="ref-petcu2013multicloud"/>
     <w:p>
       <w:pPr>
         <w:pStyle w:val="Bibliography"/>
@@ -29284,8 +27632,8 @@
         <w:t xml:space="preserve">D. Petcu, Multi-cloud: Expectations and current approaches, in: Proc. Int. Workshop on multi-cloud applications and federated clouds (MultiCloud), 2013, pp. 1–6.</w:t>
       </w:r>
     </w:p>
-    <w:bookmarkEnd w:id="56"/>
-    <w:bookmarkStart w:id="57" w:name="ref-grozev2014intercloud"/>
+    <w:bookmarkEnd w:id="77"/>
+    <w:bookmarkStart w:id="78" w:name="ref-grozev2014intercloud"/>
     <w:p>
       <w:pPr>
         <w:pStyle w:val="Bibliography"/>
@@ -29303,8 +27651,8 @@
         <w:t xml:space="preserve">N. Grozev and R. Buyya, Inter-cloud architectures and application brokering: Taxonomy and survey, Software: Practice and Experience 44 (2014) 369–390.</w:t>
       </w:r>
     </w:p>
-    <w:bookmarkEnd w:id="57"/>
-    <w:bookmarkStart w:id="58" w:name="ref-song2000practical"/>
+    <w:bookmarkEnd w:id="78"/>
+    <w:bookmarkStart w:id="79" w:name="ref-song2000practical"/>
     <w:p>
       <w:pPr>
         <w:pStyle w:val="Bibliography"/>
@@ -29322,8 +27670,8 @@
         <w:t xml:space="preserve">D. X. Song, D. Wagner and A. Perrig, Practical techniques for searches on encrypted data, in: Proc. IEEE symposium on security and privacy (s&amp;p), 2000, pp. 44–55.</w:t>
       </w:r>
     </w:p>
-    <w:bookmarkEnd w:id="58"/>
-    <w:bookmarkStart w:id="59" w:name="ref-curtmola2006searchable"/>
+    <w:bookmarkEnd w:id="79"/>
+    <w:bookmarkStart w:id="80" w:name="ref-curtmola2006searchable"/>
     <w:p>
       <w:pPr>
         <w:pStyle w:val="Bibliography"/>
@@ -29341,8 +27689,8 @@
         <w:t xml:space="preserve">R. Curtmola, J. Garay, S. Kamara and R. Ostrovsky, Searchable symmetric encryption: Improved definitions and efficient constructions, in: Proc. 13th ACM conference on computer and communications security (CCS), 2006, pp. 79–88.</w:t>
       </w:r>
     </w:p>
-    <w:bookmarkEnd w:id="59"/>
-    <w:bookmarkStart w:id="60" w:name="ref-islam2023keyword"/>
+    <w:bookmarkEnd w:id="80"/>
+    <w:bookmarkStart w:id="81" w:name="ref-islam2023keyword"/>
     <w:p>
       <w:pPr>
         <w:pStyle w:val="Bibliography"/>
@@ -29360,8 +27708,8 @@
         <w:t xml:space="preserve">M. Islam and R. Palit, A keyword based searching and sharing scheme on the encrypted cloud data, in: 2023 14th international conference on computing communication and networking technologies (ICCCNT), IEEE, 2023, pp. 1–6.</w:t>
       </w:r>
     </w:p>
-    <w:bookmarkEnd w:id="60"/>
-    <w:bookmarkStart w:id="61" w:name="ref-fan2012somewhat"/>
+    <w:bookmarkEnd w:id="81"/>
+    <w:bookmarkStart w:id="82" w:name="ref-fan2012somewhat"/>
     <w:p>
       <w:pPr>
         <w:pStyle w:val="Bibliography"/>
@@ -29379,8 +27727,8 @@
         <w:t xml:space="preserve">J. Fan and F. Vercauteren, Somewhat practical fully homomorphic encryption, Cryptology ePrint Archive (2012).</w:t>
       </w:r>
     </w:p>
-    <w:bookmarkEnd w:id="61"/>
-    <w:bookmarkStart w:id="63" w:name="ref-cryptoeprint:2016/421"/>
+    <w:bookmarkEnd w:id="82"/>
+    <w:bookmarkStart w:id="84" w:name="ref-cryptoeprint:2016/421"/>
     <w:p>
       <w:pPr>
         <w:pStyle w:val="Bibliography"/>
@@ -29412,7 +27760,7 @@
       <w:r>
         <w:t xml:space="preserve"> </w:t>
       </w:r>
-      <w:hyperlink r:id="rId62">
+      <w:hyperlink r:id="rId83">
         <w:r>
           <w:rPr>
             <w:rStyle w:val="Hyperlink"/>
@@ -29424,8 +27772,8 @@
         <w:t xml:space="preserve">.</w:t>
       </w:r>
     </w:p>
-    <w:bookmarkEnd w:id="63"/>
-    <w:bookmarkStart w:id="64" w:name="ref-islam2012access"/>
+    <w:bookmarkEnd w:id="84"/>
+    <w:bookmarkStart w:id="85" w:name="ref-islam2012access"/>
     <w:p>
       <w:pPr>
         <w:pStyle w:val="Bibliography"/>
@@ -29443,8 +27791,8 @@
         <w:t xml:space="preserve">M. S. Islam, M. Kuzu and M. Kantarcioglu, Access pattern disclosure on searchable encryption: Ramification, attack and mitigation, in: Proc. Network and distributed system security symposium (NDSS), 2012.</w:t>
       </w:r>
     </w:p>
-    <w:bookmarkEnd w:id="64"/>
-    <w:bookmarkStart w:id="65" w:name="ref-cash2015leakage"/>
+    <w:bookmarkEnd w:id="85"/>
+    <w:bookmarkStart w:id="86" w:name="ref-cash2015leakage"/>
     <w:p>
       <w:pPr>
         <w:pStyle w:val="Bibliography"/>
@@ -29462,8 +27810,8 @@
         <w:t xml:space="preserve">D. Cash, P. Grubbs, J. Perry and T. Ristenpart, Leakage-abuse attacks against searchable encryption, in: Proc. 22nd ACM SIGSAC conference on computer and communications security (CCS), 2015, pp. 668–679.</w:t>
       </w:r>
     </w:p>
-    <w:bookmarkEnd w:id="65"/>
-    <w:bookmarkStart w:id="66" w:name="ref-grubbs2017leakage"/>
+    <w:bookmarkEnd w:id="86"/>
+    <w:bookmarkStart w:id="87" w:name="ref-grubbs2017leakage"/>
     <w:p>
       <w:pPr>
         <w:pStyle w:val="Bibliography"/>
@@ -29481,8 +27829,8 @@
         <w:t xml:space="preserve">P. Grubbs, K. Sekniqi, V. Bindschaedler, M. Naveed and T. Ristenpart, Leakage-abuse attacks against order-revealing encryption, in: Proc. IEEE symposium on security and privacy (s&amp;p), 2017, pp. 655–672.</w:t>
       </w:r>
     </w:p>
-    <w:bookmarkEnd w:id="66"/>
-    <w:bookmarkStart w:id="67" w:name="ref-splinter"/>
+    <w:bookmarkEnd w:id="87"/>
+    <w:bookmarkStart w:id="88" w:name="ref-splinter"/>
     <w:p>
       <w:pPr>
         <w:pStyle w:val="Bibliography"/>
@@ -29500,8 +27848,8 @@
         <w:t xml:space="preserve">F. Wang, C. Yun, S. Goldwasser, V. Vaikuntanathan and M. Zaharia, Splinter: Practical private queries on public data, in: Proc. 14th USENIX symposium on networked systems design and implementation (NSDI), 2017, pp. 299–313.</w:t>
       </w:r>
     </w:p>
-    <w:bookmarkEnd w:id="67"/>
-    <w:bookmarkStart w:id="68" w:name="ref-dory"/>
+    <w:bookmarkEnd w:id="88"/>
+    <w:bookmarkStart w:id="89" w:name="ref-dory"/>
     <w:p>
       <w:pPr>
         <w:pStyle w:val="Bibliography"/>
@@ -29528,8 +27876,8 @@
         <w:t xml:space="preserve">: An encrypted search system with distributed trust, in: Proc. 14th USENIX symposium on operating systems design and implementation (OSDI), 2020, pp. 1101–1119.</w:t>
       </w:r>
     </w:p>
-    <w:bookmarkEnd w:id="68"/>
-    <w:bookmarkStart w:id="69" w:name="ref-waldo"/>
+    <w:bookmarkEnd w:id="89"/>
+    <w:bookmarkStart w:id="90" w:name="ref-waldo"/>
     <w:p>
       <w:pPr>
         <w:pStyle w:val="Bibliography"/>
@@ -29547,8 +27895,8 @@
         <w:t xml:space="preserve">E. Dauterman, M. Rathee, R. A. Popa and I. Stoica, Waldo: A private time-series database from function secret sharing, in: Proc. IEEE symposium on security and privacy (s&amp;p), 2022.</w:t>
       </w:r>
     </w:p>
-    <w:bookmarkEnd w:id="69"/>
-    <w:bookmarkStart w:id="71" w:name="ref-gupta2020obscure"/>
+    <w:bookmarkEnd w:id="90"/>
+    <w:bookmarkStart w:id="92" w:name="ref-gupta2020obscure"/>
     <w:p>
       <w:pPr>
         <w:pStyle w:val="Bibliography"/>
@@ -29568,7 +27916,7 @@
       <w:r>
         <w:t xml:space="preserve"> </w:t>
       </w:r>
-      <w:hyperlink r:id="rId70">
+      <w:hyperlink r:id="rId91">
         <w:r>
           <w:rPr>
             <w:rStyle w:val="Hyperlink"/>
@@ -29580,8 +27928,8 @@
         <w:t xml:space="preserve">.</w:t>
       </w:r>
     </w:p>
-    <w:bookmarkEnd w:id="71"/>
-    <w:bookmarkStart w:id="73" w:name="ref-gupta2019obscure"/>
+    <w:bookmarkEnd w:id="92"/>
+    <w:bookmarkStart w:id="94" w:name="ref-gupta2019obscure"/>
     <w:p>
       <w:pPr>
         <w:pStyle w:val="Bibliography"/>
@@ -29601,7 +27949,7 @@
       <w:r>
         <w:t xml:space="preserve"> </w:t>
       </w:r>
-      <w:hyperlink r:id="rId72">
+      <w:hyperlink r:id="rId93">
         <w:r>
           <w:rPr>
             <w:rStyle w:val="Hyperlink"/>
@@ -29613,8 +27961,8 @@
         <w:t xml:space="preserve">.</w:t>
       </w:r>
     </w:p>
-    <w:bookmarkEnd w:id="73"/>
-    <w:bookmarkStart w:id="74" w:name="ref-hafiz2024private"/>
+    <w:bookmarkEnd w:id="94"/>
+    <w:bookmarkStart w:id="95" w:name="ref-hafiz2024private"/>
     <w:p>
       <w:pPr>
         <w:pStyle w:val="Bibliography"/>
@@ -29632,8 +27980,8 @@
         <w:t xml:space="preserve">S. M. Hafiz, C. Gupta, W. Wnuck, B. Vora and C.-N. Chuah, Private aggregate queries to untrusted databases, in: Network and distributed system security symposium (NDSS), 2024.</w:t>
       </w:r>
     </w:p>
-    <w:bookmarkEnd w:id="74"/>
-    <w:bookmarkStart w:id="75" w:name="ref-ho1997range"/>
+    <w:bookmarkEnd w:id="95"/>
+    <w:bookmarkStart w:id="96" w:name="ref-ho1997range"/>
     <w:p>
       <w:pPr>
         <w:pStyle w:val="Bibliography"/>
@@ -29663,8 +28011,8 @@
         <w:t xml:space="preserve">data cubes, in: Proceedings of the ACM SIGMOD international conference on management of data, 1997, pp. 73–88.</w:t>
       </w:r>
     </w:p>
-    <w:bookmarkEnd w:id="75"/>
-    <w:bookmarkStart w:id="76" w:name="ref-crow1984summed"/>
+    <w:bookmarkEnd w:id="96"/>
+    <w:bookmarkStart w:id="97" w:name="ref-crow1984summed"/>
     <w:p>
       <w:pPr>
         <w:pStyle w:val="Bibliography"/>
@@ -29682,8 +28030,8 @@
         <w:t xml:space="preserve">F. C. Crow, Summed-area tables for texture mapping, in: Proceedings of the 11th annual conference on computer graphics and interactive techniques (SIGGRAPH), 1984, pp. 207–212.</w:t>
       </w:r>
     </w:p>
-    <w:bookmarkEnd w:id="76"/>
-    <w:bookmarkStart w:id="78" w:name="ref-boyle2016function"/>
+    <w:bookmarkEnd w:id="97"/>
+    <w:bookmarkStart w:id="99" w:name="ref-boyle2016function"/>
     <w:p>
       <w:pPr>
         <w:pStyle w:val="Bibliography"/>
@@ -29703,7 +28051,7 @@
       <w:r>
         <w:t xml:space="preserve"> </w:t>
       </w:r>
-      <w:hyperlink r:id="rId77">
+      <w:hyperlink r:id="rId98">
         <w:r>
           <w:rPr>
             <w:rStyle w:val="Hyperlink"/>
@@ -29715,8 +28063,8 @@
         <w:t xml:space="preserve">.</w:t>
       </w:r>
     </w:p>
-    <w:bookmarkEnd w:id="78"/>
-    <w:bookmarkStart w:id="80" w:name="ref-espiritu2022arq"/>
+    <w:bookmarkEnd w:id="99"/>
+    <w:bookmarkStart w:id="101" w:name="ref-espiritu2022arq"/>
     <w:p>
       <w:pPr>
         <w:pStyle w:val="Bibliography"/>
@@ -29736,7 +28084,7 @@
       <w:r>
         <w:t xml:space="preserve"> </w:t>
       </w:r>
-      <w:hyperlink r:id="rId79">
+      <w:hyperlink r:id="rId100">
         <w:r>
           <w:rPr>
             <w:rStyle w:val="Hyperlink"/>
@@ -29748,8 +28096,8 @@
         <w:t xml:space="preserve">.</w:t>
       </w:r>
     </w:p>
-    <w:bookmarkEnd w:id="80"/>
-    <w:bookmarkStart w:id="81" w:name="ref-liu2025hades"/>
+    <w:bookmarkEnd w:id="101"/>
+    <w:bookmarkStart w:id="102" w:name="ref-liu2025hades"/>
     <w:p>
       <w:pPr>
         <w:pStyle w:val="Bibliography"/>
@@ -29776,8 +28124,8 @@
         <w:t xml:space="preserve">: Range-filtered private aggregation on public data, Proceedings of the VLDB Endowment 18 (2025) 2159–.</w:t>
       </w:r>
     </w:p>
-    <w:bookmarkEnd w:id="81"/>
-    <w:bookmarkStart w:id="82" w:name="ref-timecrypt"/>
+    <w:bookmarkEnd w:id="102"/>
+    <w:bookmarkStart w:id="103" w:name="ref-timecrypt"/>
     <w:p>
       <w:pPr>
         <w:pStyle w:val="Bibliography"/>
@@ -29804,8 +28152,8 @@
         <w:t xml:space="preserve">: Encrypted data stream processing at scale with cryptographic access control, in: Proc. 17th USENIX symposium on networked systems design and implementation (NSDI), 2020, pp. 835–850.</w:t>
       </w:r>
     </w:p>
-    <w:bookmarkEnd w:id="82"/>
-    <w:bookmarkStart w:id="83" w:name="ref-zeph"/>
+    <w:bookmarkEnd w:id="103"/>
+    <w:bookmarkStart w:id="104" w:name="ref-zeph"/>
     <w:p>
       <w:pPr>
         <w:pStyle w:val="Bibliography"/>
@@ -29823,8 +28171,8 @@
         <w:t xml:space="preserve">L. Burkhalter, N. Küchler, A. Viand, H. Shafagh and A. Hithnawi, Zeph: Cryptographic enforcement of end-to-end data privacy, in: Proc. 15th USENIX symposium on operating systems design and implementation (OSDI), 2021, pp. 387–404.</w:t>
       </w:r>
     </w:p>
-    <w:bookmarkEnd w:id="83"/>
-    <w:bookmarkStart w:id="84" w:name="ref-decastro2022lightweight"/>
+    <w:bookmarkEnd w:id="104"/>
+    <w:bookmarkStart w:id="105" w:name="ref-decastro2022lightweight"/>
     <w:p>
       <w:pPr>
         <w:pStyle w:val="Bibliography"/>
@@ -29842,8 +28190,8 @@
         <w:t xml:space="preserve">L. de Castro and A. Polychroniadou, Lightweight, maliciously secure verifiable function secret sharing, in: Advances in cryptology – EUROCRYPT 2022, Springer, 2022.</w:t>
       </w:r>
     </w:p>
-    <w:bookmarkEnd w:id="84"/>
-    <w:bookmarkStart w:id="85" w:name="ref-pacl"/>
+    <w:bookmarkEnd w:id="105"/>
+    <w:bookmarkStart w:id="106" w:name="ref-pacl"/>
     <w:p>
       <w:pPr>
         <w:pStyle w:val="Bibliography"/>
@@ -29861,8 +28209,8 @@
         <w:t xml:space="preserve">S. Servan-Schreiber, S. Beyzerov, E. Yablon and H. Park, Private access control for function secret sharing, in: Proc. IEEE symposium on security and privacy (s&amp;p), 2023.</w:t>
       </w:r>
     </w:p>
-    <w:bookmarkEnd w:id="85"/>
-    <w:bookmarkStart w:id="87" w:name="ref-ji2023finegrained"/>
+    <w:bookmarkEnd w:id="106"/>
+    <w:bookmarkStart w:id="108" w:name="ref-ji2023finegrained"/>
     <w:p>
       <w:pPr>
         <w:pStyle w:val="Bibliography"/>
@@ -29882,7 +28230,7 @@
       <w:r>
         <w:t xml:space="preserve"> </w:t>
       </w:r>
-      <w:hyperlink r:id="rId86">
+      <w:hyperlink r:id="rId107">
         <w:r>
           <w:rPr>
             <w:rStyle w:val="Hyperlink"/>
@@ -29894,8 +28242,8 @@
         <w:t xml:space="preserve">.</w:t>
       </w:r>
     </w:p>
-    <w:bookmarkEnd w:id="87"/>
-    <w:bookmarkStart w:id="89" w:name="ref-choudhuri2024vehss"/>
+    <w:bookmarkEnd w:id="108"/>
+    <w:bookmarkStart w:id="110" w:name="ref-choudhuri2024vehss"/>
     <w:p>
       <w:pPr>
         <w:pStyle w:val="Bibliography"/>
@@ -29915,7 +28263,7 @@
       <w:r>
         <w:t xml:space="preserve"> </w:t>
       </w:r>
-      <w:hyperlink r:id="rId88">
+      <w:hyperlink r:id="rId109">
         <w:r>
           <w:rPr>
             <w:rStyle w:val="Hyperlink"/>
@@ -29927,8 +28275,8 @@
         <w:t xml:space="preserve">.</w:t>
       </w:r>
     </w:p>
-    <w:bookmarkEnd w:id="89"/>
-    <w:bookmarkStart w:id="91" w:name="ref-li2026silent"/>
+    <w:bookmarkEnd w:id="110"/>
+    <w:bookmarkStart w:id="112" w:name="ref-li2026silent"/>
     <w:p>
       <w:pPr>
         <w:pStyle w:val="Bibliography"/>
@@ -29948,7 +28296,7 @@
       <w:r>
         <w:t xml:space="preserve"> </w:t>
       </w:r>
-      <w:hyperlink r:id="rId90">
+      <w:hyperlink r:id="rId111">
         <w:r>
           <w:rPr>
             <w:rStyle w:val="Hyperlink"/>
@@ -29960,8 +28308,8 @@
         <w:t xml:space="preserve">.</w:t>
       </w:r>
     </w:p>
-    <w:bookmarkEnd w:id="91"/>
-    <w:bookmarkStart w:id="92" w:name="ref-damgard2012spdz"/>
+    <w:bookmarkEnd w:id="112"/>
+    <w:bookmarkStart w:id="113" w:name="ref-damgard2012spdz"/>
     <w:p>
       <w:pPr>
         <w:pStyle w:val="Bibliography"/>
@@ -29979,8 +28327,8 @@
         <w:t xml:space="preserve">I. Damgård, V. Pastro, N. Smart and S. Zakarias, Multiparty computation from somewhat homomorphic encryption, in: Advances in cryptology – CRYPTO 2012, 2012, pp. 643–662.</w:t>
       </w:r>
     </w:p>
-    <w:bookmarkEnd w:id="92"/>
-    <w:bookmarkStart w:id="93" w:name="ref-chor1998private"/>
+    <w:bookmarkEnd w:id="113"/>
+    <w:bookmarkStart w:id="114" w:name="ref-chor1998private"/>
     <w:p>
       <w:pPr>
         <w:pStyle w:val="Bibliography"/>
@@ -29998,8 +28346,8 @@
         <w:t xml:space="preserve">B. Chor, E. Kushilevitz, O. Goldreich and M. Sudan, Private information retrieval, Journal of the ACM 45 (1998) 965–981.</w:t>
       </w:r>
     </w:p>
-    <w:bookmarkEnd w:id="93"/>
-    <w:bookmarkStart w:id="94" w:name="ref-beimel2000reducing"/>
+    <w:bookmarkEnd w:id="114"/>
+    <w:bookmarkStart w:id="115" w:name="ref-beimel2000reducing"/>
     <w:p>
       <w:pPr>
         <w:pStyle w:val="Bibliography"/>
@@ -30029,8 +28377,8 @@
         <w:t xml:space="preserve">with preprocessing, in: Advances in cryptology – CRYPTO 2000, Springer, 2000, pp. 55–73.</w:t>
       </w:r>
     </w:p>
-    <w:bookmarkEnd w:id="94"/>
-    <w:bookmarkStart w:id="95" w:name="ref-corrigan2020private"/>
+    <w:bookmarkEnd w:id="115"/>
+    <w:bookmarkStart w:id="116" w:name="ref-corrigan2020private"/>
     <w:p>
       <w:pPr>
         <w:pStyle w:val="Bibliography"/>
@@ -30048,8 +28396,8 @@
         <w:t xml:space="preserve">H. Corrigan-Gibbs and D. Kogan, Private information retrieval with sublinear online time, in: Advances in cryptology – EUROCRYPT 2020, Springer, 2020.</w:t>
       </w:r>
     </w:p>
-    <w:bookmarkEnd w:id="95"/>
-    <w:bookmarkStart w:id="96" w:name="ref-angel2018pir"/>
+    <w:bookmarkEnd w:id="116"/>
+    <w:bookmarkStart w:id="117" w:name="ref-angel2018pir"/>
     <w:p>
       <w:pPr>
         <w:pStyle w:val="Bibliography"/>
@@ -30079,8 +28427,8 @@
         <w:t xml:space="preserve">with compressed queries and amortized query processing, in: Proc. IEEE symposium on security and privacy (s&amp;p), 2018.</w:t>
       </w:r>
     </w:p>
-    <w:bookmarkEnd w:id="96"/>
-    <w:bookmarkStart w:id="97" w:name="ref-menon2022spiral"/>
+    <w:bookmarkEnd w:id="117"/>
+    <w:bookmarkStart w:id="118" w:name="ref-menon2022spiral"/>
     <w:p>
       <w:pPr>
         <w:pStyle w:val="Bibliography"/>
@@ -30131,8 +28479,8 @@
         <w:t xml:space="preserve">composition, in: Proc. IEEE symposium on security and privacy (s&amp;p), 2022.</w:t>
       </w:r>
     </w:p>
-    <w:bookmarkEnd w:id="97"/>
-    <w:bookmarkStart w:id="98" w:name="ref-kamara2019computationally"/>
+    <w:bookmarkEnd w:id="118"/>
+    <w:bookmarkStart w:id="119" w:name="ref-kamara2019computationally"/>
     <w:p>
       <w:pPr>
         <w:pStyle w:val="Bibliography"/>
@@ -30150,8 +28498,8 @@
         <w:t xml:space="preserve">S. Kamara and T. Moataz, Computationally volume-hiding structured encryption, in: Advances in cryptology – EUROCRYPT 2019, Springer, 2019.</w:t>
       </w:r>
     </w:p>
-    <w:bookmarkEnd w:id="98"/>
-    <w:bookmarkStart w:id="99" w:name="ref-patel2019mitigating"/>
+    <w:bookmarkEnd w:id="119"/>
+    <w:bookmarkStart w:id="120" w:name="ref-patel2019mitigating"/>
     <w:p>
       <w:pPr>
         <w:pStyle w:val="Bibliography"/>
@@ -30169,8 +28517,8 @@
         <w:t xml:space="preserve">S. Patel, G. Persiano, K. Yeo and M. Yung, Mitigating leakage in secure cloud-hosted data structures: Volume-hiding for multi-maps via hashing, in: Proc. ACM SIGSAC conference on computer and communications security (CCS), 2019.</w:t>
       </w:r>
     </w:p>
-    <w:bookmarkEnd w:id="99"/>
-    <w:bookmarkStart w:id="100" w:name="ref-xu2021privacy"/>
+    <w:bookmarkEnd w:id="120"/>
+    <w:bookmarkStart w:id="121" w:name="ref-xu2021privacy"/>
     <w:p>
       <w:pPr>
         <w:pStyle w:val="Bibliography"/>
@@ -30188,8 +28536,8 @@
         <w:t xml:space="preserve">W. Xu, J. Zhang, Y. Yuan and Z. Li, Privacy-preserving multi-cloud based dynamic symmetric searchable encryption, in: 2021 2nd international conference on computer communication and network security (CCNS), IEEE, 2021, pp. 176–181.</w:t>
       </w:r>
     </w:p>
-    <w:bookmarkEnd w:id="100"/>
-    <w:bookmarkStart w:id="101" w:name="ref-xu2023symmetric"/>
+    <w:bookmarkEnd w:id="121"/>
+    <w:bookmarkStart w:id="122" w:name="ref-xu2023symmetric"/>
     <w:p>
       <w:pPr>
         <w:pStyle w:val="Bibliography"/>
@@ -30207,8 +28555,8 @@
         <w:t xml:space="preserve">W. Xu, J. Zhang, Y. Yuan and X. Wang, Symmetric searchable encryption with supporting search pattern and access pattern protection in multi-cloud, Concurrency and Computation: Practice and Experience 35 (2023) e7651.</w:t>
       </w:r>
     </w:p>
-    <w:bookmarkEnd w:id="101"/>
-    <w:bookmarkStart w:id="102" w:name="ref-wang2020shamc"/>
+    <w:bookmarkEnd w:id="122"/>
+    <w:bookmarkStart w:id="123" w:name="ref-wang2020shamc"/>
     <w:p>
       <w:pPr>
         <w:pStyle w:val="Bibliography"/>
@@ -30226,8 +28574,8 @@
         <w:t xml:space="preserve">L. Wang, Z. Yang and X. Song, SHAMC: A secure and highly available database system in multi-cloud environment, Future Generation Computer Systems 105 (2020) 873–883.</w:t>
       </w:r>
     </w:p>
-    <w:bookmarkEnd w:id="102"/>
-    <w:bookmarkStart w:id="103" w:name="ref-goldreich2019construct"/>
+    <w:bookmarkEnd w:id="123"/>
+    <w:bookmarkStart w:id="124" w:name="ref-goldreich2019construct"/>
     <w:p>
       <w:pPr>
         <w:pStyle w:val="Bibliography"/>
@@ -30245,8 +28593,8 @@
         <w:t xml:space="preserve">O. Goldreich, S. Goldwasser and S. Micali, How to construct random functions, in: Providing sound foundations for cryptography: On the work of shafi goldwasser and silvio micali, 2019, pp. 241–264.</w:t>
       </w:r>
     </w:p>
-    <w:bookmarkEnd w:id="103"/>
-    <w:bookmarkStart w:id="104" w:name="ref-gilboa2014distributed"/>
+    <w:bookmarkEnd w:id="124"/>
+    <w:bookmarkStart w:id="125" w:name="ref-gilboa2014distributed"/>
     <w:p>
       <w:pPr>
         <w:pStyle w:val="Bibliography"/>
@@ -30264,8 +28612,8 @@
         <w:t xml:space="preserve">N. Gilboa and Y. Ishai, Distributed point functions and their applications, in: Annual international conference on the theory and applications of cryptographic techniques, Springer, 2014, pp. 640–658.</w:t>
       </w:r>
     </w:p>
-    <w:bookmarkEnd w:id="104"/>
-    <w:bookmarkStart w:id="105" w:name="ref-boyle2015function"/>
+    <w:bookmarkEnd w:id="125"/>
+    <w:bookmarkStart w:id="126" w:name="ref-boyle2015function"/>
     <w:p>
       <w:pPr>
         <w:pStyle w:val="Bibliography"/>
@@ -30283,8 +28631,8 @@
         <w:t xml:space="preserve">E. Boyle, N. Gilboa and Y. Ishai, Function secret sharing, in: Advances in cryptology – EUROCRYPT 2015, Springer, 2015, pp. 337–367.</w:t>
       </w:r>
     </w:p>
-    <w:bookmarkEnd w:id="105"/>
-    <w:bookmarkStart w:id="106" w:name="ref-halevi2014algorithms"/>
+    <w:bookmarkEnd w:id="126"/>
+    <w:bookmarkStart w:id="127" w:name="ref-halevi2014algorithms"/>
     <w:p>
       <w:pPr>
         <w:pStyle w:val="Bibliography"/>
@@ -30311,8 +28659,8 @@
         <w:t xml:space="preserve">, in: Advances in cryptology – CRYPTO 2014, Springer, 2014, pp. 554–571.</w:t>
       </w:r>
     </w:p>
-    <w:bookmarkEnd w:id="106"/>
-    <w:bookmarkStart w:id="107" w:name="ref-dicrescenzo2000single"/>
+    <w:bookmarkEnd w:id="127"/>
+    <w:bookmarkStart w:id="128" w:name="ref-dicrescenzo2000single"/>
     <w:p>
       <w:pPr>
         <w:pStyle w:val="Bibliography"/>
@@ -30330,8 +28678,8 @@
         <w:t xml:space="preserve">G. Di Crescenzo, T. Malkin and R. Ostrovsky, Single database private information retrieval implies oblivious transfer, in: Advances in cryptology – EUROCRYPT 2000, Springer, 2000, pp. 122–138.</w:t>
       </w:r>
     </w:p>
-    <w:bookmarkEnd w:id="107"/>
-    <w:bookmarkStart w:id="108" w:name="ref-kushilevitz1997replication"/>
+    <w:bookmarkEnd w:id="128"/>
+    <w:bookmarkStart w:id="129" w:name="ref-kushilevitz1997replication"/>
     <w:p>
       <w:pPr>
         <w:pStyle w:val="Bibliography"/>
@@ -30349,8 +28697,8 @@
         <w:t xml:space="preserve">E. Kushilevitz and R. Ostrovsky, Replication is not needed: Single database, computationally-private information retrieval, in: Proceedings of the 38th annual symposium on foundations of computer science (FOCS), IEEE, 1997, pp. 364–373.</w:t>
       </w:r>
     </w:p>
-    <w:bookmarkEnd w:id="108"/>
-    <w:bookmarkStart w:id="109" w:name="ref-openfhe"/>
+    <w:bookmarkEnd w:id="129"/>
+    <w:bookmarkStart w:id="130" w:name="ref-openfhe"/>
     <w:p>
       <w:pPr>
         <w:pStyle w:val="Bibliography"/>
@@ -30377,8 +28725,8 @@
         <w:t xml:space="preserve">: Open-source fully homomorphic encryption library, in: Proc. 10th workshop on encrypted computing &amp; applied homomorphic cryptography (WAHC), 2022, pp. 53–63.</w:t>
       </w:r>
     </w:p>
-    <w:bookmarkEnd w:id="109"/>
-    <w:bookmarkStart w:id="110" w:name="ref-stafford_2020_environmental"/>
+    <w:bookmarkEnd w:id="130"/>
+    <w:bookmarkStart w:id="131" w:name="ref-stafford_2020_environmental"/>
     <w:p>
       <w:pPr>
         <w:pStyle w:val="Bibliography"/>
@@ -30396,8 +28744,8 @@
         <w:t xml:space="preserve">[dataset] G. A. Stafford, Environmental sensor telemetry data, Kaggle Datasets, 2020.</w:t>
       </w:r>
     </w:p>
-    <w:bookmarkEnd w:id="110"/>
-    <w:bookmarkStart w:id="112" w:name="ref-zhang2017cautionary"/>
+    <w:bookmarkEnd w:id="131"/>
+    <w:bookmarkStart w:id="133" w:name="ref-zhang2017cautionary"/>
     <w:p>
       <w:pPr>
         <w:pStyle w:val="Bibliography"/>
@@ -30426,7 +28774,7 @@
       <w:r>
         <w:t xml:space="preserve"> </w:t>
       </w:r>
-      <w:hyperlink r:id="rId111">
+      <w:hyperlink r:id="rId132">
         <w:r>
           <w:rPr>
             <w:rStyle w:val="Hyperlink"/>
@@ -30438,8 +28786,8 @@
         <w:t xml:space="preserve">.</w:t>
       </w:r>
     </w:p>
-    <w:bookmarkEnd w:id="112"/>
-    <w:bookmarkStart w:id="114" w:name="ref-chen2019beijing"/>
+    <w:bookmarkEnd w:id="133"/>
+    <w:bookmarkStart w:id="135" w:name="ref-chen2019beijing"/>
     <w:p>
       <w:pPr>
         <w:pStyle w:val="Bibliography"/>
@@ -30468,7 +28816,7 @@
       <w:r>
         <w:t xml:space="preserve"> </w:t>
       </w:r>
-      <w:hyperlink r:id="rId113">
+      <w:hyperlink r:id="rId134">
         <w:r>
           <w:rPr>
             <w:rStyle w:val="Hyperlink"/>
@@ -30480,51 +28828,9 @@
         <w:t xml:space="preserve">.</w:t>
       </w:r>
     </w:p>
-    <w:bookmarkEnd w:id="114"/>
-    <w:bookmarkStart w:id="116" w:name="ref-crshe_artifact"/>
-    <w:p>
-      <w:pPr>
-        <w:pStyle w:val="Bibliography"/>
-      </w:pPr>
-      <w:r>
-        <w:t xml:space="preserve">[51]</w:t>
-      </w:r>
-      <w:r>
-        <w:t xml:space="preserve"> </w:t>
-      </w:r>
-      <w:r>
-        <w:t xml:space="preserve">	</w:t>
-      </w:r>
-      <w:r>
-        <w:t xml:space="preserve">[software] M. M. Islam, M. Ahmed and M. R. Z. Anik,</w:t>
-      </w:r>
-      <w:r>
-        <w:t xml:space="preserve"> </w:t>
-      </w:r>
-      <w:r>
-        <w:t xml:space="preserve">CR-SHE</w:t>
-      </w:r>
-      <w:r>
-        <w:t xml:space="preserve">: Reference implementation, benchmark scripts and results, GitHub repository, 2026,</w:t>
-      </w:r>
-      <w:r>
-        <w:t xml:space="preserve"> </w:t>
-      </w:r>
-      <w:hyperlink r:id="rId115">
-        <w:r>
-          <w:rPr>
-            <w:rStyle w:val="Hyperlink"/>
-          </w:rPr>
-          <w:t xml:space="preserve">https://github.com/mazharulmd/Collusion-Resilient-Searchable-Homomorphic-Encryption-MultiCloud</w:t>
-        </w:r>
-      </w:hyperlink>
-      <w:r>
-        <w:t xml:space="preserve">.</w:t>
-      </w:r>
-    </w:p>
-    <w:bookmarkEnd w:id="116"/>
-    <w:bookmarkEnd w:id="117"/>
-    <w:bookmarkEnd w:id="118"/>
+    <w:bookmarkEnd w:id="135"/>
+    <w:bookmarkEnd w:id="136"/>
+    <w:bookmarkEnd w:id="137"/>
     <w:sectPr>
       <w:footerReference w:type="default" r:id="rId9"/>
       <w:pgSz w:h="16838" w:w="11906"/>
